--- a/Edureka-Applied_ML-7_Mar_2026.docx
+++ b/Edureka-Applied_ML-7_Mar_2026.docx
@@ -4,79 +4,420 @@
   <w:body>
     <w:p>
       <w:pPr>
-        <w:shd w:val="clear" w:color="auto" w:fill="F8FAFD"/>
-        <w:spacing w:after="0" w:line="240" w:lineRule="auto"/>
-        <w:rPr>
-          <w:rFonts w:ascii="Arial" w:eastAsia="Times New Roman" w:hAnsi="Arial" w:cs="Arial"/>
-          <w:color w:val="1F1F1F"/>
+        <w:pStyle w:val="Title"/>
+        <w:rPr>
           <w:kern w:val="0"/>
+          <w:sz w:val="24"/>
+          <w:szCs w:val="24"/>
+          <w14:ligatures w14:val="none"/>
+        </w:rPr>
+      </w:pPr>
+      <w:r>
+        <w:t>Decision Trees &amp; Random Forests — Study Notes</w:t>
+      </w:r>
+    </w:p>
+    <w:p>
+      <w:pPr>
+        <w:pStyle w:val="Subtitle"/>
+        <w:rPr>
+          <w:kern w:val="0"/>
+          <w:sz w:val="24"/>
+          <w:szCs w:val="24"/>
+          <w14:ligatures w14:val="none"/>
+        </w:rPr>
+      </w:pPr>
+      <w:r>
+        <w:t>Concepts, split metrics, and practical hyperparameters</w:t>
+      </w:r>
+    </w:p>
+    <w:p>
+      <w:pPr>
+        <w:pBdr>
+          <w:top w:val="single" w:sz="2" w:space="0" w:color="D9D9D9"/>
+          <w:left w:val="single" w:sz="2" w:space="0" w:color="D9D9D9"/>
+          <w:bottom w:val="single" w:sz="8" w:space="6" w:color="D9D9D9"/>
+          <w:right w:val="single" w:sz="2" w:space="0" w:color="D9D9D9"/>
+        </w:pBdr>
+        <w:spacing w:after="200"/>
+        <w:rPr>
+          <w:kern w:val="0"/>
+          <w14:ligatures w14:val="none"/>
+        </w:rPr>
+      </w:pPr>
+      <w:r>
+        <w:rPr>
+          <w:color w:val="595959"/>
           <w:sz w:val="20"/>
           <w:szCs w:val="20"/>
+        </w:rPr>
+        <w:t>Decision Trees &amp; Random Forests — Study Notes</w:t>
+      </w:r>
+    </w:p>
+    <w:p>
+      <w:pPr>
+        <w:spacing w:before="240" w:after="120" w:line="240" w:lineRule="auto"/>
+        <w:rPr>
+          <w:kern w:val="0"/>
           <w14:ligatures w14:val="none"/>
         </w:rPr>
       </w:pPr>
       <w:r>
         <w:rPr>
-          <w:rFonts w:ascii="Arial" w:eastAsia="Times New Roman" w:hAnsi="Arial" w:cs="Arial"/>
+          <w:rFonts w:ascii="Arial" w:hAnsi="Arial" w:cs="Arial"/>
           <w:color w:val="1F1F1F"/>
-          <w:kern w:val="0"/>
-          <w:sz w:val="20"/>
-          <w:szCs w:val="20"/>
+          <w:sz w:val="35"/>
+          <w:szCs w:val="35"/>
+        </w:rPr>
+        <w:t>Table of Contents</w:t>
+      </w:r>
+    </w:p>
+    <w:tbl>
+      <w:tblPr>
+        <w:tblStyle w:val="PlainTable4"/>
+        <w:tblW w:w="5000" w:type="pct"/>
+        <w:tblInd w:w="0" w:type="dxa"/>
+        <w:tblLook w:val="04A0" w:firstRow="1" w:lastRow="0" w:firstColumn="1" w:lastColumn="0" w:noHBand="0" w:noVBand="1"/>
+      </w:tblPr>
+      <w:tblGrid>
+        <w:gridCol w:w="7956"/>
+        <w:gridCol w:w="1404"/>
+      </w:tblGrid>
+      <w:tr>
+        <w:tc>
+          <w:tcPr>
+            <w:tcW w:w="4250" w:type="pct"/>
+            <w:vAlign w:val="center"/>
+            <w:hideMark/>
+          </w:tcPr>
+          <w:p>
+            <w:r>
+              <w:t xml:space="preserve">1. Decision Tree ........................................................................ </w:t>
+            </w:r>
+          </w:p>
+        </w:tc>
+        <w:tc>
+          <w:tcPr>
+            <w:tcW w:w="750" w:type="pct"/>
+            <w:vAlign w:val="center"/>
+            <w:hideMark/>
+          </w:tcPr>
+          <w:p>
+            <w:pPr>
+              <w:jc w:val="right"/>
+            </w:pPr>
+            <w:r>
+              <w:t>[#]</w:t>
+            </w:r>
+          </w:p>
+        </w:tc>
+      </w:tr>
+      <w:tr>
+        <w:tc>
+          <w:tcPr>
+            <w:tcW w:w="4250" w:type="pct"/>
+            <w:vAlign w:val="center"/>
+            <w:hideMark/>
+          </w:tcPr>
+          <w:p>
+            <w:r>
+              <w:t xml:space="preserve">2. Goodness of a Decision Tree ................................................ </w:t>
+            </w:r>
+          </w:p>
+        </w:tc>
+        <w:tc>
+          <w:tcPr>
+            <w:tcW w:w="750" w:type="pct"/>
+            <w:vAlign w:val="center"/>
+            <w:hideMark/>
+          </w:tcPr>
+          <w:p>
+            <w:pPr>
+              <w:jc w:val="right"/>
+            </w:pPr>
+            <w:r>
+              <w:t>[#]</w:t>
+            </w:r>
+          </w:p>
+        </w:tc>
+      </w:tr>
+      <w:tr>
+        <w:tc>
+          <w:tcPr>
+            <w:tcW w:w="4250" w:type="pct"/>
+            <w:vAlign w:val="center"/>
+            <w:hideMark/>
+          </w:tcPr>
+          <w:p>
+            <w:r>
+              <w:t xml:space="preserve">   2.1 Gini impurity .......................................................... </w:t>
+            </w:r>
+          </w:p>
+        </w:tc>
+        <w:tc>
+          <w:tcPr>
+            <w:tcW w:w="750" w:type="pct"/>
+            <w:vAlign w:val="center"/>
+            <w:hideMark/>
+          </w:tcPr>
+          <w:p>
+            <w:pPr>
+              <w:jc w:val="right"/>
+            </w:pPr>
+            <w:r>
+              <w:t>[#]</w:t>
+            </w:r>
+          </w:p>
+        </w:tc>
+      </w:tr>
+      <w:tr>
+        <w:tc>
+          <w:tcPr>
+            <w:tcW w:w="4250" w:type="pct"/>
+            <w:vAlign w:val="center"/>
+            <w:hideMark/>
+          </w:tcPr>
+          <w:p>
+            <w:r>
+              <w:t xml:space="preserve">   2.2 Entropy .............................................................. </w:t>
+            </w:r>
+          </w:p>
+        </w:tc>
+        <w:tc>
+          <w:tcPr>
+            <w:tcW w:w="750" w:type="pct"/>
+            <w:vAlign w:val="center"/>
+            <w:hideMark/>
+          </w:tcPr>
+          <w:p>
+            <w:pPr>
+              <w:jc w:val="right"/>
+            </w:pPr>
+            <w:r>
+              <w:t>[#]</w:t>
+            </w:r>
+          </w:p>
+        </w:tc>
+      </w:tr>
+      <w:tr>
+        <w:tc>
+          <w:tcPr>
+            <w:tcW w:w="4250" w:type="pct"/>
+            <w:vAlign w:val="center"/>
+            <w:hideMark/>
+          </w:tcPr>
+          <w:p>
+            <w:r>
+              <w:t xml:space="preserve">3. Problems with a Decision Tree ............................................. </w:t>
+            </w:r>
+          </w:p>
+        </w:tc>
+        <w:tc>
+          <w:tcPr>
+            <w:tcW w:w="750" w:type="pct"/>
+            <w:vAlign w:val="center"/>
+            <w:hideMark/>
+          </w:tcPr>
+          <w:p>
+            <w:pPr>
+              <w:jc w:val="right"/>
+            </w:pPr>
+            <w:r>
+              <w:t>[#]</w:t>
+            </w:r>
+          </w:p>
+        </w:tc>
+      </w:tr>
+      <w:tr>
+        <w:tc>
+          <w:tcPr>
+            <w:tcW w:w="4250" w:type="pct"/>
+            <w:vAlign w:val="center"/>
+            <w:hideMark/>
+          </w:tcPr>
+          <w:p>
+            <w:r>
+              <w:t xml:space="preserve">4. Controls (Hyperparameters) ...................................................... </w:t>
+            </w:r>
+          </w:p>
+        </w:tc>
+        <w:tc>
+          <w:tcPr>
+            <w:tcW w:w="750" w:type="pct"/>
+            <w:vAlign w:val="center"/>
+            <w:hideMark/>
+          </w:tcPr>
+          <w:p>
+            <w:pPr>
+              <w:jc w:val="right"/>
+            </w:pPr>
+            <w:r>
+              <w:t>[#]</w:t>
+            </w:r>
+          </w:p>
+        </w:tc>
+      </w:tr>
+      <w:tr>
+        <w:tc>
+          <w:tcPr>
+            <w:tcW w:w="4250" w:type="pct"/>
+            <w:vAlign w:val="center"/>
+            <w:hideMark/>
+          </w:tcPr>
+          <w:p>
+            <w:r>
+              <w:t xml:space="preserve">   4.1 Max depth .............................................................. </w:t>
+            </w:r>
+          </w:p>
+        </w:tc>
+        <w:tc>
+          <w:tcPr>
+            <w:tcW w:w="750" w:type="pct"/>
+            <w:vAlign w:val="center"/>
+            <w:hideMark/>
+          </w:tcPr>
+          <w:p>
+            <w:pPr>
+              <w:jc w:val="right"/>
+            </w:pPr>
+            <w:r>
+              <w:t>[#]</w:t>
+            </w:r>
+          </w:p>
+        </w:tc>
+      </w:tr>
+      <w:tr>
+        <w:tc>
+          <w:tcPr>
+            <w:tcW w:w="4250" w:type="pct"/>
+            <w:vAlign w:val="center"/>
+            <w:hideMark/>
+          </w:tcPr>
+          <w:p>
+            <w:r>
+              <w:t xml:space="preserve">   4.2 Min samples per leaf ................................................. </w:t>
+            </w:r>
+          </w:p>
+        </w:tc>
+        <w:tc>
+          <w:tcPr>
+            <w:tcW w:w="750" w:type="pct"/>
+            <w:vAlign w:val="center"/>
+            <w:hideMark/>
+          </w:tcPr>
+          <w:p>
+            <w:pPr>
+              <w:jc w:val="right"/>
+            </w:pPr>
+            <w:r>
+              <w:t>[#]</w:t>
+            </w:r>
+          </w:p>
+        </w:tc>
+      </w:tr>
+      <w:tr>
+        <w:tc>
+          <w:tcPr>
+            <w:tcW w:w="4250" w:type="pct"/>
+            <w:vAlign w:val="center"/>
+            <w:hideMark/>
+          </w:tcPr>
+          <w:p>
+            <w:r>
+              <w:t xml:space="preserve">   4.3 Other controls ....................................................... </w:t>
+            </w:r>
+          </w:p>
+        </w:tc>
+        <w:tc>
+          <w:tcPr>
+            <w:tcW w:w="750" w:type="pct"/>
+            <w:vAlign w:val="center"/>
+            <w:hideMark/>
+          </w:tcPr>
+          <w:p>
+            <w:pPr>
+              <w:jc w:val="right"/>
+            </w:pPr>
+            <w:r>
+              <w:t>[#]</w:t>
+            </w:r>
+          </w:p>
+        </w:tc>
+      </w:tr>
+      <w:tr>
+        <w:tc>
+          <w:tcPr>
+            <w:tcW w:w="4250" w:type="pct"/>
+            <w:vAlign w:val="center"/>
+            <w:hideMark/>
+          </w:tcPr>
+          <w:p>
+            <w:r>
+              <w:t xml:space="preserve">5. Random Forest .................................................................... </w:t>
+            </w:r>
+          </w:p>
+        </w:tc>
+        <w:tc>
+          <w:tcPr>
+            <w:tcW w:w="750" w:type="pct"/>
+            <w:vAlign w:val="center"/>
+            <w:hideMark/>
+          </w:tcPr>
+          <w:p>
+            <w:pPr>
+              <w:jc w:val="right"/>
+            </w:pPr>
+            <w:r>
+              <w:t>[#]</w:t>
+            </w:r>
+          </w:p>
+        </w:tc>
+      </w:tr>
+      <w:tr>
+        <w:tc>
+          <w:tcPr>
+            <w:tcW w:w="4250" w:type="pct"/>
+            <w:vAlign w:val="center"/>
+            <w:hideMark/>
+          </w:tcPr>
+          <w:p>
+            <w:r>
+              <w:t xml:space="preserve">6. Hyperparameters (Random Forest) ........................................... </w:t>
+            </w:r>
+          </w:p>
+        </w:tc>
+        <w:tc>
+          <w:tcPr>
+            <w:tcW w:w="750" w:type="pct"/>
+            <w:vAlign w:val="center"/>
+            <w:hideMark/>
+          </w:tcPr>
+          <w:p>
+            <w:pPr>
+              <w:jc w:val="right"/>
+            </w:pPr>
+            <w:r>
+              <w:t>[#]</w:t>
+            </w:r>
+          </w:p>
+        </w:tc>
+      </w:tr>
+    </w:tbl>
+    <w:p>
+      <w:pPr>
+        <w:pStyle w:val="Heading1"/>
+        <w:rPr>
+          <w:rFonts w:eastAsia="Times New Roman"/>
+          <w:kern w:val="36"/>
+          <w:sz w:val="48"/>
+          <w:szCs w:val="48"/>
           <w14:ligatures w14:val="none"/>
         </w:rPr>
-        <w:br/>
-        <w:t>Wk5-Day1.ipynb_</w:t>
-      </w:r>
-    </w:p>
-    <w:p>
-      <w:pPr>
-        <w:spacing w:after="0" w:line="240" w:lineRule="auto"/>
-        <w:rPr>
-          <w:rFonts w:ascii="Arial" w:eastAsia="Times New Roman" w:hAnsi="Arial" w:cs="Arial"/>
-          <w:color w:val="1F1F1F"/>
-          <w:kern w:val="0"/>
-          <w:sz w:val="21"/>
-          <w:szCs w:val="21"/>
-          <w14:ligatures w14:val="none"/>
-        </w:rPr>
-      </w:pPr>
-      <w:r>
-        <w:rPr>
-          <w:rFonts w:ascii="Arial" w:eastAsia="Times New Roman" w:hAnsi="Arial" w:cs="Arial"/>
-          <w:noProof/>
-          <w:color w:val="1F1F1F"/>
-          <w:kern w:val="0"/>
-          <w:sz w:val="21"/>
-          <w:szCs w:val="21"/>
-        </w:rPr>
-        <w:pict w14:anchorId="2F71F4C6">
-          <v:rect id="_x0000_i1025" style="width:0;height:1.5pt" o:hralign="center" o:hrstd="t" o:hr="t" fillcolor="#a0a0a0" stroked="f"/>
-        </w:pict>
-      </w:r>
-    </w:p>
-    <w:p>
-      <w:pPr>
-        <w:spacing w:before="120" w:after="120" w:line="240" w:lineRule="auto"/>
-        <w:outlineLvl w:val="0"/>
-        <w:rPr>
-          <w:rFonts w:ascii="Arial" w:eastAsia="Times New Roman" w:hAnsi="Arial" w:cs="Arial"/>
-          <w:color w:val="1F1F1F"/>
-          <w:kern w:val="36"/>
-          <w:sz w:val="39"/>
-          <w:szCs w:val="39"/>
-          <w14:ligatures w14:val="none"/>
-        </w:rPr>
-      </w:pPr>
-      <w:r>
-        <w:rPr>
-          <w:rFonts w:ascii="Arial" w:eastAsia="Times New Roman" w:hAnsi="Arial" w:cs="Arial"/>
-          <w:color w:val="1F1F1F"/>
-          <w:kern w:val="36"/>
-          <w:sz w:val="39"/>
-          <w:szCs w:val="39"/>
-          <w14:ligatures w14:val="none"/>
-        </w:rPr>
-        <w:t>Decision Tree</w:t>
+      </w:pPr>
+      <w:r>
+        <w:rPr>
+          <w:rFonts w:eastAsia="Times New Roman"/>
+        </w:rPr>
+        <w:t>1. Decision Tree</w:t>
       </w:r>
     </w:p>
     <w:p>
@@ -85,9 +426,9 @@
           <w:ilvl w:val="0"/>
           <w:numId w:val="2"/>
         </w:numPr>
-        <w:spacing w:before="100" w:beforeAutospacing="1" w:after="100" w:afterAutospacing="1" w:line="240" w:lineRule="auto"/>
-        <w:rPr>
-          <w:rFonts w:ascii="Arial" w:eastAsia="Times New Roman" w:hAnsi="Arial" w:cs="Arial"/>
+        <w:spacing w:line="240" w:lineRule="auto"/>
+        <w:rPr>
+          <w:rFonts w:eastAsia="Times New Roman"/>
           <w:color w:val="1F1F1F"/>
           <w:kern w:val="0"/>
           <w14:ligatures w14:val="none"/>
@@ -97,10 +438,8 @@
         <w:rPr>
           <w:rFonts w:ascii="Arial" w:eastAsia="Times New Roman" w:hAnsi="Arial" w:cs="Arial"/>
           <w:color w:val="1F1F1F"/>
-          <w:kern w:val="0"/>
-          <w14:ligatures w14:val="none"/>
-        </w:rPr>
-        <w:t>Is a supervised machine learning alogirthm</w:t>
+        </w:rPr>
+        <w:t>Is a supervised machine learning algorithm</w:t>
       </w:r>
     </w:p>
     <w:p>
@@ -109,9 +448,9 @@
           <w:ilvl w:val="0"/>
           <w:numId w:val="2"/>
         </w:numPr>
-        <w:spacing w:before="100" w:beforeAutospacing="1" w:after="100" w:afterAutospacing="1" w:line="240" w:lineRule="auto"/>
-        <w:rPr>
-          <w:rFonts w:ascii="Arial" w:eastAsia="Times New Roman" w:hAnsi="Arial" w:cs="Arial"/>
+        <w:spacing w:line="240" w:lineRule="auto"/>
+        <w:rPr>
+          <w:rFonts w:eastAsia="Times New Roman"/>
           <w:color w:val="1F1F1F"/>
           <w:kern w:val="0"/>
           <w14:ligatures w14:val="none"/>
@@ -121,10 +460,8 @@
         <w:rPr>
           <w:rFonts w:ascii="Arial" w:eastAsia="Times New Roman" w:hAnsi="Arial" w:cs="Arial"/>
           <w:color w:val="1F1F1F"/>
-          <w:kern w:val="0"/>
-          <w14:ligatures w14:val="none"/>
-        </w:rPr>
-        <w:t>Its a classificaiton technique</w:t>
+        </w:rPr>
+        <w:t>It’s a classification technique</w:t>
       </w:r>
     </w:p>
     <w:p>
@@ -133,9 +470,9 @@
           <w:ilvl w:val="0"/>
           <w:numId w:val="2"/>
         </w:numPr>
-        <w:spacing w:before="100" w:beforeAutospacing="1" w:after="100" w:afterAutospacing="1" w:line="240" w:lineRule="auto"/>
-        <w:rPr>
-          <w:rFonts w:ascii="Arial" w:eastAsia="Times New Roman" w:hAnsi="Arial" w:cs="Arial"/>
+        <w:spacing w:line="240" w:lineRule="auto"/>
+        <w:rPr>
+          <w:rFonts w:eastAsia="Times New Roman"/>
           <w:color w:val="1F1F1F"/>
           <w:kern w:val="0"/>
           <w14:ligatures w14:val="none"/>
@@ -145,55 +482,44 @@
         <w:rPr>
           <w:rFonts w:ascii="Arial" w:eastAsia="Times New Roman" w:hAnsi="Arial" w:cs="Arial"/>
           <w:color w:val="1F1F1F"/>
+        </w:rPr>
+        <w:t>A decision tree is a tree-like structure in which an internal node represents a test on an attribute</w:t>
+      </w:r>
+    </w:p>
+    <w:p>
+      <w:pPr>
+        <w:pStyle w:val="Heading1"/>
+        <w:rPr>
+          <w:rFonts w:eastAsia="Times New Roman"/>
+          <w:kern w:val="36"/>
+          <w:sz w:val="48"/>
+          <w:szCs w:val="48"/>
+          <w14:ligatures w14:val="none"/>
+        </w:rPr>
+      </w:pPr>
+      <w:r>
+        <w:rPr>
+          <w:rFonts w:eastAsia="Times New Roman"/>
+        </w:rPr>
+        <w:t>2. Goodness of a Decision Tree</w:t>
+      </w:r>
+    </w:p>
+    <w:p>
+      <w:pPr>
+        <w:pStyle w:val="Heading2"/>
+        <w:rPr>
+          <w:rFonts w:eastAsia="Times New Roman"/>
           <w:kern w:val="0"/>
+          <w:sz w:val="36"/>
+          <w:szCs w:val="36"/>
           <w14:ligatures w14:val="none"/>
         </w:rPr>
-        <w:t>A decision tree is a tree like strcuture in which internal node represents test on an attribute</w:t>
-      </w:r>
-    </w:p>
-    <w:p>
-      <w:pPr>
-        <w:spacing w:before="120" w:after="120" w:line="240" w:lineRule="auto"/>
-        <w:outlineLvl w:val="0"/>
-        <w:rPr>
-          <w:rFonts w:ascii="Arial" w:eastAsia="Times New Roman" w:hAnsi="Arial" w:cs="Arial"/>
-          <w:color w:val="1F1F1F"/>
-          <w:kern w:val="36"/>
-          <w:sz w:val="39"/>
-          <w:szCs w:val="39"/>
-          <w14:ligatures w14:val="none"/>
-        </w:rPr>
-      </w:pPr>
-      <w:r>
-        <w:rPr>
-          <w:rFonts w:ascii="Arial" w:eastAsia="Times New Roman" w:hAnsi="Arial" w:cs="Arial"/>
-          <w:color w:val="1F1F1F"/>
-          <w:kern w:val="36"/>
-          <w:sz w:val="39"/>
-          <w:szCs w:val="39"/>
-          <w14:ligatures w14:val="none"/>
-        </w:rPr>
-        <w:t>Goodness of Decision tree</w:t>
-      </w:r>
-    </w:p>
-    <w:p>
-      <w:pPr>
-        <w:spacing w:before="120" w:after="120" w:line="240" w:lineRule="auto"/>
-        <w:rPr>
-          <w:rFonts w:ascii="Arial" w:eastAsia="Times New Roman" w:hAnsi="Arial" w:cs="Arial"/>
-          <w:color w:val="1F1F1F"/>
-          <w:kern w:val="0"/>
-          <w14:ligatures w14:val="none"/>
-        </w:rPr>
-      </w:pPr>
-      <w:r>
-        <w:rPr>
-          <w:rFonts w:ascii="Arial" w:eastAsia="Times New Roman" w:hAnsi="Arial" w:cs="Arial"/>
-          <w:color w:val="1F1F1F"/>
-          <w:kern w:val="0"/>
-          <w14:ligatures w14:val="none"/>
-        </w:rPr>
-        <w:t>-Gini impurity</w:t>
+      </w:pPr>
+      <w:r>
+        <w:rPr>
+          <w:rFonts w:eastAsia="Times New Roman"/>
+        </w:rPr>
+        <w:t>2.1 Gini impurity</w:t>
       </w:r>
     </w:p>
     <w:p>
@@ -274,9 +600,9 @@
           <w:ilvl w:val="0"/>
           <w:numId w:val="3"/>
         </w:numPr>
-        <w:spacing w:before="100" w:beforeAutospacing="1" w:after="100" w:afterAutospacing="1" w:line="240" w:lineRule="auto"/>
-        <w:rPr>
-          <w:rFonts w:ascii="Arial" w:eastAsia="Times New Roman" w:hAnsi="Arial" w:cs="Arial"/>
+        <w:spacing w:line="240" w:lineRule="auto"/>
+        <w:rPr>
+          <w:rFonts w:eastAsia="Times New Roman"/>
           <w:color w:val="1F1F1F"/>
           <w:kern w:val="0"/>
           <w14:ligatures w14:val="none"/>
@@ -286,30 +612,43 @@
         <w:rPr>
           <w:rFonts w:ascii="Arial" w:eastAsia="Times New Roman" w:hAnsi="Arial" w:cs="Arial"/>
           <w:color w:val="1F1F1F"/>
-          <w:kern w:val="0"/>
-          <w14:ligatures w14:val="none"/>
-        </w:rPr>
-        <w:t>Range of Gini impurity will be between 0 and 0.5 (for binary classification, for multi-class it can go up to (k-1)/k).</w:t>
-      </w:r>
-    </w:p>
-    <w:p>
-      <w:pPr>
-        <w:spacing w:before="120" w:after="120" w:line="240" w:lineRule="auto"/>
+        </w:rPr>
+        <w:t xml:space="preserve">Range of Gini impurity is between 0 and 0.5 (for binary classification); </w:t>
+      </w:r>
+      <w:proofErr w:type="spellStart"/>
+      <w:r>
         <w:rPr>
           <w:rFonts w:ascii="Arial" w:eastAsia="Times New Roman" w:hAnsi="Arial" w:cs="Arial"/>
           <w:color w:val="1F1F1F"/>
-          <w:kern w:val="0"/>
-          <w14:ligatures w14:val="none"/>
-        </w:rPr>
-      </w:pPr>
+        </w:rPr>
+        <w:t>for k</w:t>
+      </w:r>
+      <w:proofErr w:type="spellEnd"/>
       <w:r>
         <w:rPr>
           <w:rFonts w:ascii="Arial" w:eastAsia="Times New Roman" w:hAnsi="Arial" w:cs="Arial"/>
           <w:color w:val="1F1F1F"/>
+        </w:rPr>
+        <w:t xml:space="preserve"> classes it can go up to 1 - 1/k.</w:t>
+      </w:r>
+    </w:p>
+    <w:p>
+      <w:pPr>
+        <w:pStyle w:val="Heading2"/>
+        <w:rPr>
+          <w:rFonts w:eastAsia="Times New Roman"/>
           <w:kern w:val="0"/>
+          <w:sz w:val="36"/>
+          <w:szCs w:val="36"/>
           <w14:ligatures w14:val="none"/>
         </w:rPr>
-        <w:t>-Entropy</w:t>
+      </w:pPr>
+      <w:r>
+        <w:rPr>
+          <w:rFonts w:eastAsia="Times New Roman"/>
+        </w:rPr>
+        <w:lastRenderedPageBreak/>
+        <w:t>2.2 Entropy</w:t>
       </w:r>
     </w:p>
     <w:p>
@@ -326,6 +665,7 @@
           <w14:ligatures w14:val="none"/>
         </w:rPr>
       </w:pPr>
+      <w:proofErr w:type="gramStart"/>
       <w:r>
         <w:rPr>
           <w:rFonts w:ascii="Arial" w:eastAsia="Times New Roman" w:hAnsi="Arial" w:cs="Arial"/>
@@ -333,7 +673,37 @@
           <w:kern w:val="0"/>
           <w14:ligatures w14:val="none"/>
         </w:rPr>
-        <w:t>Formula : Entropy = - Σ(p * log2(p)) where p is the probability of each class</w:t>
+        <w:t>Formula :</w:t>
+      </w:r>
+      <w:proofErr w:type="gramEnd"/>
+      <w:r>
+        <w:rPr>
+          <w:rFonts w:ascii="Arial" w:eastAsia="Times New Roman" w:hAnsi="Arial" w:cs="Arial"/>
+          <w:color w:val="1F1F1F"/>
+          <w:kern w:val="0"/>
+          <w14:ligatures w14:val="none"/>
+        </w:rPr>
+        <w:t xml:space="preserve"> Entropy = - </w:t>
+      </w:r>
+      <w:proofErr w:type="gramStart"/>
+      <w:r>
+        <w:rPr>
+          <w:rFonts w:ascii="Arial" w:eastAsia="Times New Roman" w:hAnsi="Arial" w:cs="Arial"/>
+          <w:color w:val="1F1F1F"/>
+          <w:kern w:val="0"/>
+          <w14:ligatures w14:val="none"/>
+        </w:rPr>
+        <w:t>Σ(</w:t>
+      </w:r>
+      <w:proofErr w:type="gramEnd"/>
+      <w:r>
+        <w:rPr>
+          <w:rFonts w:ascii="Arial" w:eastAsia="Times New Roman" w:hAnsi="Arial" w:cs="Arial"/>
+          <w:color w:val="1F1F1F"/>
+          <w:kern w:val="0"/>
+          <w14:ligatures w14:val="none"/>
+        </w:rPr>
+        <w:t>p * log2(p)) where p is the probability of each class</w:t>
       </w:r>
     </w:p>
     <w:p>
@@ -410,27 +780,20 @@
     </w:p>
     <w:p>
       <w:pPr>
-        <w:spacing w:before="120" w:after="120" w:line="240" w:lineRule="auto"/>
-        <w:outlineLvl w:val="0"/>
-        <w:rPr>
-          <w:rFonts w:ascii="Arial" w:eastAsia="Times New Roman" w:hAnsi="Arial" w:cs="Arial"/>
-          <w:color w:val="1F1F1F"/>
+        <w:pStyle w:val="Heading1"/>
+        <w:rPr>
+          <w:rFonts w:eastAsia="Times New Roman"/>
           <w:kern w:val="36"/>
-          <w:sz w:val="39"/>
-          <w:szCs w:val="39"/>
+          <w:sz w:val="48"/>
+          <w:szCs w:val="48"/>
           <w14:ligatures w14:val="none"/>
         </w:rPr>
       </w:pPr>
       <w:r>
         <w:rPr>
-          <w:rFonts w:ascii="Arial" w:eastAsia="Times New Roman" w:hAnsi="Arial" w:cs="Arial"/>
-          <w:color w:val="1F1F1F"/>
-          <w:kern w:val="36"/>
-          <w:sz w:val="39"/>
-          <w:szCs w:val="39"/>
-          <w14:ligatures w14:val="none"/>
-        </w:rPr>
-        <w:t>Problem with Decision tree</w:t>
+          <w:rFonts w:eastAsia="Times New Roman"/>
+        </w:rPr>
+        <w:t>3. Problems with a Decision Tree</w:t>
       </w:r>
     </w:p>
     <w:p>
@@ -507,52 +870,38 @@
     </w:p>
     <w:p>
       <w:pPr>
-        <w:spacing w:before="120" w:after="120" w:line="240" w:lineRule="auto"/>
-        <w:outlineLvl w:val="1"/>
-        <w:rPr>
-          <w:rFonts w:ascii="Arial" w:eastAsia="Times New Roman" w:hAnsi="Arial" w:cs="Arial"/>
-          <w:color w:val="1F1F1F"/>
+        <w:pStyle w:val="Heading1"/>
+        <w:rPr>
+          <w:rFonts w:eastAsia="Times New Roman"/>
+          <w:kern w:val="36"/>
+          <w:sz w:val="48"/>
+          <w:szCs w:val="48"/>
+          <w14:ligatures w14:val="none"/>
+        </w:rPr>
+      </w:pPr>
+      <w:r>
+        <w:rPr>
+          <w:rFonts w:eastAsia="Times New Roman"/>
+        </w:rPr>
+        <w:t>4. Controls (Hyperparameters)</w:t>
+      </w:r>
+    </w:p>
+    <w:p>
+      <w:pPr>
+        <w:pStyle w:val="Heading2"/>
+        <w:rPr>
+          <w:rFonts w:eastAsia="Times New Roman"/>
           <w:kern w:val="0"/>
-          <w:sz w:val="35"/>
-          <w:szCs w:val="35"/>
+          <w:sz w:val="36"/>
+          <w:szCs w:val="36"/>
           <w14:ligatures w14:val="none"/>
         </w:rPr>
       </w:pPr>
       <w:r>
         <w:rPr>
-          <w:rFonts w:ascii="Arial" w:eastAsia="Times New Roman" w:hAnsi="Arial" w:cs="Arial"/>
-          <w:color w:val="1F1F1F"/>
-          <w:kern w:val="0"/>
-          <w:sz w:val="35"/>
-          <w:szCs w:val="35"/>
-          <w14:ligatures w14:val="none"/>
-        </w:rPr>
-        <w:t>Control (Hyper parameters)</w:t>
-      </w:r>
-    </w:p>
-    <w:p>
-      <w:pPr>
-        <w:spacing w:before="120" w:after="120" w:line="240" w:lineRule="auto"/>
-        <w:outlineLvl w:val="2"/>
-        <w:rPr>
-          <w:rFonts w:ascii="Arial" w:eastAsia="Times New Roman" w:hAnsi="Arial" w:cs="Arial"/>
-          <w:color w:val="1F1F1F"/>
-          <w:kern w:val="0"/>
-          <w:sz w:val="30"/>
-          <w:szCs w:val="30"/>
-          <w14:ligatures w14:val="none"/>
-        </w:rPr>
-      </w:pPr>
-      <w:r>
-        <w:rPr>
-          <w:rFonts w:ascii="Arial" w:eastAsia="Times New Roman" w:hAnsi="Arial" w:cs="Arial"/>
-          <w:color w:val="1F1F1F"/>
-          <w:kern w:val="0"/>
-          <w:sz w:val="30"/>
-          <w:szCs w:val="30"/>
-          <w14:ligatures w14:val="none"/>
-        </w:rPr>
-        <w:t>Max Depth</w:t>
+          <w:rFonts w:eastAsia="Times New Roman"/>
+        </w:rPr>
+        <w:t>4.1 Max depth</w:t>
       </w:r>
     </w:p>
     <w:p>
@@ -561,9 +910,9 @@
           <w:ilvl w:val="0"/>
           <w:numId w:val="6"/>
         </w:numPr>
-        <w:spacing w:before="100" w:beforeAutospacing="1" w:after="100" w:afterAutospacing="1" w:line="240" w:lineRule="auto"/>
-        <w:rPr>
-          <w:rFonts w:ascii="Arial" w:eastAsia="Times New Roman" w:hAnsi="Arial" w:cs="Arial"/>
+        <w:spacing w:line="240" w:lineRule="auto"/>
+        <w:rPr>
+          <w:rFonts w:eastAsia="Times New Roman"/>
           <w:color w:val="1F1F1F"/>
           <w:kern w:val="0"/>
           <w14:ligatures w14:val="none"/>
@@ -573,10 +922,8 @@
         <w:rPr>
           <w:rFonts w:ascii="Arial" w:eastAsia="Times New Roman" w:hAnsi="Arial" w:cs="Arial"/>
           <w:color w:val="1F1F1F"/>
-          <w:kern w:val="0"/>
-          <w14:ligatures w14:val="none"/>
-        </w:rPr>
-        <w:t>To overcome this we will add control to the decision trees.</w:t>
+        </w:rPr>
+        <w:t>Set a maximum depth to limit how complex the tree can become and reduce overfitting.</w:t>
       </w:r>
     </w:p>
     <w:p>
@@ -585,9 +932,9 @@
           <w:ilvl w:val="0"/>
           <w:numId w:val="6"/>
         </w:numPr>
-        <w:spacing w:before="100" w:beforeAutospacing="1" w:after="100" w:afterAutospacing="1" w:line="240" w:lineRule="auto"/>
-        <w:rPr>
-          <w:rFonts w:ascii="Arial" w:eastAsia="Times New Roman" w:hAnsi="Arial" w:cs="Arial"/>
+        <w:spacing w:line="240" w:lineRule="auto"/>
+        <w:rPr>
+          <w:rFonts w:eastAsia="Times New Roman"/>
           <w:color w:val="1F1F1F"/>
           <w:kern w:val="0"/>
           <w14:ligatures w14:val="none"/>
@@ -597,10 +944,24 @@
         <w:rPr>
           <w:rFonts w:ascii="Arial" w:eastAsia="Times New Roman" w:hAnsi="Arial" w:cs="Arial"/>
           <w:color w:val="1F1F1F"/>
-          <w:kern w:val="0"/>
-          <w14:ligatures w14:val="none"/>
-        </w:rPr>
-        <w:t>Eg. Convey to the decision tree to no to beyond n nodes (2 or 3 nodes). This is nothing but max depth.</w:t>
+        </w:rPr>
+        <w:t xml:space="preserve">Example: </w:t>
+      </w:r>
+      <w:proofErr w:type="spellStart"/>
+      <w:r>
+        <w:rPr>
+          <w:rFonts w:ascii="Arial" w:eastAsia="Times New Roman" w:hAnsi="Arial" w:cs="Arial"/>
+          <w:color w:val="1F1F1F"/>
+        </w:rPr>
+        <w:t>max_depth</w:t>
+      </w:r>
+      <w:proofErr w:type="spellEnd"/>
+      <w:r>
+        <w:rPr>
+          <w:rFonts w:ascii="Arial" w:eastAsia="Times New Roman" w:hAnsi="Arial" w:cs="Arial"/>
+          <w:color w:val="1F1F1F"/>
+        </w:rPr>
+        <w:t xml:space="preserve"> = 2 or 3 forces broader splits instead of many tiny, specific rules.</w:t>
       </w:r>
     </w:p>
     <w:p>
@@ -609,9 +970,9 @@
           <w:ilvl w:val="0"/>
           <w:numId w:val="6"/>
         </w:numPr>
-        <w:spacing w:before="100" w:beforeAutospacing="1" w:after="100" w:afterAutospacing="1" w:line="240" w:lineRule="auto"/>
-        <w:rPr>
-          <w:rFonts w:ascii="Arial" w:eastAsia="Times New Roman" w:hAnsi="Arial" w:cs="Arial"/>
+        <w:spacing w:line="240" w:lineRule="auto"/>
+        <w:rPr>
+          <w:rFonts w:eastAsia="Times New Roman"/>
           <w:color w:val="1F1F1F"/>
           <w:kern w:val="0"/>
           <w14:ligatures w14:val="none"/>
@@ -621,35 +982,26 @@
         <w:rPr>
           <w:rFonts w:ascii="Arial" w:eastAsia="Times New Roman" w:hAnsi="Arial" w:cs="Arial"/>
           <w:color w:val="1F1F1F"/>
+        </w:rPr>
+        <w:t>This encourages the model to learn general patterns rather than memorizing micro-rules.</w:t>
+      </w:r>
+    </w:p>
+    <w:p>
+      <w:pPr>
+        <w:pStyle w:val="Heading2"/>
+        <w:rPr>
+          <w:rFonts w:eastAsia="Times New Roman"/>
           <w:kern w:val="0"/>
+          <w:sz w:val="36"/>
+          <w:szCs w:val="36"/>
           <w14:ligatures w14:val="none"/>
         </w:rPr>
-        <w:t>This will prevent micro rules. Also it will forces it to learn general pattern</w:t>
-      </w:r>
-    </w:p>
-    <w:p>
-      <w:pPr>
-        <w:spacing w:before="120" w:after="120" w:line="240" w:lineRule="auto"/>
-        <w:outlineLvl w:val="2"/>
-        <w:rPr>
-          <w:rFonts w:ascii="Arial" w:eastAsia="Times New Roman" w:hAnsi="Arial" w:cs="Arial"/>
-          <w:color w:val="1F1F1F"/>
-          <w:kern w:val="0"/>
-          <w:sz w:val="30"/>
-          <w:szCs w:val="30"/>
-          <w14:ligatures w14:val="none"/>
-        </w:rPr>
-      </w:pPr>
-      <w:r>
-        <w:rPr>
-          <w:rFonts w:ascii="Arial" w:eastAsia="Times New Roman" w:hAnsi="Arial" w:cs="Arial"/>
-          <w:color w:val="1F1F1F"/>
-          <w:kern w:val="0"/>
-          <w:sz w:val="30"/>
-          <w:szCs w:val="30"/>
-          <w14:ligatures w14:val="none"/>
-        </w:rPr>
-        <w:t>Min sample leaf</w:t>
+      </w:pPr>
+      <w:r>
+        <w:rPr>
+          <w:rFonts w:eastAsia="Times New Roman"/>
+        </w:rPr>
+        <w:t>4.2 Min samples per leaf</w:t>
       </w:r>
     </w:p>
     <w:p>
@@ -658,9 +1010,9 @@
           <w:ilvl w:val="0"/>
           <w:numId w:val="7"/>
         </w:numPr>
-        <w:spacing w:before="100" w:beforeAutospacing="1" w:after="100" w:afterAutospacing="1" w:line="240" w:lineRule="auto"/>
-        <w:rPr>
-          <w:rFonts w:ascii="Arial" w:eastAsia="Times New Roman" w:hAnsi="Arial" w:cs="Arial"/>
+        <w:spacing w:line="240" w:lineRule="auto"/>
+        <w:rPr>
+          <w:rFonts w:eastAsia="Times New Roman"/>
           <w:color w:val="1F1F1F"/>
           <w:kern w:val="0"/>
           <w14:ligatures w14:val="none"/>
@@ -670,11 +1022,24 @@
         <w:rPr>
           <w:rFonts w:ascii="Arial" w:eastAsia="Times New Roman" w:hAnsi="Arial" w:cs="Arial"/>
           <w:color w:val="1F1F1F"/>
-          <w:kern w:val="0"/>
-          <w14:ligatures w14:val="none"/>
-        </w:rPr>
-        <w:lastRenderedPageBreak/>
-        <w:t>Every leaf node must contain at least (lets say 10) samples</w:t>
+        </w:rPr>
+        <w:t xml:space="preserve">Require a minimum number of samples in each leaf (e.g., </w:t>
+      </w:r>
+      <w:proofErr w:type="spellStart"/>
+      <w:r>
+        <w:rPr>
+          <w:rFonts w:ascii="Arial" w:eastAsia="Times New Roman" w:hAnsi="Arial" w:cs="Arial"/>
+          <w:color w:val="1F1F1F"/>
+        </w:rPr>
+        <w:t>min_samples_leaf</w:t>
+      </w:r>
+      <w:proofErr w:type="spellEnd"/>
+      <w:r>
+        <w:rPr>
+          <w:rFonts w:ascii="Arial" w:eastAsia="Times New Roman" w:hAnsi="Arial" w:cs="Arial"/>
+          <w:color w:val="1F1F1F"/>
+        </w:rPr>
+        <w:t xml:space="preserve"> = 10).</w:t>
       </w:r>
     </w:p>
     <w:p>
@@ -683,9 +1048,9 @@
           <w:ilvl w:val="0"/>
           <w:numId w:val="7"/>
         </w:numPr>
-        <w:spacing w:before="100" w:beforeAutospacing="1" w:after="100" w:afterAutospacing="1" w:line="240" w:lineRule="auto"/>
-        <w:rPr>
-          <w:rFonts w:ascii="Arial" w:eastAsia="Times New Roman" w:hAnsi="Arial" w:cs="Arial"/>
+        <w:spacing w:line="240" w:lineRule="auto"/>
+        <w:rPr>
+          <w:rFonts w:eastAsia="Times New Roman"/>
           <w:color w:val="1F1F1F"/>
           <w:kern w:val="0"/>
           <w14:ligatures w14:val="none"/>
@@ -695,35 +1060,26 @@
         <w:rPr>
           <w:rFonts w:ascii="Arial" w:eastAsia="Times New Roman" w:hAnsi="Arial" w:cs="Arial"/>
           <w:color w:val="1F1F1F"/>
+        </w:rPr>
+        <w:t>This prevents splits that are driven by very few observations.</w:t>
+      </w:r>
+    </w:p>
+    <w:p>
+      <w:pPr>
+        <w:pStyle w:val="Heading2"/>
+        <w:rPr>
+          <w:rFonts w:eastAsia="Times New Roman"/>
           <w:kern w:val="0"/>
+          <w:sz w:val="36"/>
+          <w:szCs w:val="36"/>
           <w14:ligatures w14:val="none"/>
         </w:rPr>
-        <w:t>Ensures the decision is not based on very few samples</w:t>
-      </w:r>
-    </w:p>
-    <w:p>
-      <w:pPr>
-        <w:spacing w:before="120" w:after="120" w:line="240" w:lineRule="auto"/>
-        <w:outlineLvl w:val="2"/>
-        <w:rPr>
-          <w:rFonts w:ascii="Arial" w:eastAsia="Times New Roman" w:hAnsi="Arial" w:cs="Arial"/>
-          <w:color w:val="1F1F1F"/>
-          <w:kern w:val="0"/>
-          <w:sz w:val="30"/>
-          <w:szCs w:val="30"/>
-          <w14:ligatures w14:val="none"/>
-        </w:rPr>
-      </w:pPr>
-      <w:r>
-        <w:rPr>
-          <w:rFonts w:ascii="Arial" w:eastAsia="Times New Roman" w:hAnsi="Arial" w:cs="Arial"/>
-          <w:color w:val="1F1F1F"/>
-          <w:kern w:val="0"/>
-          <w:sz w:val="30"/>
-          <w:szCs w:val="30"/>
-          <w14:ligatures w14:val="none"/>
-        </w:rPr>
-        <w:t>Other Control</w:t>
+      </w:pPr>
+      <w:r>
+        <w:rPr>
+          <w:rFonts w:eastAsia="Times New Roman"/>
+        </w:rPr>
+        <w:t>4.3 Other controls</w:t>
       </w:r>
     </w:p>
     <w:p>
@@ -733,49 +1089,57 @@
           <w:ilvl w:val="0"/>
           <w:numId w:val="10"/>
         </w:numPr>
-      </w:pPr>
-      <w:r>
-        <w:rPr>
-          <w:rFonts w:ascii="Arial" w:hAnsi="Arial" w:cs="Arial"/>
+        <w:spacing w:line="276" w:lineRule="auto"/>
+        <w:contextualSpacing w:val="0"/>
+        <w:rPr>
+          <w:rFonts w:eastAsia="Times New Roman"/>
+          <w:kern w:val="0"/>
+          <w14:ligatures w14:val="none"/>
+        </w:rPr>
+      </w:pPr>
+      <w:r>
+        <w:rPr>
+          <w:rFonts w:ascii="Arial" w:eastAsia="Times New Roman" w:hAnsi="Arial" w:cs="Arial"/>
           <w:color w:val="1F1F1F"/>
         </w:rPr>
-        <w:t>Minimum simple split: The number of splits to perform from a node (default is 2).</w:t>
+        <w:t>Minimum samples split: The minimum number of samples required to split an internal node (default is 2).</w:t>
       </w:r>
     </w:p>
     <w:p>
       <w:pPr>
         <w:numPr>
           <w:ilvl w:val="0"/>
-          <w:numId w:val="8"/>
+          <w:numId w:val="24"/>
         </w:numPr>
-        <w:spacing w:before="100" w:beforeAutospacing="1" w:after="100" w:afterAutospacing="1" w:line="240" w:lineRule="auto"/>
+        <w:spacing w:line="240" w:lineRule="auto"/>
+        <w:rPr>
+          <w:rFonts w:eastAsia="Times New Roman"/>
+        </w:rPr>
       </w:pPr>
       <w:r>
         <w:rPr>
           <w:rFonts w:ascii="Arial" w:eastAsia="Times New Roman" w:hAnsi="Arial" w:cs="Arial"/>
           <w:color w:val="1F1F1F"/>
-          <w:kern w:val="0"/>
+        </w:rPr>
+        <w:t>Max features: The number of features to consider when looking for the best split.</w:t>
+      </w:r>
+    </w:p>
+    <w:p>
+      <w:pPr>
+        <w:pStyle w:val="Heading1"/>
+        <w:rPr>
+          <w:rFonts w:eastAsia="Times New Roman"/>
+          <w:kern w:val="36"/>
+          <w:sz w:val="48"/>
+          <w:szCs w:val="48"/>
           <w14:ligatures w14:val="none"/>
         </w:rPr>
-        <w:t xml:space="preserve">Max Features : Number of features to </w:t>
-      </w:r>
-      <w:r>
-        <w:rPr>
-          <w:rFonts w:ascii="Arial" w:eastAsia="Times New Roman" w:hAnsi="Arial" w:cs="Arial"/>
-          <w:color w:val="1F1F1F"/>
-          <w:kern w:val="0"/>
-          <w14:ligatures w14:val="none"/>
-        </w:rPr>
-        <w:t>consider R</w:t>
-      </w:r>
-      <w:r>
-        <w:t>andom Forest</w:t>
-      </w:r>
-    </w:p>
-    <w:p/>
-    <w:p>
-      <w:r>
-        <w:t>Random Forest</w:t>
+      </w:pPr>
+      <w:r>
+        <w:rPr>
+          <w:rFonts w:eastAsia="Times New Roman"/>
+        </w:rPr>
+        <w:t>5. Random Forest</w:t>
       </w:r>
     </w:p>
     <w:p>
@@ -787,7 +1151,10 @@
         </w:numPr>
       </w:pPr>
       <w:r>
-        <w:t>Its another, Supervised Machine learning algorithm</w:t>
+        <w:t>It’s</w:t>
+      </w:r>
+      <w:r>
+        <w:t xml:space="preserve"> another, Supervised Machine learning algorithm</w:t>
       </w:r>
     </w:p>
     <w:p>
@@ -799,6 +1166,7 @@
         </w:numPr>
       </w:pPr>
       <w:r>
+        <w:lastRenderedPageBreak/>
         <w:t>It uses decision tree as base</w:t>
       </w:r>
     </w:p>
@@ -810,6 +1178,2677 @@
           <w:numId w:val="9"/>
         </w:numPr>
       </w:pPr>
+      <w:r>
+        <w:t>In Random Forest multiple decision trees are trained and then voting is taken from each tree to get the final prediction</w:t>
+      </w:r>
+    </w:p>
+    <w:p>
+      <w:pPr>
+        <w:pStyle w:val="ListParagraph"/>
+        <w:numPr>
+          <w:ilvl w:val="0"/>
+          <w:numId w:val="9"/>
+        </w:numPr>
+      </w:pPr>
+      <w:r>
+        <w:t>Here, instead of trusting one tree, we trust a forest of multiple trees.</w:t>
+      </w:r>
+    </w:p>
+    <w:p>
+      <w:pPr>
+        <w:pStyle w:val="ListParagraph"/>
+        <w:numPr>
+          <w:ilvl w:val="0"/>
+          <w:numId w:val="9"/>
+        </w:numPr>
+      </w:pPr>
+      <w:r>
+        <w:t>Multiple trees are created because it considers different samples and different features</w:t>
+      </w:r>
+    </w:p>
+    <w:p>
+      <w:pPr>
+        <w:pStyle w:val="ListParagraph"/>
+        <w:numPr>
+          <w:ilvl w:val="0"/>
+          <w:numId w:val="9"/>
+        </w:numPr>
+      </w:pPr>
+      <w:r>
+        <w:t>Steps that we follow</w:t>
+      </w:r>
+    </w:p>
+    <w:p>
+      <w:pPr>
+        <w:pStyle w:val="ListParagraph"/>
+        <w:numPr>
+          <w:ilvl w:val="1"/>
+          <w:numId w:val="9"/>
+        </w:numPr>
+      </w:pPr>
+      <w:r>
+        <w:t>Original Data - &gt; Training samples are picked</w:t>
+      </w:r>
+    </w:p>
+    <w:p>
+      <w:pPr>
+        <w:pStyle w:val="ListParagraph"/>
+        <w:numPr>
+          <w:ilvl w:val="1"/>
+          <w:numId w:val="9"/>
+        </w:numPr>
+      </w:pPr>
+      <w:r>
+        <w:t>From training sample, random N samples are created</w:t>
+      </w:r>
+    </w:p>
+    <w:p>
+      <w:pPr>
+        <w:pStyle w:val="ListParagraph"/>
+        <w:numPr>
+          <w:ilvl w:val="1"/>
+          <w:numId w:val="9"/>
+        </w:numPr>
+      </w:pPr>
+      <w:r>
+        <w:t>Features are randomly picked</w:t>
+      </w:r>
+    </w:p>
+    <w:p>
+      <w:pPr>
+        <w:pStyle w:val="ListParagraph"/>
+        <w:numPr>
+          <w:ilvl w:val="1"/>
+          <w:numId w:val="9"/>
+        </w:numPr>
+      </w:pPr>
+      <w:r>
+        <w:t>Different decision trees are created</w:t>
+      </w:r>
+    </w:p>
+    <w:p>
+      <w:pPr>
+        <w:pStyle w:val="ListParagraph"/>
+        <w:numPr>
+          <w:ilvl w:val="1"/>
+          <w:numId w:val="9"/>
+        </w:numPr>
+      </w:pPr>
+      <w:r>
+        <w:t>Majority vote decides the final classification.</w:t>
+      </w:r>
+    </w:p>
+    <w:p>
+      <w:pPr>
+        <w:pStyle w:val="Heading1"/>
+        <w:rPr>
+          <w:rFonts w:eastAsia="Times New Roman"/>
+          <w:kern w:val="36"/>
+          <w:sz w:val="48"/>
+          <w:szCs w:val="48"/>
+          <w14:ligatures w14:val="none"/>
+        </w:rPr>
+      </w:pPr>
+      <w:r>
+        <w:rPr>
+          <w:rFonts w:eastAsia="Times New Roman"/>
+        </w:rPr>
+        <w:t>6. Hyperparameters (Random Forest)</w:t>
+      </w:r>
+    </w:p>
+    <w:p>
+      <w:pPr>
+        <w:pStyle w:val="ListParagraph"/>
+        <w:numPr>
+          <w:ilvl w:val="0"/>
+          <w:numId w:val="25"/>
+        </w:numPr>
+      </w:pPr>
+      <w:r>
+        <w:t>Hyper parameters are the controls that you can add to your algorithm.</w:t>
+      </w:r>
+    </w:p>
+    <w:p>
+      <w:pPr>
+        <w:pStyle w:val="ListParagraph"/>
+        <w:numPr>
+          <w:ilvl w:val="0"/>
+          <w:numId w:val="25"/>
+        </w:numPr>
+      </w:pPr>
+      <w:r>
+        <w:t xml:space="preserve">Hyper parameters in Decision tree / </w:t>
+      </w:r>
+      <w:r>
+        <w:t>Random Forest</w:t>
+      </w:r>
+    </w:p>
+    <w:p>
+      <w:pPr>
+        <w:pStyle w:val="ListParagraph"/>
+        <w:numPr>
+          <w:ilvl w:val="1"/>
+          <w:numId w:val="25"/>
+        </w:numPr>
+      </w:pPr>
+      <w:r>
+        <w:t xml:space="preserve">N </w:t>
+      </w:r>
+      <w:proofErr w:type="spellStart"/>
+      <w:r>
+        <w:t>sampls</w:t>
+      </w:r>
+      <w:proofErr w:type="spellEnd"/>
+    </w:p>
+    <w:p>
+      <w:pPr>
+        <w:pStyle w:val="ListParagraph"/>
+        <w:numPr>
+          <w:ilvl w:val="1"/>
+          <w:numId w:val="25"/>
+        </w:numPr>
+      </w:pPr>
+      <w:r>
+        <w:t xml:space="preserve">Min </w:t>
+      </w:r>
+      <w:proofErr w:type="spellStart"/>
+      <w:r>
+        <w:t>smaples</w:t>
+      </w:r>
+      <w:proofErr w:type="spellEnd"/>
+      <w:r>
+        <w:t xml:space="preserve"> in leaf node</w:t>
+      </w:r>
+    </w:p>
+    <w:p>
+      <w:pPr>
+        <w:pStyle w:val="ListParagraph"/>
+        <w:numPr>
+          <w:ilvl w:val="1"/>
+          <w:numId w:val="25"/>
+        </w:numPr>
+      </w:pPr>
+      <w:r>
+        <w:t>Max depth</w:t>
+      </w:r>
+    </w:p>
+    <w:p>
+      <w:pPr>
+        <w:pStyle w:val="ListParagraph"/>
+        <w:numPr>
+          <w:ilvl w:val="1"/>
+          <w:numId w:val="25"/>
+        </w:numPr>
+      </w:pPr>
+      <w:r>
+        <w:t>Max split</w:t>
+      </w:r>
+    </w:p>
+    <w:p>
+      <w:pPr>
+        <w:pStyle w:val="ListParagraph"/>
+        <w:numPr>
+          <w:ilvl w:val="0"/>
+          <w:numId w:val="25"/>
+        </w:numPr>
+      </w:pPr>
+      <w:r>
+        <w:t>Hyper Parameter tuning</w:t>
+      </w:r>
+    </w:p>
+    <w:p>
+      <w:pPr>
+        <w:pStyle w:val="ListParagraph"/>
+        <w:numPr>
+          <w:ilvl w:val="1"/>
+          <w:numId w:val="25"/>
+        </w:numPr>
+      </w:pPr>
+      <w:r>
+        <w:t>Finding the best combination of the hyper parameters</w:t>
+      </w:r>
+    </w:p>
+    <w:p>
+      <w:pPr>
+        <w:pStyle w:val="ListParagraph"/>
+        <w:numPr>
+          <w:ilvl w:val="0"/>
+          <w:numId w:val="25"/>
+        </w:numPr>
+      </w:pPr>
+      <w:r>
+        <w:t>Two components of Hyperparameter turning</w:t>
+      </w:r>
+    </w:p>
+    <w:p>
+      <w:pPr>
+        <w:pStyle w:val="ListParagraph"/>
+        <w:numPr>
+          <w:ilvl w:val="0"/>
+          <w:numId w:val="26"/>
+        </w:numPr>
+        <w:ind w:left="720"/>
+      </w:pPr>
+      <w:r>
+        <w:rPr>
+          <w:rFonts w:ascii="Aptos" w:hAnsi="Aptos"/>
+          <w:color w:val="000000"/>
+        </w:rPr>
+        <w:t xml:space="preserve">Cross validation: Testing on multiple data samples to </w:t>
+      </w:r>
+      <w:proofErr w:type="spellStart"/>
+      <w:r>
+        <w:rPr>
+          <w:rFonts w:ascii="Aptos" w:hAnsi="Aptos"/>
+          <w:color w:val="000000"/>
+        </w:rPr>
+        <w:t>maximise</w:t>
+      </w:r>
+      <w:proofErr w:type="spellEnd"/>
+      <w:r>
+        <w:rPr>
+          <w:rFonts w:ascii="Aptos" w:hAnsi="Aptos"/>
+          <w:color w:val="000000"/>
+        </w:rPr>
+        <w:t xml:space="preserve"> evaluation coverage.</w:t>
+      </w:r>
+    </w:p>
+    <w:p>
+      <w:pPr>
+        <w:pStyle w:val="ListParagraph"/>
+        <w:numPr>
+          <w:ilvl w:val="1"/>
+          <w:numId w:val="25"/>
+        </w:numPr>
+      </w:pPr>
+      <w:r>
+        <w:t>Test and Train data will be used for training in a particular manner to cover more tests.</w:t>
+      </w:r>
+    </w:p>
+    <w:p>
+      <w:pPr>
+        <w:pStyle w:val="ListParagraph"/>
+        <w:numPr>
+          <w:ilvl w:val="1"/>
+          <w:numId w:val="25"/>
+        </w:numPr>
+      </w:pPr>
+      <w:proofErr w:type="gramStart"/>
+      <w:r>
+        <w:t>Example :</w:t>
+      </w:r>
+      <w:proofErr w:type="gramEnd"/>
+      <w:r>
+        <w:t xml:space="preserve"> </w:t>
+      </w:r>
+      <w:proofErr w:type="gramStart"/>
+      <w:r>
+        <w:t>5 fold</w:t>
+      </w:r>
+      <w:proofErr w:type="gramEnd"/>
+      <w:r>
+        <w:t xml:space="preserve"> cross validation</w:t>
+      </w:r>
+    </w:p>
+    <w:p>
+      <w:pPr>
+        <w:pStyle w:val="ListParagraph"/>
+        <w:numPr>
+          <w:ilvl w:val="0"/>
+          <w:numId w:val="25"/>
+        </w:numPr>
+      </w:pPr>
+      <w:r>
+        <w:t>Optimum Hyper Parameter values</w:t>
+      </w:r>
+    </w:p>
+    <w:p>
+      <w:pPr>
+        <w:pStyle w:val="ListParagraph"/>
+        <w:numPr>
+          <w:ilvl w:val="1"/>
+          <w:numId w:val="25"/>
+        </w:numPr>
+      </w:pPr>
+      <w:r>
+        <w:t>Grid Search CV</w:t>
+      </w:r>
+    </w:p>
+    <w:p>
+      <w:pPr>
+        <w:pStyle w:val="ListParagraph"/>
+        <w:numPr>
+          <w:ilvl w:val="1"/>
+          <w:numId w:val="25"/>
+        </w:numPr>
+      </w:pPr>
+      <w:r>
+        <w:t>Randomized search CV</w:t>
+      </w:r>
+    </w:p>
+    <w:p>
+      <w:pPr>
+        <w:pStyle w:val="Heading1"/>
+        <w:rPr>
+          <w:rFonts w:eastAsia="Times New Roman"/>
+          <w:kern w:val="36"/>
+          <w14:ligatures w14:val="none"/>
+        </w:rPr>
+      </w:pPr>
+      <w:r>
+        <w:rPr>
+          <w:rFonts w:eastAsia="Times New Roman"/>
+        </w:rPr>
+        <w:lastRenderedPageBreak/>
+        <w:t>7. Hyperparameter Tuning (</w:t>
+      </w:r>
+      <w:proofErr w:type="spellStart"/>
+      <w:r>
+        <w:rPr>
+          <w:rFonts w:eastAsia="Times New Roman"/>
+        </w:rPr>
+        <w:t>GridSearchCV</w:t>
+      </w:r>
+      <w:proofErr w:type="spellEnd"/>
+      <w:r>
+        <w:rPr>
+          <w:rFonts w:eastAsia="Times New Roman"/>
+        </w:rPr>
+        <w:t xml:space="preserve"> vs </w:t>
+      </w:r>
+      <w:proofErr w:type="spellStart"/>
+      <w:r>
+        <w:rPr>
+          <w:rFonts w:eastAsia="Times New Roman"/>
+        </w:rPr>
+        <w:t>RandomizedSearchCV</w:t>
+      </w:r>
+      <w:proofErr w:type="spellEnd"/>
+      <w:r>
+        <w:rPr>
+          <w:rFonts w:eastAsia="Times New Roman"/>
+        </w:rPr>
+        <w:t>)</w:t>
+      </w:r>
+    </w:p>
+    <w:p>
+      <w:pPr>
+        <w:rPr>
+          <w:kern w:val="0"/>
+          <w14:ligatures w14:val="none"/>
+        </w:rPr>
+      </w:pPr>
+      <w:r>
+        <w:t xml:space="preserve">Hyperparameter tuning is the process of selecting the best set of model settings (e.g., </w:t>
+      </w:r>
+      <w:proofErr w:type="spellStart"/>
+      <w:r>
+        <w:rPr>
+          <w:i/>
+          <w:iCs/>
+        </w:rPr>
+        <w:t>max_depth</w:t>
+      </w:r>
+      <w:proofErr w:type="spellEnd"/>
+      <w:r>
+        <w:t xml:space="preserve">, </w:t>
+      </w:r>
+      <w:proofErr w:type="spellStart"/>
+      <w:r>
+        <w:rPr>
+          <w:i/>
+          <w:iCs/>
+        </w:rPr>
+        <w:t>min_samples_leaf</w:t>
+      </w:r>
+      <w:proofErr w:type="spellEnd"/>
+      <w:r>
+        <w:t xml:space="preserve">, </w:t>
+      </w:r>
+      <w:proofErr w:type="spellStart"/>
+      <w:r>
+        <w:rPr>
+          <w:i/>
+          <w:iCs/>
+        </w:rPr>
+        <w:t>n_estimators</w:t>
+      </w:r>
+      <w:proofErr w:type="spellEnd"/>
+      <w:r>
+        <w:t xml:space="preserve">) that are not learned directly from the data. In scikit-learn, </w:t>
+      </w:r>
+      <w:proofErr w:type="spellStart"/>
+      <w:r>
+        <w:rPr>
+          <w:b/>
+          <w:bCs/>
+        </w:rPr>
+        <w:t>GridSearchCV</w:t>
+      </w:r>
+      <w:proofErr w:type="spellEnd"/>
+      <w:r>
+        <w:t xml:space="preserve"> and </w:t>
+      </w:r>
+      <w:proofErr w:type="spellStart"/>
+      <w:r>
+        <w:rPr>
+          <w:b/>
+          <w:bCs/>
+        </w:rPr>
+        <w:t>RandomizedSearchCV</w:t>
+      </w:r>
+      <w:proofErr w:type="spellEnd"/>
+      <w:r>
+        <w:t xml:space="preserve"> automate this by trying multiple hyperparameter combinations and using </w:t>
+      </w:r>
+      <w:r>
+        <w:rPr>
+          <w:b/>
+          <w:bCs/>
+        </w:rPr>
+        <w:t>cross-validation (CV)</w:t>
+      </w:r>
+      <w:r>
+        <w:t xml:space="preserve"> to estimate which combination generalizes best.</w:t>
+      </w:r>
+    </w:p>
+    <w:p>
+      <w:pPr>
+        <w:pStyle w:val="Heading2"/>
+        <w:rPr>
+          <w:rFonts w:eastAsia="Times New Roman"/>
+          <w:kern w:val="0"/>
+          <w14:ligatures w14:val="none"/>
+        </w:rPr>
+      </w:pPr>
+      <w:r>
+        <w:rPr>
+          <w:rFonts w:eastAsia="Times New Roman"/>
+        </w:rPr>
+        <w:t xml:space="preserve">7.1 </w:t>
+      </w:r>
+      <w:proofErr w:type="spellStart"/>
+      <w:r>
+        <w:rPr>
+          <w:rFonts w:eastAsia="Times New Roman"/>
+        </w:rPr>
+        <w:t>GridSearchCV</w:t>
+      </w:r>
+      <w:proofErr w:type="spellEnd"/>
+    </w:p>
+    <w:p>
+      <w:pPr>
+        <w:numPr>
+          <w:ilvl w:val="0"/>
+          <w:numId w:val="28"/>
+        </w:numPr>
+        <w:spacing w:after="0"/>
+        <w:rPr>
+          <w:rFonts w:eastAsia="Times New Roman"/>
+          <w:kern w:val="0"/>
+          <w14:ligatures w14:val="none"/>
+        </w:rPr>
+      </w:pPr>
+      <w:r>
+        <w:rPr>
+          <w:rFonts w:eastAsia="Times New Roman"/>
+          <w:b/>
+          <w:bCs/>
+        </w:rPr>
+        <w:t>What it does:</w:t>
+      </w:r>
+      <w:r>
+        <w:rPr>
+          <w:rFonts w:eastAsia="Times New Roman"/>
+        </w:rPr>
+        <w:t xml:space="preserve"> Exhaustively evaluates </w:t>
+      </w:r>
+      <w:r>
+        <w:rPr>
+          <w:rFonts w:eastAsia="Times New Roman"/>
+          <w:i/>
+          <w:iCs/>
+        </w:rPr>
+        <w:t>every</w:t>
+      </w:r>
+      <w:r>
+        <w:rPr>
+          <w:rFonts w:eastAsia="Times New Roman"/>
+        </w:rPr>
+        <w:t xml:space="preserve"> combination in a user-defined parameter grid.</w:t>
+      </w:r>
+    </w:p>
+    <w:p>
+      <w:pPr>
+        <w:numPr>
+          <w:ilvl w:val="0"/>
+          <w:numId w:val="28"/>
+        </w:numPr>
+        <w:spacing w:after="0"/>
+        <w:rPr>
+          <w:rFonts w:eastAsia="Times New Roman"/>
+        </w:rPr>
+      </w:pPr>
+      <w:r>
+        <w:rPr>
+          <w:rFonts w:eastAsia="Times New Roman"/>
+          <w:b/>
+          <w:bCs/>
+        </w:rPr>
+        <w:t>How it works:</w:t>
+      </w:r>
+      <w:r>
+        <w:rPr>
+          <w:rFonts w:eastAsia="Times New Roman"/>
+        </w:rPr>
+        <w:t xml:space="preserve"> For each combination, it trains the estimator multiple times (based on </w:t>
+      </w:r>
+      <w:r>
+        <w:rPr>
+          <w:rFonts w:eastAsia="Times New Roman"/>
+          <w:i/>
+          <w:iCs/>
+        </w:rPr>
+        <w:t>cv</w:t>
+      </w:r>
+      <w:r>
+        <w:rPr>
+          <w:rFonts w:eastAsia="Times New Roman"/>
+        </w:rPr>
+        <w:t xml:space="preserve"> folds) and averages the validation scores.</w:t>
+      </w:r>
+    </w:p>
+    <w:p>
+      <w:pPr>
+        <w:numPr>
+          <w:ilvl w:val="0"/>
+          <w:numId w:val="28"/>
+        </w:numPr>
+        <w:spacing w:after="0"/>
+        <w:rPr>
+          <w:rFonts w:eastAsia="Times New Roman"/>
+        </w:rPr>
+      </w:pPr>
+      <w:r>
+        <w:rPr>
+          <w:rFonts w:eastAsia="Times New Roman"/>
+          <w:b/>
+          <w:bCs/>
+        </w:rPr>
+        <w:t>When it’s best:</w:t>
+      </w:r>
+      <w:r>
+        <w:rPr>
+          <w:rFonts w:eastAsia="Times New Roman"/>
+        </w:rPr>
+        <w:t xml:space="preserve"> Small/medium search spaces where you can afford to test all combinations and want a guaranteed “best within the grid” result.</w:t>
+      </w:r>
+    </w:p>
+    <w:p>
+      <w:pPr>
+        <w:rPr>
+          <w:kern w:val="0"/>
+          <w14:ligatures w14:val="none"/>
+        </w:rPr>
+      </w:pPr>
+      <w:r>
+        <w:rPr>
+          <w:b/>
+          <w:bCs/>
+        </w:rPr>
+        <w:t>Key parameters (common in both searches):</w:t>
+      </w:r>
+      <w:r>
+        <w:t xml:space="preserve"> </w:t>
+      </w:r>
+      <w:proofErr w:type="spellStart"/>
+      <w:r>
+        <w:rPr>
+          <w:i/>
+          <w:iCs/>
+        </w:rPr>
+        <w:t>param_grid</w:t>
+      </w:r>
+      <w:proofErr w:type="spellEnd"/>
+      <w:r>
+        <w:t xml:space="preserve"> (for </w:t>
+      </w:r>
+      <w:proofErr w:type="spellStart"/>
+      <w:r>
+        <w:t>GridSearchCV</w:t>
+      </w:r>
+      <w:proofErr w:type="spellEnd"/>
+      <w:r>
+        <w:t xml:space="preserve">), </w:t>
+      </w:r>
+      <w:r>
+        <w:rPr>
+          <w:i/>
+          <w:iCs/>
+        </w:rPr>
+        <w:t>cv</w:t>
+      </w:r>
+      <w:r>
+        <w:t xml:space="preserve"> (number of folds), </w:t>
+      </w:r>
+      <w:r>
+        <w:rPr>
+          <w:i/>
+          <w:iCs/>
+        </w:rPr>
+        <w:t>scoring</w:t>
+      </w:r>
+      <w:r>
+        <w:t xml:space="preserve"> (metric), </w:t>
+      </w:r>
+      <w:proofErr w:type="spellStart"/>
+      <w:r>
+        <w:rPr>
+          <w:i/>
+          <w:iCs/>
+        </w:rPr>
+        <w:t>n_jobs</w:t>
+      </w:r>
+      <w:proofErr w:type="spellEnd"/>
+      <w:r>
+        <w:t xml:space="preserve"> (parallelism), </w:t>
+      </w:r>
+      <w:r>
+        <w:rPr>
+          <w:i/>
+          <w:iCs/>
+        </w:rPr>
+        <w:t>refit</w:t>
+      </w:r>
+      <w:r>
+        <w:t xml:space="preserve"> (retrain best model on full data), </w:t>
+      </w:r>
+      <w:r>
+        <w:rPr>
+          <w:i/>
+          <w:iCs/>
+        </w:rPr>
+        <w:t>verbose</w:t>
+      </w:r>
+      <w:r>
+        <w:t xml:space="preserve"> (logging).</w:t>
+      </w:r>
+    </w:p>
+    <w:p>
+      <w:pPr>
+        <w:numPr>
+          <w:ilvl w:val="0"/>
+          <w:numId w:val="29"/>
+        </w:numPr>
+        <w:spacing w:after="0"/>
+        <w:rPr>
+          <w:rFonts w:eastAsia="Times New Roman"/>
+          <w:kern w:val="0"/>
+          <w14:ligatures w14:val="none"/>
+        </w:rPr>
+      </w:pPr>
+      <w:r>
+        <w:rPr>
+          <w:rFonts w:eastAsia="Times New Roman"/>
+          <w:b/>
+          <w:bCs/>
+        </w:rPr>
+        <w:t>Pros:</w:t>
+      </w:r>
+      <w:r>
+        <w:rPr>
+          <w:rFonts w:eastAsia="Times New Roman"/>
+        </w:rPr>
+        <w:t xml:space="preserve"> Simple to reason about; fully explores the grid; reproducible and deterministic given the same CV splits.</w:t>
+      </w:r>
+    </w:p>
+    <w:p>
+      <w:pPr>
+        <w:numPr>
+          <w:ilvl w:val="0"/>
+          <w:numId w:val="29"/>
+        </w:numPr>
+        <w:spacing w:after="0"/>
+        <w:rPr>
+          <w:rFonts w:eastAsia="Times New Roman"/>
+        </w:rPr>
+      </w:pPr>
+      <w:r>
+        <w:rPr>
+          <w:rFonts w:eastAsia="Times New Roman"/>
+          <w:b/>
+          <w:bCs/>
+        </w:rPr>
+        <w:t>Cons:</w:t>
+      </w:r>
+      <w:r>
+        <w:rPr>
+          <w:rFonts w:eastAsia="Times New Roman"/>
+        </w:rPr>
+        <w:t xml:space="preserve"> Can be very slow if the grid is large because total fits = (number of combinations) × (CV folds).</w:t>
+      </w:r>
+    </w:p>
+    <w:p>
+      <w:pPr>
+        <w:pStyle w:val="Heading2"/>
+        <w:rPr>
+          <w:rFonts w:eastAsia="Times New Roman"/>
+          <w:kern w:val="0"/>
+          <w14:ligatures w14:val="none"/>
+        </w:rPr>
+      </w:pPr>
+      <w:r>
+        <w:rPr>
+          <w:rFonts w:eastAsia="Times New Roman"/>
+        </w:rPr>
+        <w:t xml:space="preserve">7.2 </w:t>
+      </w:r>
+      <w:proofErr w:type="spellStart"/>
+      <w:r>
+        <w:rPr>
+          <w:rFonts w:eastAsia="Times New Roman"/>
+        </w:rPr>
+        <w:t>RandomizedSearchCV</w:t>
+      </w:r>
+      <w:proofErr w:type="spellEnd"/>
+    </w:p>
+    <w:p>
+      <w:pPr>
+        <w:numPr>
+          <w:ilvl w:val="0"/>
+          <w:numId w:val="30"/>
+        </w:numPr>
+        <w:spacing w:after="0"/>
+        <w:rPr>
+          <w:rFonts w:eastAsia="Times New Roman"/>
+          <w:kern w:val="0"/>
+          <w14:ligatures w14:val="none"/>
+        </w:rPr>
+      </w:pPr>
+      <w:r>
+        <w:rPr>
+          <w:rFonts w:eastAsia="Times New Roman"/>
+          <w:b/>
+          <w:bCs/>
+        </w:rPr>
+        <w:t>What it does:</w:t>
+      </w:r>
+      <w:r>
+        <w:rPr>
+          <w:rFonts w:eastAsia="Times New Roman"/>
+        </w:rPr>
+        <w:t xml:space="preserve"> Samples a fixed number of hyperparameter combinations from specified distributions or lists.</w:t>
+      </w:r>
+    </w:p>
+    <w:p>
+      <w:pPr>
+        <w:numPr>
+          <w:ilvl w:val="0"/>
+          <w:numId w:val="30"/>
+        </w:numPr>
+        <w:spacing w:after="0"/>
+        <w:rPr>
+          <w:rFonts w:eastAsia="Times New Roman"/>
+        </w:rPr>
+      </w:pPr>
+      <w:r>
+        <w:rPr>
+          <w:rFonts w:eastAsia="Times New Roman"/>
+          <w:b/>
+          <w:bCs/>
+        </w:rPr>
+        <w:t>How it works:</w:t>
+      </w:r>
+      <w:r>
+        <w:rPr>
+          <w:rFonts w:eastAsia="Times New Roman"/>
+        </w:rPr>
+        <w:t xml:space="preserve"> Instead of trying all combinations, it tries </w:t>
+      </w:r>
+      <w:proofErr w:type="spellStart"/>
+      <w:r>
+        <w:rPr>
+          <w:rFonts w:eastAsia="Times New Roman"/>
+          <w:i/>
+          <w:iCs/>
+        </w:rPr>
+        <w:t>n_iter</w:t>
+      </w:r>
+      <w:proofErr w:type="spellEnd"/>
+      <w:r>
+        <w:rPr>
+          <w:rFonts w:eastAsia="Times New Roman"/>
+        </w:rPr>
+        <w:t xml:space="preserve"> random combinations and evaluates each using CV.</w:t>
+      </w:r>
+    </w:p>
+    <w:p>
+      <w:pPr>
+        <w:numPr>
+          <w:ilvl w:val="0"/>
+          <w:numId w:val="30"/>
+        </w:numPr>
+        <w:spacing w:after="0"/>
+        <w:rPr>
+          <w:rFonts w:eastAsia="Times New Roman"/>
+        </w:rPr>
+      </w:pPr>
+      <w:r>
+        <w:rPr>
+          <w:rFonts w:eastAsia="Times New Roman"/>
+          <w:b/>
+          <w:bCs/>
+        </w:rPr>
+        <w:t>When it’s best:</w:t>
+      </w:r>
+      <w:r>
+        <w:rPr>
+          <w:rFonts w:eastAsia="Times New Roman"/>
+        </w:rPr>
+        <w:t xml:space="preserve"> </w:t>
+      </w:r>
+      <w:proofErr w:type="gramStart"/>
+      <w:r>
+        <w:rPr>
+          <w:rFonts w:eastAsia="Times New Roman"/>
+        </w:rPr>
+        <w:t>Large</w:t>
+      </w:r>
+      <w:proofErr w:type="gramEnd"/>
+      <w:r>
+        <w:rPr>
+          <w:rFonts w:eastAsia="Times New Roman"/>
+        </w:rPr>
+        <w:t xml:space="preserve"> search spaces, continuous parameters (e.g., learning rate), or when you have limited compute/time and want a strong solution quickly.</w:t>
+      </w:r>
+    </w:p>
+    <w:p>
+      <w:pPr>
+        <w:rPr>
+          <w:kern w:val="0"/>
+          <w14:ligatures w14:val="none"/>
+        </w:rPr>
+      </w:pPr>
+      <w:r>
+        <w:rPr>
+          <w:b/>
+          <w:bCs/>
+        </w:rPr>
+        <w:t xml:space="preserve">Key parameters (specific to </w:t>
+      </w:r>
+      <w:proofErr w:type="spellStart"/>
+      <w:r>
+        <w:rPr>
+          <w:b/>
+          <w:bCs/>
+        </w:rPr>
+        <w:t>RandomizedSearchCV</w:t>
+      </w:r>
+      <w:proofErr w:type="spellEnd"/>
+      <w:r>
+        <w:rPr>
+          <w:b/>
+          <w:bCs/>
+        </w:rPr>
+        <w:t>):</w:t>
+      </w:r>
+      <w:r>
+        <w:t xml:space="preserve"> </w:t>
+      </w:r>
+      <w:proofErr w:type="spellStart"/>
+      <w:r>
+        <w:rPr>
+          <w:i/>
+          <w:iCs/>
+        </w:rPr>
+        <w:t>param_distributions</w:t>
+      </w:r>
+      <w:proofErr w:type="spellEnd"/>
+      <w:r>
+        <w:t xml:space="preserve"> (lists or probability distributions), </w:t>
+      </w:r>
+      <w:proofErr w:type="spellStart"/>
+      <w:r>
+        <w:rPr>
+          <w:i/>
+          <w:iCs/>
+        </w:rPr>
+        <w:t>n_iter</w:t>
+      </w:r>
+      <w:proofErr w:type="spellEnd"/>
+      <w:r>
+        <w:t xml:space="preserve"> (how many random settings to try), </w:t>
+      </w:r>
+      <w:proofErr w:type="spellStart"/>
+      <w:r>
+        <w:rPr>
+          <w:i/>
+          <w:iCs/>
+        </w:rPr>
+        <w:t>random_state</w:t>
+      </w:r>
+      <w:proofErr w:type="spellEnd"/>
+      <w:r>
+        <w:t xml:space="preserve"> (reproducibility).</w:t>
+      </w:r>
+    </w:p>
+    <w:p>
+      <w:pPr>
+        <w:numPr>
+          <w:ilvl w:val="0"/>
+          <w:numId w:val="31"/>
+        </w:numPr>
+        <w:spacing w:after="0"/>
+        <w:rPr>
+          <w:rFonts w:eastAsia="Times New Roman"/>
+          <w:kern w:val="0"/>
+          <w14:ligatures w14:val="none"/>
+        </w:rPr>
+      </w:pPr>
+      <w:r>
+        <w:rPr>
+          <w:rFonts w:eastAsia="Times New Roman"/>
+          <w:b/>
+          <w:bCs/>
+        </w:rPr>
+        <w:t>Pros:</w:t>
+      </w:r>
+      <w:r>
+        <w:rPr>
+          <w:rFonts w:eastAsia="Times New Roman"/>
+        </w:rPr>
+        <w:t xml:space="preserve"> Much faster for big spaces; often finds near-optimal solutions with far fewer evaluations; supports sampling from continuous distributions.</w:t>
+      </w:r>
+    </w:p>
+    <w:p>
+      <w:pPr>
+        <w:numPr>
+          <w:ilvl w:val="0"/>
+          <w:numId w:val="31"/>
+        </w:numPr>
+        <w:spacing w:after="0"/>
+        <w:rPr>
+          <w:rFonts w:eastAsia="Times New Roman"/>
+        </w:rPr>
+      </w:pPr>
+      <w:r>
+        <w:rPr>
+          <w:rFonts w:eastAsia="Times New Roman"/>
+          <w:b/>
+          <w:bCs/>
+        </w:rPr>
+        <w:lastRenderedPageBreak/>
+        <w:t>Cons:</w:t>
+      </w:r>
+      <w:r>
+        <w:rPr>
+          <w:rFonts w:eastAsia="Times New Roman"/>
+        </w:rPr>
+        <w:t xml:space="preserve"> Not guaranteed to test the true best combination; results vary unless you set </w:t>
+      </w:r>
+      <w:proofErr w:type="spellStart"/>
+      <w:r>
+        <w:rPr>
+          <w:rFonts w:eastAsia="Times New Roman"/>
+          <w:i/>
+          <w:iCs/>
+        </w:rPr>
+        <w:t>random_state</w:t>
+      </w:r>
+      <w:proofErr w:type="spellEnd"/>
+      <w:r>
+        <w:rPr>
+          <w:rFonts w:eastAsia="Times New Roman"/>
+        </w:rPr>
+        <w:t>.</w:t>
+      </w:r>
+    </w:p>
+    <w:p>
+      <w:pPr>
+        <w:pStyle w:val="Heading2"/>
+        <w:rPr>
+          <w:rFonts w:eastAsia="Times New Roman"/>
+          <w:kern w:val="0"/>
+          <w14:ligatures w14:val="none"/>
+        </w:rPr>
+      </w:pPr>
+      <w:r>
+        <w:rPr>
+          <w:rFonts w:eastAsia="Times New Roman"/>
+        </w:rPr>
+        <w:t>7.3 Quick Comparison</w:t>
+      </w:r>
+    </w:p>
+    <w:tbl>
+      <w:tblPr>
+        <w:tblStyle w:val="GridTable4-Accent1"/>
+        <w:tblW w:w="5000" w:type="pct"/>
+        <w:tblInd w:w="0" w:type="dxa"/>
+        <w:tblLook w:val="04A0" w:firstRow="1" w:lastRow="0" w:firstColumn="1" w:lastColumn="0" w:noHBand="0" w:noVBand="1"/>
+      </w:tblPr>
+      <w:tblGrid>
+        <w:gridCol w:w="2618"/>
+        <w:gridCol w:w="3366"/>
+        <w:gridCol w:w="3366"/>
+      </w:tblGrid>
+      <w:tr>
+        <w:tc>
+          <w:tcPr>
+            <w:tcW w:w="1400" w:type="pct"/>
+            <w:vAlign w:val="center"/>
+            <w:hideMark/>
+          </w:tcPr>
+          <w:p>
+            <w:r>
+              <w:rPr>
+                <w:b/>
+                <w:bCs/>
+              </w:rPr>
+              <w:t>Aspect</w:t>
+            </w:r>
+          </w:p>
+        </w:tc>
+        <w:tc>
+          <w:tcPr>
+            <w:tcW w:w="1800" w:type="pct"/>
+            <w:vAlign w:val="center"/>
+            <w:hideMark/>
+          </w:tcPr>
+          <w:p>
+            <w:proofErr w:type="spellStart"/>
+            <w:r>
+              <w:rPr>
+                <w:b/>
+                <w:bCs/>
+              </w:rPr>
+              <w:t>GridSearchCV</w:t>
+            </w:r>
+            <w:proofErr w:type="spellEnd"/>
+          </w:p>
+        </w:tc>
+        <w:tc>
+          <w:tcPr>
+            <w:tcW w:w="1800" w:type="pct"/>
+            <w:vAlign w:val="center"/>
+            <w:hideMark/>
+          </w:tcPr>
+          <w:p>
+            <w:proofErr w:type="spellStart"/>
+            <w:r>
+              <w:rPr>
+                <w:b/>
+                <w:bCs/>
+              </w:rPr>
+              <w:t>RandomizedSearchCV</w:t>
+            </w:r>
+            <w:proofErr w:type="spellEnd"/>
+          </w:p>
+        </w:tc>
+      </w:tr>
+      <w:tr>
+        <w:tc>
+          <w:tcPr>
+            <w:tcW w:w="0" w:type="auto"/>
+            <w:vAlign w:val="center"/>
+            <w:hideMark/>
+          </w:tcPr>
+          <w:p>
+            <w:r>
+              <w:t>Search strategy</w:t>
+            </w:r>
+          </w:p>
+        </w:tc>
+        <w:tc>
+          <w:tcPr>
+            <w:tcW w:w="0" w:type="auto"/>
+            <w:vAlign w:val="center"/>
+            <w:hideMark/>
+          </w:tcPr>
+          <w:p>
+            <w:r>
+              <w:t>Tries all combinations in the grid</w:t>
+            </w:r>
+          </w:p>
+        </w:tc>
+        <w:tc>
+          <w:tcPr>
+            <w:tcW w:w="0" w:type="auto"/>
+            <w:vAlign w:val="center"/>
+            <w:hideMark/>
+          </w:tcPr>
+          <w:p>
+            <w:r>
+              <w:t>Tries a random sample of combinations</w:t>
+            </w:r>
+          </w:p>
+        </w:tc>
+      </w:tr>
+      <w:tr>
+        <w:tc>
+          <w:tcPr>
+            <w:tcW w:w="0" w:type="auto"/>
+            <w:vAlign w:val="center"/>
+            <w:hideMark/>
+          </w:tcPr>
+          <w:p>
+            <w:r>
+              <w:t>Compute cost</w:t>
+            </w:r>
+          </w:p>
+        </w:tc>
+        <w:tc>
+          <w:tcPr>
+            <w:tcW w:w="0" w:type="auto"/>
+            <w:vAlign w:val="center"/>
+            <w:hideMark/>
+          </w:tcPr>
+          <w:p>
+            <w:r>
+              <w:t>Can explode as grid grows</w:t>
+            </w:r>
+          </w:p>
+        </w:tc>
+        <w:tc>
+          <w:tcPr>
+            <w:tcW w:w="0" w:type="auto"/>
+            <w:vAlign w:val="center"/>
+            <w:hideMark/>
+          </w:tcPr>
+          <w:p>
+            <w:r>
+              <w:t xml:space="preserve">Controlled by </w:t>
+            </w:r>
+            <w:proofErr w:type="spellStart"/>
+            <w:r>
+              <w:rPr>
+                <w:i/>
+                <w:iCs/>
+              </w:rPr>
+              <w:t>n_iter</w:t>
+            </w:r>
+            <w:proofErr w:type="spellEnd"/>
+          </w:p>
+        </w:tc>
+      </w:tr>
+      <w:tr>
+        <w:tc>
+          <w:tcPr>
+            <w:tcW w:w="0" w:type="auto"/>
+            <w:vAlign w:val="center"/>
+            <w:hideMark/>
+          </w:tcPr>
+          <w:p>
+            <w:r>
+              <w:t>Best use case</w:t>
+            </w:r>
+          </w:p>
+        </w:tc>
+        <w:tc>
+          <w:tcPr>
+            <w:tcW w:w="0" w:type="auto"/>
+            <w:vAlign w:val="center"/>
+            <w:hideMark/>
+          </w:tcPr>
+          <w:p>
+            <w:r>
+              <w:t>Small, discrete grids (few values per parameter)</w:t>
+            </w:r>
+          </w:p>
+        </w:tc>
+        <w:tc>
+          <w:tcPr>
+            <w:tcW w:w="0" w:type="auto"/>
+            <w:vAlign w:val="center"/>
+            <w:hideMark/>
+          </w:tcPr>
+          <w:p>
+            <w:r>
+              <w:t>Large/continuous spaces, time-limited tuning</w:t>
+            </w:r>
+          </w:p>
+        </w:tc>
+      </w:tr>
+      <w:tr>
+        <w:tc>
+          <w:tcPr>
+            <w:tcW w:w="0" w:type="auto"/>
+            <w:vAlign w:val="center"/>
+            <w:hideMark/>
+          </w:tcPr>
+          <w:p>
+            <w:r>
+              <w:t>Guarantee</w:t>
+            </w:r>
+          </w:p>
+        </w:tc>
+        <w:tc>
+          <w:tcPr>
+            <w:tcW w:w="0" w:type="auto"/>
+            <w:vAlign w:val="center"/>
+            <w:hideMark/>
+          </w:tcPr>
+          <w:p>
+            <w:r>
+              <w:t xml:space="preserve">Best combination </w:t>
+            </w:r>
+            <w:r>
+              <w:rPr>
+                <w:i/>
+                <w:iCs/>
+              </w:rPr>
+              <w:t>within the grid</w:t>
+            </w:r>
+          </w:p>
+        </w:tc>
+        <w:tc>
+          <w:tcPr>
+            <w:tcW w:w="0" w:type="auto"/>
+            <w:vAlign w:val="center"/>
+            <w:hideMark/>
+          </w:tcPr>
+          <w:p>
+            <w:r>
+              <w:t xml:space="preserve">No </w:t>
+            </w:r>
+            <w:proofErr w:type="gramStart"/>
+            <w:r>
+              <w:t>guarantee;</w:t>
+            </w:r>
+            <w:proofErr w:type="gramEnd"/>
+            <w:r>
+              <w:t xml:space="preserve"> depends on samples tried</w:t>
+            </w:r>
+          </w:p>
+        </w:tc>
+      </w:tr>
+      <w:tr>
+        <w:tc>
+          <w:tcPr>
+            <w:tcW w:w="0" w:type="auto"/>
+            <w:vAlign w:val="center"/>
+            <w:hideMark/>
+          </w:tcPr>
+          <w:p>
+            <w:r>
+              <w:t>Reproducibility</w:t>
+            </w:r>
+          </w:p>
+        </w:tc>
+        <w:tc>
+          <w:tcPr>
+            <w:tcW w:w="0" w:type="auto"/>
+            <w:vAlign w:val="center"/>
+            <w:hideMark/>
+          </w:tcPr>
+          <w:p>
+            <w:r>
+              <w:t>Deterministic (given same CV splits)</w:t>
+            </w:r>
+          </w:p>
+        </w:tc>
+        <w:tc>
+          <w:tcPr>
+            <w:tcW w:w="0" w:type="auto"/>
+            <w:vAlign w:val="center"/>
+            <w:hideMark/>
+          </w:tcPr>
+          <w:p>
+            <w:r>
+              <w:t xml:space="preserve">Set </w:t>
+            </w:r>
+            <w:proofErr w:type="spellStart"/>
+            <w:r>
+              <w:rPr>
+                <w:i/>
+                <w:iCs/>
+              </w:rPr>
+              <w:t>random_state</w:t>
+            </w:r>
+            <w:proofErr w:type="spellEnd"/>
+            <w:r>
+              <w:t xml:space="preserve"> for repeatability</w:t>
+            </w:r>
+          </w:p>
+        </w:tc>
+      </w:tr>
+    </w:tbl>
+    <w:p>
+      <w:pPr>
+        <w:pStyle w:val="Heading2"/>
+        <w:rPr>
+          <w:rFonts w:eastAsia="Times New Roman"/>
+          <w:kern w:val="0"/>
+          <w14:ligatures w14:val="none"/>
+        </w:rPr>
+      </w:pPr>
+      <w:r>
+        <w:rPr>
+          <w:rFonts w:eastAsia="Times New Roman"/>
+        </w:rPr>
+        <w:t>7.4 Practical Workflow Tips</w:t>
+      </w:r>
+    </w:p>
+    <w:p>
+      <w:pPr>
+        <w:numPr>
+          <w:ilvl w:val="0"/>
+          <w:numId w:val="32"/>
+        </w:numPr>
+        <w:spacing w:after="0"/>
+        <w:rPr>
+          <w:rFonts w:eastAsia="Times New Roman"/>
+          <w:kern w:val="0"/>
+          <w14:ligatures w14:val="none"/>
+        </w:rPr>
+      </w:pPr>
+      <w:r>
+        <w:rPr>
+          <w:rFonts w:eastAsia="Times New Roman"/>
+          <w:b/>
+          <w:bCs/>
+        </w:rPr>
+        <w:t>Start broad, then refine:</w:t>
+      </w:r>
+      <w:r>
+        <w:rPr>
+          <w:rFonts w:eastAsia="Times New Roman"/>
+        </w:rPr>
+        <w:t xml:space="preserve"> Use </w:t>
+      </w:r>
+      <w:proofErr w:type="spellStart"/>
+      <w:r>
+        <w:rPr>
+          <w:rFonts w:eastAsia="Times New Roman"/>
+        </w:rPr>
+        <w:t>RandomizedSearchCV</w:t>
+      </w:r>
+      <w:proofErr w:type="spellEnd"/>
+      <w:r>
+        <w:rPr>
+          <w:rFonts w:eastAsia="Times New Roman"/>
+        </w:rPr>
+        <w:t xml:space="preserve"> first to explore a wide range; then run a smaller </w:t>
+      </w:r>
+      <w:proofErr w:type="spellStart"/>
+      <w:r>
+        <w:rPr>
+          <w:rFonts w:eastAsia="Times New Roman"/>
+        </w:rPr>
+        <w:t>GridSearchCV</w:t>
+      </w:r>
+      <w:proofErr w:type="spellEnd"/>
+      <w:r>
+        <w:rPr>
+          <w:rFonts w:eastAsia="Times New Roman"/>
+        </w:rPr>
+        <w:t xml:space="preserve"> around the best region.</w:t>
+      </w:r>
+    </w:p>
+    <w:p>
+      <w:pPr>
+        <w:numPr>
+          <w:ilvl w:val="0"/>
+          <w:numId w:val="32"/>
+        </w:numPr>
+        <w:spacing w:after="0"/>
+        <w:rPr>
+          <w:rFonts w:eastAsia="Times New Roman"/>
+        </w:rPr>
+      </w:pPr>
+      <w:r>
+        <w:rPr>
+          <w:rFonts w:eastAsia="Times New Roman"/>
+          <w:b/>
+          <w:bCs/>
+        </w:rPr>
+        <w:t>Always use a Pipeline</w:t>
+      </w:r>
+      <w:r>
+        <w:rPr>
+          <w:rFonts w:eastAsia="Times New Roman"/>
+        </w:rPr>
+        <w:t xml:space="preserve"> (for scaling/encoding + model) so CV does </w:t>
+      </w:r>
+      <w:proofErr w:type="gramStart"/>
+      <w:r>
+        <w:rPr>
+          <w:rFonts w:eastAsia="Times New Roman"/>
+        </w:rPr>
+        <w:t>preprocessing</w:t>
+      </w:r>
+      <w:proofErr w:type="gramEnd"/>
+      <w:r>
+        <w:rPr>
+          <w:rFonts w:eastAsia="Times New Roman"/>
+        </w:rPr>
+        <w:t xml:space="preserve"> correctly and avoids data leakage.</w:t>
+      </w:r>
+    </w:p>
+    <w:p>
+      <w:pPr>
+        <w:numPr>
+          <w:ilvl w:val="0"/>
+          <w:numId w:val="32"/>
+        </w:numPr>
+        <w:spacing w:after="0"/>
+        <w:rPr>
+          <w:rFonts w:eastAsia="Times New Roman"/>
+        </w:rPr>
+      </w:pPr>
+      <w:r>
+        <w:rPr>
+          <w:rFonts w:eastAsia="Times New Roman"/>
+          <w:b/>
+          <w:bCs/>
+        </w:rPr>
+        <w:t>Pick the right scoring metric:</w:t>
+      </w:r>
+      <w:r>
+        <w:rPr>
+          <w:rFonts w:eastAsia="Times New Roman"/>
+        </w:rPr>
+        <w:t xml:space="preserve"> accuracy for balanced classes, F1/recall/precision for imbalanced classification, and RMSE/MAE for regression.</w:t>
+      </w:r>
+    </w:p>
+    <w:p>
+      <w:pPr>
+        <w:numPr>
+          <w:ilvl w:val="0"/>
+          <w:numId w:val="32"/>
+        </w:numPr>
+        <w:spacing w:after="0"/>
+        <w:rPr>
+          <w:rFonts w:eastAsia="Times New Roman"/>
+        </w:rPr>
+      </w:pPr>
+      <w:r>
+        <w:rPr>
+          <w:rFonts w:eastAsia="Times New Roman"/>
+          <w:b/>
+          <w:bCs/>
+        </w:rPr>
+        <w:t>Control runtime:</w:t>
+      </w:r>
+      <w:r>
+        <w:rPr>
+          <w:rFonts w:eastAsia="Times New Roman"/>
+        </w:rPr>
+        <w:t xml:space="preserve"> Reduce the grid size, lower </w:t>
+      </w:r>
+      <w:r>
+        <w:rPr>
+          <w:rFonts w:eastAsia="Times New Roman"/>
+          <w:i/>
+          <w:iCs/>
+        </w:rPr>
+        <w:t>cv</w:t>
+      </w:r>
+      <w:r>
+        <w:rPr>
+          <w:rFonts w:eastAsia="Times New Roman"/>
+        </w:rPr>
+        <w:t xml:space="preserve">, or set </w:t>
+      </w:r>
+      <w:proofErr w:type="spellStart"/>
+      <w:r>
+        <w:rPr>
+          <w:rFonts w:eastAsia="Times New Roman"/>
+          <w:i/>
+          <w:iCs/>
+        </w:rPr>
+        <w:t>n_iter</w:t>
+      </w:r>
+      <w:proofErr w:type="spellEnd"/>
+      <w:r>
+        <w:rPr>
+          <w:rFonts w:eastAsia="Times New Roman"/>
+        </w:rPr>
+        <w:t xml:space="preserve"> for </w:t>
+      </w:r>
+      <w:proofErr w:type="spellStart"/>
+      <w:r>
+        <w:rPr>
+          <w:rFonts w:eastAsia="Times New Roman"/>
+        </w:rPr>
+        <w:t>RandomizedSearchCV</w:t>
+      </w:r>
+      <w:proofErr w:type="spellEnd"/>
+      <w:r>
+        <w:rPr>
+          <w:rFonts w:eastAsia="Times New Roman"/>
+        </w:rPr>
+        <w:t xml:space="preserve">; also use </w:t>
+      </w:r>
+      <w:proofErr w:type="spellStart"/>
+      <w:r>
+        <w:rPr>
+          <w:rFonts w:eastAsia="Times New Roman"/>
+          <w:i/>
+          <w:iCs/>
+        </w:rPr>
+        <w:t>n_jobs</w:t>
+      </w:r>
+      <w:proofErr w:type="spellEnd"/>
+      <w:r>
+        <w:rPr>
+          <w:rFonts w:eastAsia="Times New Roman"/>
+          <w:i/>
+          <w:iCs/>
+        </w:rPr>
+        <w:t>=-1</w:t>
+      </w:r>
+      <w:r>
+        <w:rPr>
+          <w:rFonts w:eastAsia="Times New Roman"/>
+        </w:rPr>
+        <w:t xml:space="preserve"> to parallelize if allowed.</w:t>
+      </w:r>
+    </w:p>
+    <w:p>
+      <w:pPr>
+        <w:numPr>
+          <w:ilvl w:val="0"/>
+          <w:numId w:val="32"/>
+        </w:numPr>
+        <w:spacing w:after="0"/>
+        <w:rPr>
+          <w:rFonts w:eastAsia="Times New Roman"/>
+        </w:rPr>
+      </w:pPr>
+      <w:r>
+        <w:rPr>
+          <w:rFonts w:eastAsia="Times New Roman"/>
+          <w:b/>
+          <w:bCs/>
+        </w:rPr>
+        <w:t>Use stratification when needed:</w:t>
+      </w:r>
+      <w:r>
+        <w:rPr>
+          <w:rFonts w:eastAsia="Times New Roman"/>
+        </w:rPr>
+        <w:t xml:space="preserve"> For classification, use stratified CV to preserve class proportions across folds.</w:t>
+      </w:r>
+    </w:p>
+    <w:p>
+      <w:pPr>
+        <w:numPr>
+          <w:ilvl w:val="0"/>
+          <w:numId w:val="32"/>
+        </w:numPr>
+        <w:spacing w:after="0"/>
+        <w:rPr>
+          <w:rFonts w:eastAsia="Times New Roman"/>
+        </w:rPr>
+      </w:pPr>
+      <w:r>
+        <w:rPr>
+          <w:rFonts w:eastAsia="Times New Roman"/>
+          <w:b/>
+          <w:bCs/>
+        </w:rPr>
+        <w:t>Final evaluation:</w:t>
+      </w:r>
+      <w:r>
+        <w:rPr>
+          <w:rFonts w:eastAsia="Times New Roman"/>
+        </w:rPr>
+        <w:t xml:space="preserve"> After tuning, evaluate the refit “best estimator” once on a held-out test set that was never used in CV.</w:t>
+      </w:r>
+    </w:p>
+    <w:p>
+      <w:pPr>
+        <w:pBdr>
+          <w:top w:val="single" w:sz="8" w:space="6" w:color="D9D9D9"/>
+          <w:left w:val="single" w:sz="2" w:space="0" w:color="D9D9D9"/>
+          <w:bottom w:val="single" w:sz="2" w:space="0" w:color="D9D9D9"/>
+          <w:right w:val="single" w:sz="2" w:space="0" w:color="D9D9D9"/>
+        </w:pBdr>
+        <w:spacing w:before="360" w:after="0"/>
+        <w:rPr>
+          <w:kern w:val="0"/>
+          <w14:ligatures w14:val="none"/>
+        </w:rPr>
+      </w:pPr>
+      <w:r>
+        <w:rPr>
+          <w:color w:val="595959"/>
+          <w:sz w:val="20"/>
+          <w:szCs w:val="20"/>
+        </w:rPr>
+        <w:t>Page [#] | Last updated: [date]</w:t>
+      </w:r>
+    </w:p>
+    <w:p>
+      <w:pPr>
+        <w:pStyle w:val="Heading1"/>
+        <w:rPr>
+          <w:rFonts w:eastAsia="Times New Roman"/>
+          <w:kern w:val="36"/>
+          <w14:ligatures w14:val="none"/>
+        </w:rPr>
+      </w:pPr>
+      <w:r>
+        <w:rPr>
+          <w:rFonts w:eastAsia="Times New Roman"/>
+        </w:rPr>
+        <w:t>8. K-Nearest Neighbors (KNN)</w:t>
+      </w:r>
+    </w:p>
+    <w:p>
+      <w:pPr>
+        <w:pStyle w:val="Heading2"/>
+        <w:rPr>
+          <w:rFonts w:eastAsia="Times New Roman"/>
+          <w:kern w:val="0"/>
+          <w14:ligatures w14:val="none"/>
+        </w:rPr>
+      </w:pPr>
+      <w:r>
+        <w:rPr>
+          <w:rFonts w:eastAsia="Times New Roman"/>
+        </w:rPr>
+        <w:t>8.1 Definition</w:t>
+      </w:r>
+    </w:p>
+    <w:p>
+      <w:pPr>
+        <w:numPr>
+          <w:ilvl w:val="0"/>
+          <w:numId w:val="33"/>
+        </w:numPr>
+        <w:spacing w:after="0"/>
+        <w:rPr>
+          <w:rFonts w:eastAsia="Times New Roman"/>
+          <w:kern w:val="0"/>
+          <w14:ligatures w14:val="none"/>
+        </w:rPr>
+      </w:pPr>
+      <w:r>
+        <w:rPr>
+          <w:rFonts w:eastAsia="Times New Roman"/>
+        </w:rPr>
+        <w:t>What KNN is (supervised, instance-based / lazy learning).</w:t>
+      </w:r>
+    </w:p>
+    <w:p>
+      <w:pPr>
+        <w:numPr>
+          <w:ilvl w:val="0"/>
+          <w:numId w:val="33"/>
+        </w:numPr>
+        <w:spacing w:after="0"/>
+        <w:rPr>
+          <w:rFonts w:eastAsia="Times New Roman"/>
+        </w:rPr>
+      </w:pPr>
+      <w:r>
+        <w:rPr>
+          <w:rFonts w:eastAsia="Times New Roman"/>
+        </w:rPr>
+        <w:t>What “neighbors” and “K” mean.</w:t>
+      </w:r>
+    </w:p>
+    <w:p>
+      <w:pPr>
+        <w:pStyle w:val="Heading2"/>
+        <w:rPr>
+          <w:rFonts w:eastAsia="Times New Roman"/>
+          <w:kern w:val="0"/>
+          <w14:ligatures w14:val="none"/>
+        </w:rPr>
+      </w:pPr>
+      <w:r>
+        <w:rPr>
+          <w:rFonts w:eastAsia="Times New Roman"/>
+        </w:rPr>
+        <w:lastRenderedPageBreak/>
+        <w:t>8.2 Intuition (How KNN Works)</w:t>
+      </w:r>
+    </w:p>
+    <w:p>
+      <w:pPr>
+        <w:numPr>
+          <w:ilvl w:val="0"/>
+          <w:numId w:val="34"/>
+        </w:numPr>
+        <w:spacing w:after="0"/>
+        <w:rPr>
+          <w:rFonts w:eastAsia="Times New Roman"/>
+          <w:kern w:val="0"/>
+          <w14:ligatures w14:val="none"/>
+        </w:rPr>
+      </w:pPr>
+      <w:r>
+        <w:rPr>
+          <w:rFonts w:eastAsia="Times New Roman"/>
+        </w:rPr>
+        <w:t>Similarity: “points close together behave similarly”.</w:t>
+      </w:r>
+    </w:p>
+    <w:p>
+      <w:pPr>
+        <w:numPr>
+          <w:ilvl w:val="0"/>
+          <w:numId w:val="34"/>
+        </w:numPr>
+        <w:spacing w:after="0"/>
+        <w:rPr>
+          <w:rFonts w:eastAsia="Times New Roman"/>
+        </w:rPr>
+      </w:pPr>
+      <w:r>
+        <w:rPr>
+          <w:rFonts w:eastAsia="Times New Roman"/>
+        </w:rPr>
+        <w:t>Majority vote (classification) / average (regression).</w:t>
+      </w:r>
+    </w:p>
+    <w:p>
+      <w:pPr>
+        <w:pStyle w:val="Heading2"/>
+        <w:rPr>
+          <w:rFonts w:eastAsia="Times New Roman"/>
+          <w:kern w:val="0"/>
+          <w14:ligatures w14:val="none"/>
+        </w:rPr>
+      </w:pPr>
+      <w:r>
+        <w:rPr>
+          <w:rFonts w:eastAsia="Times New Roman"/>
+        </w:rPr>
+        <w:t>8.3 Algorithm (Step-by-step)</w:t>
+      </w:r>
+    </w:p>
+    <w:p>
+      <w:pPr>
+        <w:numPr>
+          <w:ilvl w:val="0"/>
+          <w:numId w:val="35"/>
+        </w:numPr>
+        <w:spacing w:after="0"/>
+        <w:rPr>
+          <w:rFonts w:eastAsia="Times New Roman"/>
+          <w:kern w:val="0"/>
+          <w14:ligatures w14:val="none"/>
+        </w:rPr>
+      </w:pPr>
+      <w:r>
+        <w:rPr>
+          <w:rFonts w:eastAsia="Times New Roman"/>
+        </w:rPr>
+        <w:t>Choose K.</w:t>
+      </w:r>
+    </w:p>
+    <w:p>
+      <w:pPr>
+        <w:numPr>
+          <w:ilvl w:val="0"/>
+          <w:numId w:val="35"/>
+        </w:numPr>
+        <w:spacing w:after="0"/>
+        <w:rPr>
+          <w:rFonts w:eastAsia="Times New Roman"/>
+        </w:rPr>
+      </w:pPr>
+      <w:r>
+        <w:rPr>
+          <w:rFonts w:eastAsia="Times New Roman"/>
+        </w:rPr>
+        <w:t>Compute distance from the query point to all training points.</w:t>
+      </w:r>
+    </w:p>
+    <w:p>
+      <w:pPr>
+        <w:numPr>
+          <w:ilvl w:val="0"/>
+          <w:numId w:val="35"/>
+        </w:numPr>
+        <w:spacing w:after="0"/>
+        <w:rPr>
+          <w:rFonts w:eastAsia="Times New Roman"/>
+        </w:rPr>
+      </w:pPr>
+      <w:r>
+        <w:rPr>
+          <w:rFonts w:eastAsia="Times New Roman"/>
+        </w:rPr>
+        <w:t>Pick the K closest points.</w:t>
+      </w:r>
+    </w:p>
+    <w:p>
+      <w:pPr>
+        <w:numPr>
+          <w:ilvl w:val="0"/>
+          <w:numId w:val="35"/>
+        </w:numPr>
+        <w:spacing w:after="0"/>
+        <w:rPr>
+          <w:rFonts w:eastAsia="Times New Roman"/>
+        </w:rPr>
+      </w:pPr>
+      <w:r>
+        <w:rPr>
+          <w:rFonts w:eastAsia="Times New Roman"/>
+        </w:rPr>
+        <w:t>Aggregate neighbors to predict (vote/mean; optionally distance-weighted).</w:t>
+      </w:r>
+    </w:p>
+    <w:p>
+      <w:pPr>
+        <w:pStyle w:val="Heading2"/>
+        <w:rPr>
+          <w:rFonts w:eastAsia="Times New Roman"/>
+          <w:kern w:val="0"/>
+          <w14:ligatures w14:val="none"/>
+        </w:rPr>
+      </w:pPr>
+      <w:r>
+        <w:rPr>
+          <w:rFonts w:eastAsia="Times New Roman"/>
+        </w:rPr>
+        <w:t>8.4 Distance Metrics</w:t>
+      </w:r>
+    </w:p>
+    <w:p>
+      <w:pPr>
+        <w:numPr>
+          <w:ilvl w:val="0"/>
+          <w:numId w:val="36"/>
+        </w:numPr>
+        <w:spacing w:after="0"/>
+        <w:rPr>
+          <w:rFonts w:eastAsia="Times New Roman"/>
+          <w:kern w:val="0"/>
+          <w14:ligatures w14:val="none"/>
+        </w:rPr>
+      </w:pPr>
+      <w:r>
+        <w:rPr>
+          <w:rFonts w:eastAsia="Times New Roman"/>
+        </w:rPr>
+        <w:t>Euclidean (L2) — default for continuous features.</w:t>
+      </w:r>
+    </w:p>
+    <w:p>
+      <w:pPr>
+        <w:numPr>
+          <w:ilvl w:val="0"/>
+          <w:numId w:val="36"/>
+        </w:numPr>
+        <w:spacing w:after="0"/>
+        <w:rPr>
+          <w:rFonts w:eastAsia="Times New Roman"/>
+        </w:rPr>
+      </w:pPr>
+      <w:r>
+        <w:rPr>
+          <w:rFonts w:eastAsia="Times New Roman"/>
+        </w:rPr>
+        <w:t>Manhattan (L1).</w:t>
+      </w:r>
+    </w:p>
+    <w:p>
+      <w:pPr>
+        <w:numPr>
+          <w:ilvl w:val="0"/>
+          <w:numId w:val="36"/>
+        </w:numPr>
+        <w:spacing w:after="0"/>
+        <w:rPr>
+          <w:rFonts w:eastAsia="Times New Roman"/>
+        </w:rPr>
+      </w:pPr>
+      <w:r>
+        <w:rPr>
+          <w:rFonts w:eastAsia="Times New Roman"/>
+        </w:rPr>
+        <w:t>Minkowski (general form).</w:t>
+      </w:r>
+    </w:p>
+    <w:p>
+      <w:pPr>
+        <w:numPr>
+          <w:ilvl w:val="0"/>
+          <w:numId w:val="36"/>
+        </w:numPr>
+        <w:spacing w:after="0"/>
+        <w:rPr>
+          <w:rFonts w:eastAsia="Times New Roman"/>
+        </w:rPr>
+      </w:pPr>
+      <w:r>
+        <w:rPr>
+          <w:rFonts w:eastAsia="Times New Roman"/>
+        </w:rPr>
+        <w:t>Cosine distance (often for text/embeddings).</w:t>
+      </w:r>
+    </w:p>
+    <w:p>
+      <w:pPr>
+        <w:pStyle w:val="Heading2"/>
+        <w:rPr>
+          <w:rFonts w:eastAsia="Times New Roman"/>
+          <w:kern w:val="0"/>
+          <w14:ligatures w14:val="none"/>
+        </w:rPr>
+      </w:pPr>
+      <w:r>
+        <w:rPr>
+          <w:rFonts w:eastAsia="Times New Roman"/>
+        </w:rPr>
+        <w:t>8.5 Choosing the Value of K</w:t>
+      </w:r>
+    </w:p>
+    <w:p>
+      <w:pPr>
+        <w:numPr>
+          <w:ilvl w:val="0"/>
+          <w:numId w:val="37"/>
+        </w:numPr>
+        <w:spacing w:after="0"/>
+        <w:rPr>
+          <w:rFonts w:eastAsia="Times New Roman"/>
+          <w:kern w:val="0"/>
+          <w14:ligatures w14:val="none"/>
+        </w:rPr>
+      </w:pPr>
+      <w:r>
+        <w:rPr>
+          <w:rFonts w:eastAsia="Times New Roman"/>
+        </w:rPr>
+        <w:t>Small K vs large K (overfitting vs underfitting).</w:t>
+      </w:r>
+    </w:p>
+    <w:p>
+      <w:pPr>
+        <w:numPr>
+          <w:ilvl w:val="0"/>
+          <w:numId w:val="37"/>
+        </w:numPr>
+        <w:spacing w:after="0"/>
+        <w:rPr>
+          <w:rFonts w:eastAsia="Times New Roman"/>
+        </w:rPr>
+      </w:pPr>
+      <w:r>
+        <w:rPr>
+          <w:rFonts w:eastAsia="Times New Roman"/>
+        </w:rPr>
+        <w:t>Use cross-validation to pick K.</w:t>
+      </w:r>
+    </w:p>
+    <w:p>
+      <w:pPr>
+        <w:numPr>
+          <w:ilvl w:val="0"/>
+          <w:numId w:val="37"/>
+        </w:numPr>
+        <w:spacing w:after="0"/>
+        <w:rPr>
+          <w:rFonts w:eastAsia="Times New Roman"/>
+        </w:rPr>
+      </w:pPr>
+      <w:r>
+        <w:rPr>
+          <w:rFonts w:eastAsia="Times New Roman"/>
+        </w:rPr>
+        <w:t>Odd K to reduce ties (binary classification).</w:t>
+      </w:r>
+    </w:p>
+    <w:p>
+      <w:pPr>
+        <w:pStyle w:val="Heading2"/>
+        <w:rPr>
+          <w:rFonts w:eastAsia="Times New Roman"/>
+          <w:kern w:val="0"/>
+          <w14:ligatures w14:val="none"/>
+        </w:rPr>
+      </w:pPr>
+      <w:r>
+        <w:rPr>
+          <w:rFonts w:eastAsia="Times New Roman"/>
+        </w:rPr>
+        <w:t>8.6 Feature Scaling (Very Important)</w:t>
+      </w:r>
+    </w:p>
+    <w:p>
+      <w:pPr>
+        <w:numPr>
+          <w:ilvl w:val="0"/>
+          <w:numId w:val="38"/>
+        </w:numPr>
+        <w:spacing w:after="0"/>
+        <w:rPr>
+          <w:rFonts w:eastAsia="Times New Roman"/>
+          <w:kern w:val="0"/>
+          <w14:ligatures w14:val="none"/>
+        </w:rPr>
+      </w:pPr>
+      <w:r>
+        <w:rPr>
+          <w:rFonts w:eastAsia="Times New Roman"/>
+        </w:rPr>
+        <w:t>Why scaling matters for distance-based models.</w:t>
+      </w:r>
+    </w:p>
+    <w:p>
+      <w:pPr>
+        <w:numPr>
+          <w:ilvl w:val="0"/>
+          <w:numId w:val="38"/>
+        </w:numPr>
+        <w:spacing w:after="0"/>
+        <w:rPr>
+          <w:rFonts w:eastAsia="Times New Roman"/>
+        </w:rPr>
+      </w:pPr>
+      <w:r>
+        <w:rPr>
+          <w:rFonts w:eastAsia="Times New Roman"/>
+        </w:rPr>
+        <w:t xml:space="preserve">Use </w:t>
+      </w:r>
+      <w:proofErr w:type="spellStart"/>
+      <w:r>
+        <w:rPr>
+          <w:rFonts w:eastAsia="Times New Roman"/>
+        </w:rPr>
+        <w:t>StandardScaler</w:t>
+      </w:r>
+      <w:proofErr w:type="spellEnd"/>
+      <w:r>
+        <w:rPr>
+          <w:rFonts w:eastAsia="Times New Roman"/>
+        </w:rPr>
+        <w:t>/</w:t>
+      </w:r>
+      <w:proofErr w:type="spellStart"/>
+      <w:r>
+        <w:rPr>
+          <w:rFonts w:eastAsia="Times New Roman"/>
+        </w:rPr>
+        <w:t>MinMaxScaler</w:t>
+      </w:r>
+      <w:proofErr w:type="spellEnd"/>
+      <w:r>
+        <w:rPr>
+          <w:rFonts w:eastAsia="Times New Roman"/>
+        </w:rPr>
+        <w:t xml:space="preserve"> inside a Pipeline.</w:t>
+      </w:r>
+    </w:p>
+    <w:p>
+      <w:pPr>
+        <w:numPr>
+          <w:ilvl w:val="0"/>
+          <w:numId w:val="38"/>
+        </w:numPr>
+        <w:spacing w:after="0"/>
+        <w:rPr>
+          <w:rFonts w:eastAsia="Times New Roman"/>
+        </w:rPr>
+      </w:pPr>
+      <w:r>
+        <w:rPr>
+          <w:rFonts w:eastAsia="Times New Roman"/>
+        </w:rPr>
+        <w:t>Avoid data leakage: fit scaler only on training folds during CV.</w:t>
+      </w:r>
+    </w:p>
+    <w:p>
+      <w:pPr>
+        <w:pStyle w:val="Heading2"/>
+        <w:rPr>
+          <w:rFonts w:eastAsia="Times New Roman"/>
+          <w:kern w:val="0"/>
+          <w14:ligatures w14:val="none"/>
+        </w:rPr>
+      </w:pPr>
+      <w:r>
+        <w:rPr>
+          <w:rFonts w:eastAsia="Times New Roman"/>
+        </w:rPr>
+        <w:t>8.7 KNN for Classification vs Regression</w:t>
+      </w:r>
+    </w:p>
+    <w:p>
+      <w:pPr>
+        <w:numPr>
+          <w:ilvl w:val="0"/>
+          <w:numId w:val="39"/>
+        </w:numPr>
+        <w:spacing w:after="0"/>
+        <w:rPr>
+          <w:rFonts w:eastAsia="Times New Roman"/>
+          <w:kern w:val="0"/>
+          <w14:ligatures w14:val="none"/>
+        </w:rPr>
+      </w:pPr>
+      <w:r>
+        <w:rPr>
+          <w:rFonts w:eastAsia="Times New Roman"/>
+          <w:b/>
+          <w:bCs/>
+        </w:rPr>
+        <w:t>Classification:</w:t>
+      </w:r>
+      <w:r>
+        <w:rPr>
+          <w:rFonts w:eastAsia="Times New Roman"/>
+        </w:rPr>
+        <w:t xml:space="preserve"> majority vote; probability = fraction of neighbors per class.</w:t>
+      </w:r>
+    </w:p>
+    <w:p>
+      <w:pPr>
+        <w:numPr>
+          <w:ilvl w:val="0"/>
+          <w:numId w:val="39"/>
+        </w:numPr>
+        <w:spacing w:after="0"/>
+        <w:rPr>
+          <w:rFonts w:eastAsia="Times New Roman"/>
+        </w:rPr>
+      </w:pPr>
+      <w:r>
+        <w:rPr>
+          <w:rFonts w:eastAsia="Times New Roman"/>
+          <w:b/>
+          <w:bCs/>
+        </w:rPr>
+        <w:t>Regression:</w:t>
+      </w:r>
+      <w:r>
+        <w:rPr>
+          <w:rFonts w:eastAsia="Times New Roman"/>
+        </w:rPr>
+        <w:t xml:space="preserve"> average (or weighted average) of neighbor targets.</w:t>
+      </w:r>
+    </w:p>
+    <w:p>
+      <w:pPr>
+        <w:pStyle w:val="Heading2"/>
+        <w:rPr>
+          <w:rFonts w:eastAsia="Times New Roman"/>
+          <w:kern w:val="0"/>
+          <w14:ligatures w14:val="none"/>
+        </w:rPr>
+      </w:pPr>
+      <w:r>
+        <w:rPr>
+          <w:rFonts w:eastAsia="Times New Roman"/>
+        </w:rPr>
+        <w:t>8.8 Key Hyperparameters</w:t>
+      </w:r>
+    </w:p>
+    <w:p>
+      <w:pPr>
+        <w:numPr>
+          <w:ilvl w:val="0"/>
+          <w:numId w:val="40"/>
+        </w:numPr>
+        <w:spacing w:after="0"/>
+        <w:rPr>
+          <w:rFonts w:eastAsia="Times New Roman"/>
+          <w:kern w:val="0"/>
+          <w14:ligatures w14:val="none"/>
+        </w:rPr>
+      </w:pPr>
+      <w:proofErr w:type="spellStart"/>
+      <w:r>
+        <w:rPr>
+          <w:rFonts w:eastAsia="Times New Roman"/>
+          <w:i/>
+          <w:iCs/>
+        </w:rPr>
+        <w:t>n_neighbors</w:t>
+      </w:r>
+      <w:proofErr w:type="spellEnd"/>
+      <w:r>
+        <w:rPr>
+          <w:rFonts w:eastAsia="Times New Roman"/>
+        </w:rPr>
+        <w:t xml:space="preserve"> (K).</w:t>
+      </w:r>
+    </w:p>
+    <w:p>
+      <w:pPr>
+        <w:numPr>
+          <w:ilvl w:val="0"/>
+          <w:numId w:val="40"/>
+        </w:numPr>
+        <w:spacing w:after="0"/>
+        <w:rPr>
+          <w:rFonts w:eastAsia="Times New Roman"/>
+        </w:rPr>
+      </w:pPr>
+      <w:r>
+        <w:rPr>
+          <w:rFonts w:eastAsia="Times New Roman"/>
+          <w:i/>
+          <w:iCs/>
+        </w:rPr>
+        <w:t>weights</w:t>
+      </w:r>
+      <w:r>
+        <w:rPr>
+          <w:rFonts w:eastAsia="Times New Roman"/>
+        </w:rPr>
+        <w:t xml:space="preserve"> (uniform vs distance).</w:t>
+      </w:r>
+    </w:p>
+    <w:p>
+      <w:pPr>
+        <w:numPr>
+          <w:ilvl w:val="0"/>
+          <w:numId w:val="40"/>
+        </w:numPr>
+        <w:spacing w:after="0"/>
+        <w:rPr>
+          <w:rFonts w:eastAsia="Times New Roman"/>
+        </w:rPr>
+      </w:pPr>
+      <w:r>
+        <w:rPr>
+          <w:rFonts w:eastAsia="Times New Roman"/>
+          <w:i/>
+          <w:iCs/>
+        </w:rPr>
+        <w:t>metric</w:t>
+      </w:r>
+      <w:r>
+        <w:rPr>
+          <w:rFonts w:eastAsia="Times New Roman"/>
+        </w:rPr>
+        <w:t xml:space="preserve"> / </w:t>
+      </w:r>
+      <w:r>
+        <w:rPr>
+          <w:rFonts w:eastAsia="Times New Roman"/>
+          <w:i/>
+          <w:iCs/>
+        </w:rPr>
+        <w:t>p</w:t>
+      </w:r>
+      <w:r>
+        <w:rPr>
+          <w:rFonts w:eastAsia="Times New Roman"/>
+        </w:rPr>
+        <w:t xml:space="preserve"> (distance choice).</w:t>
+      </w:r>
+    </w:p>
+    <w:p>
+      <w:pPr>
+        <w:numPr>
+          <w:ilvl w:val="0"/>
+          <w:numId w:val="40"/>
+        </w:numPr>
+        <w:spacing w:after="0"/>
+        <w:rPr>
+          <w:rFonts w:eastAsia="Times New Roman"/>
+        </w:rPr>
+      </w:pPr>
+      <w:r>
+        <w:rPr>
+          <w:rFonts w:eastAsia="Times New Roman"/>
+          <w:i/>
+          <w:iCs/>
+        </w:rPr>
+        <w:t>algorithm</w:t>
+      </w:r>
+      <w:r>
+        <w:rPr>
+          <w:rFonts w:eastAsia="Times New Roman"/>
+        </w:rPr>
+        <w:t xml:space="preserve"> (brute, </w:t>
+      </w:r>
+      <w:proofErr w:type="spellStart"/>
+      <w:r>
+        <w:rPr>
+          <w:rFonts w:eastAsia="Times New Roman"/>
+        </w:rPr>
+        <w:t>kd_tree</w:t>
+      </w:r>
+      <w:proofErr w:type="spellEnd"/>
+      <w:r>
+        <w:rPr>
+          <w:rFonts w:eastAsia="Times New Roman"/>
+        </w:rPr>
+        <w:t xml:space="preserve">, </w:t>
+      </w:r>
+      <w:proofErr w:type="spellStart"/>
+      <w:r>
+        <w:rPr>
+          <w:rFonts w:eastAsia="Times New Roman"/>
+        </w:rPr>
+        <w:t>ball_tree</w:t>
+      </w:r>
+      <w:proofErr w:type="spellEnd"/>
+      <w:r>
+        <w:rPr>
+          <w:rFonts w:eastAsia="Times New Roman"/>
+        </w:rPr>
+        <w:t>) — for speed.</w:t>
+      </w:r>
+    </w:p>
+    <w:p>
+      <w:pPr>
+        <w:pStyle w:val="Heading2"/>
+        <w:rPr>
+          <w:rFonts w:eastAsia="Times New Roman"/>
+          <w:kern w:val="0"/>
+          <w14:ligatures w14:val="none"/>
+        </w:rPr>
+      </w:pPr>
+      <w:r>
+        <w:rPr>
+          <w:rFonts w:eastAsia="Times New Roman"/>
+        </w:rPr>
+        <w:lastRenderedPageBreak/>
+        <w:t>8.9 Pros and Cons</w:t>
+      </w:r>
+    </w:p>
+    <w:p>
+      <w:pPr>
+        <w:numPr>
+          <w:ilvl w:val="0"/>
+          <w:numId w:val="41"/>
+        </w:numPr>
+        <w:spacing w:after="0"/>
+        <w:rPr>
+          <w:rFonts w:eastAsia="Times New Roman"/>
+          <w:kern w:val="0"/>
+          <w14:ligatures w14:val="none"/>
+        </w:rPr>
+      </w:pPr>
+      <w:r>
+        <w:rPr>
+          <w:rFonts w:eastAsia="Times New Roman"/>
+          <w:b/>
+          <w:bCs/>
+        </w:rPr>
+        <w:t>Pros:</w:t>
+      </w:r>
+      <w:r>
+        <w:rPr>
+          <w:rFonts w:eastAsia="Times New Roman"/>
+        </w:rPr>
+        <w:t xml:space="preserve"> Simple; no training phase; can model complex boundaries.</w:t>
+      </w:r>
+    </w:p>
+    <w:p>
+      <w:pPr>
+        <w:numPr>
+          <w:ilvl w:val="0"/>
+          <w:numId w:val="41"/>
+        </w:numPr>
+        <w:spacing w:after="0"/>
+        <w:rPr>
+          <w:rFonts w:eastAsia="Times New Roman"/>
+        </w:rPr>
+      </w:pPr>
+      <w:r>
+        <w:rPr>
+          <w:rFonts w:eastAsia="Times New Roman"/>
+          <w:b/>
+          <w:bCs/>
+        </w:rPr>
+        <w:t>Cons:</w:t>
+      </w:r>
+      <w:r>
+        <w:rPr>
+          <w:rFonts w:eastAsia="Times New Roman"/>
+        </w:rPr>
+        <w:t xml:space="preserve"> Slow predictions on large datasets; sensitive to scaling, noise, and irrelevant features.</w:t>
+      </w:r>
+    </w:p>
+    <w:p>
+      <w:pPr>
+        <w:pStyle w:val="Heading2"/>
+        <w:rPr>
+          <w:rFonts w:eastAsia="Times New Roman"/>
+          <w:kern w:val="0"/>
+          <w14:ligatures w14:val="none"/>
+        </w:rPr>
+      </w:pPr>
+      <w:r>
+        <w:rPr>
+          <w:rFonts w:eastAsia="Times New Roman"/>
+        </w:rPr>
+        <w:t>8.10 Computational Complexity (Training vs Prediction)</w:t>
+      </w:r>
+    </w:p>
+    <w:p>
+      <w:pPr>
+        <w:numPr>
+          <w:ilvl w:val="0"/>
+          <w:numId w:val="42"/>
+        </w:numPr>
+        <w:spacing w:after="0"/>
+        <w:rPr>
+          <w:rFonts w:eastAsia="Times New Roman"/>
+          <w:kern w:val="0"/>
+          <w14:ligatures w14:val="none"/>
+        </w:rPr>
+      </w:pPr>
+      <w:r>
+        <w:rPr>
+          <w:rFonts w:eastAsia="Times New Roman"/>
+        </w:rPr>
+        <w:t>“Lazy learner”: stores training data; prediction time can be expensive.</w:t>
+      </w:r>
+    </w:p>
+    <w:p>
+      <w:pPr>
+        <w:numPr>
+          <w:ilvl w:val="0"/>
+          <w:numId w:val="42"/>
+        </w:numPr>
+        <w:spacing w:after="0"/>
+        <w:rPr>
+          <w:rFonts w:eastAsia="Times New Roman"/>
+        </w:rPr>
+      </w:pPr>
+      <w:r>
+        <w:rPr>
+          <w:rFonts w:eastAsia="Times New Roman"/>
+        </w:rPr>
+        <w:t>Indexing structures (KD-Tree / Ball-Tree) help in lower dimensions.</w:t>
+      </w:r>
+    </w:p>
+    <w:p>
+      <w:pPr>
+        <w:numPr>
+          <w:ilvl w:val="0"/>
+          <w:numId w:val="42"/>
+        </w:numPr>
+        <w:spacing w:after="0"/>
+        <w:rPr>
+          <w:rFonts w:eastAsia="Times New Roman"/>
+        </w:rPr>
+      </w:pPr>
+      <w:r>
+        <w:rPr>
+          <w:rFonts w:eastAsia="Times New Roman"/>
+        </w:rPr>
+        <w:t>Curse of dimensionality impact.</w:t>
+      </w:r>
+    </w:p>
+    <w:p>
+      <w:pPr>
+        <w:pStyle w:val="Heading2"/>
+        <w:rPr>
+          <w:rFonts w:eastAsia="Times New Roman"/>
+          <w:kern w:val="0"/>
+          <w14:ligatures w14:val="none"/>
+        </w:rPr>
+      </w:pPr>
+      <w:r>
+        <w:rPr>
+          <w:rFonts w:eastAsia="Times New Roman"/>
+        </w:rPr>
+        <w:t>8.11 When to Use KNN (and When Not To)</w:t>
+      </w:r>
+    </w:p>
+    <w:p>
+      <w:pPr>
+        <w:numPr>
+          <w:ilvl w:val="0"/>
+          <w:numId w:val="43"/>
+        </w:numPr>
+        <w:spacing w:after="0"/>
+        <w:rPr>
+          <w:rFonts w:eastAsia="Times New Roman"/>
+          <w:kern w:val="0"/>
+          <w14:ligatures w14:val="none"/>
+        </w:rPr>
+      </w:pPr>
+      <w:r>
+        <w:rPr>
+          <w:rFonts w:eastAsia="Times New Roman"/>
+        </w:rPr>
+        <w:t>Good for small-to-medium datasets; simple baseline; non-linear boundaries.</w:t>
+      </w:r>
+    </w:p>
+    <w:p>
+      <w:pPr>
+        <w:numPr>
+          <w:ilvl w:val="0"/>
+          <w:numId w:val="43"/>
+        </w:numPr>
+        <w:spacing w:after="0"/>
+        <w:rPr>
+          <w:rFonts w:eastAsia="Times New Roman"/>
+        </w:rPr>
+      </w:pPr>
+      <w:r>
+        <w:rPr>
+          <w:rFonts w:eastAsia="Times New Roman"/>
+        </w:rPr>
+        <w:t>Not ideal for very large datasets or high-dimensional sparse data unless optimized.</w:t>
+      </w:r>
+    </w:p>
+    <w:p>
+      <w:pPr>
+        <w:pStyle w:val="Heading2"/>
+        <w:rPr>
+          <w:rFonts w:eastAsia="Times New Roman"/>
+          <w:kern w:val="0"/>
+          <w14:ligatures w14:val="none"/>
+        </w:rPr>
+      </w:pPr>
+      <w:r>
+        <w:rPr>
+          <w:rFonts w:eastAsia="Times New Roman"/>
+        </w:rPr>
+        <w:t>8.12 scikit-learn Notes (Outline)</w:t>
+      </w:r>
+    </w:p>
+    <w:p>
+      <w:pPr>
+        <w:numPr>
+          <w:ilvl w:val="0"/>
+          <w:numId w:val="44"/>
+        </w:numPr>
+        <w:spacing w:after="0"/>
+        <w:rPr>
+          <w:rFonts w:eastAsia="Times New Roman"/>
+          <w:kern w:val="0"/>
+          <w14:ligatures w14:val="none"/>
+        </w:rPr>
+      </w:pPr>
+      <w:r>
+        <w:rPr>
+          <w:rFonts w:eastAsia="Times New Roman"/>
+        </w:rPr>
+        <w:t xml:space="preserve">Estimators: </w:t>
+      </w:r>
+      <w:proofErr w:type="spellStart"/>
+      <w:r>
+        <w:rPr>
+          <w:rFonts w:eastAsia="Times New Roman"/>
+        </w:rPr>
+        <w:t>KNeighborsClassifier</w:t>
+      </w:r>
+      <w:proofErr w:type="spellEnd"/>
+      <w:r>
+        <w:rPr>
+          <w:rFonts w:eastAsia="Times New Roman"/>
+        </w:rPr>
+        <w:t xml:space="preserve">, </w:t>
+      </w:r>
+      <w:proofErr w:type="spellStart"/>
+      <w:r>
+        <w:rPr>
+          <w:rFonts w:eastAsia="Times New Roman"/>
+        </w:rPr>
+        <w:t>KNeighborsRegressor</w:t>
+      </w:r>
+      <w:proofErr w:type="spellEnd"/>
+      <w:r>
+        <w:rPr>
+          <w:rFonts w:eastAsia="Times New Roman"/>
+        </w:rPr>
+        <w:t>.</w:t>
+      </w:r>
+    </w:p>
+    <w:p>
+      <w:pPr>
+        <w:numPr>
+          <w:ilvl w:val="0"/>
+          <w:numId w:val="44"/>
+        </w:numPr>
+        <w:spacing w:after="0"/>
+        <w:rPr>
+          <w:rFonts w:eastAsia="Times New Roman"/>
+        </w:rPr>
+      </w:pPr>
+      <w:r>
+        <w:rPr>
+          <w:rFonts w:eastAsia="Times New Roman"/>
+        </w:rPr>
+        <w:t xml:space="preserve">Use Pipeline with scaling; tune with </w:t>
+      </w:r>
+      <w:proofErr w:type="spellStart"/>
+      <w:r>
+        <w:rPr>
+          <w:rFonts w:eastAsia="Times New Roman"/>
+        </w:rPr>
+        <w:t>GridSearchCV</w:t>
+      </w:r>
+      <w:proofErr w:type="spellEnd"/>
+      <w:r>
+        <w:rPr>
+          <w:rFonts w:eastAsia="Times New Roman"/>
+        </w:rPr>
+        <w:t>/</w:t>
+      </w:r>
+      <w:proofErr w:type="spellStart"/>
+      <w:r>
+        <w:rPr>
+          <w:rFonts w:eastAsia="Times New Roman"/>
+        </w:rPr>
+        <w:t>RandomizedSearchCV</w:t>
+      </w:r>
+      <w:proofErr w:type="spellEnd"/>
+      <w:r>
+        <w:rPr>
+          <w:rFonts w:eastAsia="Times New Roman"/>
+        </w:rPr>
+        <w:t>.</w:t>
+      </w:r>
+    </w:p>
+    <w:p>
+      <w:pPr>
+        <w:rPr>
+          <w:kern w:val="0"/>
+          <w14:ligatures w14:val="none"/>
+        </w:rPr>
+      </w:pPr>
+      <w:r>
+        <w:t> </w:t>
+      </w:r>
     </w:p>
     <w:sectPr>
       <w:pgSz w:w="12240" w:h="15840"/>
@@ -824,6 +3863,453 @@
 <file path=word/numbering.xml><?xml version="1.0" encoding="utf-8"?>
 <w:numbering xmlns:wpc="http://schemas.microsoft.com/office/word/2010/wordprocessingCanvas" xmlns:cx="http://schemas.microsoft.com/office/drawing/2014/chartex" xmlns:cx1="http://schemas.microsoft.com/office/drawing/2015/9/8/chartex" xmlns:cx2="http://schemas.microsoft.com/office/drawing/2015/10/21/chartex" xmlns:cx3="http://schemas.microsoft.com/office/drawing/2016/5/9/chartex" xmlns:cx4="http://schemas.microsoft.com/office/drawing/2016/5/10/chartex" xmlns:cx5="http://schemas.microsoft.com/office/drawing/2016/5/11/chartex" xmlns:cx6="http://schemas.microsoft.com/office/drawing/2016/5/12/chartex" xmlns:cx7="http://schemas.microsoft.com/office/drawing/2016/5/13/chartex" xmlns:cx8="http://schemas.microsoft.com/office/drawing/2016/5/14/chartex" xmlns:mc="http://schemas.openxmlformats.org/markup-compatibility/2006" xmlns:aink="http://schemas.microsoft.com/office/drawing/2016/ink" xmlns:am3d="http://schemas.microsoft.com/office/drawing/2017/model3d" xmlns:o="urn:schemas-microsoft-com:office:office" xmlns:oel="http://schemas.microsoft.com/office/2019/extlst" xmlns:r="http://schemas.openxmlformats.org/officeDocument/2006/relationships" xmlns:m="http://schemas.openxmlformats.org/officeDocument/2006/math" xmlns:v="urn:schemas-microsoft-com:vml" xmlns:wp14="http://schemas.microsoft.com/office/word/2010/wordprocessingDrawing" xmlns:wp="http://schemas.openxmlformats.org/drawingml/2006/wordprocessingDrawing" xmlns:w10="urn:schemas-microsoft-com:office:word" xmlns:w="http://schemas.openxmlformats.org/wordprocessingml/2006/main" xmlns:w14="http://schemas.microsoft.com/office/word/2010/wordml" xmlns:w15="http://schemas.microsoft.com/office/word/2012/wordml" xmlns:w16cex="http://schemas.microsoft.com/office/word/2018/wordml/cex" xmlns:w16cid="http://schemas.microsoft.com/office/word/2016/wordml/cid" xmlns:w16="http://schemas.microsoft.com/office/word/2018/wordml" xmlns:w16du="http://schemas.microsoft.com/office/word/2023/wordml/word16du" xmlns:w16sdtdh="http://schemas.microsoft.com/office/word/2020/wordml/sdtdatahash" xmlns:w16sdtfl="http://schemas.microsoft.com/office/word/2024/wordml/sdtformatlock" xmlns:w16se="http://schemas.microsoft.com/office/word/2015/wordml/symex" xmlns:wpg="http://schemas.microsoft.com/office/word/2010/wordprocessingGroup" xmlns:wpi="http://schemas.microsoft.com/office/word/2010/wordprocessingInk" xmlns:wne="http://schemas.microsoft.com/office/word/2006/wordml" xmlns:wps="http://schemas.microsoft.com/office/word/2010/wordprocessingShape" mc:Ignorable="w14 w15 w16se w16cid w16 w16cex w16sdtdh w16sdtfl w16du wp14">
   <w:abstractNum w:abstractNumId="0" w15:restartNumberingAfterBreak="0">
+    <w:nsid w:val="023F5999"/>
+    <w:multiLevelType w:val="multilevel"/>
+    <w:tmpl w:val="F3D4A1B0"/>
+    <w:lvl w:ilvl="0">
+      <w:start w:val="1"/>
+      <w:numFmt w:val="bullet"/>
+      <w:lvlText w:val=""/>
+      <w:lvlJc w:val="left"/>
+      <w:pPr>
+        <w:tabs>
+          <w:tab w:val="num" w:pos="720"/>
+        </w:tabs>
+        <w:ind w:left="720" w:hanging="360"/>
+      </w:pPr>
+      <w:rPr>
+        <w:rFonts w:ascii="Symbol" w:hAnsi="Symbol" w:hint="default"/>
+        <w:sz w:val="20"/>
+      </w:rPr>
+    </w:lvl>
+    <w:lvl w:ilvl="1" w:tentative="1">
+      <w:start w:val="1"/>
+      <w:numFmt w:val="bullet"/>
+      <w:lvlText w:val="o"/>
+      <w:lvlJc w:val="left"/>
+      <w:pPr>
+        <w:tabs>
+          <w:tab w:val="num" w:pos="1440"/>
+        </w:tabs>
+        <w:ind w:left="1440" w:hanging="360"/>
+      </w:pPr>
+      <w:rPr>
+        <w:rFonts w:ascii="Courier New" w:hAnsi="Courier New" w:hint="default"/>
+        <w:sz w:val="20"/>
+      </w:rPr>
+    </w:lvl>
+    <w:lvl w:ilvl="2" w:tentative="1">
+      <w:start w:val="1"/>
+      <w:numFmt w:val="bullet"/>
+      <w:lvlText w:val=""/>
+      <w:lvlJc w:val="left"/>
+      <w:pPr>
+        <w:tabs>
+          <w:tab w:val="num" w:pos="2160"/>
+        </w:tabs>
+        <w:ind w:left="2160" w:hanging="360"/>
+      </w:pPr>
+      <w:rPr>
+        <w:rFonts w:ascii="Wingdings" w:hAnsi="Wingdings" w:hint="default"/>
+        <w:sz w:val="20"/>
+      </w:rPr>
+    </w:lvl>
+    <w:lvl w:ilvl="3" w:tentative="1">
+      <w:start w:val="1"/>
+      <w:numFmt w:val="bullet"/>
+      <w:lvlText w:val=""/>
+      <w:lvlJc w:val="left"/>
+      <w:pPr>
+        <w:tabs>
+          <w:tab w:val="num" w:pos="2880"/>
+        </w:tabs>
+        <w:ind w:left="2880" w:hanging="360"/>
+      </w:pPr>
+      <w:rPr>
+        <w:rFonts w:ascii="Wingdings" w:hAnsi="Wingdings" w:hint="default"/>
+        <w:sz w:val="20"/>
+      </w:rPr>
+    </w:lvl>
+    <w:lvl w:ilvl="4" w:tentative="1">
+      <w:start w:val="1"/>
+      <w:numFmt w:val="bullet"/>
+      <w:lvlText w:val=""/>
+      <w:lvlJc w:val="left"/>
+      <w:pPr>
+        <w:tabs>
+          <w:tab w:val="num" w:pos="3600"/>
+        </w:tabs>
+        <w:ind w:left="3600" w:hanging="360"/>
+      </w:pPr>
+      <w:rPr>
+        <w:rFonts w:ascii="Wingdings" w:hAnsi="Wingdings" w:hint="default"/>
+        <w:sz w:val="20"/>
+      </w:rPr>
+    </w:lvl>
+    <w:lvl w:ilvl="5" w:tentative="1">
+      <w:start w:val="1"/>
+      <w:numFmt w:val="bullet"/>
+      <w:lvlText w:val=""/>
+      <w:lvlJc w:val="left"/>
+      <w:pPr>
+        <w:tabs>
+          <w:tab w:val="num" w:pos="4320"/>
+        </w:tabs>
+        <w:ind w:left="4320" w:hanging="360"/>
+      </w:pPr>
+      <w:rPr>
+        <w:rFonts w:ascii="Wingdings" w:hAnsi="Wingdings" w:hint="default"/>
+        <w:sz w:val="20"/>
+      </w:rPr>
+    </w:lvl>
+    <w:lvl w:ilvl="6" w:tentative="1">
+      <w:start w:val="1"/>
+      <w:numFmt w:val="bullet"/>
+      <w:lvlText w:val=""/>
+      <w:lvlJc w:val="left"/>
+      <w:pPr>
+        <w:tabs>
+          <w:tab w:val="num" w:pos="5040"/>
+        </w:tabs>
+        <w:ind w:left="5040" w:hanging="360"/>
+      </w:pPr>
+      <w:rPr>
+        <w:rFonts w:ascii="Wingdings" w:hAnsi="Wingdings" w:hint="default"/>
+        <w:sz w:val="20"/>
+      </w:rPr>
+    </w:lvl>
+    <w:lvl w:ilvl="7" w:tentative="1">
+      <w:start w:val="1"/>
+      <w:numFmt w:val="bullet"/>
+      <w:lvlText w:val=""/>
+      <w:lvlJc w:val="left"/>
+      <w:pPr>
+        <w:tabs>
+          <w:tab w:val="num" w:pos="5760"/>
+        </w:tabs>
+        <w:ind w:left="5760" w:hanging="360"/>
+      </w:pPr>
+      <w:rPr>
+        <w:rFonts w:ascii="Wingdings" w:hAnsi="Wingdings" w:hint="default"/>
+        <w:sz w:val="20"/>
+      </w:rPr>
+    </w:lvl>
+    <w:lvl w:ilvl="8" w:tentative="1">
+      <w:start w:val="1"/>
+      <w:numFmt w:val="bullet"/>
+      <w:lvlText w:val=""/>
+      <w:lvlJc w:val="left"/>
+      <w:pPr>
+        <w:tabs>
+          <w:tab w:val="num" w:pos="6480"/>
+        </w:tabs>
+        <w:ind w:left="6480" w:hanging="360"/>
+      </w:pPr>
+      <w:rPr>
+        <w:rFonts w:ascii="Wingdings" w:hAnsi="Wingdings" w:hint="default"/>
+        <w:sz w:val="20"/>
+      </w:rPr>
+    </w:lvl>
+  </w:abstractNum>
+  <w:abstractNum w:abstractNumId="1" w15:restartNumberingAfterBreak="0">
+    <w:nsid w:val="064D768A"/>
+    <w:multiLevelType w:val="multilevel"/>
+    <w:tmpl w:val="D554A6A0"/>
+    <w:lvl w:ilvl="0">
+      <w:start w:val="1"/>
+      <w:numFmt w:val="bullet"/>
+      <w:lvlText w:val=""/>
+      <w:lvlJc w:val="left"/>
+      <w:pPr>
+        <w:tabs>
+          <w:tab w:val="num" w:pos="720"/>
+        </w:tabs>
+        <w:ind w:left="720" w:hanging="360"/>
+      </w:pPr>
+      <w:rPr>
+        <w:rFonts w:ascii="Symbol" w:hAnsi="Symbol" w:hint="default"/>
+        <w:sz w:val="20"/>
+      </w:rPr>
+    </w:lvl>
+    <w:lvl w:ilvl="1" w:tentative="1">
+      <w:start w:val="1"/>
+      <w:numFmt w:val="bullet"/>
+      <w:lvlText w:val="o"/>
+      <w:lvlJc w:val="left"/>
+      <w:pPr>
+        <w:tabs>
+          <w:tab w:val="num" w:pos="1440"/>
+        </w:tabs>
+        <w:ind w:left="1440" w:hanging="360"/>
+      </w:pPr>
+      <w:rPr>
+        <w:rFonts w:ascii="Courier New" w:hAnsi="Courier New" w:hint="default"/>
+        <w:sz w:val="20"/>
+      </w:rPr>
+    </w:lvl>
+    <w:lvl w:ilvl="2" w:tentative="1">
+      <w:start w:val="1"/>
+      <w:numFmt w:val="bullet"/>
+      <w:lvlText w:val=""/>
+      <w:lvlJc w:val="left"/>
+      <w:pPr>
+        <w:tabs>
+          <w:tab w:val="num" w:pos="2160"/>
+        </w:tabs>
+        <w:ind w:left="2160" w:hanging="360"/>
+      </w:pPr>
+      <w:rPr>
+        <w:rFonts w:ascii="Wingdings" w:hAnsi="Wingdings" w:hint="default"/>
+        <w:sz w:val="20"/>
+      </w:rPr>
+    </w:lvl>
+    <w:lvl w:ilvl="3" w:tentative="1">
+      <w:start w:val="1"/>
+      <w:numFmt w:val="bullet"/>
+      <w:lvlText w:val=""/>
+      <w:lvlJc w:val="left"/>
+      <w:pPr>
+        <w:tabs>
+          <w:tab w:val="num" w:pos="2880"/>
+        </w:tabs>
+        <w:ind w:left="2880" w:hanging="360"/>
+      </w:pPr>
+      <w:rPr>
+        <w:rFonts w:ascii="Wingdings" w:hAnsi="Wingdings" w:hint="default"/>
+        <w:sz w:val="20"/>
+      </w:rPr>
+    </w:lvl>
+    <w:lvl w:ilvl="4" w:tentative="1">
+      <w:start w:val="1"/>
+      <w:numFmt w:val="bullet"/>
+      <w:lvlText w:val=""/>
+      <w:lvlJc w:val="left"/>
+      <w:pPr>
+        <w:tabs>
+          <w:tab w:val="num" w:pos="3600"/>
+        </w:tabs>
+        <w:ind w:left="3600" w:hanging="360"/>
+      </w:pPr>
+      <w:rPr>
+        <w:rFonts w:ascii="Wingdings" w:hAnsi="Wingdings" w:hint="default"/>
+        <w:sz w:val="20"/>
+      </w:rPr>
+    </w:lvl>
+    <w:lvl w:ilvl="5" w:tentative="1">
+      <w:start w:val="1"/>
+      <w:numFmt w:val="bullet"/>
+      <w:lvlText w:val=""/>
+      <w:lvlJc w:val="left"/>
+      <w:pPr>
+        <w:tabs>
+          <w:tab w:val="num" w:pos="4320"/>
+        </w:tabs>
+        <w:ind w:left="4320" w:hanging="360"/>
+      </w:pPr>
+      <w:rPr>
+        <w:rFonts w:ascii="Wingdings" w:hAnsi="Wingdings" w:hint="default"/>
+        <w:sz w:val="20"/>
+      </w:rPr>
+    </w:lvl>
+    <w:lvl w:ilvl="6" w:tentative="1">
+      <w:start w:val="1"/>
+      <w:numFmt w:val="bullet"/>
+      <w:lvlText w:val=""/>
+      <w:lvlJc w:val="left"/>
+      <w:pPr>
+        <w:tabs>
+          <w:tab w:val="num" w:pos="5040"/>
+        </w:tabs>
+        <w:ind w:left="5040" w:hanging="360"/>
+      </w:pPr>
+      <w:rPr>
+        <w:rFonts w:ascii="Wingdings" w:hAnsi="Wingdings" w:hint="default"/>
+        <w:sz w:val="20"/>
+      </w:rPr>
+    </w:lvl>
+    <w:lvl w:ilvl="7" w:tentative="1">
+      <w:start w:val="1"/>
+      <w:numFmt w:val="bullet"/>
+      <w:lvlText w:val=""/>
+      <w:lvlJc w:val="left"/>
+      <w:pPr>
+        <w:tabs>
+          <w:tab w:val="num" w:pos="5760"/>
+        </w:tabs>
+        <w:ind w:left="5760" w:hanging="360"/>
+      </w:pPr>
+      <w:rPr>
+        <w:rFonts w:ascii="Wingdings" w:hAnsi="Wingdings" w:hint="default"/>
+        <w:sz w:val="20"/>
+      </w:rPr>
+    </w:lvl>
+    <w:lvl w:ilvl="8" w:tentative="1">
+      <w:start w:val="1"/>
+      <w:numFmt w:val="bullet"/>
+      <w:lvlText w:val=""/>
+      <w:lvlJc w:val="left"/>
+      <w:pPr>
+        <w:tabs>
+          <w:tab w:val="num" w:pos="6480"/>
+        </w:tabs>
+        <w:ind w:left="6480" w:hanging="360"/>
+      </w:pPr>
+      <w:rPr>
+        <w:rFonts w:ascii="Wingdings" w:hAnsi="Wingdings" w:hint="default"/>
+        <w:sz w:val="20"/>
+      </w:rPr>
+    </w:lvl>
+  </w:abstractNum>
+  <w:abstractNum w:abstractNumId="2" w15:restartNumberingAfterBreak="0">
+    <w:nsid w:val="07615252"/>
+    <w:multiLevelType w:val="multilevel"/>
+    <w:tmpl w:val="BB56442E"/>
+    <w:lvl w:ilvl="0">
+      <w:start w:val="1"/>
+      <w:numFmt w:val="bullet"/>
+      <w:lvlText w:val=""/>
+      <w:lvlJc w:val="left"/>
+      <w:pPr>
+        <w:tabs>
+          <w:tab w:val="num" w:pos="720"/>
+        </w:tabs>
+        <w:ind w:left="720" w:hanging="360"/>
+      </w:pPr>
+      <w:rPr>
+        <w:rFonts w:ascii="Symbol" w:hAnsi="Symbol" w:hint="default"/>
+        <w:sz w:val="20"/>
+      </w:rPr>
+    </w:lvl>
+    <w:lvl w:ilvl="1" w:tentative="1">
+      <w:start w:val="1"/>
+      <w:numFmt w:val="bullet"/>
+      <w:lvlText w:val="o"/>
+      <w:lvlJc w:val="left"/>
+      <w:pPr>
+        <w:tabs>
+          <w:tab w:val="num" w:pos="1440"/>
+        </w:tabs>
+        <w:ind w:left="1440" w:hanging="360"/>
+      </w:pPr>
+      <w:rPr>
+        <w:rFonts w:ascii="Courier New" w:hAnsi="Courier New" w:hint="default"/>
+        <w:sz w:val="20"/>
+      </w:rPr>
+    </w:lvl>
+    <w:lvl w:ilvl="2" w:tentative="1">
+      <w:start w:val="1"/>
+      <w:numFmt w:val="bullet"/>
+      <w:lvlText w:val=""/>
+      <w:lvlJc w:val="left"/>
+      <w:pPr>
+        <w:tabs>
+          <w:tab w:val="num" w:pos="2160"/>
+        </w:tabs>
+        <w:ind w:left="2160" w:hanging="360"/>
+      </w:pPr>
+      <w:rPr>
+        <w:rFonts w:ascii="Wingdings" w:hAnsi="Wingdings" w:hint="default"/>
+        <w:sz w:val="20"/>
+      </w:rPr>
+    </w:lvl>
+    <w:lvl w:ilvl="3" w:tentative="1">
+      <w:start w:val="1"/>
+      <w:numFmt w:val="bullet"/>
+      <w:lvlText w:val=""/>
+      <w:lvlJc w:val="left"/>
+      <w:pPr>
+        <w:tabs>
+          <w:tab w:val="num" w:pos="2880"/>
+        </w:tabs>
+        <w:ind w:left="2880" w:hanging="360"/>
+      </w:pPr>
+      <w:rPr>
+        <w:rFonts w:ascii="Wingdings" w:hAnsi="Wingdings" w:hint="default"/>
+        <w:sz w:val="20"/>
+      </w:rPr>
+    </w:lvl>
+    <w:lvl w:ilvl="4" w:tentative="1">
+      <w:start w:val="1"/>
+      <w:numFmt w:val="bullet"/>
+      <w:lvlText w:val=""/>
+      <w:lvlJc w:val="left"/>
+      <w:pPr>
+        <w:tabs>
+          <w:tab w:val="num" w:pos="3600"/>
+        </w:tabs>
+        <w:ind w:left="3600" w:hanging="360"/>
+      </w:pPr>
+      <w:rPr>
+        <w:rFonts w:ascii="Wingdings" w:hAnsi="Wingdings" w:hint="default"/>
+        <w:sz w:val="20"/>
+      </w:rPr>
+    </w:lvl>
+    <w:lvl w:ilvl="5" w:tentative="1">
+      <w:start w:val="1"/>
+      <w:numFmt w:val="bullet"/>
+      <w:lvlText w:val=""/>
+      <w:lvlJc w:val="left"/>
+      <w:pPr>
+        <w:tabs>
+          <w:tab w:val="num" w:pos="4320"/>
+        </w:tabs>
+        <w:ind w:left="4320" w:hanging="360"/>
+      </w:pPr>
+      <w:rPr>
+        <w:rFonts w:ascii="Wingdings" w:hAnsi="Wingdings" w:hint="default"/>
+        <w:sz w:val="20"/>
+      </w:rPr>
+    </w:lvl>
+    <w:lvl w:ilvl="6" w:tentative="1">
+      <w:start w:val="1"/>
+      <w:numFmt w:val="bullet"/>
+      <w:lvlText w:val=""/>
+      <w:lvlJc w:val="left"/>
+      <w:pPr>
+        <w:tabs>
+          <w:tab w:val="num" w:pos="5040"/>
+        </w:tabs>
+        <w:ind w:left="5040" w:hanging="360"/>
+      </w:pPr>
+      <w:rPr>
+        <w:rFonts w:ascii="Wingdings" w:hAnsi="Wingdings" w:hint="default"/>
+        <w:sz w:val="20"/>
+      </w:rPr>
+    </w:lvl>
+    <w:lvl w:ilvl="7" w:tentative="1">
+      <w:start w:val="1"/>
+      <w:numFmt w:val="bullet"/>
+      <w:lvlText w:val=""/>
+      <w:lvlJc w:val="left"/>
+      <w:pPr>
+        <w:tabs>
+          <w:tab w:val="num" w:pos="5760"/>
+        </w:tabs>
+        <w:ind w:left="5760" w:hanging="360"/>
+      </w:pPr>
+      <w:rPr>
+        <w:rFonts w:ascii="Wingdings" w:hAnsi="Wingdings" w:hint="default"/>
+        <w:sz w:val="20"/>
+      </w:rPr>
+    </w:lvl>
+    <w:lvl w:ilvl="8" w:tentative="1">
+      <w:start w:val="1"/>
+      <w:numFmt w:val="bullet"/>
+      <w:lvlText w:val=""/>
+      <w:lvlJc w:val="left"/>
+      <w:pPr>
+        <w:tabs>
+          <w:tab w:val="num" w:pos="6480"/>
+        </w:tabs>
+        <w:ind w:left="6480" w:hanging="360"/>
+      </w:pPr>
+      <w:rPr>
+        <w:rFonts w:ascii="Wingdings" w:hAnsi="Wingdings" w:hint="default"/>
+        <w:sz w:val="20"/>
+      </w:rPr>
+    </w:lvl>
+  </w:abstractNum>
+  <w:abstractNum w:abstractNumId="3" w15:restartNumberingAfterBreak="0">
     <w:nsid w:val="0F486C23"/>
     <w:multiLevelType w:val="hybridMultilevel"/>
     <w:tmpl w:val="A26CB51A"/>
@@ -936,7 +4422,1348 @@
       </w:rPr>
     </w:lvl>
   </w:abstractNum>
-  <w:abstractNum w:abstractNumId="1" w15:restartNumberingAfterBreak="0">
+  <w:abstractNum w:abstractNumId="4" w15:restartNumberingAfterBreak="0">
+    <w:nsid w:val="10AF3F5B"/>
+    <w:multiLevelType w:val="multilevel"/>
+    <w:tmpl w:val="956613AA"/>
+    <w:lvl w:ilvl="0">
+      <w:start w:val="1"/>
+      <w:numFmt w:val="bullet"/>
+      <w:lvlText w:val=""/>
+      <w:lvlJc w:val="left"/>
+      <w:pPr>
+        <w:tabs>
+          <w:tab w:val="num" w:pos="720"/>
+        </w:tabs>
+        <w:ind w:left="720" w:hanging="360"/>
+      </w:pPr>
+      <w:rPr>
+        <w:rFonts w:ascii="Symbol" w:hAnsi="Symbol" w:hint="default"/>
+        <w:sz w:val="20"/>
+      </w:rPr>
+    </w:lvl>
+    <w:lvl w:ilvl="1" w:tentative="1">
+      <w:start w:val="1"/>
+      <w:numFmt w:val="bullet"/>
+      <w:lvlText w:val="o"/>
+      <w:lvlJc w:val="left"/>
+      <w:pPr>
+        <w:tabs>
+          <w:tab w:val="num" w:pos="1440"/>
+        </w:tabs>
+        <w:ind w:left="1440" w:hanging="360"/>
+      </w:pPr>
+      <w:rPr>
+        <w:rFonts w:ascii="Courier New" w:hAnsi="Courier New" w:hint="default"/>
+        <w:sz w:val="20"/>
+      </w:rPr>
+    </w:lvl>
+    <w:lvl w:ilvl="2" w:tentative="1">
+      <w:start w:val="1"/>
+      <w:numFmt w:val="bullet"/>
+      <w:lvlText w:val=""/>
+      <w:lvlJc w:val="left"/>
+      <w:pPr>
+        <w:tabs>
+          <w:tab w:val="num" w:pos="2160"/>
+        </w:tabs>
+        <w:ind w:left="2160" w:hanging="360"/>
+      </w:pPr>
+      <w:rPr>
+        <w:rFonts w:ascii="Wingdings" w:hAnsi="Wingdings" w:hint="default"/>
+        <w:sz w:val="20"/>
+      </w:rPr>
+    </w:lvl>
+    <w:lvl w:ilvl="3" w:tentative="1">
+      <w:start w:val="1"/>
+      <w:numFmt w:val="bullet"/>
+      <w:lvlText w:val=""/>
+      <w:lvlJc w:val="left"/>
+      <w:pPr>
+        <w:tabs>
+          <w:tab w:val="num" w:pos="2880"/>
+        </w:tabs>
+        <w:ind w:left="2880" w:hanging="360"/>
+      </w:pPr>
+      <w:rPr>
+        <w:rFonts w:ascii="Wingdings" w:hAnsi="Wingdings" w:hint="default"/>
+        <w:sz w:val="20"/>
+      </w:rPr>
+    </w:lvl>
+    <w:lvl w:ilvl="4" w:tentative="1">
+      <w:start w:val="1"/>
+      <w:numFmt w:val="bullet"/>
+      <w:lvlText w:val=""/>
+      <w:lvlJc w:val="left"/>
+      <w:pPr>
+        <w:tabs>
+          <w:tab w:val="num" w:pos="3600"/>
+        </w:tabs>
+        <w:ind w:left="3600" w:hanging="360"/>
+      </w:pPr>
+      <w:rPr>
+        <w:rFonts w:ascii="Wingdings" w:hAnsi="Wingdings" w:hint="default"/>
+        <w:sz w:val="20"/>
+      </w:rPr>
+    </w:lvl>
+    <w:lvl w:ilvl="5" w:tentative="1">
+      <w:start w:val="1"/>
+      <w:numFmt w:val="bullet"/>
+      <w:lvlText w:val=""/>
+      <w:lvlJc w:val="left"/>
+      <w:pPr>
+        <w:tabs>
+          <w:tab w:val="num" w:pos="4320"/>
+        </w:tabs>
+        <w:ind w:left="4320" w:hanging="360"/>
+      </w:pPr>
+      <w:rPr>
+        <w:rFonts w:ascii="Wingdings" w:hAnsi="Wingdings" w:hint="default"/>
+        <w:sz w:val="20"/>
+      </w:rPr>
+    </w:lvl>
+    <w:lvl w:ilvl="6" w:tentative="1">
+      <w:start w:val="1"/>
+      <w:numFmt w:val="bullet"/>
+      <w:lvlText w:val=""/>
+      <w:lvlJc w:val="left"/>
+      <w:pPr>
+        <w:tabs>
+          <w:tab w:val="num" w:pos="5040"/>
+        </w:tabs>
+        <w:ind w:left="5040" w:hanging="360"/>
+      </w:pPr>
+      <w:rPr>
+        <w:rFonts w:ascii="Wingdings" w:hAnsi="Wingdings" w:hint="default"/>
+        <w:sz w:val="20"/>
+      </w:rPr>
+    </w:lvl>
+    <w:lvl w:ilvl="7" w:tentative="1">
+      <w:start w:val="1"/>
+      <w:numFmt w:val="bullet"/>
+      <w:lvlText w:val=""/>
+      <w:lvlJc w:val="left"/>
+      <w:pPr>
+        <w:tabs>
+          <w:tab w:val="num" w:pos="5760"/>
+        </w:tabs>
+        <w:ind w:left="5760" w:hanging="360"/>
+      </w:pPr>
+      <w:rPr>
+        <w:rFonts w:ascii="Wingdings" w:hAnsi="Wingdings" w:hint="default"/>
+        <w:sz w:val="20"/>
+      </w:rPr>
+    </w:lvl>
+    <w:lvl w:ilvl="8" w:tentative="1">
+      <w:start w:val="1"/>
+      <w:numFmt w:val="bullet"/>
+      <w:lvlText w:val=""/>
+      <w:lvlJc w:val="left"/>
+      <w:pPr>
+        <w:tabs>
+          <w:tab w:val="num" w:pos="6480"/>
+        </w:tabs>
+        <w:ind w:left="6480" w:hanging="360"/>
+      </w:pPr>
+      <w:rPr>
+        <w:rFonts w:ascii="Wingdings" w:hAnsi="Wingdings" w:hint="default"/>
+        <w:sz w:val="20"/>
+      </w:rPr>
+    </w:lvl>
+  </w:abstractNum>
+  <w:abstractNum w:abstractNumId="5" w15:restartNumberingAfterBreak="0">
+    <w:nsid w:val="1433281A"/>
+    <w:multiLevelType w:val="multilevel"/>
+    <w:tmpl w:val="63A2D968"/>
+    <w:lvl w:ilvl="0">
+      <w:start w:val="1"/>
+      <w:numFmt w:val="bullet"/>
+      <w:lvlText w:val=""/>
+      <w:lvlJc w:val="left"/>
+      <w:pPr>
+        <w:tabs>
+          <w:tab w:val="num" w:pos="720"/>
+        </w:tabs>
+        <w:ind w:left="720" w:hanging="360"/>
+      </w:pPr>
+      <w:rPr>
+        <w:rFonts w:ascii="Symbol" w:hAnsi="Symbol" w:hint="default"/>
+        <w:sz w:val="20"/>
+      </w:rPr>
+    </w:lvl>
+    <w:lvl w:ilvl="1" w:tentative="1">
+      <w:start w:val="1"/>
+      <w:numFmt w:val="bullet"/>
+      <w:lvlText w:val="o"/>
+      <w:lvlJc w:val="left"/>
+      <w:pPr>
+        <w:tabs>
+          <w:tab w:val="num" w:pos="1440"/>
+        </w:tabs>
+        <w:ind w:left="1440" w:hanging="360"/>
+      </w:pPr>
+      <w:rPr>
+        <w:rFonts w:ascii="Courier New" w:hAnsi="Courier New" w:hint="default"/>
+        <w:sz w:val="20"/>
+      </w:rPr>
+    </w:lvl>
+    <w:lvl w:ilvl="2" w:tentative="1">
+      <w:start w:val="1"/>
+      <w:numFmt w:val="bullet"/>
+      <w:lvlText w:val=""/>
+      <w:lvlJc w:val="left"/>
+      <w:pPr>
+        <w:tabs>
+          <w:tab w:val="num" w:pos="2160"/>
+        </w:tabs>
+        <w:ind w:left="2160" w:hanging="360"/>
+      </w:pPr>
+      <w:rPr>
+        <w:rFonts w:ascii="Wingdings" w:hAnsi="Wingdings" w:hint="default"/>
+        <w:sz w:val="20"/>
+      </w:rPr>
+    </w:lvl>
+    <w:lvl w:ilvl="3" w:tentative="1">
+      <w:start w:val="1"/>
+      <w:numFmt w:val="bullet"/>
+      <w:lvlText w:val=""/>
+      <w:lvlJc w:val="left"/>
+      <w:pPr>
+        <w:tabs>
+          <w:tab w:val="num" w:pos="2880"/>
+        </w:tabs>
+        <w:ind w:left="2880" w:hanging="360"/>
+      </w:pPr>
+      <w:rPr>
+        <w:rFonts w:ascii="Wingdings" w:hAnsi="Wingdings" w:hint="default"/>
+        <w:sz w:val="20"/>
+      </w:rPr>
+    </w:lvl>
+    <w:lvl w:ilvl="4" w:tentative="1">
+      <w:start w:val="1"/>
+      <w:numFmt w:val="bullet"/>
+      <w:lvlText w:val=""/>
+      <w:lvlJc w:val="left"/>
+      <w:pPr>
+        <w:tabs>
+          <w:tab w:val="num" w:pos="3600"/>
+        </w:tabs>
+        <w:ind w:left="3600" w:hanging="360"/>
+      </w:pPr>
+      <w:rPr>
+        <w:rFonts w:ascii="Wingdings" w:hAnsi="Wingdings" w:hint="default"/>
+        <w:sz w:val="20"/>
+      </w:rPr>
+    </w:lvl>
+    <w:lvl w:ilvl="5" w:tentative="1">
+      <w:start w:val="1"/>
+      <w:numFmt w:val="bullet"/>
+      <w:lvlText w:val=""/>
+      <w:lvlJc w:val="left"/>
+      <w:pPr>
+        <w:tabs>
+          <w:tab w:val="num" w:pos="4320"/>
+        </w:tabs>
+        <w:ind w:left="4320" w:hanging="360"/>
+      </w:pPr>
+      <w:rPr>
+        <w:rFonts w:ascii="Wingdings" w:hAnsi="Wingdings" w:hint="default"/>
+        <w:sz w:val="20"/>
+      </w:rPr>
+    </w:lvl>
+    <w:lvl w:ilvl="6" w:tentative="1">
+      <w:start w:val="1"/>
+      <w:numFmt w:val="bullet"/>
+      <w:lvlText w:val=""/>
+      <w:lvlJc w:val="left"/>
+      <w:pPr>
+        <w:tabs>
+          <w:tab w:val="num" w:pos="5040"/>
+        </w:tabs>
+        <w:ind w:left="5040" w:hanging="360"/>
+      </w:pPr>
+      <w:rPr>
+        <w:rFonts w:ascii="Wingdings" w:hAnsi="Wingdings" w:hint="default"/>
+        <w:sz w:val="20"/>
+      </w:rPr>
+    </w:lvl>
+    <w:lvl w:ilvl="7" w:tentative="1">
+      <w:start w:val="1"/>
+      <w:numFmt w:val="bullet"/>
+      <w:lvlText w:val=""/>
+      <w:lvlJc w:val="left"/>
+      <w:pPr>
+        <w:tabs>
+          <w:tab w:val="num" w:pos="5760"/>
+        </w:tabs>
+        <w:ind w:left="5760" w:hanging="360"/>
+      </w:pPr>
+      <w:rPr>
+        <w:rFonts w:ascii="Wingdings" w:hAnsi="Wingdings" w:hint="default"/>
+        <w:sz w:val="20"/>
+      </w:rPr>
+    </w:lvl>
+    <w:lvl w:ilvl="8" w:tentative="1">
+      <w:start w:val="1"/>
+      <w:numFmt w:val="bullet"/>
+      <w:lvlText w:val=""/>
+      <w:lvlJc w:val="left"/>
+      <w:pPr>
+        <w:tabs>
+          <w:tab w:val="num" w:pos="6480"/>
+        </w:tabs>
+        <w:ind w:left="6480" w:hanging="360"/>
+      </w:pPr>
+      <w:rPr>
+        <w:rFonts w:ascii="Wingdings" w:hAnsi="Wingdings" w:hint="default"/>
+        <w:sz w:val="20"/>
+      </w:rPr>
+    </w:lvl>
+  </w:abstractNum>
+  <w:abstractNum w:abstractNumId="6" w15:restartNumberingAfterBreak="0">
+    <w:nsid w:val="16D946B3"/>
+    <w:multiLevelType w:val="multilevel"/>
+    <w:tmpl w:val="20A266CA"/>
+    <w:lvl w:ilvl="0">
+      <w:start w:val="1"/>
+      <w:numFmt w:val="bullet"/>
+      <w:lvlText w:val=""/>
+      <w:lvlJc w:val="left"/>
+      <w:pPr>
+        <w:tabs>
+          <w:tab w:val="num" w:pos="720"/>
+        </w:tabs>
+        <w:ind w:left="720" w:hanging="360"/>
+      </w:pPr>
+      <w:rPr>
+        <w:rFonts w:ascii="Symbol" w:hAnsi="Symbol" w:hint="default"/>
+        <w:sz w:val="20"/>
+      </w:rPr>
+    </w:lvl>
+    <w:lvl w:ilvl="1" w:tentative="1">
+      <w:start w:val="1"/>
+      <w:numFmt w:val="bullet"/>
+      <w:lvlText w:val="o"/>
+      <w:lvlJc w:val="left"/>
+      <w:pPr>
+        <w:tabs>
+          <w:tab w:val="num" w:pos="1440"/>
+        </w:tabs>
+        <w:ind w:left="1440" w:hanging="360"/>
+      </w:pPr>
+      <w:rPr>
+        <w:rFonts w:ascii="Courier New" w:hAnsi="Courier New" w:hint="default"/>
+        <w:sz w:val="20"/>
+      </w:rPr>
+    </w:lvl>
+    <w:lvl w:ilvl="2" w:tentative="1">
+      <w:start w:val="1"/>
+      <w:numFmt w:val="bullet"/>
+      <w:lvlText w:val=""/>
+      <w:lvlJc w:val="left"/>
+      <w:pPr>
+        <w:tabs>
+          <w:tab w:val="num" w:pos="2160"/>
+        </w:tabs>
+        <w:ind w:left="2160" w:hanging="360"/>
+      </w:pPr>
+      <w:rPr>
+        <w:rFonts w:ascii="Wingdings" w:hAnsi="Wingdings" w:hint="default"/>
+        <w:sz w:val="20"/>
+      </w:rPr>
+    </w:lvl>
+    <w:lvl w:ilvl="3" w:tentative="1">
+      <w:start w:val="1"/>
+      <w:numFmt w:val="bullet"/>
+      <w:lvlText w:val=""/>
+      <w:lvlJc w:val="left"/>
+      <w:pPr>
+        <w:tabs>
+          <w:tab w:val="num" w:pos="2880"/>
+        </w:tabs>
+        <w:ind w:left="2880" w:hanging="360"/>
+      </w:pPr>
+      <w:rPr>
+        <w:rFonts w:ascii="Wingdings" w:hAnsi="Wingdings" w:hint="default"/>
+        <w:sz w:val="20"/>
+      </w:rPr>
+    </w:lvl>
+    <w:lvl w:ilvl="4" w:tentative="1">
+      <w:start w:val="1"/>
+      <w:numFmt w:val="bullet"/>
+      <w:lvlText w:val=""/>
+      <w:lvlJc w:val="left"/>
+      <w:pPr>
+        <w:tabs>
+          <w:tab w:val="num" w:pos="3600"/>
+        </w:tabs>
+        <w:ind w:left="3600" w:hanging="360"/>
+      </w:pPr>
+      <w:rPr>
+        <w:rFonts w:ascii="Wingdings" w:hAnsi="Wingdings" w:hint="default"/>
+        <w:sz w:val="20"/>
+      </w:rPr>
+    </w:lvl>
+    <w:lvl w:ilvl="5" w:tentative="1">
+      <w:start w:val="1"/>
+      <w:numFmt w:val="bullet"/>
+      <w:lvlText w:val=""/>
+      <w:lvlJc w:val="left"/>
+      <w:pPr>
+        <w:tabs>
+          <w:tab w:val="num" w:pos="4320"/>
+        </w:tabs>
+        <w:ind w:left="4320" w:hanging="360"/>
+      </w:pPr>
+      <w:rPr>
+        <w:rFonts w:ascii="Wingdings" w:hAnsi="Wingdings" w:hint="default"/>
+        <w:sz w:val="20"/>
+      </w:rPr>
+    </w:lvl>
+    <w:lvl w:ilvl="6" w:tentative="1">
+      <w:start w:val="1"/>
+      <w:numFmt w:val="bullet"/>
+      <w:lvlText w:val=""/>
+      <w:lvlJc w:val="left"/>
+      <w:pPr>
+        <w:tabs>
+          <w:tab w:val="num" w:pos="5040"/>
+        </w:tabs>
+        <w:ind w:left="5040" w:hanging="360"/>
+      </w:pPr>
+      <w:rPr>
+        <w:rFonts w:ascii="Wingdings" w:hAnsi="Wingdings" w:hint="default"/>
+        <w:sz w:val="20"/>
+      </w:rPr>
+    </w:lvl>
+    <w:lvl w:ilvl="7" w:tentative="1">
+      <w:start w:val="1"/>
+      <w:numFmt w:val="bullet"/>
+      <w:lvlText w:val=""/>
+      <w:lvlJc w:val="left"/>
+      <w:pPr>
+        <w:tabs>
+          <w:tab w:val="num" w:pos="5760"/>
+        </w:tabs>
+        <w:ind w:left="5760" w:hanging="360"/>
+      </w:pPr>
+      <w:rPr>
+        <w:rFonts w:ascii="Wingdings" w:hAnsi="Wingdings" w:hint="default"/>
+        <w:sz w:val="20"/>
+      </w:rPr>
+    </w:lvl>
+    <w:lvl w:ilvl="8" w:tentative="1">
+      <w:start w:val="1"/>
+      <w:numFmt w:val="bullet"/>
+      <w:lvlText w:val=""/>
+      <w:lvlJc w:val="left"/>
+      <w:pPr>
+        <w:tabs>
+          <w:tab w:val="num" w:pos="6480"/>
+        </w:tabs>
+        <w:ind w:left="6480" w:hanging="360"/>
+      </w:pPr>
+      <w:rPr>
+        <w:rFonts w:ascii="Wingdings" w:hAnsi="Wingdings" w:hint="default"/>
+        <w:sz w:val="20"/>
+      </w:rPr>
+    </w:lvl>
+  </w:abstractNum>
+  <w:abstractNum w:abstractNumId="7" w15:restartNumberingAfterBreak="0">
+    <w:nsid w:val="16ED3865"/>
+    <w:multiLevelType w:val="multilevel"/>
+    <w:tmpl w:val="8F58CFE8"/>
+    <w:lvl w:ilvl="0">
+      <w:start w:val="1"/>
+      <w:numFmt w:val="bullet"/>
+      <w:lvlText w:val=""/>
+      <w:lvlJc w:val="left"/>
+      <w:pPr>
+        <w:tabs>
+          <w:tab w:val="num" w:pos="720"/>
+        </w:tabs>
+        <w:ind w:left="720" w:hanging="360"/>
+      </w:pPr>
+      <w:rPr>
+        <w:rFonts w:ascii="Symbol" w:hAnsi="Symbol" w:hint="default"/>
+        <w:sz w:val="20"/>
+      </w:rPr>
+    </w:lvl>
+    <w:lvl w:ilvl="1" w:tentative="1">
+      <w:start w:val="1"/>
+      <w:numFmt w:val="bullet"/>
+      <w:lvlText w:val="o"/>
+      <w:lvlJc w:val="left"/>
+      <w:pPr>
+        <w:tabs>
+          <w:tab w:val="num" w:pos="1440"/>
+        </w:tabs>
+        <w:ind w:left="1440" w:hanging="360"/>
+      </w:pPr>
+      <w:rPr>
+        <w:rFonts w:ascii="Courier New" w:hAnsi="Courier New" w:hint="default"/>
+        <w:sz w:val="20"/>
+      </w:rPr>
+    </w:lvl>
+    <w:lvl w:ilvl="2" w:tentative="1">
+      <w:start w:val="1"/>
+      <w:numFmt w:val="bullet"/>
+      <w:lvlText w:val=""/>
+      <w:lvlJc w:val="left"/>
+      <w:pPr>
+        <w:tabs>
+          <w:tab w:val="num" w:pos="2160"/>
+        </w:tabs>
+        <w:ind w:left="2160" w:hanging="360"/>
+      </w:pPr>
+      <w:rPr>
+        <w:rFonts w:ascii="Wingdings" w:hAnsi="Wingdings" w:hint="default"/>
+        <w:sz w:val="20"/>
+      </w:rPr>
+    </w:lvl>
+    <w:lvl w:ilvl="3" w:tentative="1">
+      <w:start w:val="1"/>
+      <w:numFmt w:val="bullet"/>
+      <w:lvlText w:val=""/>
+      <w:lvlJc w:val="left"/>
+      <w:pPr>
+        <w:tabs>
+          <w:tab w:val="num" w:pos="2880"/>
+        </w:tabs>
+        <w:ind w:left="2880" w:hanging="360"/>
+      </w:pPr>
+      <w:rPr>
+        <w:rFonts w:ascii="Wingdings" w:hAnsi="Wingdings" w:hint="default"/>
+        <w:sz w:val="20"/>
+      </w:rPr>
+    </w:lvl>
+    <w:lvl w:ilvl="4" w:tentative="1">
+      <w:start w:val="1"/>
+      <w:numFmt w:val="bullet"/>
+      <w:lvlText w:val=""/>
+      <w:lvlJc w:val="left"/>
+      <w:pPr>
+        <w:tabs>
+          <w:tab w:val="num" w:pos="3600"/>
+        </w:tabs>
+        <w:ind w:left="3600" w:hanging="360"/>
+      </w:pPr>
+      <w:rPr>
+        <w:rFonts w:ascii="Wingdings" w:hAnsi="Wingdings" w:hint="default"/>
+        <w:sz w:val="20"/>
+      </w:rPr>
+    </w:lvl>
+    <w:lvl w:ilvl="5" w:tentative="1">
+      <w:start w:val="1"/>
+      <w:numFmt w:val="bullet"/>
+      <w:lvlText w:val=""/>
+      <w:lvlJc w:val="left"/>
+      <w:pPr>
+        <w:tabs>
+          <w:tab w:val="num" w:pos="4320"/>
+        </w:tabs>
+        <w:ind w:left="4320" w:hanging="360"/>
+      </w:pPr>
+      <w:rPr>
+        <w:rFonts w:ascii="Wingdings" w:hAnsi="Wingdings" w:hint="default"/>
+        <w:sz w:val="20"/>
+      </w:rPr>
+    </w:lvl>
+    <w:lvl w:ilvl="6" w:tentative="1">
+      <w:start w:val="1"/>
+      <w:numFmt w:val="bullet"/>
+      <w:lvlText w:val=""/>
+      <w:lvlJc w:val="left"/>
+      <w:pPr>
+        <w:tabs>
+          <w:tab w:val="num" w:pos="5040"/>
+        </w:tabs>
+        <w:ind w:left="5040" w:hanging="360"/>
+      </w:pPr>
+      <w:rPr>
+        <w:rFonts w:ascii="Wingdings" w:hAnsi="Wingdings" w:hint="default"/>
+        <w:sz w:val="20"/>
+      </w:rPr>
+    </w:lvl>
+    <w:lvl w:ilvl="7" w:tentative="1">
+      <w:start w:val="1"/>
+      <w:numFmt w:val="bullet"/>
+      <w:lvlText w:val=""/>
+      <w:lvlJc w:val="left"/>
+      <w:pPr>
+        <w:tabs>
+          <w:tab w:val="num" w:pos="5760"/>
+        </w:tabs>
+        <w:ind w:left="5760" w:hanging="360"/>
+      </w:pPr>
+      <w:rPr>
+        <w:rFonts w:ascii="Wingdings" w:hAnsi="Wingdings" w:hint="default"/>
+        <w:sz w:val="20"/>
+      </w:rPr>
+    </w:lvl>
+    <w:lvl w:ilvl="8" w:tentative="1">
+      <w:start w:val="1"/>
+      <w:numFmt w:val="bullet"/>
+      <w:lvlText w:val=""/>
+      <w:lvlJc w:val="left"/>
+      <w:pPr>
+        <w:tabs>
+          <w:tab w:val="num" w:pos="6480"/>
+        </w:tabs>
+        <w:ind w:left="6480" w:hanging="360"/>
+      </w:pPr>
+      <w:rPr>
+        <w:rFonts w:ascii="Wingdings" w:hAnsi="Wingdings" w:hint="default"/>
+        <w:sz w:val="20"/>
+      </w:rPr>
+    </w:lvl>
+  </w:abstractNum>
+  <w:abstractNum w:abstractNumId="8" w15:restartNumberingAfterBreak="0">
+    <w:nsid w:val="19C67FA3"/>
+    <w:multiLevelType w:val="multilevel"/>
+    <w:tmpl w:val="DFC0565E"/>
+    <w:lvl w:ilvl="0">
+      <w:start w:val="1"/>
+      <w:numFmt w:val="bullet"/>
+      <w:lvlText w:val=""/>
+      <w:lvlJc w:val="left"/>
+      <w:pPr>
+        <w:tabs>
+          <w:tab w:val="num" w:pos="720"/>
+        </w:tabs>
+        <w:ind w:left="720" w:hanging="360"/>
+      </w:pPr>
+      <w:rPr>
+        <w:rFonts w:ascii="Symbol" w:hAnsi="Symbol" w:hint="default"/>
+        <w:sz w:val="20"/>
+      </w:rPr>
+    </w:lvl>
+    <w:lvl w:ilvl="1" w:tentative="1">
+      <w:start w:val="1"/>
+      <w:numFmt w:val="bullet"/>
+      <w:lvlText w:val="o"/>
+      <w:lvlJc w:val="left"/>
+      <w:pPr>
+        <w:tabs>
+          <w:tab w:val="num" w:pos="1440"/>
+        </w:tabs>
+        <w:ind w:left="1440" w:hanging="360"/>
+      </w:pPr>
+      <w:rPr>
+        <w:rFonts w:ascii="Courier New" w:hAnsi="Courier New" w:hint="default"/>
+        <w:sz w:val="20"/>
+      </w:rPr>
+    </w:lvl>
+    <w:lvl w:ilvl="2" w:tentative="1">
+      <w:start w:val="1"/>
+      <w:numFmt w:val="bullet"/>
+      <w:lvlText w:val=""/>
+      <w:lvlJc w:val="left"/>
+      <w:pPr>
+        <w:tabs>
+          <w:tab w:val="num" w:pos="2160"/>
+        </w:tabs>
+        <w:ind w:left="2160" w:hanging="360"/>
+      </w:pPr>
+      <w:rPr>
+        <w:rFonts w:ascii="Wingdings" w:hAnsi="Wingdings" w:hint="default"/>
+        <w:sz w:val="20"/>
+      </w:rPr>
+    </w:lvl>
+    <w:lvl w:ilvl="3" w:tentative="1">
+      <w:start w:val="1"/>
+      <w:numFmt w:val="bullet"/>
+      <w:lvlText w:val=""/>
+      <w:lvlJc w:val="left"/>
+      <w:pPr>
+        <w:tabs>
+          <w:tab w:val="num" w:pos="2880"/>
+        </w:tabs>
+        <w:ind w:left="2880" w:hanging="360"/>
+      </w:pPr>
+      <w:rPr>
+        <w:rFonts w:ascii="Wingdings" w:hAnsi="Wingdings" w:hint="default"/>
+        <w:sz w:val="20"/>
+      </w:rPr>
+    </w:lvl>
+    <w:lvl w:ilvl="4" w:tentative="1">
+      <w:start w:val="1"/>
+      <w:numFmt w:val="bullet"/>
+      <w:lvlText w:val=""/>
+      <w:lvlJc w:val="left"/>
+      <w:pPr>
+        <w:tabs>
+          <w:tab w:val="num" w:pos="3600"/>
+        </w:tabs>
+        <w:ind w:left="3600" w:hanging="360"/>
+      </w:pPr>
+      <w:rPr>
+        <w:rFonts w:ascii="Wingdings" w:hAnsi="Wingdings" w:hint="default"/>
+        <w:sz w:val="20"/>
+      </w:rPr>
+    </w:lvl>
+    <w:lvl w:ilvl="5" w:tentative="1">
+      <w:start w:val="1"/>
+      <w:numFmt w:val="bullet"/>
+      <w:lvlText w:val=""/>
+      <w:lvlJc w:val="left"/>
+      <w:pPr>
+        <w:tabs>
+          <w:tab w:val="num" w:pos="4320"/>
+        </w:tabs>
+        <w:ind w:left="4320" w:hanging="360"/>
+      </w:pPr>
+      <w:rPr>
+        <w:rFonts w:ascii="Wingdings" w:hAnsi="Wingdings" w:hint="default"/>
+        <w:sz w:val="20"/>
+      </w:rPr>
+    </w:lvl>
+    <w:lvl w:ilvl="6" w:tentative="1">
+      <w:start w:val="1"/>
+      <w:numFmt w:val="bullet"/>
+      <w:lvlText w:val=""/>
+      <w:lvlJc w:val="left"/>
+      <w:pPr>
+        <w:tabs>
+          <w:tab w:val="num" w:pos="5040"/>
+        </w:tabs>
+        <w:ind w:left="5040" w:hanging="360"/>
+      </w:pPr>
+      <w:rPr>
+        <w:rFonts w:ascii="Wingdings" w:hAnsi="Wingdings" w:hint="default"/>
+        <w:sz w:val="20"/>
+      </w:rPr>
+    </w:lvl>
+    <w:lvl w:ilvl="7" w:tentative="1">
+      <w:start w:val="1"/>
+      <w:numFmt w:val="bullet"/>
+      <w:lvlText w:val=""/>
+      <w:lvlJc w:val="left"/>
+      <w:pPr>
+        <w:tabs>
+          <w:tab w:val="num" w:pos="5760"/>
+        </w:tabs>
+        <w:ind w:left="5760" w:hanging="360"/>
+      </w:pPr>
+      <w:rPr>
+        <w:rFonts w:ascii="Wingdings" w:hAnsi="Wingdings" w:hint="default"/>
+        <w:sz w:val="20"/>
+      </w:rPr>
+    </w:lvl>
+    <w:lvl w:ilvl="8" w:tentative="1">
+      <w:start w:val="1"/>
+      <w:numFmt w:val="bullet"/>
+      <w:lvlText w:val=""/>
+      <w:lvlJc w:val="left"/>
+      <w:pPr>
+        <w:tabs>
+          <w:tab w:val="num" w:pos="6480"/>
+        </w:tabs>
+        <w:ind w:left="6480" w:hanging="360"/>
+      </w:pPr>
+      <w:rPr>
+        <w:rFonts w:ascii="Wingdings" w:hAnsi="Wingdings" w:hint="default"/>
+        <w:sz w:val="20"/>
+      </w:rPr>
+    </w:lvl>
+  </w:abstractNum>
+  <w:abstractNum w:abstractNumId="9" w15:restartNumberingAfterBreak="0">
+    <w:nsid w:val="1EA441DB"/>
+    <w:multiLevelType w:val="multilevel"/>
+    <w:tmpl w:val="5D285D96"/>
+    <w:lvl w:ilvl="0">
+      <w:start w:val="1"/>
+      <w:numFmt w:val="bullet"/>
+      <w:lvlText w:val=""/>
+      <w:lvlJc w:val="left"/>
+      <w:pPr>
+        <w:tabs>
+          <w:tab w:val="num" w:pos="720"/>
+        </w:tabs>
+        <w:ind w:left="720" w:hanging="360"/>
+      </w:pPr>
+      <w:rPr>
+        <w:rFonts w:ascii="Symbol" w:hAnsi="Symbol" w:hint="default"/>
+        <w:sz w:val="20"/>
+      </w:rPr>
+    </w:lvl>
+    <w:lvl w:ilvl="1" w:tentative="1">
+      <w:start w:val="1"/>
+      <w:numFmt w:val="bullet"/>
+      <w:lvlText w:val="o"/>
+      <w:lvlJc w:val="left"/>
+      <w:pPr>
+        <w:tabs>
+          <w:tab w:val="num" w:pos="1440"/>
+        </w:tabs>
+        <w:ind w:left="1440" w:hanging="360"/>
+      </w:pPr>
+      <w:rPr>
+        <w:rFonts w:ascii="Courier New" w:hAnsi="Courier New" w:hint="default"/>
+        <w:sz w:val="20"/>
+      </w:rPr>
+    </w:lvl>
+    <w:lvl w:ilvl="2" w:tentative="1">
+      <w:start w:val="1"/>
+      <w:numFmt w:val="bullet"/>
+      <w:lvlText w:val=""/>
+      <w:lvlJc w:val="left"/>
+      <w:pPr>
+        <w:tabs>
+          <w:tab w:val="num" w:pos="2160"/>
+        </w:tabs>
+        <w:ind w:left="2160" w:hanging="360"/>
+      </w:pPr>
+      <w:rPr>
+        <w:rFonts w:ascii="Wingdings" w:hAnsi="Wingdings" w:hint="default"/>
+        <w:sz w:val="20"/>
+      </w:rPr>
+    </w:lvl>
+    <w:lvl w:ilvl="3" w:tentative="1">
+      <w:start w:val="1"/>
+      <w:numFmt w:val="bullet"/>
+      <w:lvlText w:val=""/>
+      <w:lvlJc w:val="left"/>
+      <w:pPr>
+        <w:tabs>
+          <w:tab w:val="num" w:pos="2880"/>
+        </w:tabs>
+        <w:ind w:left="2880" w:hanging="360"/>
+      </w:pPr>
+      <w:rPr>
+        <w:rFonts w:ascii="Wingdings" w:hAnsi="Wingdings" w:hint="default"/>
+        <w:sz w:val="20"/>
+      </w:rPr>
+    </w:lvl>
+    <w:lvl w:ilvl="4" w:tentative="1">
+      <w:start w:val="1"/>
+      <w:numFmt w:val="bullet"/>
+      <w:lvlText w:val=""/>
+      <w:lvlJc w:val="left"/>
+      <w:pPr>
+        <w:tabs>
+          <w:tab w:val="num" w:pos="3600"/>
+        </w:tabs>
+        <w:ind w:left="3600" w:hanging="360"/>
+      </w:pPr>
+      <w:rPr>
+        <w:rFonts w:ascii="Wingdings" w:hAnsi="Wingdings" w:hint="default"/>
+        <w:sz w:val="20"/>
+      </w:rPr>
+    </w:lvl>
+    <w:lvl w:ilvl="5" w:tentative="1">
+      <w:start w:val="1"/>
+      <w:numFmt w:val="bullet"/>
+      <w:lvlText w:val=""/>
+      <w:lvlJc w:val="left"/>
+      <w:pPr>
+        <w:tabs>
+          <w:tab w:val="num" w:pos="4320"/>
+        </w:tabs>
+        <w:ind w:left="4320" w:hanging="360"/>
+      </w:pPr>
+      <w:rPr>
+        <w:rFonts w:ascii="Wingdings" w:hAnsi="Wingdings" w:hint="default"/>
+        <w:sz w:val="20"/>
+      </w:rPr>
+    </w:lvl>
+    <w:lvl w:ilvl="6" w:tentative="1">
+      <w:start w:val="1"/>
+      <w:numFmt w:val="bullet"/>
+      <w:lvlText w:val=""/>
+      <w:lvlJc w:val="left"/>
+      <w:pPr>
+        <w:tabs>
+          <w:tab w:val="num" w:pos="5040"/>
+        </w:tabs>
+        <w:ind w:left="5040" w:hanging="360"/>
+      </w:pPr>
+      <w:rPr>
+        <w:rFonts w:ascii="Wingdings" w:hAnsi="Wingdings" w:hint="default"/>
+        <w:sz w:val="20"/>
+      </w:rPr>
+    </w:lvl>
+    <w:lvl w:ilvl="7" w:tentative="1">
+      <w:start w:val="1"/>
+      <w:numFmt w:val="bullet"/>
+      <w:lvlText w:val=""/>
+      <w:lvlJc w:val="left"/>
+      <w:pPr>
+        <w:tabs>
+          <w:tab w:val="num" w:pos="5760"/>
+        </w:tabs>
+        <w:ind w:left="5760" w:hanging="360"/>
+      </w:pPr>
+      <w:rPr>
+        <w:rFonts w:ascii="Wingdings" w:hAnsi="Wingdings" w:hint="default"/>
+        <w:sz w:val="20"/>
+      </w:rPr>
+    </w:lvl>
+    <w:lvl w:ilvl="8" w:tentative="1">
+      <w:start w:val="1"/>
+      <w:numFmt w:val="bullet"/>
+      <w:lvlText w:val=""/>
+      <w:lvlJc w:val="left"/>
+      <w:pPr>
+        <w:tabs>
+          <w:tab w:val="num" w:pos="6480"/>
+        </w:tabs>
+        <w:ind w:left="6480" w:hanging="360"/>
+      </w:pPr>
+      <w:rPr>
+        <w:rFonts w:ascii="Wingdings" w:hAnsi="Wingdings" w:hint="default"/>
+        <w:sz w:val="20"/>
+      </w:rPr>
+    </w:lvl>
+  </w:abstractNum>
+  <w:abstractNum w:abstractNumId="10" w15:restartNumberingAfterBreak="0">
+    <w:nsid w:val="24835D02"/>
+    <w:multiLevelType w:val="multilevel"/>
+    <w:tmpl w:val="D1ECC0CE"/>
+    <w:lvl w:ilvl="0">
+      <w:start w:val="1"/>
+      <w:numFmt w:val="bullet"/>
+      <w:lvlText w:val=""/>
+      <w:lvlJc w:val="left"/>
+      <w:pPr>
+        <w:tabs>
+          <w:tab w:val="num" w:pos="720"/>
+        </w:tabs>
+        <w:ind w:left="720" w:hanging="360"/>
+      </w:pPr>
+      <w:rPr>
+        <w:rFonts w:ascii="Symbol" w:hAnsi="Symbol" w:hint="default"/>
+        <w:sz w:val="20"/>
+      </w:rPr>
+    </w:lvl>
+    <w:lvl w:ilvl="1" w:tentative="1">
+      <w:start w:val="1"/>
+      <w:numFmt w:val="bullet"/>
+      <w:lvlText w:val="o"/>
+      <w:lvlJc w:val="left"/>
+      <w:pPr>
+        <w:tabs>
+          <w:tab w:val="num" w:pos="1440"/>
+        </w:tabs>
+        <w:ind w:left="1440" w:hanging="360"/>
+      </w:pPr>
+      <w:rPr>
+        <w:rFonts w:ascii="Courier New" w:hAnsi="Courier New" w:hint="default"/>
+        <w:sz w:val="20"/>
+      </w:rPr>
+    </w:lvl>
+    <w:lvl w:ilvl="2" w:tentative="1">
+      <w:start w:val="1"/>
+      <w:numFmt w:val="bullet"/>
+      <w:lvlText w:val=""/>
+      <w:lvlJc w:val="left"/>
+      <w:pPr>
+        <w:tabs>
+          <w:tab w:val="num" w:pos="2160"/>
+        </w:tabs>
+        <w:ind w:left="2160" w:hanging="360"/>
+      </w:pPr>
+      <w:rPr>
+        <w:rFonts w:ascii="Wingdings" w:hAnsi="Wingdings" w:hint="default"/>
+        <w:sz w:val="20"/>
+      </w:rPr>
+    </w:lvl>
+    <w:lvl w:ilvl="3" w:tentative="1">
+      <w:start w:val="1"/>
+      <w:numFmt w:val="bullet"/>
+      <w:lvlText w:val=""/>
+      <w:lvlJc w:val="left"/>
+      <w:pPr>
+        <w:tabs>
+          <w:tab w:val="num" w:pos="2880"/>
+        </w:tabs>
+        <w:ind w:left="2880" w:hanging="360"/>
+      </w:pPr>
+      <w:rPr>
+        <w:rFonts w:ascii="Wingdings" w:hAnsi="Wingdings" w:hint="default"/>
+        <w:sz w:val="20"/>
+      </w:rPr>
+    </w:lvl>
+    <w:lvl w:ilvl="4" w:tentative="1">
+      <w:start w:val="1"/>
+      <w:numFmt w:val="bullet"/>
+      <w:lvlText w:val=""/>
+      <w:lvlJc w:val="left"/>
+      <w:pPr>
+        <w:tabs>
+          <w:tab w:val="num" w:pos="3600"/>
+        </w:tabs>
+        <w:ind w:left="3600" w:hanging="360"/>
+      </w:pPr>
+      <w:rPr>
+        <w:rFonts w:ascii="Wingdings" w:hAnsi="Wingdings" w:hint="default"/>
+        <w:sz w:val="20"/>
+      </w:rPr>
+    </w:lvl>
+    <w:lvl w:ilvl="5" w:tentative="1">
+      <w:start w:val="1"/>
+      <w:numFmt w:val="bullet"/>
+      <w:lvlText w:val=""/>
+      <w:lvlJc w:val="left"/>
+      <w:pPr>
+        <w:tabs>
+          <w:tab w:val="num" w:pos="4320"/>
+        </w:tabs>
+        <w:ind w:left="4320" w:hanging="360"/>
+      </w:pPr>
+      <w:rPr>
+        <w:rFonts w:ascii="Wingdings" w:hAnsi="Wingdings" w:hint="default"/>
+        <w:sz w:val="20"/>
+      </w:rPr>
+    </w:lvl>
+    <w:lvl w:ilvl="6" w:tentative="1">
+      <w:start w:val="1"/>
+      <w:numFmt w:val="bullet"/>
+      <w:lvlText w:val=""/>
+      <w:lvlJc w:val="left"/>
+      <w:pPr>
+        <w:tabs>
+          <w:tab w:val="num" w:pos="5040"/>
+        </w:tabs>
+        <w:ind w:left="5040" w:hanging="360"/>
+      </w:pPr>
+      <w:rPr>
+        <w:rFonts w:ascii="Wingdings" w:hAnsi="Wingdings" w:hint="default"/>
+        <w:sz w:val="20"/>
+      </w:rPr>
+    </w:lvl>
+    <w:lvl w:ilvl="7" w:tentative="1">
+      <w:start w:val="1"/>
+      <w:numFmt w:val="bullet"/>
+      <w:lvlText w:val=""/>
+      <w:lvlJc w:val="left"/>
+      <w:pPr>
+        <w:tabs>
+          <w:tab w:val="num" w:pos="5760"/>
+        </w:tabs>
+        <w:ind w:left="5760" w:hanging="360"/>
+      </w:pPr>
+      <w:rPr>
+        <w:rFonts w:ascii="Wingdings" w:hAnsi="Wingdings" w:hint="default"/>
+        <w:sz w:val="20"/>
+      </w:rPr>
+    </w:lvl>
+    <w:lvl w:ilvl="8" w:tentative="1">
+      <w:start w:val="1"/>
+      <w:numFmt w:val="bullet"/>
+      <w:lvlText w:val=""/>
+      <w:lvlJc w:val="left"/>
+      <w:pPr>
+        <w:tabs>
+          <w:tab w:val="num" w:pos="6480"/>
+        </w:tabs>
+        <w:ind w:left="6480" w:hanging="360"/>
+      </w:pPr>
+      <w:rPr>
+        <w:rFonts w:ascii="Wingdings" w:hAnsi="Wingdings" w:hint="default"/>
+        <w:sz w:val="20"/>
+      </w:rPr>
+    </w:lvl>
+  </w:abstractNum>
+  <w:abstractNum w:abstractNumId="11" w15:restartNumberingAfterBreak="0">
+    <w:nsid w:val="2568528F"/>
+    <w:multiLevelType w:val="multilevel"/>
+    <w:tmpl w:val="F4749E9E"/>
+    <w:lvl w:ilvl="0">
+      <w:start w:val="1"/>
+      <w:numFmt w:val="bullet"/>
+      <w:lvlText w:val=""/>
+      <w:lvlJc w:val="left"/>
+      <w:pPr>
+        <w:tabs>
+          <w:tab w:val="num" w:pos="720"/>
+        </w:tabs>
+        <w:ind w:left="720" w:hanging="360"/>
+      </w:pPr>
+      <w:rPr>
+        <w:rFonts w:ascii="Symbol" w:hAnsi="Symbol" w:hint="default"/>
+        <w:sz w:val="20"/>
+      </w:rPr>
+    </w:lvl>
+    <w:lvl w:ilvl="1" w:tentative="1">
+      <w:start w:val="1"/>
+      <w:numFmt w:val="bullet"/>
+      <w:lvlText w:val="o"/>
+      <w:lvlJc w:val="left"/>
+      <w:pPr>
+        <w:tabs>
+          <w:tab w:val="num" w:pos="1440"/>
+        </w:tabs>
+        <w:ind w:left="1440" w:hanging="360"/>
+      </w:pPr>
+      <w:rPr>
+        <w:rFonts w:ascii="Courier New" w:hAnsi="Courier New" w:hint="default"/>
+        <w:sz w:val="20"/>
+      </w:rPr>
+    </w:lvl>
+    <w:lvl w:ilvl="2" w:tentative="1">
+      <w:start w:val="1"/>
+      <w:numFmt w:val="bullet"/>
+      <w:lvlText w:val=""/>
+      <w:lvlJc w:val="left"/>
+      <w:pPr>
+        <w:tabs>
+          <w:tab w:val="num" w:pos="2160"/>
+        </w:tabs>
+        <w:ind w:left="2160" w:hanging="360"/>
+      </w:pPr>
+      <w:rPr>
+        <w:rFonts w:ascii="Wingdings" w:hAnsi="Wingdings" w:hint="default"/>
+        <w:sz w:val="20"/>
+      </w:rPr>
+    </w:lvl>
+    <w:lvl w:ilvl="3" w:tentative="1">
+      <w:start w:val="1"/>
+      <w:numFmt w:val="bullet"/>
+      <w:lvlText w:val=""/>
+      <w:lvlJc w:val="left"/>
+      <w:pPr>
+        <w:tabs>
+          <w:tab w:val="num" w:pos="2880"/>
+        </w:tabs>
+        <w:ind w:left="2880" w:hanging="360"/>
+      </w:pPr>
+      <w:rPr>
+        <w:rFonts w:ascii="Wingdings" w:hAnsi="Wingdings" w:hint="default"/>
+        <w:sz w:val="20"/>
+      </w:rPr>
+    </w:lvl>
+    <w:lvl w:ilvl="4" w:tentative="1">
+      <w:start w:val="1"/>
+      <w:numFmt w:val="bullet"/>
+      <w:lvlText w:val=""/>
+      <w:lvlJc w:val="left"/>
+      <w:pPr>
+        <w:tabs>
+          <w:tab w:val="num" w:pos="3600"/>
+        </w:tabs>
+        <w:ind w:left="3600" w:hanging="360"/>
+      </w:pPr>
+      <w:rPr>
+        <w:rFonts w:ascii="Wingdings" w:hAnsi="Wingdings" w:hint="default"/>
+        <w:sz w:val="20"/>
+      </w:rPr>
+    </w:lvl>
+    <w:lvl w:ilvl="5" w:tentative="1">
+      <w:start w:val="1"/>
+      <w:numFmt w:val="bullet"/>
+      <w:lvlText w:val=""/>
+      <w:lvlJc w:val="left"/>
+      <w:pPr>
+        <w:tabs>
+          <w:tab w:val="num" w:pos="4320"/>
+        </w:tabs>
+        <w:ind w:left="4320" w:hanging="360"/>
+      </w:pPr>
+      <w:rPr>
+        <w:rFonts w:ascii="Wingdings" w:hAnsi="Wingdings" w:hint="default"/>
+        <w:sz w:val="20"/>
+      </w:rPr>
+    </w:lvl>
+    <w:lvl w:ilvl="6" w:tentative="1">
+      <w:start w:val="1"/>
+      <w:numFmt w:val="bullet"/>
+      <w:lvlText w:val=""/>
+      <w:lvlJc w:val="left"/>
+      <w:pPr>
+        <w:tabs>
+          <w:tab w:val="num" w:pos="5040"/>
+        </w:tabs>
+        <w:ind w:left="5040" w:hanging="360"/>
+      </w:pPr>
+      <w:rPr>
+        <w:rFonts w:ascii="Wingdings" w:hAnsi="Wingdings" w:hint="default"/>
+        <w:sz w:val="20"/>
+      </w:rPr>
+    </w:lvl>
+    <w:lvl w:ilvl="7" w:tentative="1">
+      <w:start w:val="1"/>
+      <w:numFmt w:val="bullet"/>
+      <w:lvlText w:val=""/>
+      <w:lvlJc w:val="left"/>
+      <w:pPr>
+        <w:tabs>
+          <w:tab w:val="num" w:pos="5760"/>
+        </w:tabs>
+        <w:ind w:left="5760" w:hanging="360"/>
+      </w:pPr>
+      <w:rPr>
+        <w:rFonts w:ascii="Wingdings" w:hAnsi="Wingdings" w:hint="default"/>
+        <w:sz w:val="20"/>
+      </w:rPr>
+    </w:lvl>
+    <w:lvl w:ilvl="8" w:tentative="1">
+      <w:start w:val="1"/>
+      <w:numFmt w:val="bullet"/>
+      <w:lvlText w:val=""/>
+      <w:lvlJc w:val="left"/>
+      <w:pPr>
+        <w:tabs>
+          <w:tab w:val="num" w:pos="6480"/>
+        </w:tabs>
+        <w:ind w:left="6480" w:hanging="360"/>
+      </w:pPr>
+      <w:rPr>
+        <w:rFonts w:ascii="Wingdings" w:hAnsi="Wingdings" w:hint="default"/>
+        <w:sz w:val="20"/>
+      </w:rPr>
+    </w:lvl>
+  </w:abstractNum>
+  <w:abstractNum w:abstractNumId="12" w15:restartNumberingAfterBreak="0">
+    <w:nsid w:val="264B5719"/>
+    <w:multiLevelType w:val="multilevel"/>
+    <w:tmpl w:val="39862D74"/>
+    <w:lvl w:ilvl="0">
+      <w:start w:val="1"/>
+      <w:numFmt w:val="bullet"/>
+      <w:lvlText w:val=""/>
+      <w:lvlJc w:val="left"/>
+      <w:pPr>
+        <w:tabs>
+          <w:tab w:val="num" w:pos="720"/>
+        </w:tabs>
+        <w:ind w:left="720" w:hanging="360"/>
+      </w:pPr>
+      <w:rPr>
+        <w:rFonts w:ascii="Symbol" w:hAnsi="Symbol" w:hint="default"/>
+        <w:sz w:val="20"/>
+      </w:rPr>
+    </w:lvl>
+    <w:lvl w:ilvl="1" w:tentative="1">
+      <w:start w:val="1"/>
+      <w:numFmt w:val="bullet"/>
+      <w:lvlText w:val="o"/>
+      <w:lvlJc w:val="left"/>
+      <w:pPr>
+        <w:tabs>
+          <w:tab w:val="num" w:pos="1440"/>
+        </w:tabs>
+        <w:ind w:left="1440" w:hanging="360"/>
+      </w:pPr>
+      <w:rPr>
+        <w:rFonts w:ascii="Courier New" w:hAnsi="Courier New" w:hint="default"/>
+        <w:sz w:val="20"/>
+      </w:rPr>
+    </w:lvl>
+    <w:lvl w:ilvl="2" w:tentative="1">
+      <w:start w:val="1"/>
+      <w:numFmt w:val="bullet"/>
+      <w:lvlText w:val=""/>
+      <w:lvlJc w:val="left"/>
+      <w:pPr>
+        <w:tabs>
+          <w:tab w:val="num" w:pos="2160"/>
+        </w:tabs>
+        <w:ind w:left="2160" w:hanging="360"/>
+      </w:pPr>
+      <w:rPr>
+        <w:rFonts w:ascii="Wingdings" w:hAnsi="Wingdings" w:hint="default"/>
+        <w:sz w:val="20"/>
+      </w:rPr>
+    </w:lvl>
+    <w:lvl w:ilvl="3" w:tentative="1">
+      <w:start w:val="1"/>
+      <w:numFmt w:val="bullet"/>
+      <w:lvlText w:val=""/>
+      <w:lvlJc w:val="left"/>
+      <w:pPr>
+        <w:tabs>
+          <w:tab w:val="num" w:pos="2880"/>
+        </w:tabs>
+        <w:ind w:left="2880" w:hanging="360"/>
+      </w:pPr>
+      <w:rPr>
+        <w:rFonts w:ascii="Wingdings" w:hAnsi="Wingdings" w:hint="default"/>
+        <w:sz w:val="20"/>
+      </w:rPr>
+    </w:lvl>
+    <w:lvl w:ilvl="4" w:tentative="1">
+      <w:start w:val="1"/>
+      <w:numFmt w:val="bullet"/>
+      <w:lvlText w:val=""/>
+      <w:lvlJc w:val="left"/>
+      <w:pPr>
+        <w:tabs>
+          <w:tab w:val="num" w:pos="3600"/>
+        </w:tabs>
+        <w:ind w:left="3600" w:hanging="360"/>
+      </w:pPr>
+      <w:rPr>
+        <w:rFonts w:ascii="Wingdings" w:hAnsi="Wingdings" w:hint="default"/>
+        <w:sz w:val="20"/>
+      </w:rPr>
+    </w:lvl>
+    <w:lvl w:ilvl="5" w:tentative="1">
+      <w:start w:val="1"/>
+      <w:numFmt w:val="bullet"/>
+      <w:lvlText w:val=""/>
+      <w:lvlJc w:val="left"/>
+      <w:pPr>
+        <w:tabs>
+          <w:tab w:val="num" w:pos="4320"/>
+        </w:tabs>
+        <w:ind w:left="4320" w:hanging="360"/>
+      </w:pPr>
+      <w:rPr>
+        <w:rFonts w:ascii="Wingdings" w:hAnsi="Wingdings" w:hint="default"/>
+        <w:sz w:val="20"/>
+      </w:rPr>
+    </w:lvl>
+    <w:lvl w:ilvl="6" w:tentative="1">
+      <w:start w:val="1"/>
+      <w:numFmt w:val="bullet"/>
+      <w:lvlText w:val=""/>
+      <w:lvlJc w:val="left"/>
+      <w:pPr>
+        <w:tabs>
+          <w:tab w:val="num" w:pos="5040"/>
+        </w:tabs>
+        <w:ind w:left="5040" w:hanging="360"/>
+      </w:pPr>
+      <w:rPr>
+        <w:rFonts w:ascii="Wingdings" w:hAnsi="Wingdings" w:hint="default"/>
+        <w:sz w:val="20"/>
+      </w:rPr>
+    </w:lvl>
+    <w:lvl w:ilvl="7" w:tentative="1">
+      <w:start w:val="1"/>
+      <w:numFmt w:val="bullet"/>
+      <w:lvlText w:val=""/>
+      <w:lvlJc w:val="left"/>
+      <w:pPr>
+        <w:tabs>
+          <w:tab w:val="num" w:pos="5760"/>
+        </w:tabs>
+        <w:ind w:left="5760" w:hanging="360"/>
+      </w:pPr>
+      <w:rPr>
+        <w:rFonts w:ascii="Wingdings" w:hAnsi="Wingdings" w:hint="default"/>
+        <w:sz w:val="20"/>
+      </w:rPr>
+    </w:lvl>
+    <w:lvl w:ilvl="8" w:tentative="1">
+      <w:start w:val="1"/>
+      <w:numFmt w:val="bullet"/>
+      <w:lvlText w:val=""/>
+      <w:lvlJc w:val="left"/>
+      <w:pPr>
+        <w:tabs>
+          <w:tab w:val="num" w:pos="6480"/>
+        </w:tabs>
+        <w:ind w:left="6480" w:hanging="360"/>
+      </w:pPr>
+      <w:rPr>
+        <w:rFonts w:ascii="Wingdings" w:hAnsi="Wingdings" w:hint="default"/>
+        <w:sz w:val="20"/>
+      </w:rPr>
+    </w:lvl>
+  </w:abstractNum>
+  <w:abstractNum w:abstractNumId="13" w15:restartNumberingAfterBreak="0">
     <w:nsid w:val="2C8B1147"/>
     <w:multiLevelType w:val="hybridMultilevel"/>
     <w:tmpl w:val="09F0B302"/>
@@ -952,7 +5779,7 @@
         <w:rFonts w:ascii="Symbol" w:hAnsi="Symbol" w:hint="default"/>
       </w:rPr>
     </w:lvl>
-    <w:lvl w:ilvl="1" w:tplc="04090003" w:tentative="1">
+    <w:lvl w:ilvl="1" w:tplc="04090003">
       <w:start w:val="1"/>
       <w:numFmt w:val="bullet"/>
       <w:lvlText w:val="o"/>
@@ -1049,7 +5876,156 @@
       </w:rPr>
     </w:lvl>
   </w:abstractNum>
-  <w:abstractNum w:abstractNumId="2" w15:restartNumberingAfterBreak="0">
+  <w:abstractNum w:abstractNumId="14" w15:restartNumberingAfterBreak="0">
+    <w:nsid w:val="2E731EF8"/>
+    <w:multiLevelType w:val="multilevel"/>
+    <w:tmpl w:val="90C680A8"/>
+    <w:lvl w:ilvl="0">
+      <w:start w:val="1"/>
+      <w:numFmt w:val="bullet"/>
+      <w:lvlText w:val=""/>
+      <w:lvlJc w:val="left"/>
+      <w:pPr>
+        <w:tabs>
+          <w:tab w:val="num" w:pos="720"/>
+        </w:tabs>
+        <w:ind w:left="720" w:hanging="360"/>
+      </w:pPr>
+      <w:rPr>
+        <w:rFonts w:ascii="Symbol" w:hAnsi="Symbol" w:hint="default"/>
+        <w:sz w:val="20"/>
+      </w:rPr>
+    </w:lvl>
+    <w:lvl w:ilvl="1" w:tentative="1">
+      <w:start w:val="1"/>
+      <w:numFmt w:val="bullet"/>
+      <w:lvlText w:val="o"/>
+      <w:lvlJc w:val="left"/>
+      <w:pPr>
+        <w:tabs>
+          <w:tab w:val="num" w:pos="1440"/>
+        </w:tabs>
+        <w:ind w:left="1440" w:hanging="360"/>
+      </w:pPr>
+      <w:rPr>
+        <w:rFonts w:ascii="Courier New" w:hAnsi="Courier New" w:hint="default"/>
+        <w:sz w:val="20"/>
+      </w:rPr>
+    </w:lvl>
+    <w:lvl w:ilvl="2" w:tentative="1">
+      <w:start w:val="1"/>
+      <w:numFmt w:val="bullet"/>
+      <w:lvlText w:val=""/>
+      <w:lvlJc w:val="left"/>
+      <w:pPr>
+        <w:tabs>
+          <w:tab w:val="num" w:pos="2160"/>
+        </w:tabs>
+        <w:ind w:left="2160" w:hanging="360"/>
+      </w:pPr>
+      <w:rPr>
+        <w:rFonts w:ascii="Wingdings" w:hAnsi="Wingdings" w:hint="default"/>
+        <w:sz w:val="20"/>
+      </w:rPr>
+    </w:lvl>
+    <w:lvl w:ilvl="3" w:tentative="1">
+      <w:start w:val="1"/>
+      <w:numFmt w:val="bullet"/>
+      <w:lvlText w:val=""/>
+      <w:lvlJc w:val="left"/>
+      <w:pPr>
+        <w:tabs>
+          <w:tab w:val="num" w:pos="2880"/>
+        </w:tabs>
+        <w:ind w:left="2880" w:hanging="360"/>
+      </w:pPr>
+      <w:rPr>
+        <w:rFonts w:ascii="Wingdings" w:hAnsi="Wingdings" w:hint="default"/>
+        <w:sz w:val="20"/>
+      </w:rPr>
+    </w:lvl>
+    <w:lvl w:ilvl="4" w:tentative="1">
+      <w:start w:val="1"/>
+      <w:numFmt w:val="bullet"/>
+      <w:lvlText w:val=""/>
+      <w:lvlJc w:val="left"/>
+      <w:pPr>
+        <w:tabs>
+          <w:tab w:val="num" w:pos="3600"/>
+        </w:tabs>
+        <w:ind w:left="3600" w:hanging="360"/>
+      </w:pPr>
+      <w:rPr>
+        <w:rFonts w:ascii="Wingdings" w:hAnsi="Wingdings" w:hint="default"/>
+        <w:sz w:val="20"/>
+      </w:rPr>
+    </w:lvl>
+    <w:lvl w:ilvl="5" w:tentative="1">
+      <w:start w:val="1"/>
+      <w:numFmt w:val="bullet"/>
+      <w:lvlText w:val=""/>
+      <w:lvlJc w:val="left"/>
+      <w:pPr>
+        <w:tabs>
+          <w:tab w:val="num" w:pos="4320"/>
+        </w:tabs>
+        <w:ind w:left="4320" w:hanging="360"/>
+      </w:pPr>
+      <w:rPr>
+        <w:rFonts w:ascii="Wingdings" w:hAnsi="Wingdings" w:hint="default"/>
+        <w:sz w:val="20"/>
+      </w:rPr>
+    </w:lvl>
+    <w:lvl w:ilvl="6" w:tentative="1">
+      <w:start w:val="1"/>
+      <w:numFmt w:val="bullet"/>
+      <w:lvlText w:val=""/>
+      <w:lvlJc w:val="left"/>
+      <w:pPr>
+        <w:tabs>
+          <w:tab w:val="num" w:pos="5040"/>
+        </w:tabs>
+        <w:ind w:left="5040" w:hanging="360"/>
+      </w:pPr>
+      <w:rPr>
+        <w:rFonts w:ascii="Wingdings" w:hAnsi="Wingdings" w:hint="default"/>
+        <w:sz w:val="20"/>
+      </w:rPr>
+    </w:lvl>
+    <w:lvl w:ilvl="7" w:tentative="1">
+      <w:start w:val="1"/>
+      <w:numFmt w:val="bullet"/>
+      <w:lvlText w:val=""/>
+      <w:lvlJc w:val="left"/>
+      <w:pPr>
+        <w:tabs>
+          <w:tab w:val="num" w:pos="5760"/>
+        </w:tabs>
+        <w:ind w:left="5760" w:hanging="360"/>
+      </w:pPr>
+      <w:rPr>
+        <w:rFonts w:ascii="Wingdings" w:hAnsi="Wingdings" w:hint="default"/>
+        <w:sz w:val="20"/>
+      </w:rPr>
+    </w:lvl>
+    <w:lvl w:ilvl="8" w:tentative="1">
+      <w:start w:val="1"/>
+      <w:numFmt w:val="bullet"/>
+      <w:lvlText w:val=""/>
+      <w:lvlJc w:val="left"/>
+      <w:pPr>
+        <w:tabs>
+          <w:tab w:val="num" w:pos="6480"/>
+        </w:tabs>
+        <w:ind w:left="6480" w:hanging="360"/>
+      </w:pPr>
+      <w:rPr>
+        <w:rFonts w:ascii="Wingdings" w:hAnsi="Wingdings" w:hint="default"/>
+        <w:sz w:val="20"/>
+      </w:rPr>
+    </w:lvl>
+  </w:abstractNum>
+  <w:abstractNum w:abstractNumId="15" w15:restartNumberingAfterBreak="0">
     <w:nsid w:val="303937A2"/>
     <w:multiLevelType w:val="multilevel"/>
     <w:tmpl w:val="F0046432"/>
@@ -1198,7 +6174,418 @@
       </w:rPr>
     </w:lvl>
   </w:abstractNum>
-  <w:abstractNum w:abstractNumId="3" w15:restartNumberingAfterBreak="0">
+  <w:abstractNum w:abstractNumId="16" w15:restartNumberingAfterBreak="0">
+    <w:nsid w:val="304804DF"/>
+    <w:multiLevelType w:val="hybridMultilevel"/>
+    <w:tmpl w:val="FDD8E13E"/>
+    <w:lvl w:ilvl="0" w:tplc="04090001">
+      <w:start w:val="1"/>
+      <w:numFmt w:val="bullet"/>
+      <w:lvlText w:val=""/>
+      <w:lvlJc w:val="left"/>
+      <w:pPr>
+        <w:ind w:left="720" w:hanging="360"/>
+      </w:pPr>
+      <w:rPr>
+        <w:rFonts w:ascii="Symbol" w:hAnsi="Symbol" w:hint="default"/>
+      </w:rPr>
+    </w:lvl>
+    <w:lvl w:ilvl="1" w:tplc="04090003">
+      <w:start w:val="1"/>
+      <w:numFmt w:val="bullet"/>
+      <w:lvlText w:val="o"/>
+      <w:lvlJc w:val="left"/>
+      <w:pPr>
+        <w:ind w:left="1440" w:hanging="360"/>
+      </w:pPr>
+      <w:rPr>
+        <w:rFonts w:ascii="Courier New" w:hAnsi="Courier New" w:cs="Courier New" w:hint="default"/>
+      </w:rPr>
+    </w:lvl>
+    <w:lvl w:ilvl="2" w:tplc="04090005" w:tentative="1">
+      <w:start w:val="1"/>
+      <w:numFmt w:val="bullet"/>
+      <w:lvlText w:val=""/>
+      <w:lvlJc w:val="left"/>
+      <w:pPr>
+        <w:ind w:left="2160" w:hanging="360"/>
+      </w:pPr>
+      <w:rPr>
+        <w:rFonts w:ascii="Wingdings" w:hAnsi="Wingdings" w:hint="default"/>
+      </w:rPr>
+    </w:lvl>
+    <w:lvl w:ilvl="3" w:tplc="04090001" w:tentative="1">
+      <w:start w:val="1"/>
+      <w:numFmt w:val="bullet"/>
+      <w:lvlText w:val=""/>
+      <w:lvlJc w:val="left"/>
+      <w:pPr>
+        <w:ind w:left="2880" w:hanging="360"/>
+      </w:pPr>
+      <w:rPr>
+        <w:rFonts w:ascii="Symbol" w:hAnsi="Symbol" w:hint="default"/>
+      </w:rPr>
+    </w:lvl>
+    <w:lvl w:ilvl="4" w:tplc="04090003" w:tentative="1">
+      <w:start w:val="1"/>
+      <w:numFmt w:val="bullet"/>
+      <w:lvlText w:val="o"/>
+      <w:lvlJc w:val="left"/>
+      <w:pPr>
+        <w:ind w:left="3600" w:hanging="360"/>
+      </w:pPr>
+      <w:rPr>
+        <w:rFonts w:ascii="Courier New" w:hAnsi="Courier New" w:cs="Courier New" w:hint="default"/>
+      </w:rPr>
+    </w:lvl>
+    <w:lvl w:ilvl="5" w:tplc="04090005" w:tentative="1">
+      <w:start w:val="1"/>
+      <w:numFmt w:val="bullet"/>
+      <w:lvlText w:val=""/>
+      <w:lvlJc w:val="left"/>
+      <w:pPr>
+        <w:ind w:left="4320" w:hanging="360"/>
+      </w:pPr>
+      <w:rPr>
+        <w:rFonts w:ascii="Wingdings" w:hAnsi="Wingdings" w:hint="default"/>
+      </w:rPr>
+    </w:lvl>
+    <w:lvl w:ilvl="6" w:tplc="04090001" w:tentative="1">
+      <w:start w:val="1"/>
+      <w:numFmt w:val="bullet"/>
+      <w:lvlText w:val=""/>
+      <w:lvlJc w:val="left"/>
+      <w:pPr>
+        <w:ind w:left="5040" w:hanging="360"/>
+      </w:pPr>
+      <w:rPr>
+        <w:rFonts w:ascii="Symbol" w:hAnsi="Symbol" w:hint="default"/>
+      </w:rPr>
+    </w:lvl>
+    <w:lvl w:ilvl="7" w:tplc="04090003" w:tentative="1">
+      <w:start w:val="1"/>
+      <w:numFmt w:val="bullet"/>
+      <w:lvlText w:val="o"/>
+      <w:lvlJc w:val="left"/>
+      <w:pPr>
+        <w:ind w:left="5760" w:hanging="360"/>
+      </w:pPr>
+      <w:rPr>
+        <w:rFonts w:ascii="Courier New" w:hAnsi="Courier New" w:cs="Courier New" w:hint="default"/>
+      </w:rPr>
+    </w:lvl>
+    <w:lvl w:ilvl="8" w:tplc="04090005" w:tentative="1">
+      <w:start w:val="1"/>
+      <w:numFmt w:val="bullet"/>
+      <w:lvlText w:val=""/>
+      <w:lvlJc w:val="left"/>
+      <w:pPr>
+        <w:ind w:left="6480" w:hanging="360"/>
+      </w:pPr>
+      <w:rPr>
+        <w:rFonts w:ascii="Wingdings" w:hAnsi="Wingdings" w:hint="default"/>
+      </w:rPr>
+    </w:lvl>
+  </w:abstractNum>
+  <w:abstractNum w:abstractNumId="17" w15:restartNumberingAfterBreak="0">
+    <w:nsid w:val="366E5F4D"/>
+    <w:multiLevelType w:val="multilevel"/>
+    <w:tmpl w:val="B7304F44"/>
+    <w:lvl w:ilvl="0">
+      <w:start w:val="1"/>
+      <w:numFmt w:val="bullet"/>
+      <w:lvlText w:val=""/>
+      <w:lvlJc w:val="left"/>
+      <w:pPr>
+        <w:tabs>
+          <w:tab w:val="num" w:pos="720"/>
+        </w:tabs>
+        <w:ind w:left="720" w:hanging="360"/>
+      </w:pPr>
+      <w:rPr>
+        <w:rFonts w:ascii="Symbol" w:hAnsi="Symbol" w:hint="default"/>
+        <w:sz w:val="20"/>
+      </w:rPr>
+    </w:lvl>
+    <w:lvl w:ilvl="1" w:tentative="1">
+      <w:start w:val="1"/>
+      <w:numFmt w:val="bullet"/>
+      <w:lvlText w:val="o"/>
+      <w:lvlJc w:val="left"/>
+      <w:pPr>
+        <w:tabs>
+          <w:tab w:val="num" w:pos="1440"/>
+        </w:tabs>
+        <w:ind w:left="1440" w:hanging="360"/>
+      </w:pPr>
+      <w:rPr>
+        <w:rFonts w:ascii="Courier New" w:hAnsi="Courier New" w:hint="default"/>
+        <w:sz w:val="20"/>
+      </w:rPr>
+    </w:lvl>
+    <w:lvl w:ilvl="2" w:tentative="1">
+      <w:start w:val="1"/>
+      <w:numFmt w:val="bullet"/>
+      <w:lvlText w:val=""/>
+      <w:lvlJc w:val="left"/>
+      <w:pPr>
+        <w:tabs>
+          <w:tab w:val="num" w:pos="2160"/>
+        </w:tabs>
+        <w:ind w:left="2160" w:hanging="360"/>
+      </w:pPr>
+      <w:rPr>
+        <w:rFonts w:ascii="Wingdings" w:hAnsi="Wingdings" w:hint="default"/>
+        <w:sz w:val="20"/>
+      </w:rPr>
+    </w:lvl>
+    <w:lvl w:ilvl="3" w:tentative="1">
+      <w:start w:val="1"/>
+      <w:numFmt w:val="bullet"/>
+      <w:lvlText w:val=""/>
+      <w:lvlJc w:val="left"/>
+      <w:pPr>
+        <w:tabs>
+          <w:tab w:val="num" w:pos="2880"/>
+        </w:tabs>
+        <w:ind w:left="2880" w:hanging="360"/>
+      </w:pPr>
+      <w:rPr>
+        <w:rFonts w:ascii="Wingdings" w:hAnsi="Wingdings" w:hint="default"/>
+        <w:sz w:val="20"/>
+      </w:rPr>
+    </w:lvl>
+    <w:lvl w:ilvl="4" w:tentative="1">
+      <w:start w:val="1"/>
+      <w:numFmt w:val="bullet"/>
+      <w:lvlText w:val=""/>
+      <w:lvlJc w:val="left"/>
+      <w:pPr>
+        <w:tabs>
+          <w:tab w:val="num" w:pos="3600"/>
+        </w:tabs>
+        <w:ind w:left="3600" w:hanging="360"/>
+      </w:pPr>
+      <w:rPr>
+        <w:rFonts w:ascii="Wingdings" w:hAnsi="Wingdings" w:hint="default"/>
+        <w:sz w:val="20"/>
+      </w:rPr>
+    </w:lvl>
+    <w:lvl w:ilvl="5" w:tentative="1">
+      <w:start w:val="1"/>
+      <w:numFmt w:val="bullet"/>
+      <w:lvlText w:val=""/>
+      <w:lvlJc w:val="left"/>
+      <w:pPr>
+        <w:tabs>
+          <w:tab w:val="num" w:pos="4320"/>
+        </w:tabs>
+        <w:ind w:left="4320" w:hanging="360"/>
+      </w:pPr>
+      <w:rPr>
+        <w:rFonts w:ascii="Wingdings" w:hAnsi="Wingdings" w:hint="default"/>
+        <w:sz w:val="20"/>
+      </w:rPr>
+    </w:lvl>
+    <w:lvl w:ilvl="6" w:tentative="1">
+      <w:start w:val="1"/>
+      <w:numFmt w:val="bullet"/>
+      <w:lvlText w:val=""/>
+      <w:lvlJc w:val="left"/>
+      <w:pPr>
+        <w:tabs>
+          <w:tab w:val="num" w:pos="5040"/>
+        </w:tabs>
+        <w:ind w:left="5040" w:hanging="360"/>
+      </w:pPr>
+      <w:rPr>
+        <w:rFonts w:ascii="Wingdings" w:hAnsi="Wingdings" w:hint="default"/>
+        <w:sz w:val="20"/>
+      </w:rPr>
+    </w:lvl>
+    <w:lvl w:ilvl="7" w:tentative="1">
+      <w:start w:val="1"/>
+      <w:numFmt w:val="bullet"/>
+      <w:lvlText w:val=""/>
+      <w:lvlJc w:val="left"/>
+      <w:pPr>
+        <w:tabs>
+          <w:tab w:val="num" w:pos="5760"/>
+        </w:tabs>
+        <w:ind w:left="5760" w:hanging="360"/>
+      </w:pPr>
+      <w:rPr>
+        <w:rFonts w:ascii="Wingdings" w:hAnsi="Wingdings" w:hint="default"/>
+        <w:sz w:val="20"/>
+      </w:rPr>
+    </w:lvl>
+    <w:lvl w:ilvl="8" w:tentative="1">
+      <w:start w:val="1"/>
+      <w:numFmt w:val="bullet"/>
+      <w:lvlText w:val=""/>
+      <w:lvlJc w:val="left"/>
+      <w:pPr>
+        <w:tabs>
+          <w:tab w:val="num" w:pos="6480"/>
+        </w:tabs>
+        <w:ind w:left="6480" w:hanging="360"/>
+      </w:pPr>
+      <w:rPr>
+        <w:rFonts w:ascii="Wingdings" w:hAnsi="Wingdings" w:hint="default"/>
+        <w:sz w:val="20"/>
+      </w:rPr>
+    </w:lvl>
+  </w:abstractNum>
+  <w:abstractNum w:abstractNumId="18" w15:restartNumberingAfterBreak="0">
+    <w:nsid w:val="38392DFF"/>
+    <w:multiLevelType w:val="multilevel"/>
+    <w:tmpl w:val="7E4249B6"/>
+    <w:lvl w:ilvl="0">
+      <w:start w:val="1"/>
+      <w:numFmt w:val="bullet"/>
+      <w:lvlText w:val=""/>
+      <w:lvlJc w:val="left"/>
+      <w:pPr>
+        <w:tabs>
+          <w:tab w:val="num" w:pos="720"/>
+        </w:tabs>
+        <w:ind w:left="720" w:hanging="360"/>
+      </w:pPr>
+      <w:rPr>
+        <w:rFonts w:ascii="Symbol" w:hAnsi="Symbol" w:hint="default"/>
+        <w:sz w:val="20"/>
+      </w:rPr>
+    </w:lvl>
+    <w:lvl w:ilvl="1" w:tentative="1">
+      <w:start w:val="1"/>
+      <w:numFmt w:val="bullet"/>
+      <w:lvlText w:val="o"/>
+      <w:lvlJc w:val="left"/>
+      <w:pPr>
+        <w:tabs>
+          <w:tab w:val="num" w:pos="1440"/>
+        </w:tabs>
+        <w:ind w:left="1440" w:hanging="360"/>
+      </w:pPr>
+      <w:rPr>
+        <w:rFonts w:ascii="Courier New" w:hAnsi="Courier New" w:hint="default"/>
+        <w:sz w:val="20"/>
+      </w:rPr>
+    </w:lvl>
+    <w:lvl w:ilvl="2" w:tentative="1">
+      <w:start w:val="1"/>
+      <w:numFmt w:val="bullet"/>
+      <w:lvlText w:val=""/>
+      <w:lvlJc w:val="left"/>
+      <w:pPr>
+        <w:tabs>
+          <w:tab w:val="num" w:pos="2160"/>
+        </w:tabs>
+        <w:ind w:left="2160" w:hanging="360"/>
+      </w:pPr>
+      <w:rPr>
+        <w:rFonts w:ascii="Wingdings" w:hAnsi="Wingdings" w:hint="default"/>
+        <w:sz w:val="20"/>
+      </w:rPr>
+    </w:lvl>
+    <w:lvl w:ilvl="3" w:tentative="1">
+      <w:start w:val="1"/>
+      <w:numFmt w:val="bullet"/>
+      <w:lvlText w:val=""/>
+      <w:lvlJc w:val="left"/>
+      <w:pPr>
+        <w:tabs>
+          <w:tab w:val="num" w:pos="2880"/>
+        </w:tabs>
+        <w:ind w:left="2880" w:hanging="360"/>
+      </w:pPr>
+      <w:rPr>
+        <w:rFonts w:ascii="Wingdings" w:hAnsi="Wingdings" w:hint="default"/>
+        <w:sz w:val="20"/>
+      </w:rPr>
+    </w:lvl>
+    <w:lvl w:ilvl="4" w:tentative="1">
+      <w:start w:val="1"/>
+      <w:numFmt w:val="bullet"/>
+      <w:lvlText w:val=""/>
+      <w:lvlJc w:val="left"/>
+      <w:pPr>
+        <w:tabs>
+          <w:tab w:val="num" w:pos="3600"/>
+        </w:tabs>
+        <w:ind w:left="3600" w:hanging="360"/>
+      </w:pPr>
+      <w:rPr>
+        <w:rFonts w:ascii="Wingdings" w:hAnsi="Wingdings" w:hint="default"/>
+        <w:sz w:val="20"/>
+      </w:rPr>
+    </w:lvl>
+    <w:lvl w:ilvl="5" w:tentative="1">
+      <w:start w:val="1"/>
+      <w:numFmt w:val="bullet"/>
+      <w:lvlText w:val=""/>
+      <w:lvlJc w:val="left"/>
+      <w:pPr>
+        <w:tabs>
+          <w:tab w:val="num" w:pos="4320"/>
+        </w:tabs>
+        <w:ind w:left="4320" w:hanging="360"/>
+      </w:pPr>
+      <w:rPr>
+        <w:rFonts w:ascii="Wingdings" w:hAnsi="Wingdings" w:hint="default"/>
+        <w:sz w:val="20"/>
+      </w:rPr>
+    </w:lvl>
+    <w:lvl w:ilvl="6" w:tentative="1">
+      <w:start w:val="1"/>
+      <w:numFmt w:val="bullet"/>
+      <w:lvlText w:val=""/>
+      <w:lvlJc w:val="left"/>
+      <w:pPr>
+        <w:tabs>
+          <w:tab w:val="num" w:pos="5040"/>
+        </w:tabs>
+        <w:ind w:left="5040" w:hanging="360"/>
+      </w:pPr>
+      <w:rPr>
+        <w:rFonts w:ascii="Wingdings" w:hAnsi="Wingdings" w:hint="default"/>
+        <w:sz w:val="20"/>
+      </w:rPr>
+    </w:lvl>
+    <w:lvl w:ilvl="7" w:tentative="1">
+      <w:start w:val="1"/>
+      <w:numFmt w:val="bullet"/>
+      <w:lvlText w:val=""/>
+      <w:lvlJc w:val="left"/>
+      <w:pPr>
+        <w:tabs>
+          <w:tab w:val="num" w:pos="5760"/>
+        </w:tabs>
+        <w:ind w:left="5760" w:hanging="360"/>
+      </w:pPr>
+      <w:rPr>
+        <w:rFonts w:ascii="Wingdings" w:hAnsi="Wingdings" w:hint="default"/>
+        <w:sz w:val="20"/>
+      </w:rPr>
+    </w:lvl>
+    <w:lvl w:ilvl="8" w:tentative="1">
+      <w:start w:val="1"/>
+      <w:numFmt w:val="bullet"/>
+      <w:lvlText w:val=""/>
+      <w:lvlJc w:val="left"/>
+      <w:pPr>
+        <w:tabs>
+          <w:tab w:val="num" w:pos="6480"/>
+        </w:tabs>
+        <w:ind w:left="6480" w:hanging="360"/>
+      </w:pPr>
+      <w:rPr>
+        <w:rFonts w:ascii="Wingdings" w:hAnsi="Wingdings" w:hint="default"/>
+        <w:sz w:val="20"/>
+      </w:rPr>
+    </w:lvl>
+  </w:abstractNum>
+  <w:abstractNum w:abstractNumId="19" w15:restartNumberingAfterBreak="0">
     <w:nsid w:val="39B765C1"/>
     <w:multiLevelType w:val="multilevel"/>
     <w:tmpl w:val="D054AB38"/>
@@ -1347,7 +6734,7 @@
       </w:rPr>
     </w:lvl>
   </w:abstractNum>
-  <w:abstractNum w:abstractNumId="4" w15:restartNumberingAfterBreak="0">
+  <w:abstractNum w:abstractNumId="20" w15:restartNumberingAfterBreak="0">
     <w:nsid w:val="3EEF05EA"/>
     <w:multiLevelType w:val="multilevel"/>
     <w:tmpl w:val="023290CC"/>
@@ -1496,7 +6883,7 @@
       </w:rPr>
     </w:lvl>
   </w:abstractNum>
-  <w:abstractNum w:abstractNumId="5" w15:restartNumberingAfterBreak="0">
+  <w:abstractNum w:abstractNumId="21" w15:restartNumberingAfterBreak="0">
     <w:nsid w:val="3FA97425"/>
     <w:multiLevelType w:val="multilevel"/>
     <w:tmpl w:val="FD08D8B4"/>
@@ -1645,7 +7032,716 @@
       </w:rPr>
     </w:lvl>
   </w:abstractNum>
-  <w:abstractNum w:abstractNumId="6" w15:restartNumberingAfterBreak="0">
+  <w:abstractNum w:abstractNumId="22" w15:restartNumberingAfterBreak="0">
+    <w:nsid w:val="40FA077F"/>
+    <w:multiLevelType w:val="multilevel"/>
+    <w:tmpl w:val="A6521982"/>
+    <w:lvl w:ilvl="0">
+      <w:start w:val="1"/>
+      <w:numFmt w:val="bullet"/>
+      <w:lvlText w:val=""/>
+      <w:lvlJc w:val="left"/>
+      <w:pPr>
+        <w:tabs>
+          <w:tab w:val="num" w:pos="720"/>
+        </w:tabs>
+        <w:ind w:left="720" w:hanging="360"/>
+      </w:pPr>
+      <w:rPr>
+        <w:rFonts w:ascii="Symbol" w:hAnsi="Symbol" w:hint="default"/>
+        <w:sz w:val="20"/>
+      </w:rPr>
+    </w:lvl>
+    <w:lvl w:ilvl="1" w:tentative="1">
+      <w:start w:val="1"/>
+      <w:numFmt w:val="bullet"/>
+      <w:lvlText w:val="o"/>
+      <w:lvlJc w:val="left"/>
+      <w:pPr>
+        <w:tabs>
+          <w:tab w:val="num" w:pos="1440"/>
+        </w:tabs>
+        <w:ind w:left="1440" w:hanging="360"/>
+      </w:pPr>
+      <w:rPr>
+        <w:rFonts w:ascii="Courier New" w:hAnsi="Courier New" w:hint="default"/>
+        <w:sz w:val="20"/>
+      </w:rPr>
+    </w:lvl>
+    <w:lvl w:ilvl="2" w:tentative="1">
+      <w:start w:val="1"/>
+      <w:numFmt w:val="bullet"/>
+      <w:lvlText w:val=""/>
+      <w:lvlJc w:val="left"/>
+      <w:pPr>
+        <w:tabs>
+          <w:tab w:val="num" w:pos="2160"/>
+        </w:tabs>
+        <w:ind w:left="2160" w:hanging="360"/>
+      </w:pPr>
+      <w:rPr>
+        <w:rFonts w:ascii="Wingdings" w:hAnsi="Wingdings" w:hint="default"/>
+        <w:sz w:val="20"/>
+      </w:rPr>
+    </w:lvl>
+    <w:lvl w:ilvl="3" w:tentative="1">
+      <w:start w:val="1"/>
+      <w:numFmt w:val="bullet"/>
+      <w:lvlText w:val=""/>
+      <w:lvlJc w:val="left"/>
+      <w:pPr>
+        <w:tabs>
+          <w:tab w:val="num" w:pos="2880"/>
+        </w:tabs>
+        <w:ind w:left="2880" w:hanging="360"/>
+      </w:pPr>
+      <w:rPr>
+        <w:rFonts w:ascii="Wingdings" w:hAnsi="Wingdings" w:hint="default"/>
+        <w:sz w:val="20"/>
+      </w:rPr>
+    </w:lvl>
+    <w:lvl w:ilvl="4" w:tentative="1">
+      <w:start w:val="1"/>
+      <w:numFmt w:val="bullet"/>
+      <w:lvlText w:val=""/>
+      <w:lvlJc w:val="left"/>
+      <w:pPr>
+        <w:tabs>
+          <w:tab w:val="num" w:pos="3600"/>
+        </w:tabs>
+        <w:ind w:left="3600" w:hanging="360"/>
+      </w:pPr>
+      <w:rPr>
+        <w:rFonts w:ascii="Wingdings" w:hAnsi="Wingdings" w:hint="default"/>
+        <w:sz w:val="20"/>
+      </w:rPr>
+    </w:lvl>
+    <w:lvl w:ilvl="5" w:tentative="1">
+      <w:start w:val="1"/>
+      <w:numFmt w:val="bullet"/>
+      <w:lvlText w:val=""/>
+      <w:lvlJc w:val="left"/>
+      <w:pPr>
+        <w:tabs>
+          <w:tab w:val="num" w:pos="4320"/>
+        </w:tabs>
+        <w:ind w:left="4320" w:hanging="360"/>
+      </w:pPr>
+      <w:rPr>
+        <w:rFonts w:ascii="Wingdings" w:hAnsi="Wingdings" w:hint="default"/>
+        <w:sz w:val="20"/>
+      </w:rPr>
+    </w:lvl>
+    <w:lvl w:ilvl="6" w:tentative="1">
+      <w:start w:val="1"/>
+      <w:numFmt w:val="bullet"/>
+      <w:lvlText w:val=""/>
+      <w:lvlJc w:val="left"/>
+      <w:pPr>
+        <w:tabs>
+          <w:tab w:val="num" w:pos="5040"/>
+        </w:tabs>
+        <w:ind w:left="5040" w:hanging="360"/>
+      </w:pPr>
+      <w:rPr>
+        <w:rFonts w:ascii="Wingdings" w:hAnsi="Wingdings" w:hint="default"/>
+        <w:sz w:val="20"/>
+      </w:rPr>
+    </w:lvl>
+    <w:lvl w:ilvl="7" w:tentative="1">
+      <w:start w:val="1"/>
+      <w:numFmt w:val="bullet"/>
+      <w:lvlText w:val=""/>
+      <w:lvlJc w:val="left"/>
+      <w:pPr>
+        <w:tabs>
+          <w:tab w:val="num" w:pos="5760"/>
+        </w:tabs>
+        <w:ind w:left="5760" w:hanging="360"/>
+      </w:pPr>
+      <w:rPr>
+        <w:rFonts w:ascii="Wingdings" w:hAnsi="Wingdings" w:hint="default"/>
+        <w:sz w:val="20"/>
+      </w:rPr>
+    </w:lvl>
+    <w:lvl w:ilvl="8" w:tentative="1">
+      <w:start w:val="1"/>
+      <w:numFmt w:val="bullet"/>
+      <w:lvlText w:val=""/>
+      <w:lvlJc w:val="left"/>
+      <w:pPr>
+        <w:tabs>
+          <w:tab w:val="num" w:pos="6480"/>
+        </w:tabs>
+        <w:ind w:left="6480" w:hanging="360"/>
+      </w:pPr>
+      <w:rPr>
+        <w:rFonts w:ascii="Wingdings" w:hAnsi="Wingdings" w:hint="default"/>
+        <w:sz w:val="20"/>
+      </w:rPr>
+    </w:lvl>
+  </w:abstractNum>
+  <w:abstractNum w:abstractNumId="23" w15:restartNumberingAfterBreak="0">
+    <w:nsid w:val="446944E6"/>
+    <w:multiLevelType w:val="multilevel"/>
+    <w:tmpl w:val="F5D0CAC2"/>
+    <w:lvl w:ilvl="0">
+      <w:start w:val="1"/>
+      <w:numFmt w:val="bullet"/>
+      <w:lvlText w:val=""/>
+      <w:lvlJc w:val="left"/>
+      <w:pPr>
+        <w:tabs>
+          <w:tab w:val="num" w:pos="720"/>
+        </w:tabs>
+        <w:ind w:left="720" w:hanging="360"/>
+      </w:pPr>
+      <w:rPr>
+        <w:rFonts w:ascii="Symbol" w:hAnsi="Symbol" w:hint="default"/>
+        <w:sz w:val="20"/>
+      </w:rPr>
+    </w:lvl>
+    <w:lvl w:ilvl="1" w:tentative="1">
+      <w:start w:val="1"/>
+      <w:numFmt w:val="bullet"/>
+      <w:lvlText w:val="o"/>
+      <w:lvlJc w:val="left"/>
+      <w:pPr>
+        <w:tabs>
+          <w:tab w:val="num" w:pos="1440"/>
+        </w:tabs>
+        <w:ind w:left="1440" w:hanging="360"/>
+      </w:pPr>
+      <w:rPr>
+        <w:rFonts w:ascii="Courier New" w:hAnsi="Courier New" w:hint="default"/>
+        <w:sz w:val="20"/>
+      </w:rPr>
+    </w:lvl>
+    <w:lvl w:ilvl="2" w:tentative="1">
+      <w:start w:val="1"/>
+      <w:numFmt w:val="bullet"/>
+      <w:lvlText w:val=""/>
+      <w:lvlJc w:val="left"/>
+      <w:pPr>
+        <w:tabs>
+          <w:tab w:val="num" w:pos="2160"/>
+        </w:tabs>
+        <w:ind w:left="2160" w:hanging="360"/>
+      </w:pPr>
+      <w:rPr>
+        <w:rFonts w:ascii="Wingdings" w:hAnsi="Wingdings" w:hint="default"/>
+        <w:sz w:val="20"/>
+      </w:rPr>
+    </w:lvl>
+    <w:lvl w:ilvl="3" w:tentative="1">
+      <w:start w:val="1"/>
+      <w:numFmt w:val="bullet"/>
+      <w:lvlText w:val=""/>
+      <w:lvlJc w:val="left"/>
+      <w:pPr>
+        <w:tabs>
+          <w:tab w:val="num" w:pos="2880"/>
+        </w:tabs>
+        <w:ind w:left="2880" w:hanging="360"/>
+      </w:pPr>
+      <w:rPr>
+        <w:rFonts w:ascii="Wingdings" w:hAnsi="Wingdings" w:hint="default"/>
+        <w:sz w:val="20"/>
+      </w:rPr>
+    </w:lvl>
+    <w:lvl w:ilvl="4" w:tentative="1">
+      <w:start w:val="1"/>
+      <w:numFmt w:val="bullet"/>
+      <w:lvlText w:val=""/>
+      <w:lvlJc w:val="left"/>
+      <w:pPr>
+        <w:tabs>
+          <w:tab w:val="num" w:pos="3600"/>
+        </w:tabs>
+        <w:ind w:left="3600" w:hanging="360"/>
+      </w:pPr>
+      <w:rPr>
+        <w:rFonts w:ascii="Wingdings" w:hAnsi="Wingdings" w:hint="default"/>
+        <w:sz w:val="20"/>
+      </w:rPr>
+    </w:lvl>
+    <w:lvl w:ilvl="5" w:tentative="1">
+      <w:start w:val="1"/>
+      <w:numFmt w:val="bullet"/>
+      <w:lvlText w:val=""/>
+      <w:lvlJc w:val="left"/>
+      <w:pPr>
+        <w:tabs>
+          <w:tab w:val="num" w:pos="4320"/>
+        </w:tabs>
+        <w:ind w:left="4320" w:hanging="360"/>
+      </w:pPr>
+      <w:rPr>
+        <w:rFonts w:ascii="Wingdings" w:hAnsi="Wingdings" w:hint="default"/>
+        <w:sz w:val="20"/>
+      </w:rPr>
+    </w:lvl>
+    <w:lvl w:ilvl="6" w:tentative="1">
+      <w:start w:val="1"/>
+      <w:numFmt w:val="bullet"/>
+      <w:lvlText w:val=""/>
+      <w:lvlJc w:val="left"/>
+      <w:pPr>
+        <w:tabs>
+          <w:tab w:val="num" w:pos="5040"/>
+        </w:tabs>
+        <w:ind w:left="5040" w:hanging="360"/>
+      </w:pPr>
+      <w:rPr>
+        <w:rFonts w:ascii="Wingdings" w:hAnsi="Wingdings" w:hint="default"/>
+        <w:sz w:val="20"/>
+      </w:rPr>
+    </w:lvl>
+    <w:lvl w:ilvl="7" w:tentative="1">
+      <w:start w:val="1"/>
+      <w:numFmt w:val="bullet"/>
+      <w:lvlText w:val=""/>
+      <w:lvlJc w:val="left"/>
+      <w:pPr>
+        <w:tabs>
+          <w:tab w:val="num" w:pos="5760"/>
+        </w:tabs>
+        <w:ind w:left="5760" w:hanging="360"/>
+      </w:pPr>
+      <w:rPr>
+        <w:rFonts w:ascii="Wingdings" w:hAnsi="Wingdings" w:hint="default"/>
+        <w:sz w:val="20"/>
+      </w:rPr>
+    </w:lvl>
+    <w:lvl w:ilvl="8" w:tentative="1">
+      <w:start w:val="1"/>
+      <w:numFmt w:val="bullet"/>
+      <w:lvlText w:val=""/>
+      <w:lvlJc w:val="left"/>
+      <w:pPr>
+        <w:tabs>
+          <w:tab w:val="num" w:pos="6480"/>
+        </w:tabs>
+        <w:ind w:left="6480" w:hanging="360"/>
+      </w:pPr>
+      <w:rPr>
+        <w:rFonts w:ascii="Wingdings" w:hAnsi="Wingdings" w:hint="default"/>
+        <w:sz w:val="20"/>
+      </w:rPr>
+    </w:lvl>
+  </w:abstractNum>
+  <w:abstractNum w:abstractNumId="24" w15:restartNumberingAfterBreak="0">
+    <w:nsid w:val="457728BF"/>
+    <w:multiLevelType w:val="hybridMultilevel"/>
+    <w:tmpl w:val="C382D2FA"/>
+    <w:lvl w:ilvl="0" w:tplc="04090001">
+      <w:start w:val="1"/>
+      <w:numFmt w:val="bullet"/>
+      <w:lvlText w:val=""/>
+      <w:lvlJc w:val="left"/>
+      <w:pPr>
+        <w:ind w:left="1440" w:hanging="360"/>
+      </w:pPr>
+      <w:rPr>
+        <w:rFonts w:ascii="Symbol" w:hAnsi="Symbol" w:hint="default"/>
+      </w:rPr>
+    </w:lvl>
+    <w:lvl w:ilvl="1" w:tplc="04090003" w:tentative="1">
+      <w:start w:val="1"/>
+      <w:numFmt w:val="bullet"/>
+      <w:lvlText w:val="o"/>
+      <w:lvlJc w:val="left"/>
+      <w:pPr>
+        <w:ind w:left="2160" w:hanging="360"/>
+      </w:pPr>
+      <w:rPr>
+        <w:rFonts w:ascii="Courier New" w:hAnsi="Courier New" w:cs="Courier New" w:hint="default"/>
+      </w:rPr>
+    </w:lvl>
+    <w:lvl w:ilvl="2" w:tplc="04090005" w:tentative="1">
+      <w:start w:val="1"/>
+      <w:numFmt w:val="bullet"/>
+      <w:lvlText w:val=""/>
+      <w:lvlJc w:val="left"/>
+      <w:pPr>
+        <w:ind w:left="2880" w:hanging="360"/>
+      </w:pPr>
+      <w:rPr>
+        <w:rFonts w:ascii="Wingdings" w:hAnsi="Wingdings" w:hint="default"/>
+      </w:rPr>
+    </w:lvl>
+    <w:lvl w:ilvl="3" w:tplc="04090001" w:tentative="1">
+      <w:start w:val="1"/>
+      <w:numFmt w:val="bullet"/>
+      <w:lvlText w:val=""/>
+      <w:lvlJc w:val="left"/>
+      <w:pPr>
+        <w:ind w:left="3600" w:hanging="360"/>
+      </w:pPr>
+      <w:rPr>
+        <w:rFonts w:ascii="Symbol" w:hAnsi="Symbol" w:hint="default"/>
+      </w:rPr>
+    </w:lvl>
+    <w:lvl w:ilvl="4" w:tplc="04090003" w:tentative="1">
+      <w:start w:val="1"/>
+      <w:numFmt w:val="bullet"/>
+      <w:lvlText w:val="o"/>
+      <w:lvlJc w:val="left"/>
+      <w:pPr>
+        <w:ind w:left="4320" w:hanging="360"/>
+      </w:pPr>
+      <w:rPr>
+        <w:rFonts w:ascii="Courier New" w:hAnsi="Courier New" w:cs="Courier New" w:hint="default"/>
+      </w:rPr>
+    </w:lvl>
+    <w:lvl w:ilvl="5" w:tplc="04090005" w:tentative="1">
+      <w:start w:val="1"/>
+      <w:numFmt w:val="bullet"/>
+      <w:lvlText w:val=""/>
+      <w:lvlJc w:val="left"/>
+      <w:pPr>
+        <w:ind w:left="5040" w:hanging="360"/>
+      </w:pPr>
+      <w:rPr>
+        <w:rFonts w:ascii="Wingdings" w:hAnsi="Wingdings" w:hint="default"/>
+      </w:rPr>
+    </w:lvl>
+    <w:lvl w:ilvl="6" w:tplc="04090001" w:tentative="1">
+      <w:start w:val="1"/>
+      <w:numFmt w:val="bullet"/>
+      <w:lvlText w:val=""/>
+      <w:lvlJc w:val="left"/>
+      <w:pPr>
+        <w:ind w:left="5760" w:hanging="360"/>
+      </w:pPr>
+      <w:rPr>
+        <w:rFonts w:ascii="Symbol" w:hAnsi="Symbol" w:hint="default"/>
+      </w:rPr>
+    </w:lvl>
+    <w:lvl w:ilvl="7" w:tplc="04090003" w:tentative="1">
+      <w:start w:val="1"/>
+      <w:numFmt w:val="bullet"/>
+      <w:lvlText w:val="o"/>
+      <w:lvlJc w:val="left"/>
+      <w:pPr>
+        <w:ind w:left="6480" w:hanging="360"/>
+      </w:pPr>
+      <w:rPr>
+        <w:rFonts w:ascii="Courier New" w:hAnsi="Courier New" w:cs="Courier New" w:hint="default"/>
+      </w:rPr>
+    </w:lvl>
+    <w:lvl w:ilvl="8" w:tplc="04090005" w:tentative="1">
+      <w:start w:val="1"/>
+      <w:numFmt w:val="bullet"/>
+      <w:lvlText w:val=""/>
+      <w:lvlJc w:val="left"/>
+      <w:pPr>
+        <w:ind w:left="7200" w:hanging="360"/>
+      </w:pPr>
+      <w:rPr>
+        <w:rFonts w:ascii="Wingdings" w:hAnsi="Wingdings" w:hint="default"/>
+      </w:rPr>
+    </w:lvl>
+  </w:abstractNum>
+  <w:abstractNum w:abstractNumId="25" w15:restartNumberingAfterBreak="0">
+    <w:nsid w:val="4AE62785"/>
+    <w:multiLevelType w:val="multilevel"/>
+    <w:tmpl w:val="88FEF296"/>
+    <w:lvl w:ilvl="0">
+      <w:start w:val="1"/>
+      <w:numFmt w:val="bullet"/>
+      <w:lvlText w:val=""/>
+      <w:lvlJc w:val="left"/>
+      <w:pPr>
+        <w:tabs>
+          <w:tab w:val="num" w:pos="720"/>
+        </w:tabs>
+        <w:ind w:left="720" w:hanging="360"/>
+      </w:pPr>
+      <w:rPr>
+        <w:rFonts w:ascii="Symbol" w:hAnsi="Symbol" w:hint="default"/>
+        <w:sz w:val="20"/>
+      </w:rPr>
+    </w:lvl>
+    <w:lvl w:ilvl="1" w:tentative="1">
+      <w:start w:val="1"/>
+      <w:numFmt w:val="bullet"/>
+      <w:lvlText w:val="o"/>
+      <w:lvlJc w:val="left"/>
+      <w:pPr>
+        <w:tabs>
+          <w:tab w:val="num" w:pos="1440"/>
+        </w:tabs>
+        <w:ind w:left="1440" w:hanging="360"/>
+      </w:pPr>
+      <w:rPr>
+        <w:rFonts w:ascii="Courier New" w:hAnsi="Courier New" w:hint="default"/>
+        <w:sz w:val="20"/>
+      </w:rPr>
+    </w:lvl>
+    <w:lvl w:ilvl="2" w:tentative="1">
+      <w:start w:val="1"/>
+      <w:numFmt w:val="bullet"/>
+      <w:lvlText w:val=""/>
+      <w:lvlJc w:val="left"/>
+      <w:pPr>
+        <w:tabs>
+          <w:tab w:val="num" w:pos="2160"/>
+        </w:tabs>
+        <w:ind w:left="2160" w:hanging="360"/>
+      </w:pPr>
+      <w:rPr>
+        <w:rFonts w:ascii="Wingdings" w:hAnsi="Wingdings" w:hint="default"/>
+        <w:sz w:val="20"/>
+      </w:rPr>
+    </w:lvl>
+    <w:lvl w:ilvl="3" w:tentative="1">
+      <w:start w:val="1"/>
+      <w:numFmt w:val="bullet"/>
+      <w:lvlText w:val=""/>
+      <w:lvlJc w:val="left"/>
+      <w:pPr>
+        <w:tabs>
+          <w:tab w:val="num" w:pos="2880"/>
+        </w:tabs>
+        <w:ind w:left="2880" w:hanging="360"/>
+      </w:pPr>
+      <w:rPr>
+        <w:rFonts w:ascii="Wingdings" w:hAnsi="Wingdings" w:hint="default"/>
+        <w:sz w:val="20"/>
+      </w:rPr>
+    </w:lvl>
+    <w:lvl w:ilvl="4" w:tentative="1">
+      <w:start w:val="1"/>
+      <w:numFmt w:val="bullet"/>
+      <w:lvlText w:val=""/>
+      <w:lvlJc w:val="left"/>
+      <w:pPr>
+        <w:tabs>
+          <w:tab w:val="num" w:pos="3600"/>
+        </w:tabs>
+        <w:ind w:left="3600" w:hanging="360"/>
+      </w:pPr>
+      <w:rPr>
+        <w:rFonts w:ascii="Wingdings" w:hAnsi="Wingdings" w:hint="default"/>
+        <w:sz w:val="20"/>
+      </w:rPr>
+    </w:lvl>
+    <w:lvl w:ilvl="5" w:tentative="1">
+      <w:start w:val="1"/>
+      <w:numFmt w:val="bullet"/>
+      <w:lvlText w:val=""/>
+      <w:lvlJc w:val="left"/>
+      <w:pPr>
+        <w:tabs>
+          <w:tab w:val="num" w:pos="4320"/>
+        </w:tabs>
+        <w:ind w:left="4320" w:hanging="360"/>
+      </w:pPr>
+      <w:rPr>
+        <w:rFonts w:ascii="Wingdings" w:hAnsi="Wingdings" w:hint="default"/>
+        <w:sz w:val="20"/>
+      </w:rPr>
+    </w:lvl>
+    <w:lvl w:ilvl="6" w:tentative="1">
+      <w:start w:val="1"/>
+      <w:numFmt w:val="bullet"/>
+      <w:lvlText w:val=""/>
+      <w:lvlJc w:val="left"/>
+      <w:pPr>
+        <w:tabs>
+          <w:tab w:val="num" w:pos="5040"/>
+        </w:tabs>
+        <w:ind w:left="5040" w:hanging="360"/>
+      </w:pPr>
+      <w:rPr>
+        <w:rFonts w:ascii="Wingdings" w:hAnsi="Wingdings" w:hint="default"/>
+        <w:sz w:val="20"/>
+      </w:rPr>
+    </w:lvl>
+    <w:lvl w:ilvl="7" w:tentative="1">
+      <w:start w:val="1"/>
+      <w:numFmt w:val="bullet"/>
+      <w:lvlText w:val=""/>
+      <w:lvlJc w:val="left"/>
+      <w:pPr>
+        <w:tabs>
+          <w:tab w:val="num" w:pos="5760"/>
+        </w:tabs>
+        <w:ind w:left="5760" w:hanging="360"/>
+      </w:pPr>
+      <w:rPr>
+        <w:rFonts w:ascii="Wingdings" w:hAnsi="Wingdings" w:hint="default"/>
+        <w:sz w:val="20"/>
+      </w:rPr>
+    </w:lvl>
+    <w:lvl w:ilvl="8" w:tentative="1">
+      <w:start w:val="1"/>
+      <w:numFmt w:val="bullet"/>
+      <w:lvlText w:val=""/>
+      <w:lvlJc w:val="left"/>
+      <w:pPr>
+        <w:tabs>
+          <w:tab w:val="num" w:pos="6480"/>
+        </w:tabs>
+        <w:ind w:left="6480" w:hanging="360"/>
+      </w:pPr>
+      <w:rPr>
+        <w:rFonts w:ascii="Wingdings" w:hAnsi="Wingdings" w:hint="default"/>
+        <w:sz w:val="20"/>
+      </w:rPr>
+    </w:lvl>
+  </w:abstractNum>
+  <w:abstractNum w:abstractNumId="26" w15:restartNumberingAfterBreak="0">
+    <w:nsid w:val="52BA63C5"/>
+    <w:multiLevelType w:val="multilevel"/>
+    <w:tmpl w:val="7CF091C0"/>
+    <w:lvl w:ilvl="0">
+      <w:start w:val="1"/>
+      <w:numFmt w:val="bullet"/>
+      <w:lvlText w:val=""/>
+      <w:lvlJc w:val="left"/>
+      <w:pPr>
+        <w:tabs>
+          <w:tab w:val="num" w:pos="720"/>
+        </w:tabs>
+        <w:ind w:left="720" w:hanging="360"/>
+      </w:pPr>
+      <w:rPr>
+        <w:rFonts w:ascii="Symbol" w:hAnsi="Symbol" w:hint="default"/>
+        <w:sz w:val="20"/>
+      </w:rPr>
+    </w:lvl>
+    <w:lvl w:ilvl="1" w:tentative="1">
+      <w:start w:val="1"/>
+      <w:numFmt w:val="bullet"/>
+      <w:lvlText w:val="o"/>
+      <w:lvlJc w:val="left"/>
+      <w:pPr>
+        <w:tabs>
+          <w:tab w:val="num" w:pos="1440"/>
+        </w:tabs>
+        <w:ind w:left="1440" w:hanging="360"/>
+      </w:pPr>
+      <w:rPr>
+        <w:rFonts w:ascii="Courier New" w:hAnsi="Courier New" w:hint="default"/>
+        <w:sz w:val="20"/>
+      </w:rPr>
+    </w:lvl>
+    <w:lvl w:ilvl="2" w:tentative="1">
+      <w:start w:val="1"/>
+      <w:numFmt w:val="bullet"/>
+      <w:lvlText w:val=""/>
+      <w:lvlJc w:val="left"/>
+      <w:pPr>
+        <w:tabs>
+          <w:tab w:val="num" w:pos="2160"/>
+        </w:tabs>
+        <w:ind w:left="2160" w:hanging="360"/>
+      </w:pPr>
+      <w:rPr>
+        <w:rFonts w:ascii="Wingdings" w:hAnsi="Wingdings" w:hint="default"/>
+        <w:sz w:val="20"/>
+      </w:rPr>
+    </w:lvl>
+    <w:lvl w:ilvl="3" w:tentative="1">
+      <w:start w:val="1"/>
+      <w:numFmt w:val="bullet"/>
+      <w:lvlText w:val=""/>
+      <w:lvlJc w:val="left"/>
+      <w:pPr>
+        <w:tabs>
+          <w:tab w:val="num" w:pos="2880"/>
+        </w:tabs>
+        <w:ind w:left="2880" w:hanging="360"/>
+      </w:pPr>
+      <w:rPr>
+        <w:rFonts w:ascii="Wingdings" w:hAnsi="Wingdings" w:hint="default"/>
+        <w:sz w:val="20"/>
+      </w:rPr>
+    </w:lvl>
+    <w:lvl w:ilvl="4" w:tentative="1">
+      <w:start w:val="1"/>
+      <w:numFmt w:val="bullet"/>
+      <w:lvlText w:val=""/>
+      <w:lvlJc w:val="left"/>
+      <w:pPr>
+        <w:tabs>
+          <w:tab w:val="num" w:pos="3600"/>
+        </w:tabs>
+        <w:ind w:left="3600" w:hanging="360"/>
+      </w:pPr>
+      <w:rPr>
+        <w:rFonts w:ascii="Wingdings" w:hAnsi="Wingdings" w:hint="default"/>
+        <w:sz w:val="20"/>
+      </w:rPr>
+    </w:lvl>
+    <w:lvl w:ilvl="5" w:tentative="1">
+      <w:start w:val="1"/>
+      <w:numFmt w:val="bullet"/>
+      <w:lvlText w:val=""/>
+      <w:lvlJc w:val="left"/>
+      <w:pPr>
+        <w:tabs>
+          <w:tab w:val="num" w:pos="4320"/>
+        </w:tabs>
+        <w:ind w:left="4320" w:hanging="360"/>
+      </w:pPr>
+      <w:rPr>
+        <w:rFonts w:ascii="Wingdings" w:hAnsi="Wingdings" w:hint="default"/>
+        <w:sz w:val="20"/>
+      </w:rPr>
+    </w:lvl>
+    <w:lvl w:ilvl="6" w:tentative="1">
+      <w:start w:val="1"/>
+      <w:numFmt w:val="bullet"/>
+      <w:lvlText w:val=""/>
+      <w:lvlJc w:val="left"/>
+      <w:pPr>
+        <w:tabs>
+          <w:tab w:val="num" w:pos="5040"/>
+        </w:tabs>
+        <w:ind w:left="5040" w:hanging="360"/>
+      </w:pPr>
+      <w:rPr>
+        <w:rFonts w:ascii="Wingdings" w:hAnsi="Wingdings" w:hint="default"/>
+        <w:sz w:val="20"/>
+      </w:rPr>
+    </w:lvl>
+    <w:lvl w:ilvl="7" w:tentative="1">
+      <w:start w:val="1"/>
+      <w:numFmt w:val="bullet"/>
+      <w:lvlText w:val=""/>
+      <w:lvlJc w:val="left"/>
+      <w:pPr>
+        <w:tabs>
+          <w:tab w:val="num" w:pos="5760"/>
+        </w:tabs>
+        <w:ind w:left="5760" w:hanging="360"/>
+      </w:pPr>
+      <w:rPr>
+        <w:rFonts w:ascii="Wingdings" w:hAnsi="Wingdings" w:hint="default"/>
+        <w:sz w:val="20"/>
+      </w:rPr>
+    </w:lvl>
+    <w:lvl w:ilvl="8" w:tentative="1">
+      <w:start w:val="1"/>
+      <w:numFmt w:val="bullet"/>
+      <w:lvlText w:val=""/>
+      <w:lvlJc w:val="left"/>
+      <w:pPr>
+        <w:tabs>
+          <w:tab w:val="num" w:pos="6480"/>
+        </w:tabs>
+        <w:ind w:left="6480" w:hanging="360"/>
+      </w:pPr>
+      <w:rPr>
+        <w:rFonts w:ascii="Wingdings" w:hAnsi="Wingdings" w:hint="default"/>
+        <w:sz w:val="20"/>
+      </w:rPr>
+    </w:lvl>
+  </w:abstractNum>
+  <w:abstractNum w:abstractNumId="27" w15:restartNumberingAfterBreak="0">
     <w:nsid w:val="53D1474E"/>
     <w:multiLevelType w:val="multilevel"/>
     <w:tmpl w:val="7B42FA76"/>
@@ -1794,7 +7890,1163 @@
       </w:rPr>
     </w:lvl>
   </w:abstractNum>
-  <w:abstractNum w:abstractNumId="7" w15:restartNumberingAfterBreak="0">
+  <w:abstractNum w:abstractNumId="28" w15:restartNumberingAfterBreak="0">
+    <w:nsid w:val="5A7C2065"/>
+    <w:multiLevelType w:val="multilevel"/>
+    <w:tmpl w:val="19C88C1E"/>
+    <w:lvl w:ilvl="0">
+      <w:start w:val="1"/>
+      <w:numFmt w:val="bullet"/>
+      <w:lvlText w:val=""/>
+      <w:lvlJc w:val="left"/>
+      <w:pPr>
+        <w:tabs>
+          <w:tab w:val="num" w:pos="720"/>
+        </w:tabs>
+        <w:ind w:left="720" w:hanging="360"/>
+      </w:pPr>
+      <w:rPr>
+        <w:rFonts w:ascii="Symbol" w:hAnsi="Symbol" w:hint="default"/>
+        <w:sz w:val="20"/>
+      </w:rPr>
+    </w:lvl>
+    <w:lvl w:ilvl="1" w:tentative="1">
+      <w:start w:val="1"/>
+      <w:numFmt w:val="bullet"/>
+      <w:lvlText w:val="o"/>
+      <w:lvlJc w:val="left"/>
+      <w:pPr>
+        <w:tabs>
+          <w:tab w:val="num" w:pos="1440"/>
+        </w:tabs>
+        <w:ind w:left="1440" w:hanging="360"/>
+      </w:pPr>
+      <w:rPr>
+        <w:rFonts w:ascii="Courier New" w:hAnsi="Courier New" w:hint="default"/>
+        <w:sz w:val="20"/>
+      </w:rPr>
+    </w:lvl>
+    <w:lvl w:ilvl="2" w:tentative="1">
+      <w:start w:val="1"/>
+      <w:numFmt w:val="bullet"/>
+      <w:lvlText w:val=""/>
+      <w:lvlJc w:val="left"/>
+      <w:pPr>
+        <w:tabs>
+          <w:tab w:val="num" w:pos="2160"/>
+        </w:tabs>
+        <w:ind w:left="2160" w:hanging="360"/>
+      </w:pPr>
+      <w:rPr>
+        <w:rFonts w:ascii="Wingdings" w:hAnsi="Wingdings" w:hint="default"/>
+        <w:sz w:val="20"/>
+      </w:rPr>
+    </w:lvl>
+    <w:lvl w:ilvl="3" w:tentative="1">
+      <w:start w:val="1"/>
+      <w:numFmt w:val="bullet"/>
+      <w:lvlText w:val=""/>
+      <w:lvlJc w:val="left"/>
+      <w:pPr>
+        <w:tabs>
+          <w:tab w:val="num" w:pos="2880"/>
+        </w:tabs>
+        <w:ind w:left="2880" w:hanging="360"/>
+      </w:pPr>
+      <w:rPr>
+        <w:rFonts w:ascii="Wingdings" w:hAnsi="Wingdings" w:hint="default"/>
+        <w:sz w:val="20"/>
+      </w:rPr>
+    </w:lvl>
+    <w:lvl w:ilvl="4" w:tentative="1">
+      <w:start w:val="1"/>
+      <w:numFmt w:val="bullet"/>
+      <w:lvlText w:val=""/>
+      <w:lvlJc w:val="left"/>
+      <w:pPr>
+        <w:tabs>
+          <w:tab w:val="num" w:pos="3600"/>
+        </w:tabs>
+        <w:ind w:left="3600" w:hanging="360"/>
+      </w:pPr>
+      <w:rPr>
+        <w:rFonts w:ascii="Wingdings" w:hAnsi="Wingdings" w:hint="default"/>
+        <w:sz w:val="20"/>
+      </w:rPr>
+    </w:lvl>
+    <w:lvl w:ilvl="5" w:tentative="1">
+      <w:start w:val="1"/>
+      <w:numFmt w:val="bullet"/>
+      <w:lvlText w:val=""/>
+      <w:lvlJc w:val="left"/>
+      <w:pPr>
+        <w:tabs>
+          <w:tab w:val="num" w:pos="4320"/>
+        </w:tabs>
+        <w:ind w:left="4320" w:hanging="360"/>
+      </w:pPr>
+      <w:rPr>
+        <w:rFonts w:ascii="Wingdings" w:hAnsi="Wingdings" w:hint="default"/>
+        <w:sz w:val="20"/>
+      </w:rPr>
+    </w:lvl>
+    <w:lvl w:ilvl="6" w:tentative="1">
+      <w:start w:val="1"/>
+      <w:numFmt w:val="bullet"/>
+      <w:lvlText w:val=""/>
+      <w:lvlJc w:val="left"/>
+      <w:pPr>
+        <w:tabs>
+          <w:tab w:val="num" w:pos="5040"/>
+        </w:tabs>
+        <w:ind w:left="5040" w:hanging="360"/>
+      </w:pPr>
+      <w:rPr>
+        <w:rFonts w:ascii="Wingdings" w:hAnsi="Wingdings" w:hint="default"/>
+        <w:sz w:val="20"/>
+      </w:rPr>
+    </w:lvl>
+    <w:lvl w:ilvl="7" w:tentative="1">
+      <w:start w:val="1"/>
+      <w:numFmt w:val="bullet"/>
+      <w:lvlText w:val=""/>
+      <w:lvlJc w:val="left"/>
+      <w:pPr>
+        <w:tabs>
+          <w:tab w:val="num" w:pos="5760"/>
+        </w:tabs>
+        <w:ind w:left="5760" w:hanging="360"/>
+      </w:pPr>
+      <w:rPr>
+        <w:rFonts w:ascii="Wingdings" w:hAnsi="Wingdings" w:hint="default"/>
+        <w:sz w:val="20"/>
+      </w:rPr>
+    </w:lvl>
+    <w:lvl w:ilvl="8" w:tentative="1">
+      <w:start w:val="1"/>
+      <w:numFmt w:val="bullet"/>
+      <w:lvlText w:val=""/>
+      <w:lvlJc w:val="left"/>
+      <w:pPr>
+        <w:tabs>
+          <w:tab w:val="num" w:pos="6480"/>
+        </w:tabs>
+        <w:ind w:left="6480" w:hanging="360"/>
+      </w:pPr>
+      <w:rPr>
+        <w:rFonts w:ascii="Wingdings" w:hAnsi="Wingdings" w:hint="default"/>
+        <w:sz w:val="20"/>
+      </w:rPr>
+    </w:lvl>
+  </w:abstractNum>
+  <w:abstractNum w:abstractNumId="29" w15:restartNumberingAfterBreak="0">
+    <w:nsid w:val="5B016D04"/>
+    <w:multiLevelType w:val="multilevel"/>
+    <w:tmpl w:val="ECB8D47E"/>
+    <w:lvl w:ilvl="0">
+      <w:start w:val="1"/>
+      <w:numFmt w:val="decimal"/>
+      <w:lvlText w:val="%1."/>
+      <w:lvlJc w:val="left"/>
+      <w:pPr>
+        <w:tabs>
+          <w:tab w:val="num" w:pos="720"/>
+        </w:tabs>
+        <w:ind w:left="720" w:hanging="360"/>
+      </w:pPr>
+    </w:lvl>
+    <w:lvl w:ilvl="1" w:tentative="1">
+      <w:start w:val="1"/>
+      <w:numFmt w:val="decimal"/>
+      <w:lvlText w:val="%2."/>
+      <w:lvlJc w:val="left"/>
+      <w:pPr>
+        <w:tabs>
+          <w:tab w:val="num" w:pos="1440"/>
+        </w:tabs>
+        <w:ind w:left="1440" w:hanging="360"/>
+      </w:pPr>
+    </w:lvl>
+    <w:lvl w:ilvl="2" w:tentative="1">
+      <w:start w:val="1"/>
+      <w:numFmt w:val="decimal"/>
+      <w:lvlText w:val="%3."/>
+      <w:lvlJc w:val="left"/>
+      <w:pPr>
+        <w:tabs>
+          <w:tab w:val="num" w:pos="2160"/>
+        </w:tabs>
+        <w:ind w:left="2160" w:hanging="360"/>
+      </w:pPr>
+    </w:lvl>
+    <w:lvl w:ilvl="3" w:tentative="1">
+      <w:start w:val="1"/>
+      <w:numFmt w:val="decimal"/>
+      <w:lvlText w:val="%4."/>
+      <w:lvlJc w:val="left"/>
+      <w:pPr>
+        <w:tabs>
+          <w:tab w:val="num" w:pos="2880"/>
+        </w:tabs>
+        <w:ind w:left="2880" w:hanging="360"/>
+      </w:pPr>
+    </w:lvl>
+    <w:lvl w:ilvl="4" w:tentative="1">
+      <w:start w:val="1"/>
+      <w:numFmt w:val="decimal"/>
+      <w:lvlText w:val="%5."/>
+      <w:lvlJc w:val="left"/>
+      <w:pPr>
+        <w:tabs>
+          <w:tab w:val="num" w:pos="3600"/>
+        </w:tabs>
+        <w:ind w:left="3600" w:hanging="360"/>
+      </w:pPr>
+    </w:lvl>
+    <w:lvl w:ilvl="5" w:tentative="1">
+      <w:start w:val="1"/>
+      <w:numFmt w:val="decimal"/>
+      <w:lvlText w:val="%6."/>
+      <w:lvlJc w:val="left"/>
+      <w:pPr>
+        <w:tabs>
+          <w:tab w:val="num" w:pos="4320"/>
+        </w:tabs>
+        <w:ind w:left="4320" w:hanging="360"/>
+      </w:pPr>
+    </w:lvl>
+    <w:lvl w:ilvl="6" w:tentative="1">
+      <w:start w:val="1"/>
+      <w:numFmt w:val="decimal"/>
+      <w:lvlText w:val="%7."/>
+      <w:lvlJc w:val="left"/>
+      <w:pPr>
+        <w:tabs>
+          <w:tab w:val="num" w:pos="5040"/>
+        </w:tabs>
+        <w:ind w:left="5040" w:hanging="360"/>
+      </w:pPr>
+    </w:lvl>
+    <w:lvl w:ilvl="7" w:tentative="1">
+      <w:start w:val="1"/>
+      <w:numFmt w:val="decimal"/>
+      <w:lvlText w:val="%8."/>
+      <w:lvlJc w:val="left"/>
+      <w:pPr>
+        <w:tabs>
+          <w:tab w:val="num" w:pos="5760"/>
+        </w:tabs>
+        <w:ind w:left="5760" w:hanging="360"/>
+      </w:pPr>
+    </w:lvl>
+    <w:lvl w:ilvl="8" w:tentative="1">
+      <w:start w:val="1"/>
+      <w:numFmt w:val="decimal"/>
+      <w:lvlText w:val="%9."/>
+      <w:lvlJc w:val="left"/>
+      <w:pPr>
+        <w:tabs>
+          <w:tab w:val="num" w:pos="6480"/>
+        </w:tabs>
+        <w:ind w:left="6480" w:hanging="360"/>
+      </w:pPr>
+    </w:lvl>
+  </w:abstractNum>
+  <w:abstractNum w:abstractNumId="30" w15:restartNumberingAfterBreak="0">
+    <w:nsid w:val="5DC21FF3"/>
+    <w:multiLevelType w:val="multilevel"/>
+    <w:tmpl w:val="CC5A208C"/>
+    <w:lvl w:ilvl="0">
+      <w:start w:val="1"/>
+      <w:numFmt w:val="bullet"/>
+      <w:lvlText w:val=""/>
+      <w:lvlJc w:val="left"/>
+      <w:pPr>
+        <w:tabs>
+          <w:tab w:val="num" w:pos="720"/>
+        </w:tabs>
+        <w:ind w:left="720" w:hanging="360"/>
+      </w:pPr>
+      <w:rPr>
+        <w:rFonts w:ascii="Symbol" w:hAnsi="Symbol" w:hint="default"/>
+        <w:sz w:val="20"/>
+      </w:rPr>
+    </w:lvl>
+    <w:lvl w:ilvl="1" w:tentative="1">
+      <w:start w:val="1"/>
+      <w:numFmt w:val="bullet"/>
+      <w:lvlText w:val="o"/>
+      <w:lvlJc w:val="left"/>
+      <w:pPr>
+        <w:tabs>
+          <w:tab w:val="num" w:pos="1440"/>
+        </w:tabs>
+        <w:ind w:left="1440" w:hanging="360"/>
+      </w:pPr>
+      <w:rPr>
+        <w:rFonts w:ascii="Courier New" w:hAnsi="Courier New" w:hint="default"/>
+        <w:sz w:val="20"/>
+      </w:rPr>
+    </w:lvl>
+    <w:lvl w:ilvl="2" w:tentative="1">
+      <w:start w:val="1"/>
+      <w:numFmt w:val="bullet"/>
+      <w:lvlText w:val=""/>
+      <w:lvlJc w:val="left"/>
+      <w:pPr>
+        <w:tabs>
+          <w:tab w:val="num" w:pos="2160"/>
+        </w:tabs>
+        <w:ind w:left="2160" w:hanging="360"/>
+      </w:pPr>
+      <w:rPr>
+        <w:rFonts w:ascii="Wingdings" w:hAnsi="Wingdings" w:hint="default"/>
+        <w:sz w:val="20"/>
+      </w:rPr>
+    </w:lvl>
+    <w:lvl w:ilvl="3" w:tentative="1">
+      <w:start w:val="1"/>
+      <w:numFmt w:val="bullet"/>
+      <w:lvlText w:val=""/>
+      <w:lvlJc w:val="left"/>
+      <w:pPr>
+        <w:tabs>
+          <w:tab w:val="num" w:pos="2880"/>
+        </w:tabs>
+        <w:ind w:left="2880" w:hanging="360"/>
+      </w:pPr>
+      <w:rPr>
+        <w:rFonts w:ascii="Wingdings" w:hAnsi="Wingdings" w:hint="default"/>
+        <w:sz w:val="20"/>
+      </w:rPr>
+    </w:lvl>
+    <w:lvl w:ilvl="4" w:tentative="1">
+      <w:start w:val="1"/>
+      <w:numFmt w:val="bullet"/>
+      <w:lvlText w:val=""/>
+      <w:lvlJc w:val="left"/>
+      <w:pPr>
+        <w:tabs>
+          <w:tab w:val="num" w:pos="3600"/>
+        </w:tabs>
+        <w:ind w:left="3600" w:hanging="360"/>
+      </w:pPr>
+      <w:rPr>
+        <w:rFonts w:ascii="Wingdings" w:hAnsi="Wingdings" w:hint="default"/>
+        <w:sz w:val="20"/>
+      </w:rPr>
+    </w:lvl>
+    <w:lvl w:ilvl="5" w:tentative="1">
+      <w:start w:val="1"/>
+      <w:numFmt w:val="bullet"/>
+      <w:lvlText w:val=""/>
+      <w:lvlJc w:val="left"/>
+      <w:pPr>
+        <w:tabs>
+          <w:tab w:val="num" w:pos="4320"/>
+        </w:tabs>
+        <w:ind w:left="4320" w:hanging="360"/>
+      </w:pPr>
+      <w:rPr>
+        <w:rFonts w:ascii="Wingdings" w:hAnsi="Wingdings" w:hint="default"/>
+        <w:sz w:val="20"/>
+      </w:rPr>
+    </w:lvl>
+    <w:lvl w:ilvl="6" w:tentative="1">
+      <w:start w:val="1"/>
+      <w:numFmt w:val="bullet"/>
+      <w:lvlText w:val=""/>
+      <w:lvlJc w:val="left"/>
+      <w:pPr>
+        <w:tabs>
+          <w:tab w:val="num" w:pos="5040"/>
+        </w:tabs>
+        <w:ind w:left="5040" w:hanging="360"/>
+      </w:pPr>
+      <w:rPr>
+        <w:rFonts w:ascii="Wingdings" w:hAnsi="Wingdings" w:hint="default"/>
+        <w:sz w:val="20"/>
+      </w:rPr>
+    </w:lvl>
+    <w:lvl w:ilvl="7" w:tentative="1">
+      <w:start w:val="1"/>
+      <w:numFmt w:val="bullet"/>
+      <w:lvlText w:val=""/>
+      <w:lvlJc w:val="left"/>
+      <w:pPr>
+        <w:tabs>
+          <w:tab w:val="num" w:pos="5760"/>
+        </w:tabs>
+        <w:ind w:left="5760" w:hanging="360"/>
+      </w:pPr>
+      <w:rPr>
+        <w:rFonts w:ascii="Wingdings" w:hAnsi="Wingdings" w:hint="default"/>
+        <w:sz w:val="20"/>
+      </w:rPr>
+    </w:lvl>
+    <w:lvl w:ilvl="8" w:tentative="1">
+      <w:start w:val="1"/>
+      <w:numFmt w:val="bullet"/>
+      <w:lvlText w:val=""/>
+      <w:lvlJc w:val="left"/>
+      <w:pPr>
+        <w:tabs>
+          <w:tab w:val="num" w:pos="6480"/>
+        </w:tabs>
+        <w:ind w:left="6480" w:hanging="360"/>
+      </w:pPr>
+      <w:rPr>
+        <w:rFonts w:ascii="Wingdings" w:hAnsi="Wingdings" w:hint="default"/>
+        <w:sz w:val="20"/>
+      </w:rPr>
+    </w:lvl>
+  </w:abstractNum>
+  <w:abstractNum w:abstractNumId="31" w15:restartNumberingAfterBreak="0">
+    <w:nsid w:val="5DDF6BA2"/>
+    <w:multiLevelType w:val="multilevel"/>
+    <w:tmpl w:val="F57C456A"/>
+    <w:lvl w:ilvl="0">
+      <w:start w:val="1"/>
+      <w:numFmt w:val="bullet"/>
+      <w:lvlText w:val=""/>
+      <w:lvlJc w:val="left"/>
+      <w:pPr>
+        <w:tabs>
+          <w:tab w:val="num" w:pos="720"/>
+        </w:tabs>
+        <w:ind w:left="720" w:hanging="360"/>
+      </w:pPr>
+      <w:rPr>
+        <w:rFonts w:ascii="Symbol" w:hAnsi="Symbol" w:hint="default"/>
+        <w:sz w:val="20"/>
+      </w:rPr>
+    </w:lvl>
+    <w:lvl w:ilvl="1" w:tentative="1">
+      <w:start w:val="1"/>
+      <w:numFmt w:val="bullet"/>
+      <w:lvlText w:val="o"/>
+      <w:lvlJc w:val="left"/>
+      <w:pPr>
+        <w:tabs>
+          <w:tab w:val="num" w:pos="1440"/>
+        </w:tabs>
+        <w:ind w:left="1440" w:hanging="360"/>
+      </w:pPr>
+      <w:rPr>
+        <w:rFonts w:ascii="Courier New" w:hAnsi="Courier New" w:hint="default"/>
+        <w:sz w:val="20"/>
+      </w:rPr>
+    </w:lvl>
+    <w:lvl w:ilvl="2" w:tentative="1">
+      <w:start w:val="1"/>
+      <w:numFmt w:val="bullet"/>
+      <w:lvlText w:val=""/>
+      <w:lvlJc w:val="left"/>
+      <w:pPr>
+        <w:tabs>
+          <w:tab w:val="num" w:pos="2160"/>
+        </w:tabs>
+        <w:ind w:left="2160" w:hanging="360"/>
+      </w:pPr>
+      <w:rPr>
+        <w:rFonts w:ascii="Wingdings" w:hAnsi="Wingdings" w:hint="default"/>
+        <w:sz w:val="20"/>
+      </w:rPr>
+    </w:lvl>
+    <w:lvl w:ilvl="3" w:tentative="1">
+      <w:start w:val="1"/>
+      <w:numFmt w:val="bullet"/>
+      <w:lvlText w:val=""/>
+      <w:lvlJc w:val="left"/>
+      <w:pPr>
+        <w:tabs>
+          <w:tab w:val="num" w:pos="2880"/>
+        </w:tabs>
+        <w:ind w:left="2880" w:hanging="360"/>
+      </w:pPr>
+      <w:rPr>
+        <w:rFonts w:ascii="Wingdings" w:hAnsi="Wingdings" w:hint="default"/>
+        <w:sz w:val="20"/>
+      </w:rPr>
+    </w:lvl>
+    <w:lvl w:ilvl="4" w:tentative="1">
+      <w:start w:val="1"/>
+      <w:numFmt w:val="bullet"/>
+      <w:lvlText w:val=""/>
+      <w:lvlJc w:val="left"/>
+      <w:pPr>
+        <w:tabs>
+          <w:tab w:val="num" w:pos="3600"/>
+        </w:tabs>
+        <w:ind w:left="3600" w:hanging="360"/>
+      </w:pPr>
+      <w:rPr>
+        <w:rFonts w:ascii="Wingdings" w:hAnsi="Wingdings" w:hint="default"/>
+        <w:sz w:val="20"/>
+      </w:rPr>
+    </w:lvl>
+    <w:lvl w:ilvl="5" w:tentative="1">
+      <w:start w:val="1"/>
+      <w:numFmt w:val="bullet"/>
+      <w:lvlText w:val=""/>
+      <w:lvlJc w:val="left"/>
+      <w:pPr>
+        <w:tabs>
+          <w:tab w:val="num" w:pos="4320"/>
+        </w:tabs>
+        <w:ind w:left="4320" w:hanging="360"/>
+      </w:pPr>
+      <w:rPr>
+        <w:rFonts w:ascii="Wingdings" w:hAnsi="Wingdings" w:hint="default"/>
+        <w:sz w:val="20"/>
+      </w:rPr>
+    </w:lvl>
+    <w:lvl w:ilvl="6" w:tentative="1">
+      <w:start w:val="1"/>
+      <w:numFmt w:val="bullet"/>
+      <w:lvlText w:val=""/>
+      <w:lvlJc w:val="left"/>
+      <w:pPr>
+        <w:tabs>
+          <w:tab w:val="num" w:pos="5040"/>
+        </w:tabs>
+        <w:ind w:left="5040" w:hanging="360"/>
+      </w:pPr>
+      <w:rPr>
+        <w:rFonts w:ascii="Wingdings" w:hAnsi="Wingdings" w:hint="default"/>
+        <w:sz w:val="20"/>
+      </w:rPr>
+    </w:lvl>
+    <w:lvl w:ilvl="7" w:tentative="1">
+      <w:start w:val="1"/>
+      <w:numFmt w:val="bullet"/>
+      <w:lvlText w:val=""/>
+      <w:lvlJc w:val="left"/>
+      <w:pPr>
+        <w:tabs>
+          <w:tab w:val="num" w:pos="5760"/>
+        </w:tabs>
+        <w:ind w:left="5760" w:hanging="360"/>
+      </w:pPr>
+      <w:rPr>
+        <w:rFonts w:ascii="Wingdings" w:hAnsi="Wingdings" w:hint="default"/>
+        <w:sz w:val="20"/>
+      </w:rPr>
+    </w:lvl>
+    <w:lvl w:ilvl="8" w:tentative="1">
+      <w:start w:val="1"/>
+      <w:numFmt w:val="bullet"/>
+      <w:lvlText w:val=""/>
+      <w:lvlJc w:val="left"/>
+      <w:pPr>
+        <w:tabs>
+          <w:tab w:val="num" w:pos="6480"/>
+        </w:tabs>
+        <w:ind w:left="6480" w:hanging="360"/>
+      </w:pPr>
+      <w:rPr>
+        <w:rFonts w:ascii="Wingdings" w:hAnsi="Wingdings" w:hint="default"/>
+        <w:sz w:val="20"/>
+      </w:rPr>
+    </w:lvl>
+  </w:abstractNum>
+  <w:abstractNum w:abstractNumId="32" w15:restartNumberingAfterBreak="0">
+    <w:nsid w:val="5E192451"/>
+    <w:multiLevelType w:val="multilevel"/>
+    <w:tmpl w:val="D90EA462"/>
+    <w:lvl w:ilvl="0">
+      <w:start w:val="1"/>
+      <w:numFmt w:val="bullet"/>
+      <w:lvlText w:val=""/>
+      <w:lvlJc w:val="left"/>
+      <w:pPr>
+        <w:tabs>
+          <w:tab w:val="num" w:pos="720"/>
+        </w:tabs>
+        <w:ind w:left="720" w:hanging="360"/>
+      </w:pPr>
+      <w:rPr>
+        <w:rFonts w:ascii="Symbol" w:hAnsi="Symbol" w:hint="default"/>
+        <w:sz w:val="20"/>
+      </w:rPr>
+    </w:lvl>
+    <w:lvl w:ilvl="1" w:tentative="1">
+      <w:start w:val="1"/>
+      <w:numFmt w:val="bullet"/>
+      <w:lvlText w:val="o"/>
+      <w:lvlJc w:val="left"/>
+      <w:pPr>
+        <w:tabs>
+          <w:tab w:val="num" w:pos="1440"/>
+        </w:tabs>
+        <w:ind w:left="1440" w:hanging="360"/>
+      </w:pPr>
+      <w:rPr>
+        <w:rFonts w:ascii="Courier New" w:hAnsi="Courier New" w:hint="default"/>
+        <w:sz w:val="20"/>
+      </w:rPr>
+    </w:lvl>
+    <w:lvl w:ilvl="2" w:tentative="1">
+      <w:start w:val="1"/>
+      <w:numFmt w:val="bullet"/>
+      <w:lvlText w:val=""/>
+      <w:lvlJc w:val="left"/>
+      <w:pPr>
+        <w:tabs>
+          <w:tab w:val="num" w:pos="2160"/>
+        </w:tabs>
+        <w:ind w:left="2160" w:hanging="360"/>
+      </w:pPr>
+      <w:rPr>
+        <w:rFonts w:ascii="Wingdings" w:hAnsi="Wingdings" w:hint="default"/>
+        <w:sz w:val="20"/>
+      </w:rPr>
+    </w:lvl>
+    <w:lvl w:ilvl="3" w:tentative="1">
+      <w:start w:val="1"/>
+      <w:numFmt w:val="bullet"/>
+      <w:lvlText w:val=""/>
+      <w:lvlJc w:val="left"/>
+      <w:pPr>
+        <w:tabs>
+          <w:tab w:val="num" w:pos="2880"/>
+        </w:tabs>
+        <w:ind w:left="2880" w:hanging="360"/>
+      </w:pPr>
+      <w:rPr>
+        <w:rFonts w:ascii="Wingdings" w:hAnsi="Wingdings" w:hint="default"/>
+        <w:sz w:val="20"/>
+      </w:rPr>
+    </w:lvl>
+    <w:lvl w:ilvl="4" w:tentative="1">
+      <w:start w:val="1"/>
+      <w:numFmt w:val="bullet"/>
+      <w:lvlText w:val=""/>
+      <w:lvlJc w:val="left"/>
+      <w:pPr>
+        <w:tabs>
+          <w:tab w:val="num" w:pos="3600"/>
+        </w:tabs>
+        <w:ind w:left="3600" w:hanging="360"/>
+      </w:pPr>
+      <w:rPr>
+        <w:rFonts w:ascii="Wingdings" w:hAnsi="Wingdings" w:hint="default"/>
+        <w:sz w:val="20"/>
+      </w:rPr>
+    </w:lvl>
+    <w:lvl w:ilvl="5" w:tentative="1">
+      <w:start w:val="1"/>
+      <w:numFmt w:val="bullet"/>
+      <w:lvlText w:val=""/>
+      <w:lvlJc w:val="left"/>
+      <w:pPr>
+        <w:tabs>
+          <w:tab w:val="num" w:pos="4320"/>
+        </w:tabs>
+        <w:ind w:left="4320" w:hanging="360"/>
+      </w:pPr>
+      <w:rPr>
+        <w:rFonts w:ascii="Wingdings" w:hAnsi="Wingdings" w:hint="default"/>
+        <w:sz w:val="20"/>
+      </w:rPr>
+    </w:lvl>
+    <w:lvl w:ilvl="6" w:tentative="1">
+      <w:start w:val="1"/>
+      <w:numFmt w:val="bullet"/>
+      <w:lvlText w:val=""/>
+      <w:lvlJc w:val="left"/>
+      <w:pPr>
+        <w:tabs>
+          <w:tab w:val="num" w:pos="5040"/>
+        </w:tabs>
+        <w:ind w:left="5040" w:hanging="360"/>
+      </w:pPr>
+      <w:rPr>
+        <w:rFonts w:ascii="Wingdings" w:hAnsi="Wingdings" w:hint="default"/>
+        <w:sz w:val="20"/>
+      </w:rPr>
+    </w:lvl>
+    <w:lvl w:ilvl="7" w:tentative="1">
+      <w:start w:val="1"/>
+      <w:numFmt w:val="bullet"/>
+      <w:lvlText w:val=""/>
+      <w:lvlJc w:val="left"/>
+      <w:pPr>
+        <w:tabs>
+          <w:tab w:val="num" w:pos="5760"/>
+        </w:tabs>
+        <w:ind w:left="5760" w:hanging="360"/>
+      </w:pPr>
+      <w:rPr>
+        <w:rFonts w:ascii="Wingdings" w:hAnsi="Wingdings" w:hint="default"/>
+        <w:sz w:val="20"/>
+      </w:rPr>
+    </w:lvl>
+    <w:lvl w:ilvl="8" w:tentative="1">
+      <w:start w:val="1"/>
+      <w:numFmt w:val="bullet"/>
+      <w:lvlText w:val=""/>
+      <w:lvlJc w:val="left"/>
+      <w:pPr>
+        <w:tabs>
+          <w:tab w:val="num" w:pos="6480"/>
+        </w:tabs>
+        <w:ind w:left="6480" w:hanging="360"/>
+      </w:pPr>
+      <w:rPr>
+        <w:rFonts w:ascii="Wingdings" w:hAnsi="Wingdings" w:hint="default"/>
+        <w:sz w:val="20"/>
+      </w:rPr>
+    </w:lvl>
+  </w:abstractNum>
+  <w:abstractNum w:abstractNumId="33" w15:restartNumberingAfterBreak="0">
+    <w:nsid w:val="5EE36949"/>
+    <w:multiLevelType w:val="multilevel"/>
+    <w:tmpl w:val="BB08C386"/>
+    <w:lvl w:ilvl="0">
+      <w:start w:val="1"/>
+      <w:numFmt w:val="bullet"/>
+      <w:lvlText w:val=""/>
+      <w:lvlJc w:val="left"/>
+      <w:pPr>
+        <w:tabs>
+          <w:tab w:val="num" w:pos="720"/>
+        </w:tabs>
+        <w:ind w:left="720" w:hanging="360"/>
+      </w:pPr>
+      <w:rPr>
+        <w:rFonts w:ascii="Symbol" w:hAnsi="Symbol" w:hint="default"/>
+        <w:sz w:val="20"/>
+      </w:rPr>
+    </w:lvl>
+    <w:lvl w:ilvl="1" w:tentative="1">
+      <w:start w:val="1"/>
+      <w:numFmt w:val="bullet"/>
+      <w:lvlText w:val="o"/>
+      <w:lvlJc w:val="left"/>
+      <w:pPr>
+        <w:tabs>
+          <w:tab w:val="num" w:pos="1440"/>
+        </w:tabs>
+        <w:ind w:left="1440" w:hanging="360"/>
+      </w:pPr>
+      <w:rPr>
+        <w:rFonts w:ascii="Courier New" w:hAnsi="Courier New" w:hint="default"/>
+        <w:sz w:val="20"/>
+      </w:rPr>
+    </w:lvl>
+    <w:lvl w:ilvl="2" w:tentative="1">
+      <w:start w:val="1"/>
+      <w:numFmt w:val="bullet"/>
+      <w:lvlText w:val=""/>
+      <w:lvlJc w:val="left"/>
+      <w:pPr>
+        <w:tabs>
+          <w:tab w:val="num" w:pos="2160"/>
+        </w:tabs>
+        <w:ind w:left="2160" w:hanging="360"/>
+      </w:pPr>
+      <w:rPr>
+        <w:rFonts w:ascii="Wingdings" w:hAnsi="Wingdings" w:hint="default"/>
+        <w:sz w:val="20"/>
+      </w:rPr>
+    </w:lvl>
+    <w:lvl w:ilvl="3" w:tentative="1">
+      <w:start w:val="1"/>
+      <w:numFmt w:val="bullet"/>
+      <w:lvlText w:val=""/>
+      <w:lvlJc w:val="left"/>
+      <w:pPr>
+        <w:tabs>
+          <w:tab w:val="num" w:pos="2880"/>
+        </w:tabs>
+        <w:ind w:left="2880" w:hanging="360"/>
+      </w:pPr>
+      <w:rPr>
+        <w:rFonts w:ascii="Wingdings" w:hAnsi="Wingdings" w:hint="default"/>
+        <w:sz w:val="20"/>
+      </w:rPr>
+    </w:lvl>
+    <w:lvl w:ilvl="4" w:tentative="1">
+      <w:start w:val="1"/>
+      <w:numFmt w:val="bullet"/>
+      <w:lvlText w:val=""/>
+      <w:lvlJc w:val="left"/>
+      <w:pPr>
+        <w:tabs>
+          <w:tab w:val="num" w:pos="3600"/>
+        </w:tabs>
+        <w:ind w:left="3600" w:hanging="360"/>
+      </w:pPr>
+      <w:rPr>
+        <w:rFonts w:ascii="Wingdings" w:hAnsi="Wingdings" w:hint="default"/>
+        <w:sz w:val="20"/>
+      </w:rPr>
+    </w:lvl>
+    <w:lvl w:ilvl="5" w:tentative="1">
+      <w:start w:val="1"/>
+      <w:numFmt w:val="bullet"/>
+      <w:lvlText w:val=""/>
+      <w:lvlJc w:val="left"/>
+      <w:pPr>
+        <w:tabs>
+          <w:tab w:val="num" w:pos="4320"/>
+        </w:tabs>
+        <w:ind w:left="4320" w:hanging="360"/>
+      </w:pPr>
+      <w:rPr>
+        <w:rFonts w:ascii="Wingdings" w:hAnsi="Wingdings" w:hint="default"/>
+        <w:sz w:val="20"/>
+      </w:rPr>
+    </w:lvl>
+    <w:lvl w:ilvl="6" w:tentative="1">
+      <w:start w:val="1"/>
+      <w:numFmt w:val="bullet"/>
+      <w:lvlText w:val=""/>
+      <w:lvlJc w:val="left"/>
+      <w:pPr>
+        <w:tabs>
+          <w:tab w:val="num" w:pos="5040"/>
+        </w:tabs>
+        <w:ind w:left="5040" w:hanging="360"/>
+      </w:pPr>
+      <w:rPr>
+        <w:rFonts w:ascii="Wingdings" w:hAnsi="Wingdings" w:hint="default"/>
+        <w:sz w:val="20"/>
+      </w:rPr>
+    </w:lvl>
+    <w:lvl w:ilvl="7" w:tentative="1">
+      <w:start w:val="1"/>
+      <w:numFmt w:val="bullet"/>
+      <w:lvlText w:val=""/>
+      <w:lvlJc w:val="left"/>
+      <w:pPr>
+        <w:tabs>
+          <w:tab w:val="num" w:pos="5760"/>
+        </w:tabs>
+        <w:ind w:left="5760" w:hanging="360"/>
+      </w:pPr>
+      <w:rPr>
+        <w:rFonts w:ascii="Wingdings" w:hAnsi="Wingdings" w:hint="default"/>
+        <w:sz w:val="20"/>
+      </w:rPr>
+    </w:lvl>
+    <w:lvl w:ilvl="8" w:tentative="1">
+      <w:start w:val="1"/>
+      <w:numFmt w:val="bullet"/>
+      <w:lvlText w:val=""/>
+      <w:lvlJc w:val="left"/>
+      <w:pPr>
+        <w:tabs>
+          <w:tab w:val="num" w:pos="6480"/>
+        </w:tabs>
+        <w:ind w:left="6480" w:hanging="360"/>
+      </w:pPr>
+      <w:rPr>
+        <w:rFonts w:ascii="Wingdings" w:hAnsi="Wingdings" w:hint="default"/>
+        <w:sz w:val="20"/>
+      </w:rPr>
+    </w:lvl>
+  </w:abstractNum>
+  <w:abstractNum w:abstractNumId="34" w15:restartNumberingAfterBreak="0">
+    <w:nsid w:val="60376C16"/>
+    <w:multiLevelType w:val="multilevel"/>
+    <w:tmpl w:val="BE0094D2"/>
+    <w:lvl w:ilvl="0">
+      <w:start w:val="1"/>
+      <w:numFmt w:val="bullet"/>
+      <w:lvlText w:val=""/>
+      <w:lvlJc w:val="left"/>
+      <w:pPr>
+        <w:tabs>
+          <w:tab w:val="num" w:pos="720"/>
+        </w:tabs>
+        <w:ind w:left="720" w:hanging="360"/>
+      </w:pPr>
+      <w:rPr>
+        <w:rFonts w:ascii="Symbol" w:hAnsi="Symbol" w:hint="default"/>
+        <w:sz w:val="20"/>
+      </w:rPr>
+    </w:lvl>
+    <w:lvl w:ilvl="1" w:tentative="1">
+      <w:start w:val="1"/>
+      <w:numFmt w:val="bullet"/>
+      <w:lvlText w:val="o"/>
+      <w:lvlJc w:val="left"/>
+      <w:pPr>
+        <w:tabs>
+          <w:tab w:val="num" w:pos="1440"/>
+        </w:tabs>
+        <w:ind w:left="1440" w:hanging="360"/>
+      </w:pPr>
+      <w:rPr>
+        <w:rFonts w:ascii="Courier New" w:hAnsi="Courier New" w:hint="default"/>
+        <w:sz w:val="20"/>
+      </w:rPr>
+    </w:lvl>
+    <w:lvl w:ilvl="2" w:tentative="1">
+      <w:start w:val="1"/>
+      <w:numFmt w:val="bullet"/>
+      <w:lvlText w:val=""/>
+      <w:lvlJc w:val="left"/>
+      <w:pPr>
+        <w:tabs>
+          <w:tab w:val="num" w:pos="2160"/>
+        </w:tabs>
+        <w:ind w:left="2160" w:hanging="360"/>
+      </w:pPr>
+      <w:rPr>
+        <w:rFonts w:ascii="Wingdings" w:hAnsi="Wingdings" w:hint="default"/>
+        <w:sz w:val="20"/>
+      </w:rPr>
+    </w:lvl>
+    <w:lvl w:ilvl="3" w:tentative="1">
+      <w:start w:val="1"/>
+      <w:numFmt w:val="bullet"/>
+      <w:lvlText w:val=""/>
+      <w:lvlJc w:val="left"/>
+      <w:pPr>
+        <w:tabs>
+          <w:tab w:val="num" w:pos="2880"/>
+        </w:tabs>
+        <w:ind w:left="2880" w:hanging="360"/>
+      </w:pPr>
+      <w:rPr>
+        <w:rFonts w:ascii="Wingdings" w:hAnsi="Wingdings" w:hint="default"/>
+        <w:sz w:val="20"/>
+      </w:rPr>
+    </w:lvl>
+    <w:lvl w:ilvl="4" w:tentative="1">
+      <w:start w:val="1"/>
+      <w:numFmt w:val="bullet"/>
+      <w:lvlText w:val=""/>
+      <w:lvlJc w:val="left"/>
+      <w:pPr>
+        <w:tabs>
+          <w:tab w:val="num" w:pos="3600"/>
+        </w:tabs>
+        <w:ind w:left="3600" w:hanging="360"/>
+      </w:pPr>
+      <w:rPr>
+        <w:rFonts w:ascii="Wingdings" w:hAnsi="Wingdings" w:hint="default"/>
+        <w:sz w:val="20"/>
+      </w:rPr>
+    </w:lvl>
+    <w:lvl w:ilvl="5" w:tentative="1">
+      <w:start w:val="1"/>
+      <w:numFmt w:val="bullet"/>
+      <w:lvlText w:val=""/>
+      <w:lvlJc w:val="left"/>
+      <w:pPr>
+        <w:tabs>
+          <w:tab w:val="num" w:pos="4320"/>
+        </w:tabs>
+        <w:ind w:left="4320" w:hanging="360"/>
+      </w:pPr>
+      <w:rPr>
+        <w:rFonts w:ascii="Wingdings" w:hAnsi="Wingdings" w:hint="default"/>
+        <w:sz w:val="20"/>
+      </w:rPr>
+    </w:lvl>
+    <w:lvl w:ilvl="6" w:tentative="1">
+      <w:start w:val="1"/>
+      <w:numFmt w:val="bullet"/>
+      <w:lvlText w:val=""/>
+      <w:lvlJc w:val="left"/>
+      <w:pPr>
+        <w:tabs>
+          <w:tab w:val="num" w:pos="5040"/>
+        </w:tabs>
+        <w:ind w:left="5040" w:hanging="360"/>
+      </w:pPr>
+      <w:rPr>
+        <w:rFonts w:ascii="Wingdings" w:hAnsi="Wingdings" w:hint="default"/>
+        <w:sz w:val="20"/>
+      </w:rPr>
+    </w:lvl>
+    <w:lvl w:ilvl="7" w:tentative="1">
+      <w:start w:val="1"/>
+      <w:numFmt w:val="bullet"/>
+      <w:lvlText w:val=""/>
+      <w:lvlJc w:val="left"/>
+      <w:pPr>
+        <w:tabs>
+          <w:tab w:val="num" w:pos="5760"/>
+        </w:tabs>
+        <w:ind w:left="5760" w:hanging="360"/>
+      </w:pPr>
+      <w:rPr>
+        <w:rFonts w:ascii="Wingdings" w:hAnsi="Wingdings" w:hint="default"/>
+        <w:sz w:val="20"/>
+      </w:rPr>
+    </w:lvl>
+    <w:lvl w:ilvl="8" w:tentative="1">
+      <w:start w:val="1"/>
+      <w:numFmt w:val="bullet"/>
+      <w:lvlText w:val=""/>
+      <w:lvlJc w:val="left"/>
+      <w:pPr>
+        <w:tabs>
+          <w:tab w:val="num" w:pos="6480"/>
+        </w:tabs>
+        <w:ind w:left="6480" w:hanging="360"/>
+      </w:pPr>
+      <w:rPr>
+        <w:rFonts w:ascii="Wingdings" w:hAnsi="Wingdings" w:hint="default"/>
+        <w:sz w:val="20"/>
+      </w:rPr>
+    </w:lvl>
+  </w:abstractNum>
+  <w:abstractNum w:abstractNumId="35" w15:restartNumberingAfterBreak="0">
+    <w:nsid w:val="6232631B"/>
+    <w:multiLevelType w:val="multilevel"/>
+    <w:tmpl w:val="8CB43F88"/>
+    <w:lvl w:ilvl="0">
+      <w:start w:val="1"/>
+      <w:numFmt w:val="bullet"/>
+      <w:lvlText w:val=""/>
+      <w:lvlJc w:val="left"/>
+      <w:pPr>
+        <w:tabs>
+          <w:tab w:val="num" w:pos="720"/>
+        </w:tabs>
+        <w:ind w:left="720" w:hanging="360"/>
+      </w:pPr>
+      <w:rPr>
+        <w:rFonts w:ascii="Symbol" w:hAnsi="Symbol" w:hint="default"/>
+        <w:sz w:val="20"/>
+      </w:rPr>
+    </w:lvl>
+    <w:lvl w:ilvl="1" w:tentative="1">
+      <w:start w:val="1"/>
+      <w:numFmt w:val="bullet"/>
+      <w:lvlText w:val="o"/>
+      <w:lvlJc w:val="left"/>
+      <w:pPr>
+        <w:tabs>
+          <w:tab w:val="num" w:pos="1440"/>
+        </w:tabs>
+        <w:ind w:left="1440" w:hanging="360"/>
+      </w:pPr>
+      <w:rPr>
+        <w:rFonts w:ascii="Courier New" w:hAnsi="Courier New" w:hint="default"/>
+        <w:sz w:val="20"/>
+      </w:rPr>
+    </w:lvl>
+    <w:lvl w:ilvl="2" w:tentative="1">
+      <w:start w:val="1"/>
+      <w:numFmt w:val="bullet"/>
+      <w:lvlText w:val=""/>
+      <w:lvlJc w:val="left"/>
+      <w:pPr>
+        <w:tabs>
+          <w:tab w:val="num" w:pos="2160"/>
+        </w:tabs>
+        <w:ind w:left="2160" w:hanging="360"/>
+      </w:pPr>
+      <w:rPr>
+        <w:rFonts w:ascii="Wingdings" w:hAnsi="Wingdings" w:hint="default"/>
+        <w:sz w:val="20"/>
+      </w:rPr>
+    </w:lvl>
+    <w:lvl w:ilvl="3" w:tentative="1">
+      <w:start w:val="1"/>
+      <w:numFmt w:val="bullet"/>
+      <w:lvlText w:val=""/>
+      <w:lvlJc w:val="left"/>
+      <w:pPr>
+        <w:tabs>
+          <w:tab w:val="num" w:pos="2880"/>
+        </w:tabs>
+        <w:ind w:left="2880" w:hanging="360"/>
+      </w:pPr>
+      <w:rPr>
+        <w:rFonts w:ascii="Wingdings" w:hAnsi="Wingdings" w:hint="default"/>
+        <w:sz w:val="20"/>
+      </w:rPr>
+    </w:lvl>
+    <w:lvl w:ilvl="4" w:tentative="1">
+      <w:start w:val="1"/>
+      <w:numFmt w:val="bullet"/>
+      <w:lvlText w:val=""/>
+      <w:lvlJc w:val="left"/>
+      <w:pPr>
+        <w:tabs>
+          <w:tab w:val="num" w:pos="3600"/>
+        </w:tabs>
+        <w:ind w:left="3600" w:hanging="360"/>
+      </w:pPr>
+      <w:rPr>
+        <w:rFonts w:ascii="Wingdings" w:hAnsi="Wingdings" w:hint="default"/>
+        <w:sz w:val="20"/>
+      </w:rPr>
+    </w:lvl>
+    <w:lvl w:ilvl="5" w:tentative="1">
+      <w:start w:val="1"/>
+      <w:numFmt w:val="bullet"/>
+      <w:lvlText w:val=""/>
+      <w:lvlJc w:val="left"/>
+      <w:pPr>
+        <w:tabs>
+          <w:tab w:val="num" w:pos="4320"/>
+        </w:tabs>
+        <w:ind w:left="4320" w:hanging="360"/>
+      </w:pPr>
+      <w:rPr>
+        <w:rFonts w:ascii="Wingdings" w:hAnsi="Wingdings" w:hint="default"/>
+        <w:sz w:val="20"/>
+      </w:rPr>
+    </w:lvl>
+    <w:lvl w:ilvl="6" w:tentative="1">
+      <w:start w:val="1"/>
+      <w:numFmt w:val="bullet"/>
+      <w:lvlText w:val=""/>
+      <w:lvlJc w:val="left"/>
+      <w:pPr>
+        <w:tabs>
+          <w:tab w:val="num" w:pos="5040"/>
+        </w:tabs>
+        <w:ind w:left="5040" w:hanging="360"/>
+      </w:pPr>
+      <w:rPr>
+        <w:rFonts w:ascii="Wingdings" w:hAnsi="Wingdings" w:hint="default"/>
+        <w:sz w:val="20"/>
+      </w:rPr>
+    </w:lvl>
+    <w:lvl w:ilvl="7" w:tentative="1">
+      <w:start w:val="1"/>
+      <w:numFmt w:val="bullet"/>
+      <w:lvlText w:val=""/>
+      <w:lvlJc w:val="left"/>
+      <w:pPr>
+        <w:tabs>
+          <w:tab w:val="num" w:pos="5760"/>
+        </w:tabs>
+        <w:ind w:left="5760" w:hanging="360"/>
+      </w:pPr>
+      <w:rPr>
+        <w:rFonts w:ascii="Wingdings" w:hAnsi="Wingdings" w:hint="default"/>
+        <w:sz w:val="20"/>
+      </w:rPr>
+    </w:lvl>
+    <w:lvl w:ilvl="8" w:tentative="1">
+      <w:start w:val="1"/>
+      <w:numFmt w:val="bullet"/>
+      <w:lvlText w:val=""/>
+      <w:lvlJc w:val="left"/>
+      <w:pPr>
+        <w:tabs>
+          <w:tab w:val="num" w:pos="6480"/>
+        </w:tabs>
+        <w:ind w:left="6480" w:hanging="360"/>
+      </w:pPr>
+      <w:rPr>
+        <w:rFonts w:ascii="Wingdings" w:hAnsi="Wingdings" w:hint="default"/>
+        <w:sz w:val="20"/>
+      </w:rPr>
+    </w:lvl>
+  </w:abstractNum>
+  <w:abstractNum w:abstractNumId="36" w15:restartNumberingAfterBreak="0">
     <w:nsid w:val="639101C0"/>
     <w:multiLevelType w:val="multilevel"/>
     <w:tmpl w:val="7D4432C4"/>
@@ -1943,7 +9195,156 @@
       </w:rPr>
     </w:lvl>
   </w:abstractNum>
-  <w:abstractNum w:abstractNumId="8" w15:restartNumberingAfterBreak="0">
+  <w:abstractNum w:abstractNumId="37" w15:restartNumberingAfterBreak="0">
+    <w:nsid w:val="69C62058"/>
+    <w:multiLevelType w:val="multilevel"/>
+    <w:tmpl w:val="05944DE4"/>
+    <w:lvl w:ilvl="0">
+      <w:start w:val="1"/>
+      <w:numFmt w:val="bullet"/>
+      <w:lvlText w:val=""/>
+      <w:lvlJc w:val="left"/>
+      <w:pPr>
+        <w:tabs>
+          <w:tab w:val="num" w:pos="720"/>
+        </w:tabs>
+        <w:ind w:left="720" w:hanging="360"/>
+      </w:pPr>
+      <w:rPr>
+        <w:rFonts w:ascii="Symbol" w:hAnsi="Symbol" w:hint="default"/>
+        <w:sz w:val="20"/>
+      </w:rPr>
+    </w:lvl>
+    <w:lvl w:ilvl="1" w:tentative="1">
+      <w:start w:val="1"/>
+      <w:numFmt w:val="bullet"/>
+      <w:lvlText w:val="o"/>
+      <w:lvlJc w:val="left"/>
+      <w:pPr>
+        <w:tabs>
+          <w:tab w:val="num" w:pos="1440"/>
+        </w:tabs>
+        <w:ind w:left="1440" w:hanging="360"/>
+      </w:pPr>
+      <w:rPr>
+        <w:rFonts w:ascii="Courier New" w:hAnsi="Courier New" w:hint="default"/>
+        <w:sz w:val="20"/>
+      </w:rPr>
+    </w:lvl>
+    <w:lvl w:ilvl="2" w:tentative="1">
+      <w:start w:val="1"/>
+      <w:numFmt w:val="bullet"/>
+      <w:lvlText w:val=""/>
+      <w:lvlJc w:val="left"/>
+      <w:pPr>
+        <w:tabs>
+          <w:tab w:val="num" w:pos="2160"/>
+        </w:tabs>
+        <w:ind w:left="2160" w:hanging="360"/>
+      </w:pPr>
+      <w:rPr>
+        <w:rFonts w:ascii="Wingdings" w:hAnsi="Wingdings" w:hint="default"/>
+        <w:sz w:val="20"/>
+      </w:rPr>
+    </w:lvl>
+    <w:lvl w:ilvl="3" w:tentative="1">
+      <w:start w:val="1"/>
+      <w:numFmt w:val="bullet"/>
+      <w:lvlText w:val=""/>
+      <w:lvlJc w:val="left"/>
+      <w:pPr>
+        <w:tabs>
+          <w:tab w:val="num" w:pos="2880"/>
+        </w:tabs>
+        <w:ind w:left="2880" w:hanging="360"/>
+      </w:pPr>
+      <w:rPr>
+        <w:rFonts w:ascii="Wingdings" w:hAnsi="Wingdings" w:hint="default"/>
+        <w:sz w:val="20"/>
+      </w:rPr>
+    </w:lvl>
+    <w:lvl w:ilvl="4" w:tentative="1">
+      <w:start w:val="1"/>
+      <w:numFmt w:val="bullet"/>
+      <w:lvlText w:val=""/>
+      <w:lvlJc w:val="left"/>
+      <w:pPr>
+        <w:tabs>
+          <w:tab w:val="num" w:pos="3600"/>
+        </w:tabs>
+        <w:ind w:left="3600" w:hanging="360"/>
+      </w:pPr>
+      <w:rPr>
+        <w:rFonts w:ascii="Wingdings" w:hAnsi="Wingdings" w:hint="default"/>
+        <w:sz w:val="20"/>
+      </w:rPr>
+    </w:lvl>
+    <w:lvl w:ilvl="5" w:tentative="1">
+      <w:start w:val="1"/>
+      <w:numFmt w:val="bullet"/>
+      <w:lvlText w:val=""/>
+      <w:lvlJc w:val="left"/>
+      <w:pPr>
+        <w:tabs>
+          <w:tab w:val="num" w:pos="4320"/>
+        </w:tabs>
+        <w:ind w:left="4320" w:hanging="360"/>
+      </w:pPr>
+      <w:rPr>
+        <w:rFonts w:ascii="Wingdings" w:hAnsi="Wingdings" w:hint="default"/>
+        <w:sz w:val="20"/>
+      </w:rPr>
+    </w:lvl>
+    <w:lvl w:ilvl="6" w:tentative="1">
+      <w:start w:val="1"/>
+      <w:numFmt w:val="bullet"/>
+      <w:lvlText w:val=""/>
+      <w:lvlJc w:val="left"/>
+      <w:pPr>
+        <w:tabs>
+          <w:tab w:val="num" w:pos="5040"/>
+        </w:tabs>
+        <w:ind w:left="5040" w:hanging="360"/>
+      </w:pPr>
+      <w:rPr>
+        <w:rFonts w:ascii="Wingdings" w:hAnsi="Wingdings" w:hint="default"/>
+        <w:sz w:val="20"/>
+      </w:rPr>
+    </w:lvl>
+    <w:lvl w:ilvl="7" w:tentative="1">
+      <w:start w:val="1"/>
+      <w:numFmt w:val="bullet"/>
+      <w:lvlText w:val=""/>
+      <w:lvlJc w:val="left"/>
+      <w:pPr>
+        <w:tabs>
+          <w:tab w:val="num" w:pos="5760"/>
+        </w:tabs>
+        <w:ind w:left="5760" w:hanging="360"/>
+      </w:pPr>
+      <w:rPr>
+        <w:rFonts w:ascii="Wingdings" w:hAnsi="Wingdings" w:hint="default"/>
+        <w:sz w:val="20"/>
+      </w:rPr>
+    </w:lvl>
+    <w:lvl w:ilvl="8" w:tentative="1">
+      <w:start w:val="1"/>
+      <w:numFmt w:val="bullet"/>
+      <w:lvlText w:val=""/>
+      <w:lvlJc w:val="left"/>
+      <w:pPr>
+        <w:tabs>
+          <w:tab w:val="num" w:pos="6480"/>
+        </w:tabs>
+        <w:ind w:left="6480" w:hanging="360"/>
+      </w:pPr>
+      <w:rPr>
+        <w:rFonts w:ascii="Wingdings" w:hAnsi="Wingdings" w:hint="default"/>
+        <w:sz w:val="20"/>
+      </w:rPr>
+    </w:lvl>
+  </w:abstractNum>
+  <w:abstractNum w:abstractNumId="38" w15:restartNumberingAfterBreak="0">
     <w:nsid w:val="6A93613A"/>
     <w:multiLevelType w:val="hybridMultilevel"/>
     <w:tmpl w:val="8D3824DC"/>
@@ -2056,7 +9457,305 @@
       </w:rPr>
     </w:lvl>
   </w:abstractNum>
-  <w:abstractNum w:abstractNumId="9" w15:restartNumberingAfterBreak="0">
+  <w:abstractNum w:abstractNumId="39" w15:restartNumberingAfterBreak="0">
+    <w:nsid w:val="6C426D53"/>
+    <w:multiLevelType w:val="multilevel"/>
+    <w:tmpl w:val="B20058B2"/>
+    <w:lvl w:ilvl="0">
+      <w:start w:val="1"/>
+      <w:numFmt w:val="bullet"/>
+      <w:lvlText w:val=""/>
+      <w:lvlJc w:val="left"/>
+      <w:pPr>
+        <w:tabs>
+          <w:tab w:val="num" w:pos="720"/>
+        </w:tabs>
+        <w:ind w:left="720" w:hanging="360"/>
+      </w:pPr>
+      <w:rPr>
+        <w:rFonts w:ascii="Symbol" w:hAnsi="Symbol" w:hint="default"/>
+        <w:sz w:val="20"/>
+      </w:rPr>
+    </w:lvl>
+    <w:lvl w:ilvl="1" w:tentative="1">
+      <w:start w:val="1"/>
+      <w:numFmt w:val="bullet"/>
+      <w:lvlText w:val="o"/>
+      <w:lvlJc w:val="left"/>
+      <w:pPr>
+        <w:tabs>
+          <w:tab w:val="num" w:pos="1440"/>
+        </w:tabs>
+        <w:ind w:left="1440" w:hanging="360"/>
+      </w:pPr>
+      <w:rPr>
+        <w:rFonts w:ascii="Courier New" w:hAnsi="Courier New" w:hint="default"/>
+        <w:sz w:val="20"/>
+      </w:rPr>
+    </w:lvl>
+    <w:lvl w:ilvl="2" w:tentative="1">
+      <w:start w:val="1"/>
+      <w:numFmt w:val="bullet"/>
+      <w:lvlText w:val=""/>
+      <w:lvlJc w:val="left"/>
+      <w:pPr>
+        <w:tabs>
+          <w:tab w:val="num" w:pos="2160"/>
+        </w:tabs>
+        <w:ind w:left="2160" w:hanging="360"/>
+      </w:pPr>
+      <w:rPr>
+        <w:rFonts w:ascii="Wingdings" w:hAnsi="Wingdings" w:hint="default"/>
+        <w:sz w:val="20"/>
+      </w:rPr>
+    </w:lvl>
+    <w:lvl w:ilvl="3" w:tentative="1">
+      <w:start w:val="1"/>
+      <w:numFmt w:val="bullet"/>
+      <w:lvlText w:val=""/>
+      <w:lvlJc w:val="left"/>
+      <w:pPr>
+        <w:tabs>
+          <w:tab w:val="num" w:pos="2880"/>
+        </w:tabs>
+        <w:ind w:left="2880" w:hanging="360"/>
+      </w:pPr>
+      <w:rPr>
+        <w:rFonts w:ascii="Wingdings" w:hAnsi="Wingdings" w:hint="default"/>
+        <w:sz w:val="20"/>
+      </w:rPr>
+    </w:lvl>
+    <w:lvl w:ilvl="4" w:tentative="1">
+      <w:start w:val="1"/>
+      <w:numFmt w:val="bullet"/>
+      <w:lvlText w:val=""/>
+      <w:lvlJc w:val="left"/>
+      <w:pPr>
+        <w:tabs>
+          <w:tab w:val="num" w:pos="3600"/>
+        </w:tabs>
+        <w:ind w:left="3600" w:hanging="360"/>
+      </w:pPr>
+      <w:rPr>
+        <w:rFonts w:ascii="Wingdings" w:hAnsi="Wingdings" w:hint="default"/>
+        <w:sz w:val="20"/>
+      </w:rPr>
+    </w:lvl>
+    <w:lvl w:ilvl="5" w:tentative="1">
+      <w:start w:val="1"/>
+      <w:numFmt w:val="bullet"/>
+      <w:lvlText w:val=""/>
+      <w:lvlJc w:val="left"/>
+      <w:pPr>
+        <w:tabs>
+          <w:tab w:val="num" w:pos="4320"/>
+        </w:tabs>
+        <w:ind w:left="4320" w:hanging="360"/>
+      </w:pPr>
+      <w:rPr>
+        <w:rFonts w:ascii="Wingdings" w:hAnsi="Wingdings" w:hint="default"/>
+        <w:sz w:val="20"/>
+      </w:rPr>
+    </w:lvl>
+    <w:lvl w:ilvl="6" w:tentative="1">
+      <w:start w:val="1"/>
+      <w:numFmt w:val="bullet"/>
+      <w:lvlText w:val=""/>
+      <w:lvlJc w:val="left"/>
+      <w:pPr>
+        <w:tabs>
+          <w:tab w:val="num" w:pos="5040"/>
+        </w:tabs>
+        <w:ind w:left="5040" w:hanging="360"/>
+      </w:pPr>
+      <w:rPr>
+        <w:rFonts w:ascii="Wingdings" w:hAnsi="Wingdings" w:hint="default"/>
+        <w:sz w:val="20"/>
+      </w:rPr>
+    </w:lvl>
+    <w:lvl w:ilvl="7" w:tentative="1">
+      <w:start w:val="1"/>
+      <w:numFmt w:val="bullet"/>
+      <w:lvlText w:val=""/>
+      <w:lvlJc w:val="left"/>
+      <w:pPr>
+        <w:tabs>
+          <w:tab w:val="num" w:pos="5760"/>
+        </w:tabs>
+        <w:ind w:left="5760" w:hanging="360"/>
+      </w:pPr>
+      <w:rPr>
+        <w:rFonts w:ascii="Wingdings" w:hAnsi="Wingdings" w:hint="default"/>
+        <w:sz w:val="20"/>
+      </w:rPr>
+    </w:lvl>
+    <w:lvl w:ilvl="8" w:tentative="1">
+      <w:start w:val="1"/>
+      <w:numFmt w:val="bullet"/>
+      <w:lvlText w:val=""/>
+      <w:lvlJc w:val="left"/>
+      <w:pPr>
+        <w:tabs>
+          <w:tab w:val="num" w:pos="6480"/>
+        </w:tabs>
+        <w:ind w:left="6480" w:hanging="360"/>
+      </w:pPr>
+      <w:rPr>
+        <w:rFonts w:ascii="Wingdings" w:hAnsi="Wingdings" w:hint="default"/>
+        <w:sz w:val="20"/>
+      </w:rPr>
+    </w:lvl>
+  </w:abstractNum>
+  <w:abstractNum w:abstractNumId="40" w15:restartNumberingAfterBreak="0">
+    <w:nsid w:val="72A86078"/>
+    <w:multiLevelType w:val="multilevel"/>
+    <w:tmpl w:val="6C44EAAE"/>
+    <w:lvl w:ilvl="0">
+      <w:start w:val="1"/>
+      <w:numFmt w:val="bullet"/>
+      <w:lvlText w:val=""/>
+      <w:lvlJc w:val="left"/>
+      <w:pPr>
+        <w:tabs>
+          <w:tab w:val="num" w:pos="720"/>
+        </w:tabs>
+        <w:ind w:left="720" w:hanging="360"/>
+      </w:pPr>
+      <w:rPr>
+        <w:rFonts w:ascii="Symbol" w:hAnsi="Symbol" w:hint="default"/>
+        <w:sz w:val="20"/>
+      </w:rPr>
+    </w:lvl>
+    <w:lvl w:ilvl="1" w:tentative="1">
+      <w:start w:val="1"/>
+      <w:numFmt w:val="bullet"/>
+      <w:lvlText w:val="o"/>
+      <w:lvlJc w:val="left"/>
+      <w:pPr>
+        <w:tabs>
+          <w:tab w:val="num" w:pos="1440"/>
+        </w:tabs>
+        <w:ind w:left="1440" w:hanging="360"/>
+      </w:pPr>
+      <w:rPr>
+        <w:rFonts w:ascii="Courier New" w:hAnsi="Courier New" w:hint="default"/>
+        <w:sz w:val="20"/>
+      </w:rPr>
+    </w:lvl>
+    <w:lvl w:ilvl="2" w:tentative="1">
+      <w:start w:val="1"/>
+      <w:numFmt w:val="bullet"/>
+      <w:lvlText w:val=""/>
+      <w:lvlJc w:val="left"/>
+      <w:pPr>
+        <w:tabs>
+          <w:tab w:val="num" w:pos="2160"/>
+        </w:tabs>
+        <w:ind w:left="2160" w:hanging="360"/>
+      </w:pPr>
+      <w:rPr>
+        <w:rFonts w:ascii="Wingdings" w:hAnsi="Wingdings" w:hint="default"/>
+        <w:sz w:val="20"/>
+      </w:rPr>
+    </w:lvl>
+    <w:lvl w:ilvl="3" w:tentative="1">
+      <w:start w:val="1"/>
+      <w:numFmt w:val="bullet"/>
+      <w:lvlText w:val=""/>
+      <w:lvlJc w:val="left"/>
+      <w:pPr>
+        <w:tabs>
+          <w:tab w:val="num" w:pos="2880"/>
+        </w:tabs>
+        <w:ind w:left="2880" w:hanging="360"/>
+      </w:pPr>
+      <w:rPr>
+        <w:rFonts w:ascii="Wingdings" w:hAnsi="Wingdings" w:hint="default"/>
+        <w:sz w:val="20"/>
+      </w:rPr>
+    </w:lvl>
+    <w:lvl w:ilvl="4" w:tentative="1">
+      <w:start w:val="1"/>
+      <w:numFmt w:val="bullet"/>
+      <w:lvlText w:val=""/>
+      <w:lvlJc w:val="left"/>
+      <w:pPr>
+        <w:tabs>
+          <w:tab w:val="num" w:pos="3600"/>
+        </w:tabs>
+        <w:ind w:left="3600" w:hanging="360"/>
+      </w:pPr>
+      <w:rPr>
+        <w:rFonts w:ascii="Wingdings" w:hAnsi="Wingdings" w:hint="default"/>
+        <w:sz w:val="20"/>
+      </w:rPr>
+    </w:lvl>
+    <w:lvl w:ilvl="5" w:tentative="1">
+      <w:start w:val="1"/>
+      <w:numFmt w:val="bullet"/>
+      <w:lvlText w:val=""/>
+      <w:lvlJc w:val="left"/>
+      <w:pPr>
+        <w:tabs>
+          <w:tab w:val="num" w:pos="4320"/>
+        </w:tabs>
+        <w:ind w:left="4320" w:hanging="360"/>
+      </w:pPr>
+      <w:rPr>
+        <w:rFonts w:ascii="Wingdings" w:hAnsi="Wingdings" w:hint="default"/>
+        <w:sz w:val="20"/>
+      </w:rPr>
+    </w:lvl>
+    <w:lvl w:ilvl="6" w:tentative="1">
+      <w:start w:val="1"/>
+      <w:numFmt w:val="bullet"/>
+      <w:lvlText w:val=""/>
+      <w:lvlJc w:val="left"/>
+      <w:pPr>
+        <w:tabs>
+          <w:tab w:val="num" w:pos="5040"/>
+        </w:tabs>
+        <w:ind w:left="5040" w:hanging="360"/>
+      </w:pPr>
+      <w:rPr>
+        <w:rFonts w:ascii="Wingdings" w:hAnsi="Wingdings" w:hint="default"/>
+        <w:sz w:val="20"/>
+      </w:rPr>
+    </w:lvl>
+    <w:lvl w:ilvl="7" w:tentative="1">
+      <w:start w:val="1"/>
+      <w:numFmt w:val="bullet"/>
+      <w:lvlText w:val=""/>
+      <w:lvlJc w:val="left"/>
+      <w:pPr>
+        <w:tabs>
+          <w:tab w:val="num" w:pos="5760"/>
+        </w:tabs>
+        <w:ind w:left="5760" w:hanging="360"/>
+      </w:pPr>
+      <w:rPr>
+        <w:rFonts w:ascii="Wingdings" w:hAnsi="Wingdings" w:hint="default"/>
+        <w:sz w:val="20"/>
+      </w:rPr>
+    </w:lvl>
+    <w:lvl w:ilvl="8" w:tentative="1">
+      <w:start w:val="1"/>
+      <w:numFmt w:val="bullet"/>
+      <w:lvlText w:val=""/>
+      <w:lvlJc w:val="left"/>
+      <w:pPr>
+        <w:tabs>
+          <w:tab w:val="num" w:pos="6480"/>
+        </w:tabs>
+        <w:ind w:left="6480" w:hanging="360"/>
+      </w:pPr>
+      <w:rPr>
+        <w:rFonts w:ascii="Wingdings" w:hAnsi="Wingdings" w:hint="default"/>
+        <w:sz w:val="20"/>
+      </w:rPr>
+    </w:lvl>
+  </w:abstractNum>
+  <w:abstractNum w:abstractNumId="41" w15:restartNumberingAfterBreak="0">
     <w:nsid w:val="750925AF"/>
     <w:multiLevelType w:val="multilevel"/>
     <w:tmpl w:val="B3F8E5B2"/>
@@ -2205,35 +9904,435 @@
       </w:rPr>
     </w:lvl>
   </w:abstractNum>
+  <w:abstractNum w:abstractNumId="42" w15:restartNumberingAfterBreak="0">
+    <w:nsid w:val="7E57355F"/>
+    <w:multiLevelType w:val="multilevel"/>
+    <w:tmpl w:val="8A066E46"/>
+    <w:lvl w:ilvl="0">
+      <w:start w:val="1"/>
+      <w:numFmt w:val="bullet"/>
+      <w:lvlText w:val=""/>
+      <w:lvlJc w:val="left"/>
+      <w:pPr>
+        <w:tabs>
+          <w:tab w:val="num" w:pos="720"/>
+        </w:tabs>
+        <w:ind w:left="720" w:hanging="360"/>
+      </w:pPr>
+      <w:rPr>
+        <w:rFonts w:ascii="Symbol" w:hAnsi="Symbol" w:hint="default"/>
+        <w:sz w:val="20"/>
+      </w:rPr>
+    </w:lvl>
+    <w:lvl w:ilvl="1" w:tentative="1">
+      <w:start w:val="1"/>
+      <w:numFmt w:val="bullet"/>
+      <w:lvlText w:val="o"/>
+      <w:lvlJc w:val="left"/>
+      <w:pPr>
+        <w:tabs>
+          <w:tab w:val="num" w:pos="1440"/>
+        </w:tabs>
+        <w:ind w:left="1440" w:hanging="360"/>
+      </w:pPr>
+      <w:rPr>
+        <w:rFonts w:ascii="Courier New" w:hAnsi="Courier New" w:hint="default"/>
+        <w:sz w:val="20"/>
+      </w:rPr>
+    </w:lvl>
+    <w:lvl w:ilvl="2" w:tentative="1">
+      <w:start w:val="1"/>
+      <w:numFmt w:val="bullet"/>
+      <w:lvlText w:val=""/>
+      <w:lvlJc w:val="left"/>
+      <w:pPr>
+        <w:tabs>
+          <w:tab w:val="num" w:pos="2160"/>
+        </w:tabs>
+        <w:ind w:left="2160" w:hanging="360"/>
+      </w:pPr>
+      <w:rPr>
+        <w:rFonts w:ascii="Wingdings" w:hAnsi="Wingdings" w:hint="default"/>
+        <w:sz w:val="20"/>
+      </w:rPr>
+    </w:lvl>
+    <w:lvl w:ilvl="3" w:tentative="1">
+      <w:start w:val="1"/>
+      <w:numFmt w:val="bullet"/>
+      <w:lvlText w:val=""/>
+      <w:lvlJc w:val="left"/>
+      <w:pPr>
+        <w:tabs>
+          <w:tab w:val="num" w:pos="2880"/>
+        </w:tabs>
+        <w:ind w:left="2880" w:hanging="360"/>
+      </w:pPr>
+      <w:rPr>
+        <w:rFonts w:ascii="Wingdings" w:hAnsi="Wingdings" w:hint="default"/>
+        <w:sz w:val="20"/>
+      </w:rPr>
+    </w:lvl>
+    <w:lvl w:ilvl="4" w:tentative="1">
+      <w:start w:val="1"/>
+      <w:numFmt w:val="bullet"/>
+      <w:lvlText w:val=""/>
+      <w:lvlJc w:val="left"/>
+      <w:pPr>
+        <w:tabs>
+          <w:tab w:val="num" w:pos="3600"/>
+        </w:tabs>
+        <w:ind w:left="3600" w:hanging="360"/>
+      </w:pPr>
+      <w:rPr>
+        <w:rFonts w:ascii="Wingdings" w:hAnsi="Wingdings" w:hint="default"/>
+        <w:sz w:val="20"/>
+      </w:rPr>
+    </w:lvl>
+    <w:lvl w:ilvl="5" w:tentative="1">
+      <w:start w:val="1"/>
+      <w:numFmt w:val="bullet"/>
+      <w:lvlText w:val=""/>
+      <w:lvlJc w:val="left"/>
+      <w:pPr>
+        <w:tabs>
+          <w:tab w:val="num" w:pos="4320"/>
+        </w:tabs>
+        <w:ind w:left="4320" w:hanging="360"/>
+      </w:pPr>
+      <w:rPr>
+        <w:rFonts w:ascii="Wingdings" w:hAnsi="Wingdings" w:hint="default"/>
+        <w:sz w:val="20"/>
+      </w:rPr>
+    </w:lvl>
+    <w:lvl w:ilvl="6" w:tentative="1">
+      <w:start w:val="1"/>
+      <w:numFmt w:val="bullet"/>
+      <w:lvlText w:val=""/>
+      <w:lvlJc w:val="left"/>
+      <w:pPr>
+        <w:tabs>
+          <w:tab w:val="num" w:pos="5040"/>
+        </w:tabs>
+        <w:ind w:left="5040" w:hanging="360"/>
+      </w:pPr>
+      <w:rPr>
+        <w:rFonts w:ascii="Wingdings" w:hAnsi="Wingdings" w:hint="default"/>
+        <w:sz w:val="20"/>
+      </w:rPr>
+    </w:lvl>
+    <w:lvl w:ilvl="7" w:tentative="1">
+      <w:start w:val="1"/>
+      <w:numFmt w:val="bullet"/>
+      <w:lvlText w:val=""/>
+      <w:lvlJc w:val="left"/>
+      <w:pPr>
+        <w:tabs>
+          <w:tab w:val="num" w:pos="5760"/>
+        </w:tabs>
+        <w:ind w:left="5760" w:hanging="360"/>
+      </w:pPr>
+      <w:rPr>
+        <w:rFonts w:ascii="Wingdings" w:hAnsi="Wingdings" w:hint="default"/>
+        <w:sz w:val="20"/>
+      </w:rPr>
+    </w:lvl>
+    <w:lvl w:ilvl="8" w:tentative="1">
+      <w:start w:val="1"/>
+      <w:numFmt w:val="bullet"/>
+      <w:lvlText w:val=""/>
+      <w:lvlJc w:val="left"/>
+      <w:pPr>
+        <w:tabs>
+          <w:tab w:val="num" w:pos="6480"/>
+        </w:tabs>
+        <w:ind w:left="6480" w:hanging="360"/>
+      </w:pPr>
+      <w:rPr>
+        <w:rFonts w:ascii="Wingdings" w:hAnsi="Wingdings" w:hint="default"/>
+        <w:sz w:val="20"/>
+      </w:rPr>
+    </w:lvl>
+  </w:abstractNum>
+  <w:abstractNum w:abstractNumId="43" w15:restartNumberingAfterBreak="0">
+    <w:nsid w:val="7FDE4284"/>
+    <w:multiLevelType w:val="multilevel"/>
+    <w:tmpl w:val="0558509C"/>
+    <w:lvl w:ilvl="0">
+      <w:start w:val="1"/>
+      <w:numFmt w:val="bullet"/>
+      <w:lvlText w:val=""/>
+      <w:lvlJc w:val="left"/>
+      <w:pPr>
+        <w:tabs>
+          <w:tab w:val="num" w:pos="720"/>
+        </w:tabs>
+        <w:ind w:left="720" w:hanging="360"/>
+      </w:pPr>
+      <w:rPr>
+        <w:rFonts w:ascii="Symbol" w:hAnsi="Symbol" w:hint="default"/>
+        <w:sz w:val="20"/>
+      </w:rPr>
+    </w:lvl>
+    <w:lvl w:ilvl="1" w:tentative="1">
+      <w:start w:val="1"/>
+      <w:numFmt w:val="bullet"/>
+      <w:lvlText w:val="o"/>
+      <w:lvlJc w:val="left"/>
+      <w:pPr>
+        <w:tabs>
+          <w:tab w:val="num" w:pos="1440"/>
+        </w:tabs>
+        <w:ind w:left="1440" w:hanging="360"/>
+      </w:pPr>
+      <w:rPr>
+        <w:rFonts w:ascii="Courier New" w:hAnsi="Courier New" w:hint="default"/>
+        <w:sz w:val="20"/>
+      </w:rPr>
+    </w:lvl>
+    <w:lvl w:ilvl="2" w:tentative="1">
+      <w:start w:val="1"/>
+      <w:numFmt w:val="bullet"/>
+      <w:lvlText w:val=""/>
+      <w:lvlJc w:val="left"/>
+      <w:pPr>
+        <w:tabs>
+          <w:tab w:val="num" w:pos="2160"/>
+        </w:tabs>
+        <w:ind w:left="2160" w:hanging="360"/>
+      </w:pPr>
+      <w:rPr>
+        <w:rFonts w:ascii="Wingdings" w:hAnsi="Wingdings" w:hint="default"/>
+        <w:sz w:val="20"/>
+      </w:rPr>
+    </w:lvl>
+    <w:lvl w:ilvl="3" w:tentative="1">
+      <w:start w:val="1"/>
+      <w:numFmt w:val="bullet"/>
+      <w:lvlText w:val=""/>
+      <w:lvlJc w:val="left"/>
+      <w:pPr>
+        <w:tabs>
+          <w:tab w:val="num" w:pos="2880"/>
+        </w:tabs>
+        <w:ind w:left="2880" w:hanging="360"/>
+      </w:pPr>
+      <w:rPr>
+        <w:rFonts w:ascii="Wingdings" w:hAnsi="Wingdings" w:hint="default"/>
+        <w:sz w:val="20"/>
+      </w:rPr>
+    </w:lvl>
+    <w:lvl w:ilvl="4" w:tentative="1">
+      <w:start w:val="1"/>
+      <w:numFmt w:val="bullet"/>
+      <w:lvlText w:val=""/>
+      <w:lvlJc w:val="left"/>
+      <w:pPr>
+        <w:tabs>
+          <w:tab w:val="num" w:pos="3600"/>
+        </w:tabs>
+        <w:ind w:left="3600" w:hanging="360"/>
+      </w:pPr>
+      <w:rPr>
+        <w:rFonts w:ascii="Wingdings" w:hAnsi="Wingdings" w:hint="default"/>
+        <w:sz w:val="20"/>
+      </w:rPr>
+    </w:lvl>
+    <w:lvl w:ilvl="5" w:tentative="1">
+      <w:start w:val="1"/>
+      <w:numFmt w:val="bullet"/>
+      <w:lvlText w:val=""/>
+      <w:lvlJc w:val="left"/>
+      <w:pPr>
+        <w:tabs>
+          <w:tab w:val="num" w:pos="4320"/>
+        </w:tabs>
+        <w:ind w:left="4320" w:hanging="360"/>
+      </w:pPr>
+      <w:rPr>
+        <w:rFonts w:ascii="Wingdings" w:hAnsi="Wingdings" w:hint="default"/>
+        <w:sz w:val="20"/>
+      </w:rPr>
+    </w:lvl>
+    <w:lvl w:ilvl="6" w:tentative="1">
+      <w:start w:val="1"/>
+      <w:numFmt w:val="bullet"/>
+      <w:lvlText w:val=""/>
+      <w:lvlJc w:val="left"/>
+      <w:pPr>
+        <w:tabs>
+          <w:tab w:val="num" w:pos="5040"/>
+        </w:tabs>
+        <w:ind w:left="5040" w:hanging="360"/>
+      </w:pPr>
+      <w:rPr>
+        <w:rFonts w:ascii="Wingdings" w:hAnsi="Wingdings" w:hint="default"/>
+        <w:sz w:val="20"/>
+      </w:rPr>
+    </w:lvl>
+    <w:lvl w:ilvl="7" w:tentative="1">
+      <w:start w:val="1"/>
+      <w:numFmt w:val="bullet"/>
+      <w:lvlText w:val=""/>
+      <w:lvlJc w:val="left"/>
+      <w:pPr>
+        <w:tabs>
+          <w:tab w:val="num" w:pos="5760"/>
+        </w:tabs>
+        <w:ind w:left="5760" w:hanging="360"/>
+      </w:pPr>
+      <w:rPr>
+        <w:rFonts w:ascii="Wingdings" w:hAnsi="Wingdings" w:hint="default"/>
+        <w:sz w:val="20"/>
+      </w:rPr>
+    </w:lvl>
+    <w:lvl w:ilvl="8" w:tentative="1">
+      <w:start w:val="1"/>
+      <w:numFmt w:val="bullet"/>
+      <w:lvlText w:val=""/>
+      <w:lvlJc w:val="left"/>
+      <w:pPr>
+        <w:tabs>
+          <w:tab w:val="num" w:pos="6480"/>
+        </w:tabs>
+        <w:ind w:left="6480" w:hanging="360"/>
+      </w:pPr>
+      <w:rPr>
+        <w:rFonts w:ascii="Wingdings" w:hAnsi="Wingdings" w:hint="default"/>
+        <w:sz w:val="20"/>
+      </w:rPr>
+    </w:lvl>
+  </w:abstractNum>
   <w:num w:numId="1" w16cid:durableId="1555968393">
+    <w:abstractNumId w:val="3"/>
+  </w:num>
+  <w:num w:numId="2" w16cid:durableId="1765416882">
+    <w:abstractNumId w:val="36"/>
+  </w:num>
+  <w:num w:numId="3" w16cid:durableId="740104085">
+    <w:abstractNumId w:val="15"/>
+  </w:num>
+  <w:num w:numId="4" w16cid:durableId="451097304">
+    <w:abstractNumId w:val="27"/>
+  </w:num>
+  <w:num w:numId="5" w16cid:durableId="1985545700">
+    <w:abstractNumId w:val="21"/>
+  </w:num>
+  <w:num w:numId="6" w16cid:durableId="625815824">
+    <w:abstractNumId w:val="20"/>
+  </w:num>
+  <w:num w:numId="7" w16cid:durableId="1375344866">
+    <w:abstractNumId w:val="41"/>
+  </w:num>
+  <w:num w:numId="8" w16cid:durableId="334306997">
+    <w:abstractNumId w:val="19"/>
+  </w:num>
+  <w:num w:numId="9" w16cid:durableId="753628635">
+    <w:abstractNumId w:val="13"/>
+  </w:num>
+  <w:num w:numId="10" w16cid:durableId="128519587">
+    <w:abstractNumId w:val="38"/>
+  </w:num>
+  <w:num w:numId="11" w16cid:durableId="592399160">
+    <w:abstractNumId w:val="12"/>
+  </w:num>
+  <w:num w:numId="12" w16cid:durableId="1232740517">
+    <w:abstractNumId w:val="37"/>
+  </w:num>
+  <w:num w:numId="13" w16cid:durableId="1408965740">
+    <w:abstractNumId w:val="8"/>
+  </w:num>
+  <w:num w:numId="14" w16cid:durableId="1311445826">
+    <w:abstractNumId w:val="11"/>
+  </w:num>
+  <w:num w:numId="15" w16cid:durableId="955018225">
+    <w:abstractNumId w:val="7"/>
+  </w:num>
+  <w:num w:numId="16" w16cid:durableId="1867908463">
+    <w:abstractNumId w:val="32"/>
+  </w:num>
+  <w:num w:numId="17" w16cid:durableId="2103262376">
+    <w:abstractNumId w:val="23"/>
+  </w:num>
+  <w:num w:numId="18" w16cid:durableId="12078482">
+    <w:abstractNumId w:val="2"/>
+  </w:num>
+  <w:num w:numId="19" w16cid:durableId="1564411971">
+    <w:abstractNumId w:val="34"/>
+  </w:num>
+  <w:num w:numId="20" w16cid:durableId="1891571225">
+    <w:abstractNumId w:val="43"/>
+  </w:num>
+  <w:num w:numId="21" w16cid:durableId="2064982046">
+    <w:abstractNumId w:val="25"/>
+  </w:num>
+  <w:num w:numId="22" w16cid:durableId="1428386581">
+    <w:abstractNumId w:val="9"/>
+  </w:num>
+  <w:num w:numId="23" w16cid:durableId="319770221">
+    <w:abstractNumId w:val="10"/>
+  </w:num>
+  <w:num w:numId="24" w16cid:durableId="152768321">
+    <w:abstractNumId w:val="26"/>
+  </w:num>
+  <w:num w:numId="25" w16cid:durableId="1593276885">
+    <w:abstractNumId w:val="16"/>
+  </w:num>
+  <w:num w:numId="26" w16cid:durableId="1399132279">
+    <w:abstractNumId w:val="24"/>
+  </w:num>
+  <w:num w:numId="27" w16cid:durableId="852842464">
     <w:abstractNumId w:val="0"/>
   </w:num>
-  <w:num w:numId="2" w16cid:durableId="1765416882">
-    <w:abstractNumId w:val="7"/>
+  <w:num w:numId="28" w16cid:durableId="1850635193">
+    <w:abstractNumId w:val="40"/>
   </w:num>
-  <w:num w:numId="3" w16cid:durableId="740104085">
-    <w:abstractNumId w:val="2"/>
+  <w:num w:numId="29" w16cid:durableId="348722566">
+    <w:abstractNumId w:val="14"/>
   </w:num>
-  <w:num w:numId="4" w16cid:durableId="451097304">
+  <w:num w:numId="30" w16cid:durableId="1098790833">
+    <w:abstractNumId w:val="33"/>
+  </w:num>
+  <w:num w:numId="31" w16cid:durableId="1841577748">
+    <w:abstractNumId w:val="28"/>
+  </w:num>
+  <w:num w:numId="32" w16cid:durableId="828981921">
+    <w:abstractNumId w:val="17"/>
+  </w:num>
+  <w:num w:numId="33" w16cid:durableId="1861314800">
+    <w:abstractNumId w:val="42"/>
+  </w:num>
+  <w:num w:numId="34" w16cid:durableId="168760396">
+    <w:abstractNumId w:val="5"/>
+  </w:num>
+  <w:num w:numId="35" w16cid:durableId="1046834658">
+    <w:abstractNumId w:val="29"/>
+  </w:num>
+  <w:num w:numId="36" w16cid:durableId="1979720576">
+    <w:abstractNumId w:val="22"/>
+  </w:num>
+  <w:num w:numId="37" w16cid:durableId="1775243162">
     <w:abstractNumId w:val="6"/>
   </w:num>
-  <w:num w:numId="5" w16cid:durableId="1985545700">
-    <w:abstractNumId w:val="5"/>
-  </w:num>
-  <w:num w:numId="6" w16cid:durableId="625815824">
+  <w:num w:numId="38" w16cid:durableId="1727098437">
     <w:abstractNumId w:val="4"/>
   </w:num>
-  <w:num w:numId="7" w16cid:durableId="1375344866">
-    <w:abstractNumId w:val="9"/>
+  <w:num w:numId="39" w16cid:durableId="1957904883">
+    <w:abstractNumId w:val="30"/>
   </w:num>
-  <w:num w:numId="8" w16cid:durableId="334306997">
-    <w:abstractNumId w:val="3"/>
-  </w:num>
-  <w:num w:numId="9" w16cid:durableId="753628635">
+  <w:num w:numId="40" w16cid:durableId="1507131548">
     <w:abstractNumId w:val="1"/>
   </w:num>
-  <w:num w:numId="10" w16cid:durableId="128519587">
-    <w:abstractNumId w:val="8"/>
+  <w:num w:numId="41" w16cid:durableId="1365327968">
+    <w:abstractNumId w:val="35"/>
+  </w:num>
+  <w:num w:numId="42" w16cid:durableId="1119491854">
+    <w:abstractNumId w:val="31"/>
+  </w:num>
+  <w:num w:numId="43" w16cid:durableId="394010231">
+    <w:abstractNumId w:val="39"/>
+  </w:num>
+  <w:num w:numId="44" w16cid:durableId="478769728">
+    <w:abstractNumId w:val="18"/>
   </w:num>
 </w:numbering>
 </file>
@@ -2839,6 +10938,7 @@
   <w:style w:type="character" w:default="1" w:styleId="DefaultParagraphFont">
     <w:name w:val="Default Paragraph Font"/>
     <w:uiPriority w:val="1"/>
+    <w:semiHidden/>
     <w:unhideWhenUsed/>
   </w:style>
   <w:style w:type="table" w:default="1" w:styleId="TableNormal">
@@ -3235,6 +11335,58 @@
       <w:u w:val="single"/>
     </w:rPr>
   </w:style>
+  <w:style w:type="table" w:styleId="PlainTable4">
+    <w:name w:val="Plain Table 4"/>
+    <w:basedOn w:val="TableNormal"/>
+    <w:uiPriority w:val="44"/>
+    <w:rsid w:val="00B068C8"/>
+    <w:pPr>
+      <w:spacing w:after="0" w:line="240" w:lineRule="auto"/>
+    </w:pPr>
+    <w:rPr>
+      <w:rFonts w:eastAsia="Times New Roman" w:cs="Times New Roman"/>
+    </w:rPr>
+    <w:tblPr>
+      <w:tblStyleRowBandSize w:val="1"/>
+      <w:tblStyleColBandSize w:val="1"/>
+      <w:tblInd w:w="0" w:type="nil"/>
+    </w:tblPr>
+  </w:style>
+  <w:style w:type="paragraph" w:styleId="Revision">
+    <w:name w:val="Revision"/>
+    <w:hidden/>
+    <w:uiPriority w:val="99"/>
+    <w:semiHidden/>
+    <w:rsid w:val="009815EA"/>
+    <w:pPr>
+      <w:spacing w:after="0" w:line="240" w:lineRule="auto"/>
+    </w:pPr>
+  </w:style>
+  <w:style w:type="table" w:styleId="GridTable4-Accent1">
+    <w:name w:val="Grid Table 4 Accent 1"/>
+    <w:basedOn w:val="TableNormal"/>
+    <w:uiPriority w:val="49"/>
+    <w:rsid w:val="00FE574E"/>
+    <w:pPr>
+      <w:spacing w:after="0" w:line="240" w:lineRule="auto"/>
+    </w:pPr>
+    <w:rPr>
+      <w:rFonts w:eastAsia="Times New Roman" w:cs="Times New Roman"/>
+    </w:rPr>
+    <w:tblPr>
+      <w:tblStyleRowBandSize w:val="1"/>
+      <w:tblStyleColBandSize w:val="1"/>
+      <w:tblInd w:w="0" w:type="nil"/>
+      <w:tblBorders>
+        <w:top w:val="single" w:sz="4" w:space="0" w:color="45B0E1" w:themeColor="accent1" w:themeTint="99"/>
+        <w:left w:val="single" w:sz="4" w:space="0" w:color="45B0E1" w:themeColor="accent1" w:themeTint="99"/>
+        <w:bottom w:val="single" w:sz="4" w:space="0" w:color="45B0E1" w:themeColor="accent1" w:themeTint="99"/>
+        <w:right w:val="single" w:sz="4" w:space="0" w:color="45B0E1" w:themeColor="accent1" w:themeTint="99"/>
+        <w:insideH w:val="single" w:sz="4" w:space="0" w:color="45B0E1" w:themeColor="accent1" w:themeTint="99"/>
+        <w:insideV w:val="single" w:sz="4" w:space="0" w:color="45B0E1" w:themeColor="accent1" w:themeTint="99"/>
+      </w:tblBorders>
+    </w:tblPr>
+  </w:style>
 </w:styles>
 </file>
 
@@ -3551,4 +11703,16 @@
     </a:ext>
   </a:extLst>
 </a:theme>
+</file>
+
+<file path=customXml/item1.xml><?xml version="1.0" encoding="utf-8"?>
+<b:Sources xmlns:b="http://schemas.openxmlformats.org/officeDocument/2006/bibliography" xmlns="http://schemas.openxmlformats.org/officeDocument/2006/bibliography" SelectedStyle="/APASixthEditionOfficeOnline.xsl" StyleName="APA" Version="6"/>
+</file>
+
+<file path=customXml/itemProps1.xml><?xml version="1.0" encoding="utf-8"?>
+<ds:datastoreItem xmlns:ds="http://schemas.openxmlformats.org/officeDocument/2006/customXml" ds:itemID="{5D747999-7EE8-E546-A005-D54B2E6170C6}">
+  <ds:schemaRefs>
+    <ds:schemaRef ds:uri="http://schemas.openxmlformats.org/officeDocument/2006/bibliography"/>
+  </ds:schemaRefs>
+</ds:datastoreItem>
 </file>
--- a/Edureka-Applied_ML-7_Mar_2026.docx
+++ b/Edureka-Applied_ML-7_Mar_2026.docx
@@ -3018,6 +3018,31 @@
     </w:p>
     <w:p>
       <w:pPr>
+        <w:spacing w:after="0"/>
+        <w:ind w:left="720"/>
+        <w:rPr>
+          <w:kern w:val="0"/>
+          <w14:ligatures w14:val="none"/>
+        </w:rPr>
+      </w:pPr>
+      <w:r>
+        <w:t xml:space="preserve">(Often implemented by sorting distances </w:t>
+      </w:r>
+      <w:proofErr w:type="gramStart"/>
+      <w:r>
+        <w:t>ascending, or</w:t>
+      </w:r>
+      <w:proofErr w:type="gramEnd"/>
+      <w:r>
+        <w:t xml:space="preserve"> using a faster “top</w:t>
+      </w:r>
+      <w:r>
+        <w:noBreakHyphen/>
+        <w:t>K” selection instead of a full sort.)</w:t>
+      </w:r>
+    </w:p>
+    <w:p>
+      <w:pPr>
         <w:numPr>
           <w:ilvl w:val="0"/>
           <w:numId w:val="35"/>
@@ -3841,13 +3866,895 @@
     </w:p>
     <w:p>
       <w:pPr>
-        <w:rPr>
+        <w:pStyle w:val="Heading1"/>
+        <w:rPr>
+          <w:rFonts w:eastAsia="Times New Roman"/>
+          <w:kern w:val="36"/>
+          <w14:ligatures w14:val="none"/>
+        </w:rPr>
+      </w:pPr>
+      <w:r>
+        <w:rPr>
+          <w:rFonts w:eastAsia="Times New Roman"/>
+        </w:rPr>
+        <w:t>9. Support Vector Machine (SVM)</w:t>
+      </w:r>
+    </w:p>
+    <w:p>
+      <w:pPr>
+        <w:pStyle w:val="Heading2"/>
+        <w:rPr>
+          <w:rFonts w:eastAsia="Times New Roman"/>
           <w:kern w:val="0"/>
           <w14:ligatures w14:val="none"/>
         </w:rPr>
       </w:pPr>
       <w:r>
-        <w:t> </w:t>
+        <w:rPr>
+          <w:rFonts w:eastAsia="Times New Roman"/>
+        </w:rPr>
+        <w:t>9.1 Definition</w:t>
+      </w:r>
+    </w:p>
+    <w:p>
+      <w:pPr>
+        <w:numPr>
+          <w:ilvl w:val="0"/>
+          <w:numId w:val="45"/>
+        </w:numPr>
+        <w:spacing w:after="0"/>
+        <w:rPr>
+          <w:rFonts w:eastAsia="Times New Roman"/>
+          <w:kern w:val="0"/>
+          <w14:ligatures w14:val="none"/>
+        </w:rPr>
+      </w:pPr>
+      <w:r>
+        <w:rPr>
+          <w:rFonts w:eastAsia="Times New Roman"/>
+        </w:rPr>
+        <w:t>Supervised learning algorithm for classification (and regression via SVR).</w:t>
+      </w:r>
+    </w:p>
+    <w:p>
+      <w:pPr>
+        <w:numPr>
+          <w:ilvl w:val="0"/>
+          <w:numId w:val="45"/>
+        </w:numPr>
+        <w:spacing w:after="0"/>
+        <w:rPr>
+          <w:rFonts w:eastAsia="Times New Roman"/>
+        </w:rPr>
+      </w:pPr>
+      <w:r>
+        <w:rPr>
+          <w:rFonts w:eastAsia="Times New Roman"/>
+        </w:rPr>
+        <w:t>Goal: find a decision boundary (hyperplane) that separates classes with the largest margin.</w:t>
+      </w:r>
+    </w:p>
+    <w:p>
+      <w:pPr>
+        <w:pStyle w:val="Heading2"/>
+        <w:rPr>
+          <w:rFonts w:eastAsia="Times New Roman"/>
+          <w:kern w:val="0"/>
+          <w14:ligatures w14:val="none"/>
+        </w:rPr>
+      </w:pPr>
+      <w:r>
+        <w:rPr>
+          <w:rFonts w:eastAsia="Times New Roman"/>
+        </w:rPr>
+        <w:t>9.2 Intuition (Separating Hyperplane)</w:t>
+      </w:r>
+    </w:p>
+    <w:p>
+      <w:pPr>
+        <w:numPr>
+          <w:ilvl w:val="0"/>
+          <w:numId w:val="46"/>
+        </w:numPr>
+        <w:spacing w:after="0"/>
+        <w:rPr>
+          <w:rFonts w:eastAsia="Times New Roman"/>
+          <w:kern w:val="0"/>
+          <w14:ligatures w14:val="none"/>
+        </w:rPr>
+      </w:pPr>
+      <w:r>
+        <w:rPr>
+          <w:rFonts w:eastAsia="Times New Roman"/>
+        </w:rPr>
+        <w:t>A hyperplane divides the feature space into classes.</w:t>
+      </w:r>
+    </w:p>
+    <w:p>
+      <w:pPr>
+        <w:numPr>
+          <w:ilvl w:val="0"/>
+          <w:numId w:val="46"/>
+        </w:numPr>
+        <w:spacing w:after="0"/>
+        <w:rPr>
+          <w:rFonts w:eastAsia="Times New Roman"/>
+        </w:rPr>
+      </w:pPr>
+      <w:r>
+        <w:rPr>
+          <w:rFonts w:eastAsia="Times New Roman"/>
+        </w:rPr>
+        <w:t xml:space="preserve">Only a few training points define the boundary: </w:t>
+      </w:r>
+      <w:r>
+        <w:rPr>
+          <w:rFonts w:eastAsia="Times New Roman"/>
+          <w:b/>
+          <w:bCs/>
+        </w:rPr>
+        <w:t>support vectors</w:t>
+      </w:r>
+      <w:r>
+        <w:rPr>
+          <w:rFonts w:eastAsia="Times New Roman"/>
+        </w:rPr>
+        <w:t>.</w:t>
+      </w:r>
+    </w:p>
+    <w:p>
+      <w:pPr>
+        <w:pStyle w:val="Heading2"/>
+        <w:rPr>
+          <w:rFonts w:eastAsia="Times New Roman"/>
+          <w:kern w:val="0"/>
+          <w14:ligatures w14:val="none"/>
+        </w:rPr>
+      </w:pPr>
+      <w:r>
+        <w:rPr>
+          <w:rFonts w:eastAsia="Times New Roman"/>
+        </w:rPr>
+        <w:t>9.3 Margin, Hard Margin vs Soft Margin</w:t>
+      </w:r>
+    </w:p>
+    <w:p>
+      <w:pPr>
+        <w:numPr>
+          <w:ilvl w:val="0"/>
+          <w:numId w:val="47"/>
+        </w:numPr>
+        <w:spacing w:after="0"/>
+        <w:rPr>
+          <w:rFonts w:eastAsia="Times New Roman"/>
+          <w:kern w:val="0"/>
+          <w14:ligatures w14:val="none"/>
+        </w:rPr>
+      </w:pPr>
+      <w:r>
+        <w:rPr>
+          <w:rFonts w:eastAsia="Times New Roman"/>
+        </w:rPr>
+        <w:t>Margin = distance between the hyperplane and the closest points from each class.</w:t>
+      </w:r>
+    </w:p>
+    <w:p>
+      <w:pPr>
+        <w:numPr>
+          <w:ilvl w:val="0"/>
+          <w:numId w:val="47"/>
+        </w:numPr>
+        <w:spacing w:after="0"/>
+        <w:rPr>
+          <w:rFonts w:eastAsia="Times New Roman"/>
+        </w:rPr>
+      </w:pPr>
+      <w:r>
+        <w:rPr>
+          <w:rFonts w:eastAsia="Times New Roman"/>
+        </w:rPr>
+        <w:t>Hard margin: no misclassifications allowed (rare in real data).</w:t>
+      </w:r>
+    </w:p>
+    <w:p>
+      <w:pPr>
+        <w:numPr>
+          <w:ilvl w:val="0"/>
+          <w:numId w:val="47"/>
+        </w:numPr>
+        <w:spacing w:after="0"/>
+        <w:rPr>
+          <w:rFonts w:eastAsia="Times New Roman"/>
+        </w:rPr>
+      </w:pPr>
+      <w:r>
+        <w:rPr>
+          <w:rFonts w:eastAsia="Times New Roman"/>
+        </w:rPr>
+        <w:t xml:space="preserve">Soft margin: allows some errors to improve generalization (controlled by </w:t>
+      </w:r>
+      <w:r>
+        <w:rPr>
+          <w:rFonts w:eastAsia="Times New Roman"/>
+          <w:i/>
+          <w:iCs/>
+        </w:rPr>
+        <w:t>C</w:t>
+      </w:r>
+      <w:r>
+        <w:rPr>
+          <w:rFonts w:eastAsia="Times New Roman"/>
+        </w:rPr>
+        <w:t>).</w:t>
+      </w:r>
+    </w:p>
+    <w:p>
+      <w:pPr>
+        <w:pStyle w:val="Heading2"/>
+        <w:rPr>
+          <w:rFonts w:eastAsia="Times New Roman"/>
+          <w:kern w:val="0"/>
+          <w14:ligatures w14:val="none"/>
+        </w:rPr>
+      </w:pPr>
+      <w:r>
+        <w:rPr>
+          <w:rFonts w:eastAsia="Times New Roman"/>
+        </w:rPr>
+        <w:t>9.4 Kernels (Non-linear SVM)</w:t>
+      </w:r>
+    </w:p>
+    <w:p>
+      <w:pPr>
+        <w:numPr>
+          <w:ilvl w:val="0"/>
+          <w:numId w:val="48"/>
+        </w:numPr>
+        <w:spacing w:after="0"/>
+        <w:rPr>
+          <w:rFonts w:eastAsia="Times New Roman"/>
+          <w:kern w:val="0"/>
+          <w14:ligatures w14:val="none"/>
+        </w:rPr>
+      </w:pPr>
+      <w:r>
+        <w:rPr>
+          <w:rFonts w:eastAsia="Times New Roman"/>
+        </w:rPr>
+        <w:t>Linear SVM: works when data is linearly separable (or close).</w:t>
+      </w:r>
+    </w:p>
+    <w:p>
+      <w:pPr>
+        <w:numPr>
+          <w:ilvl w:val="0"/>
+          <w:numId w:val="48"/>
+        </w:numPr>
+        <w:spacing w:after="0"/>
+        <w:rPr>
+          <w:rFonts w:eastAsia="Times New Roman"/>
+        </w:rPr>
+      </w:pPr>
+      <w:r>
+        <w:rPr>
+          <w:rFonts w:eastAsia="Times New Roman"/>
+        </w:rPr>
+        <w:lastRenderedPageBreak/>
+        <w:t>Kernel trick: implicitly maps data into a higher-dimensional space to allow non-linear boundaries.</w:t>
+      </w:r>
+    </w:p>
+    <w:p>
+      <w:pPr>
+        <w:numPr>
+          <w:ilvl w:val="0"/>
+          <w:numId w:val="48"/>
+        </w:numPr>
+        <w:spacing w:after="0"/>
+        <w:rPr>
+          <w:rFonts w:eastAsia="Times New Roman"/>
+        </w:rPr>
+      </w:pPr>
+      <w:r>
+        <w:rPr>
+          <w:rFonts w:eastAsia="Times New Roman"/>
+        </w:rPr>
+        <w:t>Common kernels: linear, polynomial, RBF (Gaussian), sigmoid.</w:t>
+      </w:r>
+    </w:p>
+    <w:p>
+      <w:pPr>
+        <w:pStyle w:val="Heading2"/>
+        <w:rPr>
+          <w:rFonts w:eastAsia="Times New Roman"/>
+          <w:kern w:val="0"/>
+          <w14:ligatures w14:val="none"/>
+        </w:rPr>
+      </w:pPr>
+      <w:r>
+        <w:rPr>
+          <w:rFonts w:eastAsia="Times New Roman"/>
+        </w:rPr>
+        <w:t>9.5 Key Hyperparameters</w:t>
+      </w:r>
+    </w:p>
+    <w:p>
+      <w:pPr>
+        <w:numPr>
+          <w:ilvl w:val="0"/>
+          <w:numId w:val="49"/>
+        </w:numPr>
+        <w:spacing w:after="0"/>
+        <w:rPr>
+          <w:rFonts w:eastAsia="Times New Roman"/>
+          <w:kern w:val="0"/>
+          <w14:ligatures w14:val="none"/>
+        </w:rPr>
+      </w:pPr>
+      <w:r>
+        <w:rPr>
+          <w:rFonts w:eastAsia="Times New Roman"/>
+          <w:i/>
+          <w:iCs/>
+        </w:rPr>
+        <w:t>C</w:t>
+      </w:r>
+      <w:r>
+        <w:rPr>
+          <w:rFonts w:eastAsia="Times New Roman"/>
+        </w:rPr>
+        <w:t>: regularization / penalty for misclassification (controls soft margin strength).</w:t>
+      </w:r>
+    </w:p>
+    <w:p>
+      <w:pPr>
+        <w:numPr>
+          <w:ilvl w:val="0"/>
+          <w:numId w:val="49"/>
+        </w:numPr>
+        <w:spacing w:after="0"/>
+        <w:rPr>
+          <w:rFonts w:eastAsia="Times New Roman"/>
+        </w:rPr>
+      </w:pPr>
+      <w:r>
+        <w:rPr>
+          <w:rFonts w:eastAsia="Times New Roman"/>
+          <w:i/>
+          <w:iCs/>
+        </w:rPr>
+        <w:t>kernel</w:t>
+      </w:r>
+      <w:r>
+        <w:rPr>
+          <w:rFonts w:eastAsia="Times New Roman"/>
+        </w:rPr>
+        <w:t xml:space="preserve">: linear / poly / </w:t>
+      </w:r>
+      <w:proofErr w:type="spellStart"/>
+      <w:r>
+        <w:rPr>
+          <w:rFonts w:eastAsia="Times New Roman"/>
+        </w:rPr>
+        <w:t>rbf</w:t>
+      </w:r>
+      <w:proofErr w:type="spellEnd"/>
+      <w:r>
+        <w:rPr>
+          <w:rFonts w:eastAsia="Times New Roman"/>
+        </w:rPr>
+        <w:t xml:space="preserve"> / sigmoid.</w:t>
+      </w:r>
+    </w:p>
+    <w:p>
+      <w:pPr>
+        <w:numPr>
+          <w:ilvl w:val="0"/>
+          <w:numId w:val="49"/>
+        </w:numPr>
+        <w:spacing w:after="0"/>
+        <w:rPr>
+          <w:rFonts w:eastAsia="Times New Roman"/>
+        </w:rPr>
+      </w:pPr>
+      <w:r>
+        <w:rPr>
+          <w:rFonts w:eastAsia="Times New Roman"/>
+          <w:i/>
+          <w:iCs/>
+        </w:rPr>
+        <w:t>gamma</w:t>
+      </w:r>
+      <w:r>
+        <w:rPr>
+          <w:rFonts w:eastAsia="Times New Roman"/>
+        </w:rPr>
+        <w:t>: influence radius for RBF/poly (higher = more complex boundary).</w:t>
+      </w:r>
+    </w:p>
+    <w:p>
+      <w:pPr>
+        <w:numPr>
+          <w:ilvl w:val="0"/>
+          <w:numId w:val="49"/>
+        </w:numPr>
+        <w:spacing w:after="0"/>
+        <w:rPr>
+          <w:rFonts w:eastAsia="Times New Roman"/>
+        </w:rPr>
+      </w:pPr>
+      <w:r>
+        <w:rPr>
+          <w:rFonts w:eastAsia="Times New Roman"/>
+          <w:i/>
+          <w:iCs/>
+        </w:rPr>
+        <w:t>degree</w:t>
+      </w:r>
+      <w:r>
+        <w:rPr>
+          <w:rFonts w:eastAsia="Times New Roman"/>
+        </w:rPr>
+        <w:t>: polynomial degree (only for poly kernel).</w:t>
+      </w:r>
+    </w:p>
+    <w:p>
+      <w:pPr>
+        <w:pStyle w:val="Heading2"/>
+        <w:rPr>
+          <w:rFonts w:eastAsia="Times New Roman"/>
+          <w:kern w:val="0"/>
+          <w14:ligatures w14:val="none"/>
+        </w:rPr>
+      </w:pPr>
+      <w:r>
+        <w:rPr>
+          <w:rFonts w:eastAsia="Times New Roman"/>
+        </w:rPr>
+        <w:t>9.6 Feature Scaling (Important)</w:t>
+      </w:r>
+    </w:p>
+    <w:p>
+      <w:pPr>
+        <w:numPr>
+          <w:ilvl w:val="0"/>
+          <w:numId w:val="50"/>
+        </w:numPr>
+        <w:spacing w:after="0"/>
+        <w:rPr>
+          <w:rFonts w:eastAsia="Times New Roman"/>
+          <w:kern w:val="0"/>
+          <w14:ligatures w14:val="none"/>
+        </w:rPr>
+      </w:pPr>
+      <w:r>
+        <w:rPr>
+          <w:rFonts w:eastAsia="Times New Roman"/>
+        </w:rPr>
+        <w:t>SVM is sensitive to feature scales, especially with RBF/poly kernels.</w:t>
+      </w:r>
+    </w:p>
+    <w:p>
+      <w:pPr>
+        <w:numPr>
+          <w:ilvl w:val="0"/>
+          <w:numId w:val="50"/>
+        </w:numPr>
+        <w:spacing w:after="0"/>
+        <w:rPr>
+          <w:rFonts w:eastAsia="Times New Roman"/>
+        </w:rPr>
+      </w:pPr>
+      <w:r>
+        <w:rPr>
+          <w:rFonts w:eastAsia="Times New Roman"/>
+        </w:rPr>
+        <w:t xml:space="preserve">Use </w:t>
+      </w:r>
+      <w:proofErr w:type="spellStart"/>
+      <w:r>
+        <w:rPr>
+          <w:rFonts w:eastAsia="Times New Roman"/>
+        </w:rPr>
+        <w:t>StandardScaler</w:t>
+      </w:r>
+      <w:proofErr w:type="spellEnd"/>
+      <w:r>
+        <w:rPr>
+          <w:rFonts w:eastAsia="Times New Roman"/>
+        </w:rPr>
+        <w:t xml:space="preserve"> (or similar) in a Pipeline to avoid leakage during CV.</w:t>
+      </w:r>
+    </w:p>
+    <w:p>
+      <w:pPr>
+        <w:pStyle w:val="Heading2"/>
+        <w:rPr>
+          <w:rFonts w:eastAsia="Times New Roman"/>
+          <w:kern w:val="0"/>
+          <w14:ligatures w14:val="none"/>
+        </w:rPr>
+      </w:pPr>
+      <w:r>
+        <w:rPr>
+          <w:rFonts w:eastAsia="Times New Roman"/>
+        </w:rPr>
+        <w:t>9.7 SVM for Classification vs Regression</w:t>
+      </w:r>
+    </w:p>
+    <w:p>
+      <w:pPr>
+        <w:numPr>
+          <w:ilvl w:val="0"/>
+          <w:numId w:val="51"/>
+        </w:numPr>
+        <w:spacing w:after="0"/>
+        <w:rPr>
+          <w:rFonts w:eastAsia="Times New Roman"/>
+          <w:kern w:val="0"/>
+          <w14:ligatures w14:val="none"/>
+        </w:rPr>
+      </w:pPr>
+      <w:r>
+        <w:rPr>
+          <w:rFonts w:eastAsia="Times New Roman"/>
+          <w:b/>
+          <w:bCs/>
+        </w:rPr>
+        <w:t>Classification:</w:t>
+      </w:r>
+      <w:r>
+        <w:rPr>
+          <w:rFonts w:eastAsia="Times New Roman"/>
+        </w:rPr>
+        <w:t xml:space="preserve"> SVC / </w:t>
+      </w:r>
+      <w:proofErr w:type="spellStart"/>
+      <w:r>
+        <w:rPr>
+          <w:rFonts w:eastAsia="Times New Roman"/>
+        </w:rPr>
+        <w:t>LinearSVC</w:t>
+      </w:r>
+      <w:proofErr w:type="spellEnd"/>
+      <w:r>
+        <w:rPr>
+          <w:rFonts w:eastAsia="Times New Roman"/>
+        </w:rPr>
+        <w:t xml:space="preserve"> (predict class labels; can output decision scores).</w:t>
+      </w:r>
+    </w:p>
+    <w:p>
+      <w:pPr>
+        <w:numPr>
+          <w:ilvl w:val="0"/>
+          <w:numId w:val="51"/>
+        </w:numPr>
+        <w:spacing w:after="0"/>
+        <w:rPr>
+          <w:rFonts w:eastAsia="Times New Roman"/>
+        </w:rPr>
+      </w:pPr>
+      <w:r>
+        <w:rPr>
+          <w:rFonts w:eastAsia="Times New Roman"/>
+          <w:b/>
+          <w:bCs/>
+        </w:rPr>
+        <w:t>Regression:</w:t>
+      </w:r>
+      <w:r>
+        <w:rPr>
+          <w:rFonts w:eastAsia="Times New Roman"/>
+        </w:rPr>
+        <w:t xml:space="preserve"> SVR (predict continuous values using an </w:t>
+      </w:r>
+      <w:r>
+        <w:rPr>
+          <w:rFonts w:eastAsia="Times New Roman"/>
+        </w:rPr>
+        <w:softHyphen/>
+        <w:t>epsilon-insensitive</w:t>
+      </w:r>
+      <w:r>
+        <w:rPr>
+          <w:rFonts w:eastAsia="Times New Roman"/>
+        </w:rPr>
+        <w:softHyphen/>
+        <w:t xml:space="preserve"> margin).</w:t>
+      </w:r>
+    </w:p>
+    <w:p>
+      <w:pPr>
+        <w:pStyle w:val="Heading2"/>
+        <w:rPr>
+          <w:rFonts w:eastAsia="Times New Roman"/>
+          <w:kern w:val="0"/>
+          <w14:ligatures w14:val="none"/>
+        </w:rPr>
+      </w:pPr>
+      <w:r>
+        <w:rPr>
+          <w:rFonts w:eastAsia="Times New Roman"/>
+        </w:rPr>
+        <w:t>9.8 Pros and Cons</w:t>
+      </w:r>
+    </w:p>
+    <w:p>
+      <w:pPr>
+        <w:numPr>
+          <w:ilvl w:val="0"/>
+          <w:numId w:val="52"/>
+        </w:numPr>
+        <w:spacing w:after="0"/>
+        <w:rPr>
+          <w:rFonts w:eastAsia="Times New Roman"/>
+          <w:kern w:val="0"/>
+          <w14:ligatures w14:val="none"/>
+        </w:rPr>
+      </w:pPr>
+      <w:r>
+        <w:rPr>
+          <w:rFonts w:eastAsia="Times New Roman"/>
+          <w:b/>
+          <w:bCs/>
+        </w:rPr>
+        <w:t>Pros:</w:t>
+      </w:r>
+      <w:r>
+        <w:rPr>
+          <w:rFonts w:eastAsia="Times New Roman"/>
+        </w:rPr>
+        <w:t xml:space="preserve"> Works well on medium-sized datasets; effective in high-dimensional spaces; flexible with kernels.</w:t>
+      </w:r>
+    </w:p>
+    <w:p>
+      <w:pPr>
+        <w:numPr>
+          <w:ilvl w:val="0"/>
+          <w:numId w:val="52"/>
+        </w:numPr>
+        <w:spacing w:after="0"/>
+        <w:rPr>
+          <w:rFonts w:eastAsia="Times New Roman"/>
+        </w:rPr>
+      </w:pPr>
+      <w:r>
+        <w:rPr>
+          <w:rFonts w:eastAsia="Times New Roman"/>
+          <w:b/>
+          <w:bCs/>
+        </w:rPr>
+        <w:t>Cons:</w:t>
+      </w:r>
+      <w:r>
+        <w:rPr>
+          <w:rFonts w:eastAsia="Times New Roman"/>
+        </w:rPr>
+        <w:t xml:space="preserve"> Can be slow on large datasets; sensitive to hyperparameters and scaling; less interpretable than trees.</w:t>
+      </w:r>
+    </w:p>
+    <w:p>
+      <w:pPr>
+        <w:pStyle w:val="Heading2"/>
+        <w:rPr>
+          <w:rFonts w:eastAsia="Times New Roman"/>
+          <w:kern w:val="0"/>
+          <w14:ligatures w14:val="none"/>
+        </w:rPr>
+      </w:pPr>
+      <w:r>
+        <w:rPr>
+          <w:rFonts w:eastAsia="Times New Roman"/>
+        </w:rPr>
+        <w:t>9.9 When to Use SVM (and When Not To)</w:t>
+      </w:r>
+    </w:p>
+    <w:p>
+      <w:pPr>
+        <w:numPr>
+          <w:ilvl w:val="0"/>
+          <w:numId w:val="53"/>
+        </w:numPr>
+        <w:spacing w:after="0"/>
+        <w:rPr>
+          <w:rFonts w:eastAsia="Times New Roman"/>
+          <w:kern w:val="0"/>
+          <w14:ligatures w14:val="none"/>
+        </w:rPr>
+      </w:pPr>
+      <w:r>
+        <w:rPr>
+          <w:rFonts w:eastAsia="Times New Roman"/>
+        </w:rPr>
+        <w:t>Good baseline for text/classification with many features; good margin-based classifier.</w:t>
+      </w:r>
+    </w:p>
+    <w:p>
+      <w:pPr>
+        <w:numPr>
+          <w:ilvl w:val="0"/>
+          <w:numId w:val="53"/>
+        </w:numPr>
+        <w:spacing w:after="0"/>
+        <w:rPr>
+          <w:rFonts w:eastAsia="Times New Roman"/>
+        </w:rPr>
+      </w:pPr>
+      <w:r>
+        <w:rPr>
+          <w:rFonts w:eastAsia="Times New Roman"/>
+        </w:rPr>
+        <w:t>Not ideal when you have millions of samples unless using linear approximations or specialized solvers.</w:t>
+      </w:r>
+    </w:p>
+    <w:p>
+      <w:pPr>
+        <w:pStyle w:val="Heading2"/>
+        <w:rPr>
+          <w:rFonts w:eastAsia="Times New Roman"/>
+          <w:kern w:val="0"/>
+          <w14:ligatures w14:val="none"/>
+        </w:rPr>
+      </w:pPr>
+      <w:r>
+        <w:rPr>
+          <w:rFonts w:eastAsia="Times New Roman"/>
+        </w:rPr>
+        <w:t>9.10 scikit-learn Notes (Outline)</w:t>
+      </w:r>
+    </w:p>
+    <w:p>
+      <w:pPr>
+        <w:numPr>
+          <w:ilvl w:val="0"/>
+          <w:numId w:val="54"/>
+        </w:numPr>
+        <w:spacing w:after="0"/>
+        <w:rPr>
+          <w:rFonts w:eastAsia="Times New Roman"/>
+          <w:kern w:val="0"/>
+          <w14:ligatures w14:val="none"/>
+        </w:rPr>
+      </w:pPr>
+      <w:r>
+        <w:rPr>
+          <w:rFonts w:eastAsia="Times New Roman"/>
+        </w:rPr>
+        <w:t xml:space="preserve">Estimators: SVC, </w:t>
+      </w:r>
+      <w:proofErr w:type="spellStart"/>
+      <w:r>
+        <w:rPr>
+          <w:rFonts w:eastAsia="Times New Roman"/>
+        </w:rPr>
+        <w:t>LinearSVC</w:t>
+      </w:r>
+      <w:proofErr w:type="spellEnd"/>
+      <w:r>
+        <w:rPr>
+          <w:rFonts w:eastAsia="Times New Roman"/>
+        </w:rPr>
+        <w:t>, SVR.</w:t>
+      </w:r>
+    </w:p>
+    <w:p>
+      <w:pPr>
+        <w:numPr>
+          <w:ilvl w:val="0"/>
+          <w:numId w:val="54"/>
+        </w:numPr>
+        <w:spacing w:after="0"/>
+        <w:rPr>
+          <w:rFonts w:eastAsia="Times New Roman"/>
+        </w:rPr>
+      </w:pPr>
+      <w:r>
+        <w:rPr>
+          <w:rFonts w:eastAsia="Times New Roman"/>
+        </w:rPr>
+        <w:t xml:space="preserve">Typical tuning: </w:t>
+      </w:r>
+      <w:r>
+        <w:rPr>
+          <w:rFonts w:eastAsia="Times New Roman"/>
+          <w:i/>
+          <w:iCs/>
+        </w:rPr>
+        <w:t>C</w:t>
+      </w:r>
+      <w:r>
+        <w:rPr>
+          <w:rFonts w:eastAsia="Times New Roman"/>
+        </w:rPr>
+        <w:t xml:space="preserve">, </w:t>
+      </w:r>
+      <w:r>
+        <w:rPr>
+          <w:rFonts w:eastAsia="Times New Roman"/>
+          <w:i/>
+          <w:iCs/>
+        </w:rPr>
+        <w:t>kernel</w:t>
+      </w:r>
+      <w:r>
+        <w:rPr>
+          <w:rFonts w:eastAsia="Times New Roman"/>
+        </w:rPr>
+        <w:t xml:space="preserve">, </w:t>
+      </w:r>
+      <w:r>
+        <w:rPr>
+          <w:rFonts w:eastAsia="Times New Roman"/>
+          <w:i/>
+          <w:iCs/>
+        </w:rPr>
+        <w:t>gamma</w:t>
+      </w:r>
+      <w:r>
+        <w:rPr>
+          <w:rFonts w:eastAsia="Times New Roman"/>
+        </w:rPr>
+        <w:t xml:space="preserve"> (and </w:t>
+      </w:r>
+      <w:r>
+        <w:rPr>
+          <w:rFonts w:eastAsia="Times New Roman"/>
+          <w:i/>
+          <w:iCs/>
+        </w:rPr>
+        <w:t>degree</w:t>
+      </w:r>
+      <w:r>
+        <w:rPr>
+          <w:rFonts w:eastAsia="Times New Roman"/>
+        </w:rPr>
+        <w:t xml:space="preserve"> for poly).</w:t>
+      </w:r>
+    </w:p>
+    <w:p>
+      <w:pPr>
+        <w:numPr>
+          <w:ilvl w:val="0"/>
+          <w:numId w:val="54"/>
+        </w:numPr>
+        <w:spacing w:after="0"/>
+        <w:rPr>
+          <w:rFonts w:eastAsia="Times New Roman"/>
+        </w:rPr>
+      </w:pPr>
+      <w:r>
+        <w:rPr>
+          <w:rFonts w:eastAsia="Times New Roman"/>
+        </w:rPr>
+        <w:t xml:space="preserve">Use </w:t>
+      </w:r>
+      <w:proofErr w:type="spellStart"/>
+      <w:r>
+        <w:rPr>
+          <w:rFonts w:eastAsia="Times New Roman"/>
+        </w:rPr>
+        <w:t>GridSearchCV</w:t>
+      </w:r>
+      <w:proofErr w:type="spellEnd"/>
+      <w:r>
+        <w:rPr>
+          <w:rFonts w:eastAsia="Times New Roman"/>
+        </w:rPr>
+        <w:t>/</w:t>
+      </w:r>
+      <w:proofErr w:type="spellStart"/>
+      <w:r>
+        <w:rPr>
+          <w:rFonts w:eastAsia="Times New Roman"/>
+        </w:rPr>
+        <w:t>RandomizedSearchCV</w:t>
+      </w:r>
+      <w:proofErr w:type="spellEnd"/>
+      <w:r>
+        <w:rPr>
+          <w:rFonts w:eastAsia="Times New Roman"/>
+        </w:rPr>
+        <w:t xml:space="preserve"> with a Pipeline that includes scaling.</w:t>
       </w:r>
     </w:p>
     <w:sectPr>
@@ -4012,6 +4919,155 @@
     </w:lvl>
   </w:abstractNum>
   <w:abstractNum w:abstractNumId="1" w15:restartNumberingAfterBreak="0">
+    <w:nsid w:val="06146190"/>
+    <w:multiLevelType w:val="multilevel"/>
+    <w:tmpl w:val="39CC95DE"/>
+    <w:lvl w:ilvl="0">
+      <w:start w:val="1"/>
+      <w:numFmt w:val="bullet"/>
+      <w:lvlText w:val=""/>
+      <w:lvlJc w:val="left"/>
+      <w:pPr>
+        <w:tabs>
+          <w:tab w:val="num" w:pos="720"/>
+        </w:tabs>
+        <w:ind w:left="720" w:hanging="360"/>
+      </w:pPr>
+      <w:rPr>
+        <w:rFonts w:ascii="Symbol" w:hAnsi="Symbol" w:hint="default"/>
+        <w:sz w:val="20"/>
+      </w:rPr>
+    </w:lvl>
+    <w:lvl w:ilvl="1" w:tentative="1">
+      <w:start w:val="1"/>
+      <w:numFmt w:val="bullet"/>
+      <w:lvlText w:val="o"/>
+      <w:lvlJc w:val="left"/>
+      <w:pPr>
+        <w:tabs>
+          <w:tab w:val="num" w:pos="1440"/>
+        </w:tabs>
+        <w:ind w:left="1440" w:hanging="360"/>
+      </w:pPr>
+      <w:rPr>
+        <w:rFonts w:ascii="Courier New" w:hAnsi="Courier New" w:hint="default"/>
+        <w:sz w:val="20"/>
+      </w:rPr>
+    </w:lvl>
+    <w:lvl w:ilvl="2" w:tentative="1">
+      <w:start w:val="1"/>
+      <w:numFmt w:val="bullet"/>
+      <w:lvlText w:val=""/>
+      <w:lvlJc w:val="left"/>
+      <w:pPr>
+        <w:tabs>
+          <w:tab w:val="num" w:pos="2160"/>
+        </w:tabs>
+        <w:ind w:left="2160" w:hanging="360"/>
+      </w:pPr>
+      <w:rPr>
+        <w:rFonts w:ascii="Wingdings" w:hAnsi="Wingdings" w:hint="default"/>
+        <w:sz w:val="20"/>
+      </w:rPr>
+    </w:lvl>
+    <w:lvl w:ilvl="3" w:tentative="1">
+      <w:start w:val="1"/>
+      <w:numFmt w:val="bullet"/>
+      <w:lvlText w:val=""/>
+      <w:lvlJc w:val="left"/>
+      <w:pPr>
+        <w:tabs>
+          <w:tab w:val="num" w:pos="2880"/>
+        </w:tabs>
+        <w:ind w:left="2880" w:hanging="360"/>
+      </w:pPr>
+      <w:rPr>
+        <w:rFonts w:ascii="Wingdings" w:hAnsi="Wingdings" w:hint="default"/>
+        <w:sz w:val="20"/>
+      </w:rPr>
+    </w:lvl>
+    <w:lvl w:ilvl="4" w:tentative="1">
+      <w:start w:val="1"/>
+      <w:numFmt w:val="bullet"/>
+      <w:lvlText w:val=""/>
+      <w:lvlJc w:val="left"/>
+      <w:pPr>
+        <w:tabs>
+          <w:tab w:val="num" w:pos="3600"/>
+        </w:tabs>
+        <w:ind w:left="3600" w:hanging="360"/>
+      </w:pPr>
+      <w:rPr>
+        <w:rFonts w:ascii="Wingdings" w:hAnsi="Wingdings" w:hint="default"/>
+        <w:sz w:val="20"/>
+      </w:rPr>
+    </w:lvl>
+    <w:lvl w:ilvl="5" w:tentative="1">
+      <w:start w:val="1"/>
+      <w:numFmt w:val="bullet"/>
+      <w:lvlText w:val=""/>
+      <w:lvlJc w:val="left"/>
+      <w:pPr>
+        <w:tabs>
+          <w:tab w:val="num" w:pos="4320"/>
+        </w:tabs>
+        <w:ind w:left="4320" w:hanging="360"/>
+      </w:pPr>
+      <w:rPr>
+        <w:rFonts w:ascii="Wingdings" w:hAnsi="Wingdings" w:hint="default"/>
+        <w:sz w:val="20"/>
+      </w:rPr>
+    </w:lvl>
+    <w:lvl w:ilvl="6" w:tentative="1">
+      <w:start w:val="1"/>
+      <w:numFmt w:val="bullet"/>
+      <w:lvlText w:val=""/>
+      <w:lvlJc w:val="left"/>
+      <w:pPr>
+        <w:tabs>
+          <w:tab w:val="num" w:pos="5040"/>
+        </w:tabs>
+        <w:ind w:left="5040" w:hanging="360"/>
+      </w:pPr>
+      <w:rPr>
+        <w:rFonts w:ascii="Wingdings" w:hAnsi="Wingdings" w:hint="default"/>
+        <w:sz w:val="20"/>
+      </w:rPr>
+    </w:lvl>
+    <w:lvl w:ilvl="7" w:tentative="1">
+      <w:start w:val="1"/>
+      <w:numFmt w:val="bullet"/>
+      <w:lvlText w:val=""/>
+      <w:lvlJc w:val="left"/>
+      <w:pPr>
+        <w:tabs>
+          <w:tab w:val="num" w:pos="5760"/>
+        </w:tabs>
+        <w:ind w:left="5760" w:hanging="360"/>
+      </w:pPr>
+      <w:rPr>
+        <w:rFonts w:ascii="Wingdings" w:hAnsi="Wingdings" w:hint="default"/>
+        <w:sz w:val="20"/>
+      </w:rPr>
+    </w:lvl>
+    <w:lvl w:ilvl="8" w:tentative="1">
+      <w:start w:val="1"/>
+      <w:numFmt w:val="bullet"/>
+      <w:lvlText w:val=""/>
+      <w:lvlJc w:val="left"/>
+      <w:pPr>
+        <w:tabs>
+          <w:tab w:val="num" w:pos="6480"/>
+        </w:tabs>
+        <w:ind w:left="6480" w:hanging="360"/>
+      </w:pPr>
+      <w:rPr>
+        <w:rFonts w:ascii="Wingdings" w:hAnsi="Wingdings" w:hint="default"/>
+        <w:sz w:val="20"/>
+      </w:rPr>
+    </w:lvl>
+  </w:abstractNum>
+  <w:abstractNum w:abstractNumId="2" w15:restartNumberingAfterBreak="0">
     <w:nsid w:val="064D768A"/>
     <w:multiLevelType w:val="multilevel"/>
     <w:tmpl w:val="D554A6A0"/>
@@ -4160,7 +5216,7 @@
       </w:rPr>
     </w:lvl>
   </w:abstractNum>
-  <w:abstractNum w:abstractNumId="2" w15:restartNumberingAfterBreak="0">
+  <w:abstractNum w:abstractNumId="3" w15:restartNumberingAfterBreak="0">
     <w:nsid w:val="07615252"/>
     <w:multiLevelType w:val="multilevel"/>
     <w:tmpl w:val="BB56442E"/>
@@ -4309,7 +5365,7 @@
       </w:rPr>
     </w:lvl>
   </w:abstractNum>
-  <w:abstractNum w:abstractNumId="3" w15:restartNumberingAfterBreak="0">
+  <w:abstractNum w:abstractNumId="4" w15:restartNumberingAfterBreak="0">
     <w:nsid w:val="0F486C23"/>
     <w:multiLevelType w:val="hybridMultilevel"/>
     <w:tmpl w:val="A26CB51A"/>
@@ -4422,7 +5478,156 @@
       </w:rPr>
     </w:lvl>
   </w:abstractNum>
-  <w:abstractNum w:abstractNumId="4" w15:restartNumberingAfterBreak="0">
+  <w:abstractNum w:abstractNumId="5" w15:restartNumberingAfterBreak="0">
+    <w:nsid w:val="0F613821"/>
+    <w:multiLevelType w:val="multilevel"/>
+    <w:tmpl w:val="0E841E14"/>
+    <w:lvl w:ilvl="0">
+      <w:start w:val="1"/>
+      <w:numFmt w:val="bullet"/>
+      <w:lvlText w:val=""/>
+      <w:lvlJc w:val="left"/>
+      <w:pPr>
+        <w:tabs>
+          <w:tab w:val="num" w:pos="720"/>
+        </w:tabs>
+        <w:ind w:left="720" w:hanging="360"/>
+      </w:pPr>
+      <w:rPr>
+        <w:rFonts w:ascii="Symbol" w:hAnsi="Symbol" w:hint="default"/>
+        <w:sz w:val="20"/>
+      </w:rPr>
+    </w:lvl>
+    <w:lvl w:ilvl="1" w:tentative="1">
+      <w:start w:val="1"/>
+      <w:numFmt w:val="bullet"/>
+      <w:lvlText w:val="o"/>
+      <w:lvlJc w:val="left"/>
+      <w:pPr>
+        <w:tabs>
+          <w:tab w:val="num" w:pos="1440"/>
+        </w:tabs>
+        <w:ind w:left="1440" w:hanging="360"/>
+      </w:pPr>
+      <w:rPr>
+        <w:rFonts w:ascii="Courier New" w:hAnsi="Courier New" w:hint="default"/>
+        <w:sz w:val="20"/>
+      </w:rPr>
+    </w:lvl>
+    <w:lvl w:ilvl="2" w:tentative="1">
+      <w:start w:val="1"/>
+      <w:numFmt w:val="bullet"/>
+      <w:lvlText w:val=""/>
+      <w:lvlJc w:val="left"/>
+      <w:pPr>
+        <w:tabs>
+          <w:tab w:val="num" w:pos="2160"/>
+        </w:tabs>
+        <w:ind w:left="2160" w:hanging="360"/>
+      </w:pPr>
+      <w:rPr>
+        <w:rFonts w:ascii="Wingdings" w:hAnsi="Wingdings" w:hint="default"/>
+        <w:sz w:val="20"/>
+      </w:rPr>
+    </w:lvl>
+    <w:lvl w:ilvl="3" w:tentative="1">
+      <w:start w:val="1"/>
+      <w:numFmt w:val="bullet"/>
+      <w:lvlText w:val=""/>
+      <w:lvlJc w:val="left"/>
+      <w:pPr>
+        <w:tabs>
+          <w:tab w:val="num" w:pos="2880"/>
+        </w:tabs>
+        <w:ind w:left="2880" w:hanging="360"/>
+      </w:pPr>
+      <w:rPr>
+        <w:rFonts w:ascii="Wingdings" w:hAnsi="Wingdings" w:hint="default"/>
+        <w:sz w:val="20"/>
+      </w:rPr>
+    </w:lvl>
+    <w:lvl w:ilvl="4" w:tentative="1">
+      <w:start w:val="1"/>
+      <w:numFmt w:val="bullet"/>
+      <w:lvlText w:val=""/>
+      <w:lvlJc w:val="left"/>
+      <w:pPr>
+        <w:tabs>
+          <w:tab w:val="num" w:pos="3600"/>
+        </w:tabs>
+        <w:ind w:left="3600" w:hanging="360"/>
+      </w:pPr>
+      <w:rPr>
+        <w:rFonts w:ascii="Wingdings" w:hAnsi="Wingdings" w:hint="default"/>
+        <w:sz w:val="20"/>
+      </w:rPr>
+    </w:lvl>
+    <w:lvl w:ilvl="5" w:tentative="1">
+      <w:start w:val="1"/>
+      <w:numFmt w:val="bullet"/>
+      <w:lvlText w:val=""/>
+      <w:lvlJc w:val="left"/>
+      <w:pPr>
+        <w:tabs>
+          <w:tab w:val="num" w:pos="4320"/>
+        </w:tabs>
+        <w:ind w:left="4320" w:hanging="360"/>
+      </w:pPr>
+      <w:rPr>
+        <w:rFonts w:ascii="Wingdings" w:hAnsi="Wingdings" w:hint="default"/>
+        <w:sz w:val="20"/>
+      </w:rPr>
+    </w:lvl>
+    <w:lvl w:ilvl="6" w:tentative="1">
+      <w:start w:val="1"/>
+      <w:numFmt w:val="bullet"/>
+      <w:lvlText w:val=""/>
+      <w:lvlJc w:val="left"/>
+      <w:pPr>
+        <w:tabs>
+          <w:tab w:val="num" w:pos="5040"/>
+        </w:tabs>
+        <w:ind w:left="5040" w:hanging="360"/>
+      </w:pPr>
+      <w:rPr>
+        <w:rFonts w:ascii="Wingdings" w:hAnsi="Wingdings" w:hint="default"/>
+        <w:sz w:val="20"/>
+      </w:rPr>
+    </w:lvl>
+    <w:lvl w:ilvl="7" w:tentative="1">
+      <w:start w:val="1"/>
+      <w:numFmt w:val="bullet"/>
+      <w:lvlText w:val=""/>
+      <w:lvlJc w:val="left"/>
+      <w:pPr>
+        <w:tabs>
+          <w:tab w:val="num" w:pos="5760"/>
+        </w:tabs>
+        <w:ind w:left="5760" w:hanging="360"/>
+      </w:pPr>
+      <w:rPr>
+        <w:rFonts w:ascii="Wingdings" w:hAnsi="Wingdings" w:hint="default"/>
+        <w:sz w:val="20"/>
+      </w:rPr>
+    </w:lvl>
+    <w:lvl w:ilvl="8" w:tentative="1">
+      <w:start w:val="1"/>
+      <w:numFmt w:val="bullet"/>
+      <w:lvlText w:val=""/>
+      <w:lvlJc w:val="left"/>
+      <w:pPr>
+        <w:tabs>
+          <w:tab w:val="num" w:pos="6480"/>
+        </w:tabs>
+        <w:ind w:left="6480" w:hanging="360"/>
+      </w:pPr>
+      <w:rPr>
+        <w:rFonts w:ascii="Wingdings" w:hAnsi="Wingdings" w:hint="default"/>
+        <w:sz w:val="20"/>
+      </w:rPr>
+    </w:lvl>
+  </w:abstractNum>
+  <w:abstractNum w:abstractNumId="6" w15:restartNumberingAfterBreak="0">
     <w:nsid w:val="10AF3F5B"/>
     <w:multiLevelType w:val="multilevel"/>
     <w:tmpl w:val="956613AA"/>
@@ -4571,7 +5776,7 @@
       </w:rPr>
     </w:lvl>
   </w:abstractNum>
-  <w:abstractNum w:abstractNumId="5" w15:restartNumberingAfterBreak="0">
+  <w:abstractNum w:abstractNumId="7" w15:restartNumberingAfterBreak="0">
     <w:nsid w:val="1433281A"/>
     <w:multiLevelType w:val="multilevel"/>
     <w:tmpl w:val="63A2D968"/>
@@ -4720,7 +5925,7 @@
       </w:rPr>
     </w:lvl>
   </w:abstractNum>
-  <w:abstractNum w:abstractNumId="6" w15:restartNumberingAfterBreak="0">
+  <w:abstractNum w:abstractNumId="8" w15:restartNumberingAfterBreak="0">
     <w:nsid w:val="16D946B3"/>
     <w:multiLevelType w:val="multilevel"/>
     <w:tmpl w:val="20A266CA"/>
@@ -4869,7 +6074,7 @@
       </w:rPr>
     </w:lvl>
   </w:abstractNum>
-  <w:abstractNum w:abstractNumId="7" w15:restartNumberingAfterBreak="0">
+  <w:abstractNum w:abstractNumId="9" w15:restartNumberingAfterBreak="0">
     <w:nsid w:val="16ED3865"/>
     <w:multiLevelType w:val="multilevel"/>
     <w:tmpl w:val="8F58CFE8"/>
@@ -5018,7 +6223,7 @@
       </w:rPr>
     </w:lvl>
   </w:abstractNum>
-  <w:abstractNum w:abstractNumId="8" w15:restartNumberingAfterBreak="0">
+  <w:abstractNum w:abstractNumId="10" w15:restartNumberingAfterBreak="0">
     <w:nsid w:val="19C67FA3"/>
     <w:multiLevelType w:val="multilevel"/>
     <w:tmpl w:val="DFC0565E"/>
@@ -5167,7 +6372,7 @@
       </w:rPr>
     </w:lvl>
   </w:abstractNum>
-  <w:abstractNum w:abstractNumId="9" w15:restartNumberingAfterBreak="0">
+  <w:abstractNum w:abstractNumId="11" w15:restartNumberingAfterBreak="0">
     <w:nsid w:val="1EA441DB"/>
     <w:multiLevelType w:val="multilevel"/>
     <w:tmpl w:val="5D285D96"/>
@@ -5316,7 +6521,156 @@
       </w:rPr>
     </w:lvl>
   </w:abstractNum>
-  <w:abstractNum w:abstractNumId="10" w15:restartNumberingAfterBreak="0">
+  <w:abstractNum w:abstractNumId="12" w15:restartNumberingAfterBreak="0">
+    <w:nsid w:val="1FFE0B73"/>
+    <w:multiLevelType w:val="multilevel"/>
+    <w:tmpl w:val="C6BEE87C"/>
+    <w:lvl w:ilvl="0">
+      <w:start w:val="1"/>
+      <w:numFmt w:val="bullet"/>
+      <w:lvlText w:val=""/>
+      <w:lvlJc w:val="left"/>
+      <w:pPr>
+        <w:tabs>
+          <w:tab w:val="num" w:pos="720"/>
+        </w:tabs>
+        <w:ind w:left="720" w:hanging="360"/>
+      </w:pPr>
+      <w:rPr>
+        <w:rFonts w:ascii="Symbol" w:hAnsi="Symbol" w:hint="default"/>
+        <w:sz w:val="20"/>
+      </w:rPr>
+    </w:lvl>
+    <w:lvl w:ilvl="1" w:tentative="1">
+      <w:start w:val="1"/>
+      <w:numFmt w:val="bullet"/>
+      <w:lvlText w:val="o"/>
+      <w:lvlJc w:val="left"/>
+      <w:pPr>
+        <w:tabs>
+          <w:tab w:val="num" w:pos="1440"/>
+        </w:tabs>
+        <w:ind w:left="1440" w:hanging="360"/>
+      </w:pPr>
+      <w:rPr>
+        <w:rFonts w:ascii="Courier New" w:hAnsi="Courier New" w:hint="default"/>
+        <w:sz w:val="20"/>
+      </w:rPr>
+    </w:lvl>
+    <w:lvl w:ilvl="2" w:tentative="1">
+      <w:start w:val="1"/>
+      <w:numFmt w:val="bullet"/>
+      <w:lvlText w:val=""/>
+      <w:lvlJc w:val="left"/>
+      <w:pPr>
+        <w:tabs>
+          <w:tab w:val="num" w:pos="2160"/>
+        </w:tabs>
+        <w:ind w:left="2160" w:hanging="360"/>
+      </w:pPr>
+      <w:rPr>
+        <w:rFonts w:ascii="Wingdings" w:hAnsi="Wingdings" w:hint="default"/>
+        <w:sz w:val="20"/>
+      </w:rPr>
+    </w:lvl>
+    <w:lvl w:ilvl="3" w:tentative="1">
+      <w:start w:val="1"/>
+      <w:numFmt w:val="bullet"/>
+      <w:lvlText w:val=""/>
+      <w:lvlJc w:val="left"/>
+      <w:pPr>
+        <w:tabs>
+          <w:tab w:val="num" w:pos="2880"/>
+        </w:tabs>
+        <w:ind w:left="2880" w:hanging="360"/>
+      </w:pPr>
+      <w:rPr>
+        <w:rFonts w:ascii="Wingdings" w:hAnsi="Wingdings" w:hint="default"/>
+        <w:sz w:val="20"/>
+      </w:rPr>
+    </w:lvl>
+    <w:lvl w:ilvl="4" w:tentative="1">
+      <w:start w:val="1"/>
+      <w:numFmt w:val="bullet"/>
+      <w:lvlText w:val=""/>
+      <w:lvlJc w:val="left"/>
+      <w:pPr>
+        <w:tabs>
+          <w:tab w:val="num" w:pos="3600"/>
+        </w:tabs>
+        <w:ind w:left="3600" w:hanging="360"/>
+      </w:pPr>
+      <w:rPr>
+        <w:rFonts w:ascii="Wingdings" w:hAnsi="Wingdings" w:hint="default"/>
+        <w:sz w:val="20"/>
+      </w:rPr>
+    </w:lvl>
+    <w:lvl w:ilvl="5" w:tentative="1">
+      <w:start w:val="1"/>
+      <w:numFmt w:val="bullet"/>
+      <w:lvlText w:val=""/>
+      <w:lvlJc w:val="left"/>
+      <w:pPr>
+        <w:tabs>
+          <w:tab w:val="num" w:pos="4320"/>
+        </w:tabs>
+        <w:ind w:left="4320" w:hanging="360"/>
+      </w:pPr>
+      <w:rPr>
+        <w:rFonts w:ascii="Wingdings" w:hAnsi="Wingdings" w:hint="default"/>
+        <w:sz w:val="20"/>
+      </w:rPr>
+    </w:lvl>
+    <w:lvl w:ilvl="6" w:tentative="1">
+      <w:start w:val="1"/>
+      <w:numFmt w:val="bullet"/>
+      <w:lvlText w:val=""/>
+      <w:lvlJc w:val="left"/>
+      <w:pPr>
+        <w:tabs>
+          <w:tab w:val="num" w:pos="5040"/>
+        </w:tabs>
+        <w:ind w:left="5040" w:hanging="360"/>
+      </w:pPr>
+      <w:rPr>
+        <w:rFonts w:ascii="Wingdings" w:hAnsi="Wingdings" w:hint="default"/>
+        <w:sz w:val="20"/>
+      </w:rPr>
+    </w:lvl>
+    <w:lvl w:ilvl="7" w:tentative="1">
+      <w:start w:val="1"/>
+      <w:numFmt w:val="bullet"/>
+      <w:lvlText w:val=""/>
+      <w:lvlJc w:val="left"/>
+      <w:pPr>
+        <w:tabs>
+          <w:tab w:val="num" w:pos="5760"/>
+        </w:tabs>
+        <w:ind w:left="5760" w:hanging="360"/>
+      </w:pPr>
+      <w:rPr>
+        <w:rFonts w:ascii="Wingdings" w:hAnsi="Wingdings" w:hint="default"/>
+        <w:sz w:val="20"/>
+      </w:rPr>
+    </w:lvl>
+    <w:lvl w:ilvl="8" w:tentative="1">
+      <w:start w:val="1"/>
+      <w:numFmt w:val="bullet"/>
+      <w:lvlText w:val=""/>
+      <w:lvlJc w:val="left"/>
+      <w:pPr>
+        <w:tabs>
+          <w:tab w:val="num" w:pos="6480"/>
+        </w:tabs>
+        <w:ind w:left="6480" w:hanging="360"/>
+      </w:pPr>
+      <w:rPr>
+        <w:rFonts w:ascii="Wingdings" w:hAnsi="Wingdings" w:hint="default"/>
+        <w:sz w:val="20"/>
+      </w:rPr>
+    </w:lvl>
+  </w:abstractNum>
+  <w:abstractNum w:abstractNumId="13" w15:restartNumberingAfterBreak="0">
     <w:nsid w:val="24835D02"/>
     <w:multiLevelType w:val="multilevel"/>
     <w:tmpl w:val="D1ECC0CE"/>
@@ -5465,7 +6819,7 @@
       </w:rPr>
     </w:lvl>
   </w:abstractNum>
-  <w:abstractNum w:abstractNumId="11" w15:restartNumberingAfterBreak="0">
+  <w:abstractNum w:abstractNumId="14" w15:restartNumberingAfterBreak="0">
     <w:nsid w:val="2568528F"/>
     <w:multiLevelType w:val="multilevel"/>
     <w:tmpl w:val="F4749E9E"/>
@@ -5614,7 +6968,7 @@
       </w:rPr>
     </w:lvl>
   </w:abstractNum>
-  <w:abstractNum w:abstractNumId="12" w15:restartNumberingAfterBreak="0">
+  <w:abstractNum w:abstractNumId="15" w15:restartNumberingAfterBreak="0">
     <w:nsid w:val="264B5719"/>
     <w:multiLevelType w:val="multilevel"/>
     <w:tmpl w:val="39862D74"/>
@@ -5763,7 +7117,156 @@
       </w:rPr>
     </w:lvl>
   </w:abstractNum>
-  <w:abstractNum w:abstractNumId="13" w15:restartNumberingAfterBreak="0">
+  <w:abstractNum w:abstractNumId="16" w15:restartNumberingAfterBreak="0">
+    <w:nsid w:val="2B3A0F34"/>
+    <w:multiLevelType w:val="multilevel"/>
+    <w:tmpl w:val="E8E07794"/>
+    <w:lvl w:ilvl="0">
+      <w:start w:val="1"/>
+      <w:numFmt w:val="bullet"/>
+      <w:lvlText w:val=""/>
+      <w:lvlJc w:val="left"/>
+      <w:pPr>
+        <w:tabs>
+          <w:tab w:val="num" w:pos="720"/>
+        </w:tabs>
+        <w:ind w:left="720" w:hanging="360"/>
+      </w:pPr>
+      <w:rPr>
+        <w:rFonts w:ascii="Symbol" w:hAnsi="Symbol" w:hint="default"/>
+        <w:sz w:val="20"/>
+      </w:rPr>
+    </w:lvl>
+    <w:lvl w:ilvl="1" w:tentative="1">
+      <w:start w:val="1"/>
+      <w:numFmt w:val="bullet"/>
+      <w:lvlText w:val="o"/>
+      <w:lvlJc w:val="left"/>
+      <w:pPr>
+        <w:tabs>
+          <w:tab w:val="num" w:pos="1440"/>
+        </w:tabs>
+        <w:ind w:left="1440" w:hanging="360"/>
+      </w:pPr>
+      <w:rPr>
+        <w:rFonts w:ascii="Courier New" w:hAnsi="Courier New" w:hint="default"/>
+        <w:sz w:val="20"/>
+      </w:rPr>
+    </w:lvl>
+    <w:lvl w:ilvl="2" w:tentative="1">
+      <w:start w:val="1"/>
+      <w:numFmt w:val="bullet"/>
+      <w:lvlText w:val=""/>
+      <w:lvlJc w:val="left"/>
+      <w:pPr>
+        <w:tabs>
+          <w:tab w:val="num" w:pos="2160"/>
+        </w:tabs>
+        <w:ind w:left="2160" w:hanging="360"/>
+      </w:pPr>
+      <w:rPr>
+        <w:rFonts w:ascii="Wingdings" w:hAnsi="Wingdings" w:hint="default"/>
+        <w:sz w:val="20"/>
+      </w:rPr>
+    </w:lvl>
+    <w:lvl w:ilvl="3" w:tentative="1">
+      <w:start w:val="1"/>
+      <w:numFmt w:val="bullet"/>
+      <w:lvlText w:val=""/>
+      <w:lvlJc w:val="left"/>
+      <w:pPr>
+        <w:tabs>
+          <w:tab w:val="num" w:pos="2880"/>
+        </w:tabs>
+        <w:ind w:left="2880" w:hanging="360"/>
+      </w:pPr>
+      <w:rPr>
+        <w:rFonts w:ascii="Wingdings" w:hAnsi="Wingdings" w:hint="default"/>
+        <w:sz w:val="20"/>
+      </w:rPr>
+    </w:lvl>
+    <w:lvl w:ilvl="4" w:tentative="1">
+      <w:start w:val="1"/>
+      <w:numFmt w:val="bullet"/>
+      <w:lvlText w:val=""/>
+      <w:lvlJc w:val="left"/>
+      <w:pPr>
+        <w:tabs>
+          <w:tab w:val="num" w:pos="3600"/>
+        </w:tabs>
+        <w:ind w:left="3600" w:hanging="360"/>
+      </w:pPr>
+      <w:rPr>
+        <w:rFonts w:ascii="Wingdings" w:hAnsi="Wingdings" w:hint="default"/>
+        <w:sz w:val="20"/>
+      </w:rPr>
+    </w:lvl>
+    <w:lvl w:ilvl="5" w:tentative="1">
+      <w:start w:val="1"/>
+      <w:numFmt w:val="bullet"/>
+      <w:lvlText w:val=""/>
+      <w:lvlJc w:val="left"/>
+      <w:pPr>
+        <w:tabs>
+          <w:tab w:val="num" w:pos="4320"/>
+        </w:tabs>
+        <w:ind w:left="4320" w:hanging="360"/>
+      </w:pPr>
+      <w:rPr>
+        <w:rFonts w:ascii="Wingdings" w:hAnsi="Wingdings" w:hint="default"/>
+        <w:sz w:val="20"/>
+      </w:rPr>
+    </w:lvl>
+    <w:lvl w:ilvl="6" w:tentative="1">
+      <w:start w:val="1"/>
+      <w:numFmt w:val="bullet"/>
+      <w:lvlText w:val=""/>
+      <w:lvlJc w:val="left"/>
+      <w:pPr>
+        <w:tabs>
+          <w:tab w:val="num" w:pos="5040"/>
+        </w:tabs>
+        <w:ind w:left="5040" w:hanging="360"/>
+      </w:pPr>
+      <w:rPr>
+        <w:rFonts w:ascii="Wingdings" w:hAnsi="Wingdings" w:hint="default"/>
+        <w:sz w:val="20"/>
+      </w:rPr>
+    </w:lvl>
+    <w:lvl w:ilvl="7" w:tentative="1">
+      <w:start w:val="1"/>
+      <w:numFmt w:val="bullet"/>
+      <w:lvlText w:val=""/>
+      <w:lvlJc w:val="left"/>
+      <w:pPr>
+        <w:tabs>
+          <w:tab w:val="num" w:pos="5760"/>
+        </w:tabs>
+        <w:ind w:left="5760" w:hanging="360"/>
+      </w:pPr>
+      <w:rPr>
+        <w:rFonts w:ascii="Wingdings" w:hAnsi="Wingdings" w:hint="default"/>
+        <w:sz w:val="20"/>
+      </w:rPr>
+    </w:lvl>
+    <w:lvl w:ilvl="8" w:tentative="1">
+      <w:start w:val="1"/>
+      <w:numFmt w:val="bullet"/>
+      <w:lvlText w:val=""/>
+      <w:lvlJc w:val="left"/>
+      <w:pPr>
+        <w:tabs>
+          <w:tab w:val="num" w:pos="6480"/>
+        </w:tabs>
+        <w:ind w:left="6480" w:hanging="360"/>
+      </w:pPr>
+      <w:rPr>
+        <w:rFonts w:ascii="Wingdings" w:hAnsi="Wingdings" w:hint="default"/>
+        <w:sz w:val="20"/>
+      </w:rPr>
+    </w:lvl>
+  </w:abstractNum>
+  <w:abstractNum w:abstractNumId="17" w15:restartNumberingAfterBreak="0">
     <w:nsid w:val="2C8B1147"/>
     <w:multiLevelType w:val="hybridMultilevel"/>
     <w:tmpl w:val="09F0B302"/>
@@ -5876,7 +7379,7 @@
       </w:rPr>
     </w:lvl>
   </w:abstractNum>
-  <w:abstractNum w:abstractNumId="14" w15:restartNumberingAfterBreak="0">
+  <w:abstractNum w:abstractNumId="18" w15:restartNumberingAfterBreak="0">
     <w:nsid w:val="2E731EF8"/>
     <w:multiLevelType w:val="multilevel"/>
     <w:tmpl w:val="90C680A8"/>
@@ -6025,7 +7528,7 @@
       </w:rPr>
     </w:lvl>
   </w:abstractNum>
-  <w:abstractNum w:abstractNumId="15" w15:restartNumberingAfterBreak="0">
+  <w:abstractNum w:abstractNumId="19" w15:restartNumberingAfterBreak="0">
     <w:nsid w:val="303937A2"/>
     <w:multiLevelType w:val="multilevel"/>
     <w:tmpl w:val="F0046432"/>
@@ -6174,7 +7677,7 @@
       </w:rPr>
     </w:lvl>
   </w:abstractNum>
-  <w:abstractNum w:abstractNumId="16" w15:restartNumberingAfterBreak="0">
+  <w:abstractNum w:abstractNumId="20" w15:restartNumberingAfterBreak="0">
     <w:nsid w:val="304804DF"/>
     <w:multiLevelType w:val="hybridMultilevel"/>
     <w:tmpl w:val="FDD8E13E"/>
@@ -6287,7 +7790,7 @@
       </w:rPr>
     </w:lvl>
   </w:abstractNum>
-  <w:abstractNum w:abstractNumId="17" w15:restartNumberingAfterBreak="0">
+  <w:abstractNum w:abstractNumId="21" w15:restartNumberingAfterBreak="0">
     <w:nsid w:val="366E5F4D"/>
     <w:multiLevelType w:val="multilevel"/>
     <w:tmpl w:val="B7304F44"/>
@@ -6436,7 +7939,7 @@
       </w:rPr>
     </w:lvl>
   </w:abstractNum>
-  <w:abstractNum w:abstractNumId="18" w15:restartNumberingAfterBreak="0">
+  <w:abstractNum w:abstractNumId="22" w15:restartNumberingAfterBreak="0">
     <w:nsid w:val="38392DFF"/>
     <w:multiLevelType w:val="multilevel"/>
     <w:tmpl w:val="7E4249B6"/>
@@ -6585,7 +8088,7 @@
       </w:rPr>
     </w:lvl>
   </w:abstractNum>
-  <w:abstractNum w:abstractNumId="19" w15:restartNumberingAfterBreak="0">
+  <w:abstractNum w:abstractNumId="23" w15:restartNumberingAfterBreak="0">
     <w:nsid w:val="39B765C1"/>
     <w:multiLevelType w:val="multilevel"/>
     <w:tmpl w:val="D054AB38"/>
@@ -6734,7 +8237,7 @@
       </w:rPr>
     </w:lvl>
   </w:abstractNum>
-  <w:abstractNum w:abstractNumId="20" w15:restartNumberingAfterBreak="0">
+  <w:abstractNum w:abstractNumId="24" w15:restartNumberingAfterBreak="0">
     <w:nsid w:val="3EEF05EA"/>
     <w:multiLevelType w:val="multilevel"/>
     <w:tmpl w:val="023290CC"/>
@@ -6883,7 +8386,7 @@
       </w:rPr>
     </w:lvl>
   </w:abstractNum>
-  <w:abstractNum w:abstractNumId="21" w15:restartNumberingAfterBreak="0">
+  <w:abstractNum w:abstractNumId="25" w15:restartNumberingAfterBreak="0">
     <w:nsid w:val="3FA97425"/>
     <w:multiLevelType w:val="multilevel"/>
     <w:tmpl w:val="FD08D8B4"/>
@@ -7032,7 +8535,7 @@
       </w:rPr>
     </w:lvl>
   </w:abstractNum>
-  <w:abstractNum w:abstractNumId="22" w15:restartNumberingAfterBreak="0">
+  <w:abstractNum w:abstractNumId="26" w15:restartNumberingAfterBreak="0">
     <w:nsid w:val="40FA077F"/>
     <w:multiLevelType w:val="multilevel"/>
     <w:tmpl w:val="A6521982"/>
@@ -7181,7 +8684,7 @@
       </w:rPr>
     </w:lvl>
   </w:abstractNum>
-  <w:abstractNum w:abstractNumId="23" w15:restartNumberingAfterBreak="0">
+  <w:abstractNum w:abstractNumId="27" w15:restartNumberingAfterBreak="0">
     <w:nsid w:val="446944E6"/>
     <w:multiLevelType w:val="multilevel"/>
     <w:tmpl w:val="F5D0CAC2"/>
@@ -7330,7 +8833,7 @@
       </w:rPr>
     </w:lvl>
   </w:abstractNum>
-  <w:abstractNum w:abstractNumId="24" w15:restartNumberingAfterBreak="0">
+  <w:abstractNum w:abstractNumId="28" w15:restartNumberingAfterBreak="0">
     <w:nsid w:val="457728BF"/>
     <w:multiLevelType w:val="hybridMultilevel"/>
     <w:tmpl w:val="C382D2FA"/>
@@ -7443,7 +8946,156 @@
       </w:rPr>
     </w:lvl>
   </w:abstractNum>
-  <w:abstractNum w:abstractNumId="25" w15:restartNumberingAfterBreak="0">
+  <w:abstractNum w:abstractNumId="29" w15:restartNumberingAfterBreak="0">
+    <w:nsid w:val="4A3E72ED"/>
+    <w:multiLevelType w:val="multilevel"/>
+    <w:tmpl w:val="6F10197E"/>
+    <w:lvl w:ilvl="0">
+      <w:start w:val="1"/>
+      <w:numFmt w:val="bullet"/>
+      <w:lvlText w:val=""/>
+      <w:lvlJc w:val="left"/>
+      <w:pPr>
+        <w:tabs>
+          <w:tab w:val="num" w:pos="720"/>
+        </w:tabs>
+        <w:ind w:left="720" w:hanging="360"/>
+      </w:pPr>
+      <w:rPr>
+        <w:rFonts w:ascii="Symbol" w:hAnsi="Symbol" w:hint="default"/>
+        <w:sz w:val="20"/>
+      </w:rPr>
+    </w:lvl>
+    <w:lvl w:ilvl="1" w:tentative="1">
+      <w:start w:val="1"/>
+      <w:numFmt w:val="bullet"/>
+      <w:lvlText w:val="o"/>
+      <w:lvlJc w:val="left"/>
+      <w:pPr>
+        <w:tabs>
+          <w:tab w:val="num" w:pos="1440"/>
+        </w:tabs>
+        <w:ind w:left="1440" w:hanging="360"/>
+      </w:pPr>
+      <w:rPr>
+        <w:rFonts w:ascii="Courier New" w:hAnsi="Courier New" w:hint="default"/>
+        <w:sz w:val="20"/>
+      </w:rPr>
+    </w:lvl>
+    <w:lvl w:ilvl="2" w:tentative="1">
+      <w:start w:val="1"/>
+      <w:numFmt w:val="bullet"/>
+      <w:lvlText w:val=""/>
+      <w:lvlJc w:val="left"/>
+      <w:pPr>
+        <w:tabs>
+          <w:tab w:val="num" w:pos="2160"/>
+        </w:tabs>
+        <w:ind w:left="2160" w:hanging="360"/>
+      </w:pPr>
+      <w:rPr>
+        <w:rFonts w:ascii="Wingdings" w:hAnsi="Wingdings" w:hint="default"/>
+        <w:sz w:val="20"/>
+      </w:rPr>
+    </w:lvl>
+    <w:lvl w:ilvl="3" w:tentative="1">
+      <w:start w:val="1"/>
+      <w:numFmt w:val="bullet"/>
+      <w:lvlText w:val=""/>
+      <w:lvlJc w:val="left"/>
+      <w:pPr>
+        <w:tabs>
+          <w:tab w:val="num" w:pos="2880"/>
+        </w:tabs>
+        <w:ind w:left="2880" w:hanging="360"/>
+      </w:pPr>
+      <w:rPr>
+        <w:rFonts w:ascii="Wingdings" w:hAnsi="Wingdings" w:hint="default"/>
+        <w:sz w:val="20"/>
+      </w:rPr>
+    </w:lvl>
+    <w:lvl w:ilvl="4" w:tentative="1">
+      <w:start w:val="1"/>
+      <w:numFmt w:val="bullet"/>
+      <w:lvlText w:val=""/>
+      <w:lvlJc w:val="left"/>
+      <w:pPr>
+        <w:tabs>
+          <w:tab w:val="num" w:pos="3600"/>
+        </w:tabs>
+        <w:ind w:left="3600" w:hanging="360"/>
+      </w:pPr>
+      <w:rPr>
+        <w:rFonts w:ascii="Wingdings" w:hAnsi="Wingdings" w:hint="default"/>
+        <w:sz w:val="20"/>
+      </w:rPr>
+    </w:lvl>
+    <w:lvl w:ilvl="5" w:tentative="1">
+      <w:start w:val="1"/>
+      <w:numFmt w:val="bullet"/>
+      <w:lvlText w:val=""/>
+      <w:lvlJc w:val="left"/>
+      <w:pPr>
+        <w:tabs>
+          <w:tab w:val="num" w:pos="4320"/>
+        </w:tabs>
+        <w:ind w:left="4320" w:hanging="360"/>
+      </w:pPr>
+      <w:rPr>
+        <w:rFonts w:ascii="Wingdings" w:hAnsi="Wingdings" w:hint="default"/>
+        <w:sz w:val="20"/>
+      </w:rPr>
+    </w:lvl>
+    <w:lvl w:ilvl="6" w:tentative="1">
+      <w:start w:val="1"/>
+      <w:numFmt w:val="bullet"/>
+      <w:lvlText w:val=""/>
+      <w:lvlJc w:val="left"/>
+      <w:pPr>
+        <w:tabs>
+          <w:tab w:val="num" w:pos="5040"/>
+        </w:tabs>
+        <w:ind w:left="5040" w:hanging="360"/>
+      </w:pPr>
+      <w:rPr>
+        <w:rFonts w:ascii="Wingdings" w:hAnsi="Wingdings" w:hint="default"/>
+        <w:sz w:val="20"/>
+      </w:rPr>
+    </w:lvl>
+    <w:lvl w:ilvl="7" w:tentative="1">
+      <w:start w:val="1"/>
+      <w:numFmt w:val="bullet"/>
+      <w:lvlText w:val=""/>
+      <w:lvlJc w:val="left"/>
+      <w:pPr>
+        <w:tabs>
+          <w:tab w:val="num" w:pos="5760"/>
+        </w:tabs>
+        <w:ind w:left="5760" w:hanging="360"/>
+      </w:pPr>
+      <w:rPr>
+        <w:rFonts w:ascii="Wingdings" w:hAnsi="Wingdings" w:hint="default"/>
+        <w:sz w:val="20"/>
+      </w:rPr>
+    </w:lvl>
+    <w:lvl w:ilvl="8" w:tentative="1">
+      <w:start w:val="1"/>
+      <w:numFmt w:val="bullet"/>
+      <w:lvlText w:val=""/>
+      <w:lvlJc w:val="left"/>
+      <w:pPr>
+        <w:tabs>
+          <w:tab w:val="num" w:pos="6480"/>
+        </w:tabs>
+        <w:ind w:left="6480" w:hanging="360"/>
+      </w:pPr>
+      <w:rPr>
+        <w:rFonts w:ascii="Wingdings" w:hAnsi="Wingdings" w:hint="default"/>
+        <w:sz w:val="20"/>
+      </w:rPr>
+    </w:lvl>
+  </w:abstractNum>
+  <w:abstractNum w:abstractNumId="30" w15:restartNumberingAfterBreak="0">
     <w:nsid w:val="4AE62785"/>
     <w:multiLevelType w:val="multilevel"/>
     <w:tmpl w:val="88FEF296"/>
@@ -7592,7 +9244,7 @@
       </w:rPr>
     </w:lvl>
   </w:abstractNum>
-  <w:abstractNum w:abstractNumId="26" w15:restartNumberingAfterBreak="0">
+  <w:abstractNum w:abstractNumId="31" w15:restartNumberingAfterBreak="0">
     <w:nsid w:val="52BA63C5"/>
     <w:multiLevelType w:val="multilevel"/>
     <w:tmpl w:val="7CF091C0"/>
@@ -7741,7 +9393,156 @@
       </w:rPr>
     </w:lvl>
   </w:abstractNum>
-  <w:abstractNum w:abstractNumId="27" w15:restartNumberingAfterBreak="0">
+  <w:abstractNum w:abstractNumId="32" w15:restartNumberingAfterBreak="0">
+    <w:nsid w:val="53522F7A"/>
+    <w:multiLevelType w:val="multilevel"/>
+    <w:tmpl w:val="44F61408"/>
+    <w:lvl w:ilvl="0">
+      <w:start w:val="1"/>
+      <w:numFmt w:val="bullet"/>
+      <w:lvlText w:val=""/>
+      <w:lvlJc w:val="left"/>
+      <w:pPr>
+        <w:tabs>
+          <w:tab w:val="num" w:pos="720"/>
+        </w:tabs>
+        <w:ind w:left="720" w:hanging="360"/>
+      </w:pPr>
+      <w:rPr>
+        <w:rFonts w:ascii="Symbol" w:hAnsi="Symbol" w:hint="default"/>
+        <w:sz w:val="20"/>
+      </w:rPr>
+    </w:lvl>
+    <w:lvl w:ilvl="1" w:tentative="1">
+      <w:start w:val="1"/>
+      <w:numFmt w:val="bullet"/>
+      <w:lvlText w:val="o"/>
+      <w:lvlJc w:val="left"/>
+      <w:pPr>
+        <w:tabs>
+          <w:tab w:val="num" w:pos="1440"/>
+        </w:tabs>
+        <w:ind w:left="1440" w:hanging="360"/>
+      </w:pPr>
+      <w:rPr>
+        <w:rFonts w:ascii="Courier New" w:hAnsi="Courier New" w:hint="default"/>
+        <w:sz w:val="20"/>
+      </w:rPr>
+    </w:lvl>
+    <w:lvl w:ilvl="2" w:tentative="1">
+      <w:start w:val="1"/>
+      <w:numFmt w:val="bullet"/>
+      <w:lvlText w:val=""/>
+      <w:lvlJc w:val="left"/>
+      <w:pPr>
+        <w:tabs>
+          <w:tab w:val="num" w:pos="2160"/>
+        </w:tabs>
+        <w:ind w:left="2160" w:hanging="360"/>
+      </w:pPr>
+      <w:rPr>
+        <w:rFonts w:ascii="Wingdings" w:hAnsi="Wingdings" w:hint="default"/>
+        <w:sz w:val="20"/>
+      </w:rPr>
+    </w:lvl>
+    <w:lvl w:ilvl="3" w:tentative="1">
+      <w:start w:val="1"/>
+      <w:numFmt w:val="bullet"/>
+      <w:lvlText w:val=""/>
+      <w:lvlJc w:val="left"/>
+      <w:pPr>
+        <w:tabs>
+          <w:tab w:val="num" w:pos="2880"/>
+        </w:tabs>
+        <w:ind w:left="2880" w:hanging="360"/>
+      </w:pPr>
+      <w:rPr>
+        <w:rFonts w:ascii="Wingdings" w:hAnsi="Wingdings" w:hint="default"/>
+        <w:sz w:val="20"/>
+      </w:rPr>
+    </w:lvl>
+    <w:lvl w:ilvl="4" w:tentative="1">
+      <w:start w:val="1"/>
+      <w:numFmt w:val="bullet"/>
+      <w:lvlText w:val=""/>
+      <w:lvlJc w:val="left"/>
+      <w:pPr>
+        <w:tabs>
+          <w:tab w:val="num" w:pos="3600"/>
+        </w:tabs>
+        <w:ind w:left="3600" w:hanging="360"/>
+      </w:pPr>
+      <w:rPr>
+        <w:rFonts w:ascii="Wingdings" w:hAnsi="Wingdings" w:hint="default"/>
+        <w:sz w:val="20"/>
+      </w:rPr>
+    </w:lvl>
+    <w:lvl w:ilvl="5" w:tentative="1">
+      <w:start w:val="1"/>
+      <w:numFmt w:val="bullet"/>
+      <w:lvlText w:val=""/>
+      <w:lvlJc w:val="left"/>
+      <w:pPr>
+        <w:tabs>
+          <w:tab w:val="num" w:pos="4320"/>
+        </w:tabs>
+        <w:ind w:left="4320" w:hanging="360"/>
+      </w:pPr>
+      <w:rPr>
+        <w:rFonts w:ascii="Wingdings" w:hAnsi="Wingdings" w:hint="default"/>
+        <w:sz w:val="20"/>
+      </w:rPr>
+    </w:lvl>
+    <w:lvl w:ilvl="6" w:tentative="1">
+      <w:start w:val="1"/>
+      <w:numFmt w:val="bullet"/>
+      <w:lvlText w:val=""/>
+      <w:lvlJc w:val="left"/>
+      <w:pPr>
+        <w:tabs>
+          <w:tab w:val="num" w:pos="5040"/>
+        </w:tabs>
+        <w:ind w:left="5040" w:hanging="360"/>
+      </w:pPr>
+      <w:rPr>
+        <w:rFonts w:ascii="Wingdings" w:hAnsi="Wingdings" w:hint="default"/>
+        <w:sz w:val="20"/>
+      </w:rPr>
+    </w:lvl>
+    <w:lvl w:ilvl="7" w:tentative="1">
+      <w:start w:val="1"/>
+      <w:numFmt w:val="bullet"/>
+      <w:lvlText w:val=""/>
+      <w:lvlJc w:val="left"/>
+      <w:pPr>
+        <w:tabs>
+          <w:tab w:val="num" w:pos="5760"/>
+        </w:tabs>
+        <w:ind w:left="5760" w:hanging="360"/>
+      </w:pPr>
+      <w:rPr>
+        <w:rFonts w:ascii="Wingdings" w:hAnsi="Wingdings" w:hint="default"/>
+        <w:sz w:val="20"/>
+      </w:rPr>
+    </w:lvl>
+    <w:lvl w:ilvl="8" w:tentative="1">
+      <w:start w:val="1"/>
+      <w:numFmt w:val="bullet"/>
+      <w:lvlText w:val=""/>
+      <w:lvlJc w:val="left"/>
+      <w:pPr>
+        <w:tabs>
+          <w:tab w:val="num" w:pos="6480"/>
+        </w:tabs>
+        <w:ind w:left="6480" w:hanging="360"/>
+      </w:pPr>
+      <w:rPr>
+        <w:rFonts w:ascii="Wingdings" w:hAnsi="Wingdings" w:hint="default"/>
+        <w:sz w:val="20"/>
+      </w:rPr>
+    </w:lvl>
+  </w:abstractNum>
+  <w:abstractNum w:abstractNumId="33" w15:restartNumberingAfterBreak="0">
     <w:nsid w:val="53D1474E"/>
     <w:multiLevelType w:val="multilevel"/>
     <w:tmpl w:val="7B42FA76"/>
@@ -7890,7 +9691,7 @@
       </w:rPr>
     </w:lvl>
   </w:abstractNum>
-  <w:abstractNum w:abstractNumId="28" w15:restartNumberingAfterBreak="0">
+  <w:abstractNum w:abstractNumId="34" w15:restartNumberingAfterBreak="0">
     <w:nsid w:val="5A7C2065"/>
     <w:multiLevelType w:val="multilevel"/>
     <w:tmpl w:val="19C88C1E"/>
@@ -8039,7 +9840,7 @@
       </w:rPr>
     </w:lvl>
   </w:abstractNum>
-  <w:abstractNum w:abstractNumId="29" w15:restartNumberingAfterBreak="0">
+  <w:abstractNum w:abstractNumId="35" w15:restartNumberingAfterBreak="0">
     <w:nsid w:val="5B016D04"/>
     <w:multiLevelType w:val="multilevel"/>
     <w:tmpl w:val="ECB8D47E"/>
@@ -8152,7 +9953,7 @@
       </w:pPr>
     </w:lvl>
   </w:abstractNum>
-  <w:abstractNum w:abstractNumId="30" w15:restartNumberingAfterBreak="0">
+  <w:abstractNum w:abstractNumId="36" w15:restartNumberingAfterBreak="0">
     <w:nsid w:val="5DC21FF3"/>
     <w:multiLevelType w:val="multilevel"/>
     <w:tmpl w:val="CC5A208C"/>
@@ -8301,7 +10102,7 @@
       </w:rPr>
     </w:lvl>
   </w:abstractNum>
-  <w:abstractNum w:abstractNumId="31" w15:restartNumberingAfterBreak="0">
+  <w:abstractNum w:abstractNumId="37" w15:restartNumberingAfterBreak="0">
     <w:nsid w:val="5DDF6BA2"/>
     <w:multiLevelType w:val="multilevel"/>
     <w:tmpl w:val="F57C456A"/>
@@ -8450,7 +10251,7 @@
       </w:rPr>
     </w:lvl>
   </w:abstractNum>
-  <w:abstractNum w:abstractNumId="32" w15:restartNumberingAfterBreak="0">
+  <w:abstractNum w:abstractNumId="38" w15:restartNumberingAfterBreak="0">
     <w:nsid w:val="5E192451"/>
     <w:multiLevelType w:val="multilevel"/>
     <w:tmpl w:val="D90EA462"/>
@@ -8599,7 +10400,7 @@
       </w:rPr>
     </w:lvl>
   </w:abstractNum>
-  <w:abstractNum w:abstractNumId="33" w15:restartNumberingAfterBreak="0">
+  <w:abstractNum w:abstractNumId="39" w15:restartNumberingAfterBreak="0">
     <w:nsid w:val="5EE36949"/>
     <w:multiLevelType w:val="multilevel"/>
     <w:tmpl w:val="BB08C386"/>
@@ -8748,7 +10549,7 @@
       </w:rPr>
     </w:lvl>
   </w:abstractNum>
-  <w:abstractNum w:abstractNumId="34" w15:restartNumberingAfterBreak="0">
+  <w:abstractNum w:abstractNumId="40" w15:restartNumberingAfterBreak="0">
     <w:nsid w:val="60376C16"/>
     <w:multiLevelType w:val="multilevel"/>
     <w:tmpl w:val="BE0094D2"/>
@@ -8897,7 +10698,7 @@
       </w:rPr>
     </w:lvl>
   </w:abstractNum>
-  <w:abstractNum w:abstractNumId="35" w15:restartNumberingAfterBreak="0">
+  <w:abstractNum w:abstractNumId="41" w15:restartNumberingAfterBreak="0">
     <w:nsid w:val="6232631B"/>
     <w:multiLevelType w:val="multilevel"/>
     <w:tmpl w:val="8CB43F88"/>
@@ -9046,7 +10847,7 @@
       </w:rPr>
     </w:lvl>
   </w:abstractNum>
-  <w:abstractNum w:abstractNumId="36" w15:restartNumberingAfterBreak="0">
+  <w:abstractNum w:abstractNumId="42" w15:restartNumberingAfterBreak="0">
     <w:nsid w:val="639101C0"/>
     <w:multiLevelType w:val="multilevel"/>
     <w:tmpl w:val="7D4432C4"/>
@@ -9195,7 +10996,156 @@
       </w:rPr>
     </w:lvl>
   </w:abstractNum>
-  <w:abstractNum w:abstractNumId="37" w15:restartNumberingAfterBreak="0">
+  <w:abstractNum w:abstractNumId="43" w15:restartNumberingAfterBreak="0">
+    <w:nsid w:val="63947288"/>
+    <w:multiLevelType w:val="multilevel"/>
+    <w:tmpl w:val="19C4D37C"/>
+    <w:lvl w:ilvl="0">
+      <w:start w:val="1"/>
+      <w:numFmt w:val="bullet"/>
+      <w:lvlText w:val=""/>
+      <w:lvlJc w:val="left"/>
+      <w:pPr>
+        <w:tabs>
+          <w:tab w:val="num" w:pos="720"/>
+        </w:tabs>
+        <w:ind w:left="720" w:hanging="360"/>
+      </w:pPr>
+      <w:rPr>
+        <w:rFonts w:ascii="Symbol" w:hAnsi="Symbol" w:hint="default"/>
+        <w:sz w:val="20"/>
+      </w:rPr>
+    </w:lvl>
+    <w:lvl w:ilvl="1" w:tentative="1">
+      <w:start w:val="1"/>
+      <w:numFmt w:val="bullet"/>
+      <w:lvlText w:val="o"/>
+      <w:lvlJc w:val="left"/>
+      <w:pPr>
+        <w:tabs>
+          <w:tab w:val="num" w:pos="1440"/>
+        </w:tabs>
+        <w:ind w:left="1440" w:hanging="360"/>
+      </w:pPr>
+      <w:rPr>
+        <w:rFonts w:ascii="Courier New" w:hAnsi="Courier New" w:hint="default"/>
+        <w:sz w:val="20"/>
+      </w:rPr>
+    </w:lvl>
+    <w:lvl w:ilvl="2" w:tentative="1">
+      <w:start w:val="1"/>
+      <w:numFmt w:val="bullet"/>
+      <w:lvlText w:val=""/>
+      <w:lvlJc w:val="left"/>
+      <w:pPr>
+        <w:tabs>
+          <w:tab w:val="num" w:pos="2160"/>
+        </w:tabs>
+        <w:ind w:left="2160" w:hanging="360"/>
+      </w:pPr>
+      <w:rPr>
+        <w:rFonts w:ascii="Wingdings" w:hAnsi="Wingdings" w:hint="default"/>
+        <w:sz w:val="20"/>
+      </w:rPr>
+    </w:lvl>
+    <w:lvl w:ilvl="3" w:tentative="1">
+      <w:start w:val="1"/>
+      <w:numFmt w:val="bullet"/>
+      <w:lvlText w:val=""/>
+      <w:lvlJc w:val="left"/>
+      <w:pPr>
+        <w:tabs>
+          <w:tab w:val="num" w:pos="2880"/>
+        </w:tabs>
+        <w:ind w:left="2880" w:hanging="360"/>
+      </w:pPr>
+      <w:rPr>
+        <w:rFonts w:ascii="Wingdings" w:hAnsi="Wingdings" w:hint="default"/>
+        <w:sz w:val="20"/>
+      </w:rPr>
+    </w:lvl>
+    <w:lvl w:ilvl="4" w:tentative="1">
+      <w:start w:val="1"/>
+      <w:numFmt w:val="bullet"/>
+      <w:lvlText w:val=""/>
+      <w:lvlJc w:val="left"/>
+      <w:pPr>
+        <w:tabs>
+          <w:tab w:val="num" w:pos="3600"/>
+        </w:tabs>
+        <w:ind w:left="3600" w:hanging="360"/>
+      </w:pPr>
+      <w:rPr>
+        <w:rFonts w:ascii="Wingdings" w:hAnsi="Wingdings" w:hint="default"/>
+        <w:sz w:val="20"/>
+      </w:rPr>
+    </w:lvl>
+    <w:lvl w:ilvl="5" w:tentative="1">
+      <w:start w:val="1"/>
+      <w:numFmt w:val="bullet"/>
+      <w:lvlText w:val=""/>
+      <w:lvlJc w:val="left"/>
+      <w:pPr>
+        <w:tabs>
+          <w:tab w:val="num" w:pos="4320"/>
+        </w:tabs>
+        <w:ind w:left="4320" w:hanging="360"/>
+      </w:pPr>
+      <w:rPr>
+        <w:rFonts w:ascii="Wingdings" w:hAnsi="Wingdings" w:hint="default"/>
+        <w:sz w:val="20"/>
+      </w:rPr>
+    </w:lvl>
+    <w:lvl w:ilvl="6" w:tentative="1">
+      <w:start w:val="1"/>
+      <w:numFmt w:val="bullet"/>
+      <w:lvlText w:val=""/>
+      <w:lvlJc w:val="left"/>
+      <w:pPr>
+        <w:tabs>
+          <w:tab w:val="num" w:pos="5040"/>
+        </w:tabs>
+        <w:ind w:left="5040" w:hanging="360"/>
+      </w:pPr>
+      <w:rPr>
+        <w:rFonts w:ascii="Wingdings" w:hAnsi="Wingdings" w:hint="default"/>
+        <w:sz w:val="20"/>
+      </w:rPr>
+    </w:lvl>
+    <w:lvl w:ilvl="7" w:tentative="1">
+      <w:start w:val="1"/>
+      <w:numFmt w:val="bullet"/>
+      <w:lvlText w:val=""/>
+      <w:lvlJc w:val="left"/>
+      <w:pPr>
+        <w:tabs>
+          <w:tab w:val="num" w:pos="5760"/>
+        </w:tabs>
+        <w:ind w:left="5760" w:hanging="360"/>
+      </w:pPr>
+      <w:rPr>
+        <w:rFonts w:ascii="Wingdings" w:hAnsi="Wingdings" w:hint="default"/>
+        <w:sz w:val="20"/>
+      </w:rPr>
+    </w:lvl>
+    <w:lvl w:ilvl="8" w:tentative="1">
+      <w:start w:val="1"/>
+      <w:numFmt w:val="bullet"/>
+      <w:lvlText w:val=""/>
+      <w:lvlJc w:val="left"/>
+      <w:pPr>
+        <w:tabs>
+          <w:tab w:val="num" w:pos="6480"/>
+        </w:tabs>
+        <w:ind w:left="6480" w:hanging="360"/>
+      </w:pPr>
+      <w:rPr>
+        <w:rFonts w:ascii="Wingdings" w:hAnsi="Wingdings" w:hint="default"/>
+        <w:sz w:val="20"/>
+      </w:rPr>
+    </w:lvl>
+  </w:abstractNum>
+  <w:abstractNum w:abstractNumId="44" w15:restartNumberingAfterBreak="0">
     <w:nsid w:val="69C62058"/>
     <w:multiLevelType w:val="multilevel"/>
     <w:tmpl w:val="05944DE4"/>
@@ -9344,7 +11294,7 @@
       </w:rPr>
     </w:lvl>
   </w:abstractNum>
-  <w:abstractNum w:abstractNumId="38" w15:restartNumberingAfterBreak="0">
+  <w:abstractNum w:abstractNumId="45" w15:restartNumberingAfterBreak="0">
     <w:nsid w:val="6A93613A"/>
     <w:multiLevelType w:val="hybridMultilevel"/>
     <w:tmpl w:val="8D3824DC"/>
@@ -9457,7 +11407,7 @@
       </w:rPr>
     </w:lvl>
   </w:abstractNum>
-  <w:abstractNum w:abstractNumId="39" w15:restartNumberingAfterBreak="0">
+  <w:abstractNum w:abstractNumId="46" w15:restartNumberingAfterBreak="0">
     <w:nsid w:val="6C426D53"/>
     <w:multiLevelType w:val="multilevel"/>
     <w:tmpl w:val="B20058B2"/>
@@ -9606,7 +11556,156 @@
       </w:rPr>
     </w:lvl>
   </w:abstractNum>
-  <w:abstractNum w:abstractNumId="40" w15:restartNumberingAfterBreak="0">
+  <w:abstractNum w:abstractNumId="47" w15:restartNumberingAfterBreak="0">
+    <w:nsid w:val="6F5F62ED"/>
+    <w:multiLevelType w:val="multilevel"/>
+    <w:tmpl w:val="E32463B8"/>
+    <w:lvl w:ilvl="0">
+      <w:start w:val="1"/>
+      <w:numFmt w:val="bullet"/>
+      <w:lvlText w:val=""/>
+      <w:lvlJc w:val="left"/>
+      <w:pPr>
+        <w:tabs>
+          <w:tab w:val="num" w:pos="720"/>
+        </w:tabs>
+        <w:ind w:left="720" w:hanging="360"/>
+      </w:pPr>
+      <w:rPr>
+        <w:rFonts w:ascii="Symbol" w:hAnsi="Symbol" w:hint="default"/>
+        <w:sz w:val="20"/>
+      </w:rPr>
+    </w:lvl>
+    <w:lvl w:ilvl="1" w:tentative="1">
+      <w:start w:val="1"/>
+      <w:numFmt w:val="bullet"/>
+      <w:lvlText w:val="o"/>
+      <w:lvlJc w:val="left"/>
+      <w:pPr>
+        <w:tabs>
+          <w:tab w:val="num" w:pos="1440"/>
+        </w:tabs>
+        <w:ind w:left="1440" w:hanging="360"/>
+      </w:pPr>
+      <w:rPr>
+        <w:rFonts w:ascii="Courier New" w:hAnsi="Courier New" w:hint="default"/>
+        <w:sz w:val="20"/>
+      </w:rPr>
+    </w:lvl>
+    <w:lvl w:ilvl="2" w:tentative="1">
+      <w:start w:val="1"/>
+      <w:numFmt w:val="bullet"/>
+      <w:lvlText w:val=""/>
+      <w:lvlJc w:val="left"/>
+      <w:pPr>
+        <w:tabs>
+          <w:tab w:val="num" w:pos="2160"/>
+        </w:tabs>
+        <w:ind w:left="2160" w:hanging="360"/>
+      </w:pPr>
+      <w:rPr>
+        <w:rFonts w:ascii="Wingdings" w:hAnsi="Wingdings" w:hint="default"/>
+        <w:sz w:val="20"/>
+      </w:rPr>
+    </w:lvl>
+    <w:lvl w:ilvl="3" w:tentative="1">
+      <w:start w:val="1"/>
+      <w:numFmt w:val="bullet"/>
+      <w:lvlText w:val=""/>
+      <w:lvlJc w:val="left"/>
+      <w:pPr>
+        <w:tabs>
+          <w:tab w:val="num" w:pos="2880"/>
+        </w:tabs>
+        <w:ind w:left="2880" w:hanging="360"/>
+      </w:pPr>
+      <w:rPr>
+        <w:rFonts w:ascii="Wingdings" w:hAnsi="Wingdings" w:hint="default"/>
+        <w:sz w:val="20"/>
+      </w:rPr>
+    </w:lvl>
+    <w:lvl w:ilvl="4" w:tentative="1">
+      <w:start w:val="1"/>
+      <w:numFmt w:val="bullet"/>
+      <w:lvlText w:val=""/>
+      <w:lvlJc w:val="left"/>
+      <w:pPr>
+        <w:tabs>
+          <w:tab w:val="num" w:pos="3600"/>
+        </w:tabs>
+        <w:ind w:left="3600" w:hanging="360"/>
+      </w:pPr>
+      <w:rPr>
+        <w:rFonts w:ascii="Wingdings" w:hAnsi="Wingdings" w:hint="default"/>
+        <w:sz w:val="20"/>
+      </w:rPr>
+    </w:lvl>
+    <w:lvl w:ilvl="5" w:tentative="1">
+      <w:start w:val="1"/>
+      <w:numFmt w:val="bullet"/>
+      <w:lvlText w:val=""/>
+      <w:lvlJc w:val="left"/>
+      <w:pPr>
+        <w:tabs>
+          <w:tab w:val="num" w:pos="4320"/>
+        </w:tabs>
+        <w:ind w:left="4320" w:hanging="360"/>
+      </w:pPr>
+      <w:rPr>
+        <w:rFonts w:ascii="Wingdings" w:hAnsi="Wingdings" w:hint="default"/>
+        <w:sz w:val="20"/>
+      </w:rPr>
+    </w:lvl>
+    <w:lvl w:ilvl="6" w:tentative="1">
+      <w:start w:val="1"/>
+      <w:numFmt w:val="bullet"/>
+      <w:lvlText w:val=""/>
+      <w:lvlJc w:val="left"/>
+      <w:pPr>
+        <w:tabs>
+          <w:tab w:val="num" w:pos="5040"/>
+        </w:tabs>
+        <w:ind w:left="5040" w:hanging="360"/>
+      </w:pPr>
+      <w:rPr>
+        <w:rFonts w:ascii="Wingdings" w:hAnsi="Wingdings" w:hint="default"/>
+        <w:sz w:val="20"/>
+      </w:rPr>
+    </w:lvl>
+    <w:lvl w:ilvl="7" w:tentative="1">
+      <w:start w:val="1"/>
+      <w:numFmt w:val="bullet"/>
+      <w:lvlText w:val=""/>
+      <w:lvlJc w:val="left"/>
+      <w:pPr>
+        <w:tabs>
+          <w:tab w:val="num" w:pos="5760"/>
+        </w:tabs>
+        <w:ind w:left="5760" w:hanging="360"/>
+      </w:pPr>
+      <w:rPr>
+        <w:rFonts w:ascii="Wingdings" w:hAnsi="Wingdings" w:hint="default"/>
+        <w:sz w:val="20"/>
+      </w:rPr>
+    </w:lvl>
+    <w:lvl w:ilvl="8" w:tentative="1">
+      <w:start w:val="1"/>
+      <w:numFmt w:val="bullet"/>
+      <w:lvlText w:val=""/>
+      <w:lvlJc w:val="left"/>
+      <w:pPr>
+        <w:tabs>
+          <w:tab w:val="num" w:pos="6480"/>
+        </w:tabs>
+        <w:ind w:left="6480" w:hanging="360"/>
+      </w:pPr>
+      <w:rPr>
+        <w:rFonts w:ascii="Wingdings" w:hAnsi="Wingdings" w:hint="default"/>
+        <w:sz w:val="20"/>
+      </w:rPr>
+    </w:lvl>
+  </w:abstractNum>
+  <w:abstractNum w:abstractNumId="48" w15:restartNumberingAfterBreak="0">
     <w:nsid w:val="72A86078"/>
     <w:multiLevelType w:val="multilevel"/>
     <w:tmpl w:val="6C44EAAE"/>
@@ -9755,7 +11854,7 @@
       </w:rPr>
     </w:lvl>
   </w:abstractNum>
-  <w:abstractNum w:abstractNumId="41" w15:restartNumberingAfterBreak="0">
+  <w:abstractNum w:abstractNumId="49" w15:restartNumberingAfterBreak="0">
     <w:nsid w:val="750925AF"/>
     <w:multiLevelType w:val="multilevel"/>
     <w:tmpl w:val="B3F8E5B2"/>
@@ -9904,7 +12003,305 @@
       </w:rPr>
     </w:lvl>
   </w:abstractNum>
-  <w:abstractNum w:abstractNumId="42" w15:restartNumberingAfterBreak="0">
+  <w:abstractNum w:abstractNumId="50" w15:restartNumberingAfterBreak="0">
+    <w:nsid w:val="7A641826"/>
+    <w:multiLevelType w:val="multilevel"/>
+    <w:tmpl w:val="2BA81F76"/>
+    <w:lvl w:ilvl="0">
+      <w:start w:val="1"/>
+      <w:numFmt w:val="bullet"/>
+      <w:lvlText w:val=""/>
+      <w:lvlJc w:val="left"/>
+      <w:pPr>
+        <w:tabs>
+          <w:tab w:val="num" w:pos="720"/>
+        </w:tabs>
+        <w:ind w:left="720" w:hanging="360"/>
+      </w:pPr>
+      <w:rPr>
+        <w:rFonts w:ascii="Symbol" w:hAnsi="Symbol" w:hint="default"/>
+        <w:sz w:val="20"/>
+      </w:rPr>
+    </w:lvl>
+    <w:lvl w:ilvl="1" w:tentative="1">
+      <w:start w:val="1"/>
+      <w:numFmt w:val="bullet"/>
+      <w:lvlText w:val="o"/>
+      <w:lvlJc w:val="left"/>
+      <w:pPr>
+        <w:tabs>
+          <w:tab w:val="num" w:pos="1440"/>
+        </w:tabs>
+        <w:ind w:left="1440" w:hanging="360"/>
+      </w:pPr>
+      <w:rPr>
+        <w:rFonts w:ascii="Courier New" w:hAnsi="Courier New" w:hint="default"/>
+        <w:sz w:val="20"/>
+      </w:rPr>
+    </w:lvl>
+    <w:lvl w:ilvl="2" w:tentative="1">
+      <w:start w:val="1"/>
+      <w:numFmt w:val="bullet"/>
+      <w:lvlText w:val=""/>
+      <w:lvlJc w:val="left"/>
+      <w:pPr>
+        <w:tabs>
+          <w:tab w:val="num" w:pos="2160"/>
+        </w:tabs>
+        <w:ind w:left="2160" w:hanging="360"/>
+      </w:pPr>
+      <w:rPr>
+        <w:rFonts w:ascii="Wingdings" w:hAnsi="Wingdings" w:hint="default"/>
+        <w:sz w:val="20"/>
+      </w:rPr>
+    </w:lvl>
+    <w:lvl w:ilvl="3" w:tentative="1">
+      <w:start w:val="1"/>
+      <w:numFmt w:val="bullet"/>
+      <w:lvlText w:val=""/>
+      <w:lvlJc w:val="left"/>
+      <w:pPr>
+        <w:tabs>
+          <w:tab w:val="num" w:pos="2880"/>
+        </w:tabs>
+        <w:ind w:left="2880" w:hanging="360"/>
+      </w:pPr>
+      <w:rPr>
+        <w:rFonts w:ascii="Wingdings" w:hAnsi="Wingdings" w:hint="default"/>
+        <w:sz w:val="20"/>
+      </w:rPr>
+    </w:lvl>
+    <w:lvl w:ilvl="4" w:tentative="1">
+      <w:start w:val="1"/>
+      <w:numFmt w:val="bullet"/>
+      <w:lvlText w:val=""/>
+      <w:lvlJc w:val="left"/>
+      <w:pPr>
+        <w:tabs>
+          <w:tab w:val="num" w:pos="3600"/>
+        </w:tabs>
+        <w:ind w:left="3600" w:hanging="360"/>
+      </w:pPr>
+      <w:rPr>
+        <w:rFonts w:ascii="Wingdings" w:hAnsi="Wingdings" w:hint="default"/>
+        <w:sz w:val="20"/>
+      </w:rPr>
+    </w:lvl>
+    <w:lvl w:ilvl="5" w:tentative="1">
+      <w:start w:val="1"/>
+      <w:numFmt w:val="bullet"/>
+      <w:lvlText w:val=""/>
+      <w:lvlJc w:val="left"/>
+      <w:pPr>
+        <w:tabs>
+          <w:tab w:val="num" w:pos="4320"/>
+        </w:tabs>
+        <w:ind w:left="4320" w:hanging="360"/>
+      </w:pPr>
+      <w:rPr>
+        <w:rFonts w:ascii="Wingdings" w:hAnsi="Wingdings" w:hint="default"/>
+        <w:sz w:val="20"/>
+      </w:rPr>
+    </w:lvl>
+    <w:lvl w:ilvl="6" w:tentative="1">
+      <w:start w:val="1"/>
+      <w:numFmt w:val="bullet"/>
+      <w:lvlText w:val=""/>
+      <w:lvlJc w:val="left"/>
+      <w:pPr>
+        <w:tabs>
+          <w:tab w:val="num" w:pos="5040"/>
+        </w:tabs>
+        <w:ind w:left="5040" w:hanging="360"/>
+      </w:pPr>
+      <w:rPr>
+        <w:rFonts w:ascii="Wingdings" w:hAnsi="Wingdings" w:hint="default"/>
+        <w:sz w:val="20"/>
+      </w:rPr>
+    </w:lvl>
+    <w:lvl w:ilvl="7" w:tentative="1">
+      <w:start w:val="1"/>
+      <w:numFmt w:val="bullet"/>
+      <w:lvlText w:val=""/>
+      <w:lvlJc w:val="left"/>
+      <w:pPr>
+        <w:tabs>
+          <w:tab w:val="num" w:pos="5760"/>
+        </w:tabs>
+        <w:ind w:left="5760" w:hanging="360"/>
+      </w:pPr>
+      <w:rPr>
+        <w:rFonts w:ascii="Wingdings" w:hAnsi="Wingdings" w:hint="default"/>
+        <w:sz w:val="20"/>
+      </w:rPr>
+    </w:lvl>
+    <w:lvl w:ilvl="8" w:tentative="1">
+      <w:start w:val="1"/>
+      <w:numFmt w:val="bullet"/>
+      <w:lvlText w:val=""/>
+      <w:lvlJc w:val="left"/>
+      <w:pPr>
+        <w:tabs>
+          <w:tab w:val="num" w:pos="6480"/>
+        </w:tabs>
+        <w:ind w:left="6480" w:hanging="360"/>
+      </w:pPr>
+      <w:rPr>
+        <w:rFonts w:ascii="Wingdings" w:hAnsi="Wingdings" w:hint="default"/>
+        <w:sz w:val="20"/>
+      </w:rPr>
+    </w:lvl>
+  </w:abstractNum>
+  <w:abstractNum w:abstractNumId="51" w15:restartNumberingAfterBreak="0">
+    <w:nsid w:val="7A8F063C"/>
+    <w:multiLevelType w:val="multilevel"/>
+    <w:tmpl w:val="9702A7A2"/>
+    <w:lvl w:ilvl="0">
+      <w:start w:val="1"/>
+      <w:numFmt w:val="bullet"/>
+      <w:lvlText w:val=""/>
+      <w:lvlJc w:val="left"/>
+      <w:pPr>
+        <w:tabs>
+          <w:tab w:val="num" w:pos="720"/>
+        </w:tabs>
+        <w:ind w:left="720" w:hanging="360"/>
+      </w:pPr>
+      <w:rPr>
+        <w:rFonts w:ascii="Symbol" w:hAnsi="Symbol" w:hint="default"/>
+        <w:sz w:val="20"/>
+      </w:rPr>
+    </w:lvl>
+    <w:lvl w:ilvl="1" w:tentative="1">
+      <w:start w:val="1"/>
+      <w:numFmt w:val="bullet"/>
+      <w:lvlText w:val="o"/>
+      <w:lvlJc w:val="left"/>
+      <w:pPr>
+        <w:tabs>
+          <w:tab w:val="num" w:pos="1440"/>
+        </w:tabs>
+        <w:ind w:left="1440" w:hanging="360"/>
+      </w:pPr>
+      <w:rPr>
+        <w:rFonts w:ascii="Courier New" w:hAnsi="Courier New" w:hint="default"/>
+        <w:sz w:val="20"/>
+      </w:rPr>
+    </w:lvl>
+    <w:lvl w:ilvl="2" w:tentative="1">
+      <w:start w:val="1"/>
+      <w:numFmt w:val="bullet"/>
+      <w:lvlText w:val=""/>
+      <w:lvlJc w:val="left"/>
+      <w:pPr>
+        <w:tabs>
+          <w:tab w:val="num" w:pos="2160"/>
+        </w:tabs>
+        <w:ind w:left="2160" w:hanging="360"/>
+      </w:pPr>
+      <w:rPr>
+        <w:rFonts w:ascii="Wingdings" w:hAnsi="Wingdings" w:hint="default"/>
+        <w:sz w:val="20"/>
+      </w:rPr>
+    </w:lvl>
+    <w:lvl w:ilvl="3" w:tentative="1">
+      <w:start w:val="1"/>
+      <w:numFmt w:val="bullet"/>
+      <w:lvlText w:val=""/>
+      <w:lvlJc w:val="left"/>
+      <w:pPr>
+        <w:tabs>
+          <w:tab w:val="num" w:pos="2880"/>
+        </w:tabs>
+        <w:ind w:left="2880" w:hanging="360"/>
+      </w:pPr>
+      <w:rPr>
+        <w:rFonts w:ascii="Wingdings" w:hAnsi="Wingdings" w:hint="default"/>
+        <w:sz w:val="20"/>
+      </w:rPr>
+    </w:lvl>
+    <w:lvl w:ilvl="4" w:tentative="1">
+      <w:start w:val="1"/>
+      <w:numFmt w:val="bullet"/>
+      <w:lvlText w:val=""/>
+      <w:lvlJc w:val="left"/>
+      <w:pPr>
+        <w:tabs>
+          <w:tab w:val="num" w:pos="3600"/>
+        </w:tabs>
+        <w:ind w:left="3600" w:hanging="360"/>
+      </w:pPr>
+      <w:rPr>
+        <w:rFonts w:ascii="Wingdings" w:hAnsi="Wingdings" w:hint="default"/>
+        <w:sz w:val="20"/>
+      </w:rPr>
+    </w:lvl>
+    <w:lvl w:ilvl="5" w:tentative="1">
+      <w:start w:val="1"/>
+      <w:numFmt w:val="bullet"/>
+      <w:lvlText w:val=""/>
+      <w:lvlJc w:val="left"/>
+      <w:pPr>
+        <w:tabs>
+          <w:tab w:val="num" w:pos="4320"/>
+        </w:tabs>
+        <w:ind w:left="4320" w:hanging="360"/>
+      </w:pPr>
+      <w:rPr>
+        <w:rFonts w:ascii="Wingdings" w:hAnsi="Wingdings" w:hint="default"/>
+        <w:sz w:val="20"/>
+      </w:rPr>
+    </w:lvl>
+    <w:lvl w:ilvl="6" w:tentative="1">
+      <w:start w:val="1"/>
+      <w:numFmt w:val="bullet"/>
+      <w:lvlText w:val=""/>
+      <w:lvlJc w:val="left"/>
+      <w:pPr>
+        <w:tabs>
+          <w:tab w:val="num" w:pos="5040"/>
+        </w:tabs>
+        <w:ind w:left="5040" w:hanging="360"/>
+      </w:pPr>
+      <w:rPr>
+        <w:rFonts w:ascii="Wingdings" w:hAnsi="Wingdings" w:hint="default"/>
+        <w:sz w:val="20"/>
+      </w:rPr>
+    </w:lvl>
+    <w:lvl w:ilvl="7" w:tentative="1">
+      <w:start w:val="1"/>
+      <w:numFmt w:val="bullet"/>
+      <w:lvlText w:val=""/>
+      <w:lvlJc w:val="left"/>
+      <w:pPr>
+        <w:tabs>
+          <w:tab w:val="num" w:pos="5760"/>
+        </w:tabs>
+        <w:ind w:left="5760" w:hanging="360"/>
+      </w:pPr>
+      <w:rPr>
+        <w:rFonts w:ascii="Wingdings" w:hAnsi="Wingdings" w:hint="default"/>
+        <w:sz w:val="20"/>
+      </w:rPr>
+    </w:lvl>
+    <w:lvl w:ilvl="8" w:tentative="1">
+      <w:start w:val="1"/>
+      <w:numFmt w:val="bullet"/>
+      <w:lvlText w:val=""/>
+      <w:lvlJc w:val="left"/>
+      <w:pPr>
+        <w:tabs>
+          <w:tab w:val="num" w:pos="6480"/>
+        </w:tabs>
+        <w:ind w:left="6480" w:hanging="360"/>
+      </w:pPr>
+      <w:rPr>
+        <w:rFonts w:ascii="Wingdings" w:hAnsi="Wingdings" w:hint="default"/>
+        <w:sz w:val="20"/>
+      </w:rPr>
+    </w:lvl>
+  </w:abstractNum>
+  <w:abstractNum w:abstractNumId="52" w15:restartNumberingAfterBreak="0">
     <w:nsid w:val="7E57355F"/>
     <w:multiLevelType w:val="multilevel"/>
     <w:tmpl w:val="8A066E46"/>
@@ -10053,7 +12450,7 @@
       </w:rPr>
     </w:lvl>
   </w:abstractNum>
-  <w:abstractNum w:abstractNumId="43" w15:restartNumberingAfterBreak="0">
+  <w:abstractNum w:abstractNumId="53" w15:restartNumberingAfterBreak="0">
     <w:nsid w:val="7FDE4284"/>
     <w:multiLevelType w:val="multilevel"/>
     <w:tmpl w:val="0558509C"/>
@@ -10203,136 +12600,166 @@
     </w:lvl>
   </w:abstractNum>
   <w:num w:numId="1" w16cid:durableId="1555968393">
+    <w:abstractNumId w:val="4"/>
+  </w:num>
+  <w:num w:numId="2" w16cid:durableId="1765416882">
+    <w:abstractNumId w:val="42"/>
+  </w:num>
+  <w:num w:numId="3" w16cid:durableId="740104085">
+    <w:abstractNumId w:val="19"/>
+  </w:num>
+  <w:num w:numId="4" w16cid:durableId="451097304">
+    <w:abstractNumId w:val="33"/>
+  </w:num>
+  <w:num w:numId="5" w16cid:durableId="1985545700">
+    <w:abstractNumId w:val="25"/>
+  </w:num>
+  <w:num w:numId="6" w16cid:durableId="625815824">
+    <w:abstractNumId w:val="24"/>
+  </w:num>
+  <w:num w:numId="7" w16cid:durableId="1375344866">
+    <w:abstractNumId w:val="49"/>
+  </w:num>
+  <w:num w:numId="8" w16cid:durableId="334306997">
+    <w:abstractNumId w:val="23"/>
+  </w:num>
+  <w:num w:numId="9" w16cid:durableId="753628635">
+    <w:abstractNumId w:val="17"/>
+  </w:num>
+  <w:num w:numId="10" w16cid:durableId="128519587">
+    <w:abstractNumId w:val="45"/>
+  </w:num>
+  <w:num w:numId="11" w16cid:durableId="592399160">
+    <w:abstractNumId w:val="15"/>
+  </w:num>
+  <w:num w:numId="12" w16cid:durableId="1232740517">
+    <w:abstractNumId w:val="44"/>
+  </w:num>
+  <w:num w:numId="13" w16cid:durableId="1408965740">
+    <w:abstractNumId w:val="10"/>
+  </w:num>
+  <w:num w:numId="14" w16cid:durableId="1311445826">
+    <w:abstractNumId w:val="14"/>
+  </w:num>
+  <w:num w:numId="15" w16cid:durableId="955018225">
+    <w:abstractNumId w:val="9"/>
+  </w:num>
+  <w:num w:numId="16" w16cid:durableId="1867908463">
+    <w:abstractNumId w:val="38"/>
+  </w:num>
+  <w:num w:numId="17" w16cid:durableId="2103262376">
+    <w:abstractNumId w:val="27"/>
+  </w:num>
+  <w:num w:numId="18" w16cid:durableId="12078482">
     <w:abstractNumId w:val="3"/>
   </w:num>
-  <w:num w:numId="2" w16cid:durableId="1765416882">
-    <w:abstractNumId w:val="36"/>
+  <w:num w:numId="19" w16cid:durableId="1564411971">
+    <w:abstractNumId w:val="40"/>
   </w:num>
-  <w:num w:numId="3" w16cid:durableId="740104085">
-    <w:abstractNumId w:val="15"/>
+  <w:num w:numId="20" w16cid:durableId="1891571225">
+    <w:abstractNumId w:val="53"/>
   </w:num>
-  <w:num w:numId="4" w16cid:durableId="451097304">
-    <w:abstractNumId w:val="27"/>
+  <w:num w:numId="21" w16cid:durableId="2064982046">
+    <w:abstractNumId w:val="30"/>
   </w:num>
-  <w:num w:numId="5" w16cid:durableId="1985545700">
-    <w:abstractNumId w:val="21"/>
+  <w:num w:numId="22" w16cid:durableId="1428386581">
+    <w:abstractNumId w:val="11"/>
   </w:num>
-  <w:num w:numId="6" w16cid:durableId="625815824">
+  <w:num w:numId="23" w16cid:durableId="319770221">
+    <w:abstractNumId w:val="13"/>
+  </w:num>
+  <w:num w:numId="24" w16cid:durableId="152768321">
+    <w:abstractNumId w:val="31"/>
+  </w:num>
+  <w:num w:numId="25" w16cid:durableId="1593276885">
     <w:abstractNumId w:val="20"/>
   </w:num>
-  <w:num w:numId="7" w16cid:durableId="1375344866">
-    <w:abstractNumId w:val="41"/>
-  </w:num>
-  <w:num w:numId="8" w16cid:durableId="334306997">
-    <w:abstractNumId w:val="19"/>
-  </w:num>
-  <w:num w:numId="9" w16cid:durableId="753628635">
-    <w:abstractNumId w:val="13"/>
-  </w:num>
-  <w:num w:numId="10" w16cid:durableId="128519587">
-    <w:abstractNumId w:val="38"/>
-  </w:num>
-  <w:num w:numId="11" w16cid:durableId="592399160">
-    <w:abstractNumId w:val="12"/>
-  </w:num>
-  <w:num w:numId="12" w16cid:durableId="1232740517">
-    <w:abstractNumId w:val="37"/>
-  </w:num>
-  <w:num w:numId="13" w16cid:durableId="1408965740">
-    <w:abstractNumId w:val="8"/>
-  </w:num>
-  <w:num w:numId="14" w16cid:durableId="1311445826">
-    <w:abstractNumId w:val="11"/>
-  </w:num>
-  <w:num w:numId="15" w16cid:durableId="955018225">
-    <w:abstractNumId w:val="7"/>
-  </w:num>
-  <w:num w:numId="16" w16cid:durableId="1867908463">
-    <w:abstractNumId w:val="32"/>
-  </w:num>
-  <w:num w:numId="17" w16cid:durableId="2103262376">
-    <w:abstractNumId w:val="23"/>
-  </w:num>
-  <w:num w:numId="18" w16cid:durableId="12078482">
-    <w:abstractNumId w:val="2"/>
-  </w:num>
-  <w:num w:numId="19" w16cid:durableId="1564411971">
-    <w:abstractNumId w:val="34"/>
-  </w:num>
-  <w:num w:numId="20" w16cid:durableId="1891571225">
-    <w:abstractNumId w:val="43"/>
-  </w:num>
-  <w:num w:numId="21" w16cid:durableId="2064982046">
-    <w:abstractNumId w:val="25"/>
-  </w:num>
-  <w:num w:numId="22" w16cid:durableId="1428386581">
-    <w:abstractNumId w:val="9"/>
-  </w:num>
-  <w:num w:numId="23" w16cid:durableId="319770221">
-    <w:abstractNumId w:val="10"/>
-  </w:num>
-  <w:num w:numId="24" w16cid:durableId="152768321">
-    <w:abstractNumId w:val="26"/>
-  </w:num>
-  <w:num w:numId="25" w16cid:durableId="1593276885">
-    <w:abstractNumId w:val="16"/>
-  </w:num>
   <w:num w:numId="26" w16cid:durableId="1399132279">
-    <w:abstractNumId w:val="24"/>
+    <w:abstractNumId w:val="28"/>
   </w:num>
   <w:num w:numId="27" w16cid:durableId="852842464">
     <w:abstractNumId w:val="0"/>
   </w:num>
   <w:num w:numId="28" w16cid:durableId="1850635193">
-    <w:abstractNumId w:val="40"/>
+    <w:abstractNumId w:val="48"/>
   </w:num>
   <w:num w:numId="29" w16cid:durableId="348722566">
-    <w:abstractNumId w:val="14"/>
+    <w:abstractNumId w:val="18"/>
   </w:num>
   <w:num w:numId="30" w16cid:durableId="1098790833">
-    <w:abstractNumId w:val="33"/>
+    <w:abstractNumId w:val="39"/>
   </w:num>
   <w:num w:numId="31" w16cid:durableId="1841577748">
-    <w:abstractNumId w:val="28"/>
+    <w:abstractNumId w:val="34"/>
   </w:num>
   <w:num w:numId="32" w16cid:durableId="828981921">
-    <w:abstractNumId w:val="17"/>
+    <w:abstractNumId w:val="21"/>
   </w:num>
   <w:num w:numId="33" w16cid:durableId="1861314800">
-    <w:abstractNumId w:val="42"/>
+    <w:abstractNumId w:val="52"/>
   </w:num>
   <w:num w:numId="34" w16cid:durableId="168760396">
+    <w:abstractNumId w:val="7"/>
+  </w:num>
+  <w:num w:numId="35" w16cid:durableId="1046834658">
+    <w:abstractNumId w:val="35"/>
+  </w:num>
+  <w:num w:numId="36" w16cid:durableId="1979720576">
+    <w:abstractNumId w:val="26"/>
+  </w:num>
+  <w:num w:numId="37" w16cid:durableId="1775243162">
+    <w:abstractNumId w:val="8"/>
+  </w:num>
+  <w:num w:numId="38" w16cid:durableId="1727098437">
+    <w:abstractNumId w:val="6"/>
+  </w:num>
+  <w:num w:numId="39" w16cid:durableId="1957904883">
+    <w:abstractNumId w:val="36"/>
+  </w:num>
+  <w:num w:numId="40" w16cid:durableId="1507131548">
+    <w:abstractNumId w:val="2"/>
+  </w:num>
+  <w:num w:numId="41" w16cid:durableId="1365327968">
+    <w:abstractNumId w:val="41"/>
+  </w:num>
+  <w:num w:numId="42" w16cid:durableId="1119491854">
+    <w:abstractNumId w:val="37"/>
+  </w:num>
+  <w:num w:numId="43" w16cid:durableId="394010231">
+    <w:abstractNumId w:val="46"/>
+  </w:num>
+  <w:num w:numId="44" w16cid:durableId="478769728">
+    <w:abstractNumId w:val="22"/>
+  </w:num>
+  <w:num w:numId="45" w16cid:durableId="1342971896">
+    <w:abstractNumId w:val="51"/>
+  </w:num>
+  <w:num w:numId="46" w16cid:durableId="1728412701">
+    <w:abstractNumId w:val="16"/>
+  </w:num>
+  <w:num w:numId="47" w16cid:durableId="740104076">
     <w:abstractNumId w:val="5"/>
   </w:num>
-  <w:num w:numId="35" w16cid:durableId="1046834658">
+  <w:num w:numId="48" w16cid:durableId="107629071">
+    <w:abstractNumId w:val="47"/>
+  </w:num>
+  <w:num w:numId="49" w16cid:durableId="2073187319">
+    <w:abstractNumId w:val="1"/>
+  </w:num>
+  <w:num w:numId="50" w16cid:durableId="1565990395">
+    <w:abstractNumId w:val="43"/>
+  </w:num>
+  <w:num w:numId="51" w16cid:durableId="1902667029">
+    <w:abstractNumId w:val="32"/>
+  </w:num>
+  <w:num w:numId="52" w16cid:durableId="657614862">
     <w:abstractNumId w:val="29"/>
   </w:num>
-  <w:num w:numId="36" w16cid:durableId="1979720576">
-    <w:abstractNumId w:val="22"/>
+  <w:num w:numId="53" w16cid:durableId="659237117">
+    <w:abstractNumId w:val="50"/>
   </w:num>
-  <w:num w:numId="37" w16cid:durableId="1775243162">
-    <w:abstractNumId w:val="6"/>
-  </w:num>
-  <w:num w:numId="38" w16cid:durableId="1727098437">
-    <w:abstractNumId w:val="4"/>
-  </w:num>
-  <w:num w:numId="39" w16cid:durableId="1957904883">
-    <w:abstractNumId w:val="30"/>
-  </w:num>
-  <w:num w:numId="40" w16cid:durableId="1507131548">
-    <w:abstractNumId w:val="1"/>
-  </w:num>
-  <w:num w:numId="41" w16cid:durableId="1365327968">
-    <w:abstractNumId w:val="35"/>
-  </w:num>
-  <w:num w:numId="42" w16cid:durableId="1119491854">
-    <w:abstractNumId w:val="31"/>
-  </w:num>
-  <w:num w:numId="43" w16cid:durableId="394010231">
-    <w:abstractNumId w:val="39"/>
-  </w:num>
-  <w:num w:numId="44" w16cid:durableId="478769728">
-    <w:abstractNumId w:val="18"/>
+  <w:num w:numId="54" w16cid:durableId="1136753826">
+    <w:abstractNumId w:val="12"/>
   </w:num>
 </w:numbering>
 </file>
@@ -11710,7 +14137,7 @@
 </file>
 
 <file path=customXml/itemProps1.xml><?xml version="1.0" encoding="utf-8"?>
-<ds:datastoreItem xmlns:ds="http://schemas.openxmlformats.org/officeDocument/2006/customXml" ds:itemID="{5D747999-7EE8-E546-A005-D54B2E6170C6}">
+<ds:datastoreItem xmlns:ds="http://schemas.openxmlformats.org/officeDocument/2006/customXml" ds:itemID="{3E0D5FEA-E5A8-5349-856A-69567C404C30}">
   <ds:schemaRefs>
     <ds:schemaRef ds:uri="http://schemas.openxmlformats.org/officeDocument/2006/bibliography"/>
   </ds:schemaRefs>
